--- a/Практика 11.01/СологубОтчет.docx
+++ b/Практика 11.01/СологубОтчет.docx
@@ -63,7 +63,7 @@
           <w:r>
             <w:fldChar w:fldCharType="separate"/>
           </w:r>
-          <w:hyperlink w:anchor="_Toc214365979" w:history="1">
+          <w:hyperlink w:anchor="_Toc225769244" w:history="1">
             <w:r>
               <w:rPr>
                 <w:rStyle w:val="a8"/>
@@ -108,7 +108,7 @@
                 <w:noProof/>
                 <w:webHidden/>
               </w:rPr>
-              <w:instrText xml:space="preserve"> PAGEREF _Toc214365979 \h </w:instrText>
+              <w:instrText xml:space="preserve"> PAGEREF _Toc225769244 \h </w:instrText>
             </w:r>
             <w:r>
               <w:rPr>
@@ -153,7 +153,7 @@
               <w14:ligatures w14:val="none"/>
             </w:rPr>
           </w:pPr>
-          <w:hyperlink w:anchor="_Toc214365980" w:history="1">
+          <w:hyperlink w:anchor="_Toc225769245" w:history="1">
             <w:r>
               <w:rPr>
                 <w:rStyle w:val="a8"/>
@@ -192,7 +192,7 @@
               <w:rPr>
                 <w:webHidden/>
               </w:rPr>
-              <w:instrText xml:space="preserve"> PAGEREF _Toc214365980 \h </w:instrText>
+              <w:instrText xml:space="preserve"> PAGEREF _Toc225769245 \h </w:instrText>
             </w:r>
             <w:r>
               <w:rPr>
@@ -234,7 +234,7 @@
               <w14:ligatures w14:val="none"/>
             </w:rPr>
           </w:pPr>
-          <w:hyperlink w:anchor="_Toc214365981" w:history="1">
+          <w:hyperlink w:anchor="_Toc225769246" w:history="1">
             <w:r>
               <w:rPr>
                 <w:rStyle w:val="a8"/>
@@ -261,7 +261,7 @@
                 <w:noProof/>
                 <w:webHidden/>
               </w:rPr>
-              <w:instrText xml:space="preserve"> PAGEREF _Toc214365981 \h </w:instrText>
+              <w:instrText xml:space="preserve"> PAGEREF _Toc225769246 \h </w:instrText>
             </w:r>
             <w:r>
               <w:rPr>
@@ -307,7 +307,7 @@
               <w14:ligatures w14:val="none"/>
             </w:rPr>
           </w:pPr>
-          <w:hyperlink w:anchor="_Toc214365982" w:history="1">
+          <w:hyperlink w:anchor="_Toc225769247" w:history="1">
             <w:r>
               <w:rPr>
                 <w:rStyle w:val="a8"/>
@@ -334,7 +334,7 @@
                 <w:noProof/>
                 <w:webHidden/>
               </w:rPr>
-              <w:instrText xml:space="preserve"> PAGEREF _Toc214365982 \h </w:instrText>
+              <w:instrText xml:space="preserve"> PAGEREF _Toc225769247 \h </w:instrText>
             </w:r>
             <w:r>
               <w:rPr>
@@ -380,7 +380,7 @@
               <w14:ligatures w14:val="none"/>
             </w:rPr>
           </w:pPr>
-          <w:hyperlink w:anchor="_Toc214365983" w:history="1">
+          <w:hyperlink w:anchor="_Toc225769248" w:history="1">
             <w:r>
               <w:rPr>
                 <w:rStyle w:val="a8"/>
@@ -407,7 +407,7 @@
                 <w:noProof/>
                 <w:webHidden/>
               </w:rPr>
-              <w:instrText xml:space="preserve"> PAGEREF _Toc214365983 \h </w:instrText>
+              <w:instrText xml:space="preserve"> PAGEREF _Toc225769248 \h </w:instrText>
             </w:r>
             <w:r>
               <w:rPr>
@@ -453,7 +453,7 @@
               <w14:ligatures w14:val="none"/>
             </w:rPr>
           </w:pPr>
-          <w:hyperlink w:anchor="_Toc214365984" w:history="1">
+          <w:hyperlink w:anchor="_Toc225769249" w:history="1">
             <w:r>
               <w:rPr>
                 <w:rStyle w:val="a8"/>
@@ -480,7 +480,7 @@
                 <w:noProof/>
                 <w:webHidden/>
               </w:rPr>
-              <w:instrText xml:space="preserve"> PAGEREF _Toc214365984 \h </w:instrText>
+              <w:instrText xml:space="preserve"> PAGEREF _Toc225769249 \h </w:instrText>
             </w:r>
             <w:r>
               <w:rPr>
@@ -500,7 +500,7 @@
                 <w:noProof/>
                 <w:webHidden/>
               </w:rPr>
-              <w:t>6</w:t>
+              <w:t>7</w:t>
             </w:r>
             <w:r>
               <w:rPr>
@@ -526,7 +526,7 @@
               <w14:ligatures w14:val="none"/>
             </w:rPr>
           </w:pPr>
-          <w:hyperlink w:anchor="_Toc214365985" w:history="1">
+          <w:hyperlink w:anchor="_Toc225769250" w:history="1">
             <w:r>
               <w:rPr>
                 <w:rStyle w:val="a8"/>
@@ -553,7 +553,7 @@
                 <w:noProof/>
                 <w:webHidden/>
               </w:rPr>
-              <w:instrText xml:space="preserve"> PAGEREF _Toc214365985 \h </w:instrText>
+              <w:instrText xml:space="preserve"> PAGEREF _Toc225769250 \h </w:instrText>
             </w:r>
             <w:r>
               <w:rPr>
@@ -573,7 +573,7 @@
                 <w:noProof/>
                 <w:webHidden/>
               </w:rPr>
-              <w:t>6</w:t>
+              <w:t>7</w:t>
             </w:r>
             <w:r>
               <w:rPr>
@@ -599,7 +599,7 @@
               <w14:ligatures w14:val="none"/>
             </w:rPr>
           </w:pPr>
-          <w:hyperlink w:anchor="_Toc214365986" w:history="1">
+          <w:hyperlink w:anchor="_Toc225769251" w:history="1">
             <w:r>
               <w:rPr>
                 <w:rStyle w:val="a8"/>
@@ -626,7 +626,7 @@
                 <w:noProof/>
                 <w:webHidden/>
               </w:rPr>
-              <w:instrText xml:space="preserve"> PAGEREF _Toc214365986 \h </w:instrText>
+              <w:instrText xml:space="preserve"> PAGEREF _Toc225769251 \h </w:instrText>
             </w:r>
             <w:r>
               <w:rPr>
@@ -646,7 +646,7 @@
                 <w:noProof/>
                 <w:webHidden/>
               </w:rPr>
-              <w:t>7</w:t>
+              <w:t>8</w:t>
             </w:r>
             <w:r>
               <w:rPr>
@@ -671,7 +671,7 @@
               <w14:ligatures w14:val="none"/>
             </w:rPr>
           </w:pPr>
-          <w:hyperlink w:anchor="_Toc214365987" w:history="1">
+          <w:hyperlink w:anchor="_Toc225769252" w:history="1">
             <w:r>
               <w:rPr>
                 <w:rStyle w:val="a8"/>
@@ -736,7 +736,7 @@
               <w:rPr>
                 <w:webHidden/>
               </w:rPr>
-              <w:instrText xml:space="preserve"> PAGEREF _Toc214365987 \h </w:instrText>
+              <w:instrText xml:space="preserve"> PAGEREF _Toc225769252 \h </w:instrText>
             </w:r>
             <w:r>
               <w:rPr>
@@ -753,10 +753,83 @@
               <w:rPr>
                 <w:webHidden/>
               </w:rPr>
-              <w:t>7</w:t>
-            </w:r>
-            <w:r>
-              <w:rPr>
+              <w:t>8</w:t>
+            </w:r>
+            <w:r>
+              <w:rPr>
+                <w:webHidden/>
+              </w:rPr>
+              <w:fldChar w:fldCharType="end"/>
+            </w:r>
+          </w:hyperlink>
+        </w:p>
+        <w:p>
+          <w:pPr>
+            <w:pStyle w:val="31"/>
+            <w:tabs>
+              <w:tab w:val="right" w:leader="dot" w:pos="9345"/>
+            </w:tabs>
+            <w:rPr>
+              <w:rFonts w:asciiTheme="minorHAnsi" w:eastAsiaTheme="minorEastAsia" w:hAnsiTheme="minorHAnsi"/>
+              <w:noProof/>
+              <w:kern w:val="0"/>
+              <w:sz w:val="22"/>
+              <w:lang w:eastAsia="ru-RU"/>
+              <w14:ligatures w14:val="none"/>
+            </w:rPr>
+          </w:pPr>
+          <w:hyperlink w:anchor="_Toc225769253" w:history="1">
+            <w:r>
+              <w:rPr>
+                <w:rStyle w:val="a8"/>
+                <w:noProof/>
+              </w:rPr>
+              <w:t>1.1. Диаграмма прецедентов компании «МЕД»</w:t>
+            </w:r>
+            <w:r>
+              <w:rPr>
+                <w:noProof/>
+                <w:webHidden/>
+              </w:rPr>
+              <w:tab/>
+            </w:r>
+            <w:r>
+              <w:rPr>
+                <w:noProof/>
+                <w:webHidden/>
+              </w:rPr>
+              <w:fldChar w:fldCharType="begin"/>
+            </w:r>
+            <w:r>
+              <w:rPr>
+                <w:noProof/>
+                <w:webHidden/>
+              </w:rPr>
+              <w:instrText xml:space="preserve"> PAGEREF _Toc225769253 \h </w:instrText>
+            </w:r>
+            <w:r>
+              <w:rPr>
+                <w:noProof/>
+                <w:webHidden/>
+              </w:rPr>
+            </w:r>
+            <w:r>
+              <w:rPr>
+                <w:noProof/>
+                <w:webHidden/>
+              </w:rPr>
+              <w:fldChar w:fldCharType="separate"/>
+            </w:r>
+            <w:r>
+              <w:rPr>
+                <w:noProof/>
+                <w:webHidden/>
+              </w:rPr>
+              <w:t>8</w:t>
+            </w:r>
+            <w:r>
+              <w:rPr>
+                <w:noProof/>
                 <w:webHidden/>
               </w:rPr>
               <w:fldChar w:fldCharType="end"/>
@@ -777,7 +850,7 @@
               <w14:ligatures w14:val="none"/>
             </w:rPr>
           </w:pPr>
-          <w:hyperlink w:anchor="_Toc214365988" w:history="1">
+          <w:hyperlink w:anchor="_Toc225769254" w:history="1">
             <w:r>
               <w:rPr>
                 <w:rStyle w:val="a8"/>
@@ -816,7 +889,7 @@
               <w:rPr>
                 <w:webHidden/>
               </w:rPr>
-              <w:instrText xml:space="preserve"> PAGEREF _Toc214365988 \h </w:instrText>
+              <w:instrText xml:space="preserve"> PAGEREF _Toc225769254 \h </w:instrText>
             </w:r>
             <w:r>
               <w:rPr>
@@ -833,7 +906,7 @@
               <w:rPr>
                 <w:webHidden/>
               </w:rPr>
-              <w:t>7</w:t>
+              <w:t>9</w:t>
             </w:r>
             <w:r>
               <w:rPr>
@@ -884,7 +957,7 @@
       <w:pPr>
         <w:pStyle w:val="1"/>
       </w:pPr>
-      <w:bookmarkStart w:id="0" w:name="_Toc214365979"/>
+      <w:bookmarkStart w:id="0" w:name="_Toc225769244"/>
       <w:r>
         <w:lastRenderedPageBreak/>
         <w:t>Проектирование предметной области</w:t>
@@ -895,7 +968,7 @@
       <w:pPr>
         <w:pStyle w:val="2"/>
       </w:pPr>
-      <w:bookmarkStart w:id="1" w:name="_Toc214365980"/>
+      <w:bookmarkStart w:id="1" w:name="_Toc225769245"/>
       <w:r>
         <w:t>Этапы выполнения функционального анализа</w:t>
       </w:r>
@@ -904,9 +977,8 @@
     <w:p>
       <w:pPr>
         <w:pStyle w:val="3"/>
-        <w:spacing w:line="276" w:lineRule="auto"/>
-      </w:pPr>
-      <w:bookmarkStart w:id="2" w:name="_Toc214365981"/>
+      </w:pPr>
+      <w:bookmarkStart w:id="2" w:name="_Toc225769246"/>
       <w:r>
         <w:t>2.</w:t>
       </w:r>
@@ -935,8 +1007,8 @@
           <w:lang w:eastAsia="ru-RU"/>
         </w:rPr>
         <w:drawing>
-          <wp:inline distT="0" distB="0" distL="0" distR="0" wp14:anchorId="35FB032E" wp14:editId="43A02614">
-            <wp:extent cx="5852288" cy="3162300"/>
+          <wp:inline distT="0" distB="0" distL="0" distR="0" wp14:anchorId="11215EA8" wp14:editId="48391EEF">
+            <wp:extent cx="5106113" cy="2972215"/>
             <wp:effectExtent l="0" t="0" r="0" b="0"/>
             <wp:docPr id="1" name="Рисунок 1"/>
             <wp:cNvGraphicFramePr>
@@ -958,7 +1030,7 @@
                   <pic:spPr>
                     <a:xfrm>
                       <a:off x="0" y="0"/>
-                      <a:ext cx="5901610" cy="3188951"/>
+                      <a:ext cx="5106113" cy="2972215"/>
                     </a:xfrm>
                     <a:prstGeom prst="rect">
                       <a:avLst/>
@@ -1002,7 +1074,7 @@
       <w:pPr>
         <w:pStyle w:val="3"/>
       </w:pPr>
-      <w:bookmarkStart w:id="3" w:name="_Toc214365982"/>
+      <w:bookmarkStart w:id="3" w:name="_Toc225769247"/>
       <w:r>
         <w:t>2.1.2. Моделирование диаграммы вариантов использования</w:t>
       </w:r>
@@ -1116,7 +1188,7 @@
       <w:pPr>
         <w:pStyle w:val="3"/>
       </w:pPr>
-      <w:bookmarkStart w:id="5" w:name="_Toc214365983"/>
+      <w:bookmarkStart w:id="5" w:name="_Toc225769248"/>
       <w:r>
         <w:lastRenderedPageBreak/>
         <w:t>2.1.3. Определение бизнес-процессов и ЦКП</w:t>
@@ -1277,6 +1349,9 @@
             <w:r>
               <w:t>Менеджер склада, Поставщик</w:t>
             </w:r>
+            <w:r>
+              <w:t>, Директор</w:t>
+            </w:r>
           </w:p>
         </w:tc>
       </w:tr>
@@ -1313,7 +1388,7 @@
           </w:tcPr>
           <w:p>
             <w:r>
-              <w:t>Менеджер по работе с клиентами, Покупатель</w:t>
+              <w:t>Менеджер по работе с клиентами</w:t>
             </w:r>
           </w:p>
         </w:tc>
@@ -1351,7 +1426,7 @@
           </w:tcPr>
           <w:p>
             <w:r>
-              <w:t>Менеджер склада, Сотрудник склада, Покупатель</w:t>
+              <w:t>Менеджер склада, Сотрудник склада</w:t>
             </w:r>
           </w:p>
         </w:tc>
@@ -1427,7 +1502,7 @@
           </w:tcPr>
           <w:p>
             <w:r>
-              <w:t>Покупатель, Менеджер по работе с клиентами</w:t>
+              <w:t>Менеджер по работе с клиентами</w:t>
             </w:r>
           </w:p>
         </w:tc>
@@ -1459,10 +1534,10 @@
         </w:rPr>
         <w:lastRenderedPageBreak/>
         <w:drawing>
-          <wp:inline distT="0" distB="0" distL="0" distR="0" wp14:anchorId="16A2C9EC" wp14:editId="0576EC73">
-            <wp:extent cx="2145722" cy="8785860"/>
-            <wp:effectExtent l="0" t="0" r="6985" b="0"/>
-            <wp:docPr id="3" name="Рисунок 3"/>
+          <wp:inline distT="0" distB="0" distL="0" distR="0" wp14:anchorId="3BCDD719" wp14:editId="62C1B831">
+            <wp:extent cx="4020111" cy="8021169"/>
+            <wp:effectExtent l="0" t="0" r="0" b="0"/>
+            <wp:docPr id="7" name="Рисунок 7"/>
             <wp:cNvGraphicFramePr>
               <a:graphicFrameLocks xmlns:a="http://schemas.openxmlformats.org/drawingml/2006/main" noChangeAspect="1"/>
             </wp:cNvGraphicFramePr>
@@ -1470,36 +1545,23 @@
               <a:graphicData uri="http://schemas.openxmlformats.org/drawingml/2006/picture">
                 <pic:pic xmlns:pic="http://schemas.openxmlformats.org/drawingml/2006/picture">
                   <pic:nvPicPr>
-                    <pic:cNvPr id="0" name="Picture 3"/>
-                    <pic:cNvPicPr>
-                      <a:picLocks noChangeAspect="1" noChangeArrowheads="1"/>
-                    </pic:cNvPicPr>
+                    <pic:cNvPr id="1" name=""/>
+                    <pic:cNvPicPr/>
                   </pic:nvPicPr>
                   <pic:blipFill>
-                    <a:blip r:embed="rId11">
-                      <a:extLst>
-                        <a:ext uri="{28A0092B-C50C-407E-A947-70E740481C1C}">
-                          <a14:useLocalDpi xmlns:a14="http://schemas.microsoft.com/office/drawing/2010/main" val="0"/>
-                        </a:ext>
-                      </a:extLst>
-                    </a:blip>
-                    <a:srcRect/>
+                    <a:blip r:embed="rId11"/>
                     <a:stretch>
                       <a:fillRect/>
                     </a:stretch>
                   </pic:blipFill>
-                  <pic:spPr bwMode="auto">
+                  <pic:spPr>
                     <a:xfrm>
                       <a:off x="0" y="0"/>
-                      <a:ext cx="2150720" cy="8806325"/>
+                      <a:ext cx="4020111" cy="8021169"/>
                     </a:xfrm>
                     <a:prstGeom prst="rect">
                       <a:avLst/>
                     </a:prstGeom>
-                    <a:noFill/>
-                    <a:ln>
-                      <a:noFill/>
-                    </a:ln>
                   </pic:spPr>
                 </pic:pic>
               </a:graphicData>
@@ -1595,7 +1657,6 @@
         <w:spacing w:line="276" w:lineRule="auto"/>
       </w:pPr>
       <w:r>
-        <w:lastRenderedPageBreak/>
         <w:t>2.1.3.2. Детализация функций с учетом основных задач, объектов, субъектов</w:t>
       </w:r>
     </w:p>
@@ -1656,6 +1717,7 @@
               <w:rPr>
                 <w:szCs w:val="24"/>
               </w:rPr>
+              <w:lastRenderedPageBreak/>
               <w:t>№</w:t>
             </w:r>
           </w:p>
@@ -2174,40 +2236,22 @@
         </w:tc>
         <w:tc>
           <w:tcPr>
-            <w:tcW w:w="2537" w:type="dxa"/>
-          </w:tcPr>
-          <w:p>
-            <w:pPr>
-              <w:spacing w:line="276" w:lineRule="auto"/>
-              <w:rPr>
-                <w:szCs w:val="24"/>
-              </w:rPr>
-            </w:pPr>
-            <w:r>
-              <w:rPr>
-                <w:szCs w:val="24"/>
-              </w:rPr>
-              <w:t>Данные об остатках на складе</w:t>
-            </w:r>
-          </w:p>
-        </w:tc>
-        <w:tc>
-          <w:tcPr>
-            <w:tcW w:w="6414" w:type="dxa"/>
-          </w:tcPr>
-          <w:p>
-            <w:pPr>
-              <w:spacing w:line="276" w:lineRule="auto"/>
-              <w:jc w:val="both"/>
-              <w:rPr>
-                <w:szCs w:val="24"/>
-              </w:rPr>
-            </w:pPr>
-            <w:r>
-              <w:rPr>
-                <w:szCs w:val="24"/>
-              </w:rPr>
-              <w:t>Актуальная информация о наличии товарных позиций на складе в системе учета.</w:t>
+            <w:tcW w:w="8951" w:type="dxa"/>
+            <w:gridSpan w:val="2"/>
+          </w:tcPr>
+          <w:p>
+            <w:pPr>
+              <w:spacing w:line="276" w:lineRule="auto"/>
+              <w:jc w:val="center"/>
+              <w:rPr>
+                <w:szCs w:val="24"/>
+              </w:rPr>
+            </w:pPr>
+            <w:r>
+              <w:rPr>
+                <w:szCs w:val="24"/>
+              </w:rPr>
+              <w:t>Субъекты</w:t>
             </w:r>
           </w:p>
         </w:tc>
@@ -2245,6 +2289,160 @@
         </w:tc>
         <w:tc>
           <w:tcPr>
+            <w:tcW w:w="2537" w:type="dxa"/>
+          </w:tcPr>
+          <w:p>
+            <w:pPr>
+              <w:spacing w:line="276" w:lineRule="auto"/>
+              <w:rPr>
+                <w:szCs w:val="24"/>
+              </w:rPr>
+            </w:pPr>
+            <w:r>
+              <w:rPr>
+                <w:szCs w:val="24"/>
+              </w:rPr>
+              <w:t>Менеджер по работе с клиентами</w:t>
+            </w:r>
+          </w:p>
+        </w:tc>
+        <w:tc>
+          <w:tcPr>
+            <w:tcW w:w="6414" w:type="dxa"/>
+          </w:tcPr>
+          <w:p>
+            <w:pPr>
+              <w:spacing w:line="276" w:lineRule="auto"/>
+              <w:jc w:val="both"/>
+              <w:rPr>
+                <w:szCs w:val="24"/>
+              </w:rPr>
+            </w:pPr>
+            <w:r>
+              <w:rPr>
+                <w:szCs w:val="24"/>
+              </w:rPr>
+              <w:t>Получает заказ от клиента, инициирует и согласует процесс подтверждения.</w:t>
+            </w:r>
+          </w:p>
+        </w:tc>
+      </w:tr>
+      <w:tr>
+        <w:tc>
+          <w:tcPr>
+            <w:tcW w:w="564" w:type="dxa"/>
+            <w:vMerge/>
+          </w:tcPr>
+          <w:p>
+            <w:pPr>
+              <w:spacing w:line="276" w:lineRule="auto"/>
+              <w:jc w:val="center"/>
+              <w:rPr>
+                <w:szCs w:val="24"/>
+              </w:rPr>
+            </w:pPr>
+          </w:p>
+        </w:tc>
+        <w:tc>
+          <w:tcPr>
+            <w:tcW w:w="1826" w:type="dxa"/>
+            <w:vMerge/>
+          </w:tcPr>
+          <w:p>
+            <w:pPr>
+              <w:spacing w:line="276" w:lineRule="auto"/>
+              <w:jc w:val="center"/>
+              <w:rPr>
+                <w:szCs w:val="24"/>
+              </w:rPr>
+            </w:pPr>
+          </w:p>
+        </w:tc>
+        <w:tc>
+          <w:tcPr>
+            <w:tcW w:w="2537" w:type="dxa"/>
+          </w:tcPr>
+          <w:p>
+            <w:pPr>
+              <w:spacing w:line="276" w:lineRule="auto"/>
+              <w:rPr>
+                <w:szCs w:val="24"/>
+              </w:rPr>
+            </w:pPr>
+            <w:r>
+              <w:rPr>
+                <w:szCs w:val="24"/>
+              </w:rPr>
+              <w:t>Менеджер склада</w:t>
+            </w:r>
+          </w:p>
+        </w:tc>
+        <w:tc>
+          <w:tcPr>
+            <w:tcW w:w="6414" w:type="dxa"/>
+          </w:tcPr>
+          <w:p>
+            <w:pPr>
+              <w:spacing w:line="276" w:lineRule="auto"/>
+              <w:jc w:val="both"/>
+              <w:rPr>
+                <w:szCs w:val="24"/>
+              </w:rPr>
+            </w:pPr>
+            <w:r>
+              <w:rPr>
+                <w:szCs w:val="24"/>
+              </w:rPr>
+              <w:t>Проверяет и предоставляет информацию о фактическом наличии товара на складе.</w:t>
+            </w:r>
+          </w:p>
+        </w:tc>
+      </w:tr>
+      <w:tr>
+        <w:tc>
+          <w:tcPr>
+            <w:tcW w:w="564" w:type="dxa"/>
+            <w:vMerge w:val="restart"/>
+          </w:tcPr>
+          <w:p>
+            <w:pPr>
+              <w:spacing w:line="276" w:lineRule="auto"/>
+              <w:jc w:val="center"/>
+              <w:rPr>
+                <w:szCs w:val="24"/>
+              </w:rPr>
+            </w:pPr>
+            <w:r>
+              <w:rPr>
+                <w:szCs w:val="24"/>
+              </w:rPr>
+              <w:t>2</w:t>
+            </w:r>
+          </w:p>
+        </w:tc>
+        <w:tc>
+          <w:tcPr>
+            <w:tcW w:w="1826" w:type="dxa"/>
+            <w:vMerge w:val="restart"/>
+          </w:tcPr>
+          <w:p>
+            <w:pPr>
+              <w:spacing w:line="276" w:lineRule="auto"/>
+              <w:jc w:val="center"/>
+              <w:rPr>
+                <w:szCs w:val="24"/>
+              </w:rPr>
+            </w:pPr>
+            <w:r>
+              <w:rPr>
+                <w:szCs w:val="24"/>
+              </w:rPr>
+              <w:t>Комплектация товаров</w:t>
+            </w:r>
+          </w:p>
+        </w:tc>
+        <w:tc>
+          <w:tcPr>
             <w:tcW w:w="8951" w:type="dxa"/>
             <w:gridSpan w:val="2"/>
           </w:tcPr>
@@ -2260,7 +2458,7 @@
               <w:rPr>
                 <w:szCs w:val="24"/>
               </w:rPr>
-              <w:t>Субъекты</w:t>
+              <w:t>Задачи</w:t>
             </w:r>
           </w:p>
         </w:tc>
@@ -2308,10 +2506,7 @@
               </w:rPr>
             </w:pPr>
             <w:r>
-              <w:rPr>
-                <w:szCs w:val="24"/>
-              </w:rPr>
-              <w:t>Менеджер по работе с клиентами</w:t>
+              <w:t>Получение списка товаров</w:t>
             </w:r>
           </w:p>
         </w:tc>
@@ -2328,10 +2523,7 @@
               </w:rPr>
             </w:pPr>
             <w:r>
-              <w:rPr>
-                <w:szCs w:val="24"/>
-              </w:rPr>
-              <w:t>Получает заказ от клиента, инициирует и согласует процесс подтверждения.</w:t>
+              <w:t>Сотрудник склада получает распечатанный или электронный список товаров для сборки.</w:t>
             </w:r>
           </w:p>
         </w:tc>
@@ -2379,10 +2571,7 @@
               </w:rPr>
             </w:pPr>
             <w:r>
-              <w:rPr>
-                <w:szCs w:val="24"/>
-              </w:rPr>
-              <w:t>Менеджер склада</w:t>
+              <w:t>Сбор товаров со складских мест</w:t>
             </w:r>
           </w:p>
         </w:tc>
@@ -2399,10 +2588,7 @@
               </w:rPr>
             </w:pPr>
             <w:r>
-              <w:rPr>
-                <w:szCs w:val="24"/>
-              </w:rPr>
-              <w:t>Проверяет и предоставляет информацию о фактическом наличии товара на складе.</w:t>
+              <w:t>Физический поиск и сбор товаров со стеллажей, полок, зон хранения согласно списку.</w:t>
             </w:r>
           </w:p>
         </w:tc>
@@ -2450,10 +2636,7 @@
               </w:rPr>
             </w:pPr>
             <w:r>
-              <w:rPr>
-                <w:szCs w:val="24"/>
-              </w:rPr>
-              <w:t>Клиент</w:t>
+              <w:t>Проверка качества и количества</w:t>
             </w:r>
           </w:p>
         </w:tc>
@@ -2470,10 +2653,7 @@
               </w:rPr>
             </w:pPr>
             <w:r>
-              <w:rPr>
-                <w:szCs w:val="24"/>
-              </w:rPr>
-              <w:t>Направляет заказ, согласовывает условия и получает подтверждение.</w:t>
+              <w:t>Контроль собранных товаров: нет ли повреждений, правильное ли количество, тот ли товар.</w:t>
             </w:r>
           </w:p>
         </w:tc>
@@ -2482,6 +2662,372 @@
         <w:tc>
           <w:tcPr>
             <w:tcW w:w="564" w:type="dxa"/>
+            <w:vMerge/>
+          </w:tcPr>
+          <w:p>
+            <w:pPr>
+              <w:spacing w:line="276" w:lineRule="auto"/>
+              <w:jc w:val="center"/>
+              <w:rPr>
+                <w:szCs w:val="24"/>
+              </w:rPr>
+            </w:pPr>
+          </w:p>
+        </w:tc>
+        <w:tc>
+          <w:tcPr>
+            <w:tcW w:w="1826" w:type="dxa"/>
+            <w:vMerge/>
+          </w:tcPr>
+          <w:p>
+            <w:pPr>
+              <w:spacing w:line="276" w:lineRule="auto"/>
+              <w:jc w:val="center"/>
+              <w:rPr>
+                <w:szCs w:val="24"/>
+              </w:rPr>
+            </w:pPr>
+          </w:p>
+        </w:tc>
+        <w:tc>
+          <w:tcPr>
+            <w:tcW w:w="8951" w:type="dxa"/>
+            <w:gridSpan w:val="2"/>
+          </w:tcPr>
+          <w:p>
+            <w:pPr>
+              <w:spacing w:line="276" w:lineRule="auto"/>
+              <w:jc w:val="center"/>
+              <w:rPr>
+                <w:szCs w:val="24"/>
+              </w:rPr>
+            </w:pPr>
+            <w:r>
+              <w:rPr>
+                <w:szCs w:val="24"/>
+              </w:rPr>
+              <w:t>Объекты</w:t>
+            </w:r>
+          </w:p>
+        </w:tc>
+      </w:tr>
+      <w:tr>
+        <w:tc>
+          <w:tcPr>
+            <w:tcW w:w="564" w:type="dxa"/>
+            <w:vMerge/>
+          </w:tcPr>
+          <w:p>
+            <w:pPr>
+              <w:spacing w:line="276" w:lineRule="auto"/>
+              <w:jc w:val="center"/>
+              <w:rPr>
+                <w:szCs w:val="24"/>
+              </w:rPr>
+            </w:pPr>
+          </w:p>
+        </w:tc>
+        <w:tc>
+          <w:tcPr>
+            <w:tcW w:w="1826" w:type="dxa"/>
+            <w:vMerge/>
+          </w:tcPr>
+          <w:p>
+            <w:pPr>
+              <w:spacing w:line="276" w:lineRule="auto"/>
+              <w:jc w:val="center"/>
+              <w:rPr>
+                <w:szCs w:val="24"/>
+              </w:rPr>
+            </w:pPr>
+          </w:p>
+        </w:tc>
+        <w:tc>
+          <w:tcPr>
+            <w:tcW w:w="2537" w:type="dxa"/>
+          </w:tcPr>
+          <w:p>
+            <w:pPr>
+              <w:spacing w:line="276" w:lineRule="auto"/>
+              <w:rPr>
+                <w:szCs w:val="24"/>
+              </w:rPr>
+            </w:pPr>
+            <w:r>
+              <w:t>Лист комплектации</w:t>
+            </w:r>
+          </w:p>
+        </w:tc>
+        <w:tc>
+          <w:tcPr>
+            <w:tcW w:w="6414" w:type="dxa"/>
+          </w:tcPr>
+          <w:p>
+            <w:pPr>
+              <w:spacing w:line="276" w:lineRule="auto"/>
+              <w:jc w:val="both"/>
+              <w:rPr>
+                <w:szCs w:val="24"/>
+              </w:rPr>
+            </w:pPr>
+            <w:r>
+              <w:t>Документ со списком товаров для сборки, может содержать информацию о местонахождении товаров на складе.</w:t>
+            </w:r>
+          </w:p>
+        </w:tc>
+      </w:tr>
+      <w:tr>
+        <w:tc>
+          <w:tcPr>
+            <w:tcW w:w="564" w:type="dxa"/>
+            <w:vMerge/>
+          </w:tcPr>
+          <w:p>
+            <w:pPr>
+              <w:spacing w:line="276" w:lineRule="auto"/>
+              <w:jc w:val="center"/>
+              <w:rPr>
+                <w:szCs w:val="24"/>
+              </w:rPr>
+            </w:pPr>
+          </w:p>
+        </w:tc>
+        <w:tc>
+          <w:tcPr>
+            <w:tcW w:w="1826" w:type="dxa"/>
+            <w:vMerge/>
+          </w:tcPr>
+          <w:p>
+            <w:pPr>
+              <w:spacing w:line="276" w:lineRule="auto"/>
+              <w:jc w:val="center"/>
+              <w:rPr>
+                <w:szCs w:val="24"/>
+              </w:rPr>
+            </w:pPr>
+          </w:p>
+        </w:tc>
+        <w:tc>
+          <w:tcPr>
+            <w:tcW w:w="2537" w:type="dxa"/>
+          </w:tcPr>
+          <w:p>
+            <w:pPr>
+              <w:spacing w:line="276" w:lineRule="auto"/>
+              <w:rPr>
+                <w:szCs w:val="24"/>
+              </w:rPr>
+            </w:pPr>
+            <w:r>
+              <w:t>Акт проверки качества</w:t>
+            </w:r>
+          </w:p>
+        </w:tc>
+        <w:tc>
+          <w:tcPr>
+            <w:tcW w:w="6414" w:type="dxa"/>
+          </w:tcPr>
+          <w:p>
+            <w:pPr>
+              <w:spacing w:line="276" w:lineRule="auto"/>
+              <w:jc w:val="both"/>
+              <w:rPr>
+                <w:szCs w:val="24"/>
+              </w:rPr>
+            </w:pPr>
+            <w:r>
+              <w:t>Документ, подтверждающий соответствие собранных товаров по количеству и качеству.</w:t>
+            </w:r>
+          </w:p>
+        </w:tc>
+      </w:tr>
+      <w:tr>
+        <w:tc>
+          <w:tcPr>
+            <w:tcW w:w="564" w:type="dxa"/>
+            <w:vMerge/>
+          </w:tcPr>
+          <w:p>
+            <w:pPr>
+              <w:spacing w:line="276" w:lineRule="auto"/>
+              <w:jc w:val="center"/>
+              <w:rPr>
+                <w:szCs w:val="24"/>
+              </w:rPr>
+            </w:pPr>
+          </w:p>
+        </w:tc>
+        <w:tc>
+          <w:tcPr>
+            <w:tcW w:w="1826" w:type="dxa"/>
+            <w:vMerge/>
+          </w:tcPr>
+          <w:p>
+            <w:pPr>
+              <w:spacing w:line="276" w:lineRule="auto"/>
+              <w:jc w:val="center"/>
+              <w:rPr>
+                <w:szCs w:val="24"/>
+              </w:rPr>
+            </w:pPr>
+          </w:p>
+        </w:tc>
+        <w:tc>
+          <w:tcPr>
+            <w:tcW w:w="8951" w:type="dxa"/>
+            <w:gridSpan w:val="2"/>
+          </w:tcPr>
+          <w:p>
+            <w:pPr>
+              <w:spacing w:line="276" w:lineRule="auto"/>
+              <w:jc w:val="center"/>
+              <w:rPr>
+                <w:szCs w:val="24"/>
+              </w:rPr>
+            </w:pPr>
+            <w:r>
+              <w:rPr>
+                <w:szCs w:val="24"/>
+              </w:rPr>
+              <w:t>Субъекты</w:t>
+            </w:r>
+          </w:p>
+        </w:tc>
+      </w:tr>
+      <w:tr>
+        <w:tc>
+          <w:tcPr>
+            <w:tcW w:w="564" w:type="dxa"/>
+            <w:vMerge/>
+          </w:tcPr>
+          <w:p>
+            <w:pPr>
+              <w:spacing w:line="276" w:lineRule="auto"/>
+              <w:jc w:val="center"/>
+              <w:rPr>
+                <w:szCs w:val="24"/>
+              </w:rPr>
+            </w:pPr>
+          </w:p>
+        </w:tc>
+        <w:tc>
+          <w:tcPr>
+            <w:tcW w:w="1826" w:type="dxa"/>
+            <w:vMerge/>
+          </w:tcPr>
+          <w:p>
+            <w:pPr>
+              <w:spacing w:line="276" w:lineRule="auto"/>
+              <w:jc w:val="center"/>
+              <w:rPr>
+                <w:szCs w:val="24"/>
+              </w:rPr>
+            </w:pPr>
+          </w:p>
+        </w:tc>
+        <w:tc>
+          <w:tcPr>
+            <w:tcW w:w="2537" w:type="dxa"/>
+          </w:tcPr>
+          <w:p>
+            <w:pPr>
+              <w:spacing w:line="276" w:lineRule="auto"/>
+              <w:rPr>
+                <w:szCs w:val="24"/>
+              </w:rPr>
+            </w:pPr>
+            <w:r>
+              <w:t>Сотрудник склада</w:t>
+            </w:r>
+          </w:p>
+        </w:tc>
+        <w:tc>
+          <w:tcPr>
+            <w:tcW w:w="6414" w:type="dxa"/>
+          </w:tcPr>
+          <w:p>
+            <w:pPr>
+              <w:spacing w:line="276" w:lineRule="auto"/>
+              <w:jc w:val="both"/>
+              <w:rPr>
+                <w:szCs w:val="24"/>
+              </w:rPr>
+            </w:pPr>
+            <w:r>
+              <w:t>Выполняет физическую работу по сбору товаров.</w:t>
+            </w:r>
+          </w:p>
+        </w:tc>
+      </w:tr>
+      <w:tr>
+        <w:tc>
+          <w:tcPr>
+            <w:tcW w:w="564" w:type="dxa"/>
+            <w:vMerge/>
+          </w:tcPr>
+          <w:p>
+            <w:pPr>
+              <w:spacing w:line="276" w:lineRule="auto"/>
+              <w:jc w:val="center"/>
+              <w:rPr>
+                <w:szCs w:val="24"/>
+              </w:rPr>
+            </w:pPr>
+          </w:p>
+        </w:tc>
+        <w:tc>
+          <w:tcPr>
+            <w:tcW w:w="1826" w:type="dxa"/>
+            <w:vMerge/>
+          </w:tcPr>
+          <w:p>
+            <w:pPr>
+              <w:spacing w:line="276" w:lineRule="auto"/>
+              <w:jc w:val="center"/>
+              <w:rPr>
+                <w:szCs w:val="24"/>
+              </w:rPr>
+            </w:pPr>
+          </w:p>
+        </w:tc>
+        <w:tc>
+          <w:tcPr>
+            <w:tcW w:w="2537" w:type="dxa"/>
+          </w:tcPr>
+          <w:p>
+            <w:pPr>
+              <w:spacing w:line="276" w:lineRule="auto"/>
+              <w:rPr>
+                <w:szCs w:val="24"/>
+              </w:rPr>
+            </w:pPr>
+            <w:r>
+              <w:t>Менеджер склада</w:t>
+            </w:r>
+          </w:p>
+        </w:tc>
+        <w:tc>
+          <w:tcPr>
+            <w:tcW w:w="6414" w:type="dxa"/>
+          </w:tcPr>
+          <w:p>
+            <w:pPr>
+              <w:spacing w:line="276" w:lineRule="auto"/>
+              <w:jc w:val="both"/>
+              <w:rPr>
+                <w:szCs w:val="24"/>
+              </w:rPr>
+            </w:pPr>
+            <w:r>
+              <w:t>Контролирует процесс сборки, проверяет качество.</w:t>
+            </w:r>
+          </w:p>
+        </w:tc>
+      </w:tr>
+      <w:tr>
+        <w:tc>
+          <w:tcPr>
+            <w:tcW w:w="564" w:type="dxa"/>
             <w:vMerge w:val="restart"/>
           </w:tcPr>
           <w:p>
@@ -2496,7 +3042,7 @@
               <w:rPr>
                 <w:szCs w:val="24"/>
               </w:rPr>
-              <w:t>2</w:t>
+              <w:t>3</w:t>
             </w:r>
           </w:p>
         </w:tc>
@@ -2514,10 +3060,7 @@
               </w:rPr>
             </w:pPr>
             <w:r>
-              <w:rPr>
-                <w:szCs w:val="24"/>
-              </w:rPr>
-              <w:t>Комплектация товаров</w:t>
+              <w:t>Упаковка заказа</w:t>
             </w:r>
           </w:p>
         </w:tc>
@@ -2586,7 +3129,7 @@
               </w:rPr>
             </w:pPr>
             <w:r>
-              <w:t>Получение списка товаров</w:t>
+              <w:t>Упаковка товаров</w:t>
             </w:r>
           </w:p>
         </w:tc>
@@ -2603,7 +3146,7 @@
               </w:rPr>
             </w:pPr>
             <w:r>
-              <w:t>Сотрудник склада получает распечатанный или электронный список товаров для сборки.</w:t>
+              <w:t>Аккуратное размещение товаров в упаковке с защитой от повреждений при транспортировке.</w:t>
             </w:r>
           </w:p>
         </w:tc>
@@ -2651,7 +3194,7 @@
               </w:rPr>
             </w:pPr>
             <w:r>
-              <w:t>Сбор товаров со складских мест</w:t>
+              <w:t>Маркировка упаковки</w:t>
             </w:r>
           </w:p>
         </w:tc>
@@ -2668,7 +3211,7 @@
               </w:rPr>
             </w:pPr>
             <w:r>
-              <w:t>Физический поиск и сбор товаров со стеллажей, полок, зон хранения согласно списку.</w:t>
+              <w:t>Нанесение на упаковку кода заказа, адреса покупателя, отметок "Хрупкое".</w:t>
             </w:r>
           </w:p>
         </w:tc>
@@ -2706,34 +3249,22 @@
         </w:tc>
         <w:tc>
           <w:tcPr>
-            <w:tcW w:w="2537" w:type="dxa"/>
-          </w:tcPr>
-          <w:p>
-            <w:pPr>
-              <w:spacing w:line="276" w:lineRule="auto"/>
-              <w:rPr>
-                <w:szCs w:val="24"/>
-              </w:rPr>
-            </w:pPr>
-            <w:r>
-              <w:t>Проверка качества и количества</w:t>
-            </w:r>
-          </w:p>
-        </w:tc>
-        <w:tc>
-          <w:tcPr>
-            <w:tcW w:w="6414" w:type="dxa"/>
-          </w:tcPr>
-          <w:p>
-            <w:pPr>
-              <w:spacing w:line="276" w:lineRule="auto"/>
-              <w:jc w:val="both"/>
-              <w:rPr>
-                <w:szCs w:val="24"/>
-              </w:rPr>
-            </w:pPr>
-            <w:r>
-              <w:t>Контроль собранных товаров: нет ли повреждений, правильное ли количество, тот ли товар.</w:t>
+            <w:tcW w:w="8951" w:type="dxa"/>
+            <w:gridSpan w:val="2"/>
+          </w:tcPr>
+          <w:p>
+            <w:pPr>
+              <w:spacing w:line="276" w:lineRule="auto"/>
+              <w:jc w:val="center"/>
+              <w:rPr>
+                <w:szCs w:val="24"/>
+              </w:rPr>
+            </w:pPr>
+            <w:r>
+              <w:rPr>
+                <w:szCs w:val="24"/>
+              </w:rPr>
+              <w:t>Объекты</w:t>
             </w:r>
           </w:p>
         </w:tc>
@@ -2781,7 +3312,7 @@
               </w:rPr>
             </w:pPr>
             <w:r>
-              <w:t>Обновление статуса заказа</w:t>
+              <w:t>Упаковочный лист</w:t>
             </w:r>
           </w:p>
         </w:tc>
@@ -2798,878 +3329,7 @@
               </w:rPr>
             </w:pPr>
             <w:r>
-              <w:t>Изменение статуса с "Подтвержден" на "В сборке" в системе учета.</w:t>
-            </w:r>
-          </w:p>
-        </w:tc>
-      </w:tr>
-      <w:tr>
-        <w:tc>
-          <w:tcPr>
-            <w:tcW w:w="564" w:type="dxa"/>
-            <w:vMerge/>
-          </w:tcPr>
-          <w:p>
-            <w:pPr>
-              <w:spacing w:line="276" w:lineRule="auto"/>
-              <w:jc w:val="center"/>
-              <w:rPr>
-                <w:szCs w:val="24"/>
-              </w:rPr>
-            </w:pPr>
-          </w:p>
-        </w:tc>
-        <w:tc>
-          <w:tcPr>
-            <w:tcW w:w="1826" w:type="dxa"/>
-            <w:vMerge/>
-          </w:tcPr>
-          <w:p>
-            <w:pPr>
-              <w:spacing w:line="276" w:lineRule="auto"/>
-              <w:jc w:val="center"/>
-              <w:rPr>
-                <w:szCs w:val="24"/>
-              </w:rPr>
-            </w:pPr>
-          </w:p>
-        </w:tc>
-        <w:tc>
-          <w:tcPr>
-            <w:tcW w:w="8951" w:type="dxa"/>
-            <w:gridSpan w:val="2"/>
-          </w:tcPr>
-          <w:p>
-            <w:pPr>
-              <w:spacing w:line="276" w:lineRule="auto"/>
-              <w:jc w:val="center"/>
-              <w:rPr>
-                <w:szCs w:val="24"/>
-              </w:rPr>
-            </w:pPr>
-            <w:r>
-              <w:rPr>
-                <w:szCs w:val="24"/>
-              </w:rPr>
-              <w:t>Объекты</w:t>
-            </w:r>
-          </w:p>
-        </w:tc>
-      </w:tr>
-      <w:tr>
-        <w:tc>
-          <w:tcPr>
-            <w:tcW w:w="564" w:type="dxa"/>
-            <w:vMerge/>
-          </w:tcPr>
-          <w:p>
-            <w:pPr>
-              <w:spacing w:line="276" w:lineRule="auto"/>
-              <w:jc w:val="center"/>
-              <w:rPr>
-                <w:szCs w:val="24"/>
-              </w:rPr>
-            </w:pPr>
-          </w:p>
-        </w:tc>
-        <w:tc>
-          <w:tcPr>
-            <w:tcW w:w="1826" w:type="dxa"/>
-            <w:vMerge/>
-          </w:tcPr>
-          <w:p>
-            <w:pPr>
-              <w:spacing w:line="276" w:lineRule="auto"/>
-              <w:jc w:val="center"/>
-              <w:rPr>
-                <w:szCs w:val="24"/>
-              </w:rPr>
-            </w:pPr>
-          </w:p>
-        </w:tc>
-        <w:tc>
-          <w:tcPr>
-            <w:tcW w:w="2537" w:type="dxa"/>
-          </w:tcPr>
-          <w:p>
-            <w:pPr>
-              <w:spacing w:line="276" w:lineRule="auto"/>
-              <w:rPr>
-                <w:szCs w:val="24"/>
-              </w:rPr>
-            </w:pPr>
-            <w:r>
-              <w:t>Лист комплектации</w:t>
-            </w:r>
-          </w:p>
-        </w:tc>
-        <w:tc>
-          <w:tcPr>
-            <w:tcW w:w="6414" w:type="dxa"/>
-          </w:tcPr>
-          <w:p>
-            <w:pPr>
-              <w:spacing w:line="276" w:lineRule="auto"/>
-              <w:jc w:val="both"/>
-              <w:rPr>
-                <w:szCs w:val="24"/>
-              </w:rPr>
-            </w:pPr>
-            <w:r>
-              <w:t>Документ со списком товаров для сборки, может содержать информацию о местонахождении товаров на складе.</w:t>
-            </w:r>
-          </w:p>
-        </w:tc>
-      </w:tr>
-      <w:tr>
-        <w:tc>
-          <w:tcPr>
-            <w:tcW w:w="564" w:type="dxa"/>
-            <w:vMerge/>
-          </w:tcPr>
-          <w:p>
-            <w:pPr>
-              <w:spacing w:line="276" w:lineRule="auto"/>
-              <w:jc w:val="center"/>
-              <w:rPr>
-                <w:szCs w:val="24"/>
-              </w:rPr>
-            </w:pPr>
-          </w:p>
-        </w:tc>
-        <w:tc>
-          <w:tcPr>
-            <w:tcW w:w="1826" w:type="dxa"/>
-            <w:vMerge/>
-          </w:tcPr>
-          <w:p>
-            <w:pPr>
-              <w:spacing w:line="276" w:lineRule="auto"/>
-              <w:jc w:val="center"/>
-              <w:rPr>
-                <w:szCs w:val="24"/>
-              </w:rPr>
-            </w:pPr>
-          </w:p>
-        </w:tc>
-        <w:tc>
-          <w:tcPr>
-            <w:tcW w:w="2537" w:type="dxa"/>
-          </w:tcPr>
-          <w:p>
-            <w:pPr>
-              <w:spacing w:line="276" w:lineRule="auto"/>
-              <w:rPr>
-                <w:szCs w:val="24"/>
-              </w:rPr>
-            </w:pPr>
-            <w:r>
-              <w:t>Собранные товары</w:t>
-            </w:r>
-          </w:p>
-        </w:tc>
-        <w:tc>
-          <w:tcPr>
-            <w:tcW w:w="6414" w:type="dxa"/>
-          </w:tcPr>
-          <w:p>
-            <w:pPr>
-              <w:spacing w:line="276" w:lineRule="auto"/>
-              <w:jc w:val="both"/>
-              <w:rPr>
-                <w:szCs w:val="24"/>
-              </w:rPr>
-            </w:pPr>
-            <w:r>
-              <w:t>Физические товары, собранные в одном месте для упаковки.</w:t>
-            </w:r>
-          </w:p>
-        </w:tc>
-      </w:tr>
-      <w:tr>
-        <w:tc>
-          <w:tcPr>
-            <w:tcW w:w="564" w:type="dxa"/>
-            <w:vMerge/>
-          </w:tcPr>
-          <w:p>
-            <w:pPr>
-              <w:spacing w:line="276" w:lineRule="auto"/>
-              <w:jc w:val="center"/>
-              <w:rPr>
-                <w:szCs w:val="24"/>
-              </w:rPr>
-            </w:pPr>
-          </w:p>
-        </w:tc>
-        <w:tc>
-          <w:tcPr>
-            <w:tcW w:w="1826" w:type="dxa"/>
-            <w:vMerge/>
-          </w:tcPr>
-          <w:p>
-            <w:pPr>
-              <w:spacing w:line="276" w:lineRule="auto"/>
-              <w:jc w:val="center"/>
-              <w:rPr>
-                <w:szCs w:val="24"/>
-              </w:rPr>
-            </w:pPr>
-          </w:p>
-        </w:tc>
-        <w:tc>
-          <w:tcPr>
-            <w:tcW w:w="2537" w:type="dxa"/>
-          </w:tcPr>
-          <w:p>
-            <w:pPr>
-              <w:spacing w:line="276" w:lineRule="auto"/>
-              <w:rPr>
-                <w:szCs w:val="24"/>
-              </w:rPr>
-            </w:pPr>
-            <w:r>
-              <w:t>Тележка/корзина</w:t>
-            </w:r>
-          </w:p>
-        </w:tc>
-        <w:tc>
-          <w:tcPr>
-            <w:tcW w:w="6414" w:type="dxa"/>
-          </w:tcPr>
-          <w:p>
-            <w:pPr>
-              <w:spacing w:line="276" w:lineRule="auto"/>
-              <w:jc w:val="both"/>
-              <w:rPr>
-                <w:szCs w:val="24"/>
-              </w:rPr>
-            </w:pPr>
-            <w:r>
-              <w:t>Инвентарь склада для транспортировки товаров при сборке.</w:t>
-            </w:r>
-          </w:p>
-        </w:tc>
-      </w:tr>
-      <w:tr>
-        <w:tc>
-          <w:tcPr>
-            <w:tcW w:w="564" w:type="dxa"/>
-            <w:vMerge/>
-          </w:tcPr>
-          <w:p>
-            <w:pPr>
-              <w:spacing w:line="276" w:lineRule="auto"/>
-              <w:jc w:val="center"/>
-              <w:rPr>
-                <w:szCs w:val="24"/>
-              </w:rPr>
-            </w:pPr>
-          </w:p>
-        </w:tc>
-        <w:tc>
-          <w:tcPr>
-            <w:tcW w:w="1826" w:type="dxa"/>
-            <w:vMerge/>
-          </w:tcPr>
-          <w:p>
-            <w:pPr>
-              <w:spacing w:line="276" w:lineRule="auto"/>
-              <w:jc w:val="center"/>
-              <w:rPr>
-                <w:szCs w:val="24"/>
-              </w:rPr>
-            </w:pPr>
-          </w:p>
-        </w:tc>
-        <w:tc>
-          <w:tcPr>
-            <w:tcW w:w="8951" w:type="dxa"/>
-            <w:gridSpan w:val="2"/>
-          </w:tcPr>
-          <w:p>
-            <w:pPr>
-              <w:spacing w:line="276" w:lineRule="auto"/>
-              <w:jc w:val="center"/>
-              <w:rPr>
-                <w:szCs w:val="24"/>
-              </w:rPr>
-            </w:pPr>
-            <w:r>
-              <w:rPr>
-                <w:szCs w:val="24"/>
-              </w:rPr>
-              <w:t>Субъекты</w:t>
-            </w:r>
-          </w:p>
-        </w:tc>
-      </w:tr>
-      <w:tr>
-        <w:tc>
-          <w:tcPr>
-            <w:tcW w:w="564" w:type="dxa"/>
-            <w:vMerge/>
-          </w:tcPr>
-          <w:p>
-            <w:pPr>
-              <w:spacing w:line="276" w:lineRule="auto"/>
-              <w:jc w:val="center"/>
-              <w:rPr>
-                <w:szCs w:val="24"/>
-              </w:rPr>
-            </w:pPr>
-          </w:p>
-        </w:tc>
-        <w:tc>
-          <w:tcPr>
-            <w:tcW w:w="1826" w:type="dxa"/>
-            <w:vMerge/>
-          </w:tcPr>
-          <w:p>
-            <w:pPr>
-              <w:spacing w:line="276" w:lineRule="auto"/>
-              <w:jc w:val="center"/>
-              <w:rPr>
-                <w:szCs w:val="24"/>
-              </w:rPr>
-            </w:pPr>
-          </w:p>
-        </w:tc>
-        <w:tc>
-          <w:tcPr>
-            <w:tcW w:w="2537" w:type="dxa"/>
-          </w:tcPr>
-          <w:p>
-            <w:pPr>
-              <w:spacing w:line="276" w:lineRule="auto"/>
-              <w:rPr>
-                <w:szCs w:val="24"/>
-              </w:rPr>
-            </w:pPr>
-            <w:r>
-              <w:t>Сотрудник склада</w:t>
-            </w:r>
-          </w:p>
-        </w:tc>
-        <w:tc>
-          <w:tcPr>
-            <w:tcW w:w="6414" w:type="dxa"/>
-          </w:tcPr>
-          <w:p>
-            <w:pPr>
-              <w:spacing w:line="276" w:lineRule="auto"/>
-              <w:jc w:val="both"/>
-              <w:rPr>
-                <w:szCs w:val="24"/>
-              </w:rPr>
-            </w:pPr>
-            <w:r>
-              <w:t>Выполняет физическую работу по сбору товаров.</w:t>
-            </w:r>
-          </w:p>
-        </w:tc>
-      </w:tr>
-      <w:tr>
-        <w:tc>
-          <w:tcPr>
-            <w:tcW w:w="564" w:type="dxa"/>
-            <w:vMerge/>
-          </w:tcPr>
-          <w:p>
-            <w:pPr>
-              <w:spacing w:line="276" w:lineRule="auto"/>
-              <w:jc w:val="center"/>
-              <w:rPr>
-                <w:szCs w:val="24"/>
-              </w:rPr>
-            </w:pPr>
-          </w:p>
-        </w:tc>
-        <w:tc>
-          <w:tcPr>
-            <w:tcW w:w="1826" w:type="dxa"/>
-            <w:vMerge/>
-          </w:tcPr>
-          <w:p>
-            <w:pPr>
-              <w:spacing w:line="276" w:lineRule="auto"/>
-              <w:jc w:val="center"/>
-              <w:rPr>
-                <w:szCs w:val="24"/>
-              </w:rPr>
-            </w:pPr>
-          </w:p>
-        </w:tc>
-        <w:tc>
-          <w:tcPr>
-            <w:tcW w:w="2537" w:type="dxa"/>
-          </w:tcPr>
-          <w:p>
-            <w:pPr>
-              <w:spacing w:line="276" w:lineRule="auto"/>
-              <w:rPr>
-                <w:szCs w:val="24"/>
-              </w:rPr>
-            </w:pPr>
-            <w:r>
-              <w:t>Менеджер склада</w:t>
-            </w:r>
-          </w:p>
-        </w:tc>
-        <w:tc>
-          <w:tcPr>
-            <w:tcW w:w="6414" w:type="dxa"/>
-          </w:tcPr>
-          <w:p>
-            <w:pPr>
-              <w:spacing w:line="276" w:lineRule="auto"/>
-              <w:jc w:val="both"/>
-              <w:rPr>
-                <w:szCs w:val="24"/>
-              </w:rPr>
-            </w:pPr>
-            <w:r>
-              <w:t>Контролирует процесс сборки, проверяет качество.</w:t>
-            </w:r>
-          </w:p>
-        </w:tc>
-      </w:tr>
-      <w:tr>
-        <w:tc>
-          <w:tcPr>
-            <w:tcW w:w="564" w:type="dxa"/>
-            <w:vMerge w:val="restart"/>
-          </w:tcPr>
-          <w:p>
-            <w:pPr>
-              <w:spacing w:line="276" w:lineRule="auto"/>
-              <w:jc w:val="center"/>
-              <w:rPr>
-                <w:szCs w:val="24"/>
-              </w:rPr>
-            </w:pPr>
-            <w:r>
-              <w:rPr>
-                <w:szCs w:val="24"/>
-              </w:rPr>
-              <w:t>3</w:t>
-            </w:r>
-          </w:p>
-        </w:tc>
-        <w:tc>
-          <w:tcPr>
-            <w:tcW w:w="1826" w:type="dxa"/>
-            <w:vMerge w:val="restart"/>
-          </w:tcPr>
-          <w:p>
-            <w:pPr>
-              <w:spacing w:line="276" w:lineRule="auto"/>
-              <w:jc w:val="center"/>
-              <w:rPr>
-                <w:szCs w:val="24"/>
-              </w:rPr>
-            </w:pPr>
-            <w:r>
-              <w:t>Упаковка заказа</w:t>
-            </w:r>
-          </w:p>
-        </w:tc>
-        <w:tc>
-          <w:tcPr>
-            <w:tcW w:w="8951" w:type="dxa"/>
-            <w:gridSpan w:val="2"/>
-          </w:tcPr>
-          <w:p>
-            <w:pPr>
-              <w:spacing w:line="276" w:lineRule="auto"/>
-              <w:jc w:val="center"/>
-              <w:rPr>
-                <w:szCs w:val="24"/>
-              </w:rPr>
-            </w:pPr>
-            <w:r>
-              <w:rPr>
-                <w:szCs w:val="24"/>
-              </w:rPr>
-              <w:t>Задачи</w:t>
-            </w:r>
-          </w:p>
-        </w:tc>
-      </w:tr>
-      <w:tr>
-        <w:tc>
-          <w:tcPr>
-            <w:tcW w:w="564" w:type="dxa"/>
-            <w:vMerge/>
-          </w:tcPr>
-          <w:p>
-            <w:pPr>
-              <w:spacing w:line="276" w:lineRule="auto"/>
-              <w:jc w:val="center"/>
-              <w:rPr>
-                <w:szCs w:val="24"/>
-              </w:rPr>
-            </w:pPr>
-          </w:p>
-        </w:tc>
-        <w:tc>
-          <w:tcPr>
-            <w:tcW w:w="1826" w:type="dxa"/>
-            <w:vMerge/>
-          </w:tcPr>
-          <w:p>
-            <w:pPr>
-              <w:spacing w:line="276" w:lineRule="auto"/>
-              <w:jc w:val="center"/>
-              <w:rPr>
-                <w:szCs w:val="24"/>
-              </w:rPr>
-            </w:pPr>
-          </w:p>
-        </w:tc>
-        <w:tc>
-          <w:tcPr>
-            <w:tcW w:w="2537" w:type="dxa"/>
-          </w:tcPr>
-          <w:p>
-            <w:pPr>
-              <w:spacing w:line="276" w:lineRule="auto"/>
-              <w:rPr>
-                <w:szCs w:val="24"/>
-              </w:rPr>
-            </w:pPr>
-            <w:r>
-              <w:t>Подбор упаковочных материалов</w:t>
-            </w:r>
-          </w:p>
-        </w:tc>
-        <w:tc>
-          <w:tcPr>
-            <w:tcW w:w="6414" w:type="dxa"/>
-          </w:tcPr>
-          <w:p>
-            <w:pPr>
-              <w:spacing w:line="276" w:lineRule="auto"/>
-              <w:jc w:val="both"/>
-              <w:rPr>
-                <w:szCs w:val="24"/>
-              </w:rPr>
-            </w:pPr>
-            <w:r>
-              <w:t>Выбор подходящих коробок, пакетов, пленки, наполнителя в зависимости от размера и хрупкости товаров.</w:t>
-            </w:r>
-          </w:p>
-        </w:tc>
-      </w:tr>
-      <w:tr>
-        <w:tc>
-          <w:tcPr>
-            <w:tcW w:w="564" w:type="dxa"/>
-            <w:vMerge/>
-          </w:tcPr>
-          <w:p>
-            <w:pPr>
-              <w:spacing w:line="276" w:lineRule="auto"/>
-              <w:jc w:val="center"/>
-              <w:rPr>
-                <w:szCs w:val="24"/>
-              </w:rPr>
-            </w:pPr>
-          </w:p>
-        </w:tc>
-        <w:tc>
-          <w:tcPr>
-            <w:tcW w:w="1826" w:type="dxa"/>
-            <w:vMerge/>
-          </w:tcPr>
-          <w:p>
-            <w:pPr>
-              <w:spacing w:line="276" w:lineRule="auto"/>
-              <w:jc w:val="center"/>
-              <w:rPr>
-                <w:szCs w:val="24"/>
-              </w:rPr>
-            </w:pPr>
-          </w:p>
-        </w:tc>
-        <w:tc>
-          <w:tcPr>
-            <w:tcW w:w="2537" w:type="dxa"/>
-          </w:tcPr>
-          <w:p>
-            <w:pPr>
-              <w:spacing w:line="276" w:lineRule="auto"/>
-              <w:rPr>
-                <w:szCs w:val="24"/>
-              </w:rPr>
-            </w:pPr>
-            <w:r>
-              <w:t>Упаковка товаров</w:t>
-            </w:r>
-          </w:p>
-        </w:tc>
-        <w:tc>
-          <w:tcPr>
-            <w:tcW w:w="6414" w:type="dxa"/>
-          </w:tcPr>
-          <w:p>
-            <w:pPr>
-              <w:spacing w:line="276" w:lineRule="auto"/>
-              <w:jc w:val="both"/>
-              <w:rPr>
-                <w:szCs w:val="24"/>
-              </w:rPr>
-            </w:pPr>
-            <w:r>
-              <w:t>Аккуратное размещение товаров в упаковке с защитой от повреждений при транспортировке.</w:t>
-            </w:r>
-          </w:p>
-        </w:tc>
-      </w:tr>
-      <w:tr>
-        <w:tc>
-          <w:tcPr>
-            <w:tcW w:w="564" w:type="dxa"/>
-            <w:vMerge/>
-          </w:tcPr>
-          <w:p>
-            <w:pPr>
-              <w:spacing w:line="276" w:lineRule="auto"/>
-              <w:jc w:val="center"/>
-              <w:rPr>
-                <w:szCs w:val="24"/>
-              </w:rPr>
-            </w:pPr>
-          </w:p>
-        </w:tc>
-        <w:tc>
-          <w:tcPr>
-            <w:tcW w:w="1826" w:type="dxa"/>
-            <w:vMerge/>
-          </w:tcPr>
-          <w:p>
-            <w:pPr>
-              <w:spacing w:line="276" w:lineRule="auto"/>
-              <w:jc w:val="center"/>
-              <w:rPr>
-                <w:szCs w:val="24"/>
-              </w:rPr>
-            </w:pPr>
-          </w:p>
-        </w:tc>
-        <w:tc>
-          <w:tcPr>
-            <w:tcW w:w="2537" w:type="dxa"/>
-          </w:tcPr>
-          <w:p>
-            <w:pPr>
-              <w:spacing w:line="276" w:lineRule="auto"/>
-              <w:rPr>
-                <w:szCs w:val="24"/>
-              </w:rPr>
-            </w:pPr>
-            <w:r>
-              <w:t>Маркировка упаковки</w:t>
-            </w:r>
-          </w:p>
-        </w:tc>
-        <w:tc>
-          <w:tcPr>
-            <w:tcW w:w="6414" w:type="dxa"/>
-          </w:tcPr>
-          <w:p>
-            <w:pPr>
-              <w:spacing w:line="276" w:lineRule="auto"/>
-              <w:jc w:val="both"/>
-              <w:rPr>
-                <w:szCs w:val="24"/>
-              </w:rPr>
-            </w:pPr>
-            <w:r>
-              <w:t>Нанесение на упаковку кода заказа, адреса покупателя, отметок "Хрупкое".</w:t>
-            </w:r>
-          </w:p>
-        </w:tc>
-      </w:tr>
-      <w:tr>
-        <w:tc>
-          <w:tcPr>
-            <w:tcW w:w="564" w:type="dxa"/>
-            <w:vMerge/>
-          </w:tcPr>
-          <w:p>
-            <w:pPr>
-              <w:spacing w:line="276" w:lineRule="auto"/>
-              <w:jc w:val="center"/>
-              <w:rPr>
-                <w:szCs w:val="24"/>
-              </w:rPr>
-            </w:pPr>
-          </w:p>
-        </w:tc>
-        <w:tc>
-          <w:tcPr>
-            <w:tcW w:w="1826" w:type="dxa"/>
-            <w:vMerge/>
-          </w:tcPr>
-          <w:p>
-            <w:pPr>
-              <w:spacing w:line="276" w:lineRule="auto"/>
-              <w:jc w:val="center"/>
-              <w:rPr>
-                <w:szCs w:val="24"/>
-              </w:rPr>
-            </w:pPr>
-          </w:p>
-        </w:tc>
-        <w:tc>
-          <w:tcPr>
-            <w:tcW w:w="8951" w:type="dxa"/>
-            <w:gridSpan w:val="2"/>
-          </w:tcPr>
-          <w:p>
-            <w:pPr>
-              <w:spacing w:line="276" w:lineRule="auto"/>
-              <w:jc w:val="center"/>
-              <w:rPr>
-                <w:szCs w:val="24"/>
-              </w:rPr>
-            </w:pPr>
-            <w:r>
-              <w:rPr>
-                <w:szCs w:val="24"/>
-              </w:rPr>
-              <w:t>Объекты</w:t>
-            </w:r>
-          </w:p>
-        </w:tc>
-      </w:tr>
-      <w:tr>
-        <w:tc>
-          <w:tcPr>
-            <w:tcW w:w="564" w:type="dxa"/>
-            <w:vMerge/>
-          </w:tcPr>
-          <w:p>
-            <w:pPr>
-              <w:spacing w:line="276" w:lineRule="auto"/>
-              <w:jc w:val="center"/>
-              <w:rPr>
-                <w:szCs w:val="24"/>
-              </w:rPr>
-            </w:pPr>
-          </w:p>
-        </w:tc>
-        <w:tc>
-          <w:tcPr>
-            <w:tcW w:w="1826" w:type="dxa"/>
-            <w:vMerge/>
-          </w:tcPr>
-          <w:p>
-            <w:pPr>
-              <w:spacing w:line="276" w:lineRule="auto"/>
-              <w:jc w:val="center"/>
-              <w:rPr>
-                <w:szCs w:val="24"/>
-              </w:rPr>
-            </w:pPr>
-          </w:p>
-        </w:tc>
-        <w:tc>
-          <w:tcPr>
-            <w:tcW w:w="2537" w:type="dxa"/>
-          </w:tcPr>
-          <w:p>
-            <w:pPr>
-              <w:spacing w:line="276" w:lineRule="auto"/>
-              <w:rPr>
-                <w:szCs w:val="24"/>
-              </w:rPr>
-            </w:pPr>
-            <w:r>
-              <w:t>Упаковочные материалы</w:t>
-            </w:r>
-          </w:p>
-        </w:tc>
-        <w:tc>
-          <w:tcPr>
-            <w:tcW w:w="6414" w:type="dxa"/>
-          </w:tcPr>
-          <w:p>
-            <w:pPr>
-              <w:spacing w:line="276" w:lineRule="auto"/>
-              <w:jc w:val="both"/>
-              <w:rPr>
-                <w:szCs w:val="24"/>
-              </w:rPr>
-            </w:pPr>
-            <w:r>
-              <w:t>Коробки, пакеты, пузырчатая пленка, скотч, наполнитель, стяжки.</w:t>
-            </w:r>
-          </w:p>
-        </w:tc>
-      </w:tr>
-      <w:tr>
-        <w:tc>
-          <w:tcPr>
-            <w:tcW w:w="564" w:type="dxa"/>
-            <w:vMerge/>
-          </w:tcPr>
-          <w:p>
-            <w:pPr>
-              <w:spacing w:line="276" w:lineRule="auto"/>
-              <w:jc w:val="center"/>
-              <w:rPr>
-                <w:szCs w:val="24"/>
-              </w:rPr>
-            </w:pPr>
-          </w:p>
-        </w:tc>
-        <w:tc>
-          <w:tcPr>
-            <w:tcW w:w="1826" w:type="dxa"/>
-            <w:vMerge/>
-          </w:tcPr>
-          <w:p>
-            <w:pPr>
-              <w:spacing w:line="276" w:lineRule="auto"/>
-              <w:jc w:val="center"/>
-              <w:rPr>
-                <w:szCs w:val="24"/>
-              </w:rPr>
-            </w:pPr>
-          </w:p>
-        </w:tc>
-        <w:tc>
-          <w:tcPr>
-            <w:tcW w:w="2537" w:type="dxa"/>
-          </w:tcPr>
-          <w:p>
-            <w:pPr>
-              <w:spacing w:line="276" w:lineRule="auto"/>
-              <w:rPr>
-                <w:szCs w:val="24"/>
-              </w:rPr>
-            </w:pPr>
-            <w:r>
-              <w:t>Упакованный заказ</w:t>
-            </w:r>
-          </w:p>
-        </w:tc>
-        <w:tc>
-          <w:tcPr>
-            <w:tcW w:w="6414" w:type="dxa"/>
-          </w:tcPr>
-          <w:p>
-            <w:pPr>
-              <w:spacing w:line="276" w:lineRule="auto"/>
-              <w:jc w:val="both"/>
-              <w:rPr>
-                <w:szCs w:val="24"/>
-              </w:rPr>
-            </w:pPr>
-            <w:r>
-              <w:t>Готовая к отправке посылка с товарами внутри.</w:t>
+              <w:t>Документ с перечнем вложенных товаров, размещаемый внутри упаковки.</w:t>
             </w:r>
           </w:p>
         </w:tc>
@@ -4746,7 +4406,7 @@
       <w:pPr>
         <w:pStyle w:val="3"/>
       </w:pPr>
-      <w:bookmarkStart w:id="6" w:name="_Toc214365984"/>
+      <w:bookmarkStart w:id="6" w:name="_Toc225769249"/>
       <w:r>
         <w:lastRenderedPageBreak/>
         <w:t>2.1.4. Графическое представление функции</w:t>
@@ -4764,14 +4424,15 @@
       </w:pPr>
       <w:r>
         <w:rPr>
+          <w:noProof/>
           <w:sz w:val="28"/>
-          <w:lang w:val="en-US"/>
+          <w:lang w:eastAsia="ru-RU"/>
         </w:rPr>
         <w:drawing>
-          <wp:inline distT="0" distB="0" distL="0" distR="0" wp14:anchorId="0552AC8A" wp14:editId="4FB1D105">
-            <wp:extent cx="5410955" cy="6592220"/>
+          <wp:inline distT="0" distB="0" distL="0" distR="0" wp14:anchorId="76F64CF4" wp14:editId="61F331DD">
+            <wp:extent cx="5315692" cy="6839905"/>
             <wp:effectExtent l="0" t="0" r="0" b="0"/>
-            <wp:docPr id="4" name="Рисунок 4"/>
+            <wp:docPr id="8" name="Рисунок 8"/>
             <wp:cNvGraphicFramePr>
               <a:graphicFrameLocks xmlns:a="http://schemas.openxmlformats.org/drawingml/2006/main" noChangeAspect="1"/>
             </wp:cNvGraphicFramePr>
@@ -4791,7 +4452,7 @@
                   <pic:spPr>
                     <a:xfrm>
                       <a:off x="0" y="0"/>
-                      <a:ext cx="5410955" cy="6592220"/>
+                      <a:ext cx="5315692" cy="6839905"/>
                     </a:xfrm>
                     <a:prstGeom prst="rect">
                       <a:avLst/>
@@ -4862,7 +4523,7 @@
       <w:pPr>
         <w:pStyle w:val="3"/>
       </w:pPr>
-      <w:bookmarkStart w:id="7" w:name="_Toc214365985"/>
+      <w:bookmarkStart w:id="7" w:name="_Toc225769250"/>
       <w:r>
         <w:t>2.1.5. Анализ входной и выходной информации</w:t>
       </w:r>
@@ -4905,9 +4566,9 @@
       <w:tblGrid>
         <w:gridCol w:w="445"/>
         <w:gridCol w:w="1826"/>
-        <w:gridCol w:w="3763"/>
-        <w:gridCol w:w="2657"/>
-        <w:gridCol w:w="2650"/>
+        <w:gridCol w:w="3756"/>
+        <w:gridCol w:w="2653"/>
+        <w:gridCol w:w="2661"/>
       </w:tblGrid>
       <w:tr>
         <w:tc>
@@ -5060,7 +4721,7 @@
               <w:rPr>
                 <w:szCs w:val="24"/>
               </w:rPr>
-              <w:t>Заказ клиента, данные о товарах, информация об остатках на складе</w:t>
+              <w:t>Заказ клиента, данные об остатках на складе</w:t>
             </w:r>
           </w:p>
         </w:tc>
@@ -5079,7 +4740,13 @@
               <w:rPr>
                 <w:szCs w:val="24"/>
               </w:rPr>
-              <w:t>Заявка клиента</w:t>
+              <w:t xml:space="preserve">Заказ </w:t>
+            </w:r>
+            <w:r>
+              <w:rPr>
+                <w:szCs w:val="24"/>
+              </w:rPr>
+              <w:t>клиента</w:t>
             </w:r>
           </w:p>
         </w:tc>
@@ -5098,7 +4765,14 @@
               <w:rPr>
                 <w:szCs w:val="24"/>
               </w:rPr>
-              <w:t>Содержит перечень товаров, количество, контактные данные клиента</w:t>
+              <w:t xml:space="preserve">Входящий документ от клиента или отдела продаж с перечнем запрашиваемых товаров, их </w:t>
+            </w:r>
+            <w:r>
+              <w:rPr>
+                <w:szCs w:val="24"/>
+              </w:rPr>
+              <w:lastRenderedPageBreak/>
+              <w:t>количеством и пожеланиями по срокам</w:t>
             </w:r>
           </w:p>
         </w:tc>
@@ -5119,6 +4793,7 @@
               <w:rPr>
                 <w:szCs w:val="24"/>
               </w:rPr>
+              <w:lastRenderedPageBreak/>
               <w:t>2</w:t>
             </w:r>
           </w:p>
@@ -5157,7 +4832,7 @@
               <w:rPr>
                 <w:szCs w:val="24"/>
               </w:rPr>
-              <w:t>Подтвержденный заказ, местоположение товаров на складе, статус наличия</w:t>
+              <w:t>Список товаров для сборки, местонахождение товаров на складе</w:t>
             </w:r>
           </w:p>
         </w:tc>
@@ -5213,7 +4888,6 @@
         <w:rPr>
           <w:szCs w:val="24"/>
         </w:rPr>
-        <w:lastRenderedPageBreak/>
         <w:t>Таблица №4 «Выходные данные функций бизнес-процесса»</w:t>
       </w:r>
     </w:p>
@@ -5380,7 +5054,7 @@
               <w:rPr>
                 <w:szCs w:val="24"/>
               </w:rPr>
-              <w:t>Данные об упаковке, маркировка, готовность к отгрузке</w:t>
+              <w:t>Код заказа, адрес покупателя, отметки о хрупкости</w:t>
             </w:r>
           </w:p>
         </w:tc>
@@ -5398,7 +5072,7 @@
               <w:rPr>
                 <w:szCs w:val="24"/>
               </w:rPr>
-              <w:t>Упакованный заказ с этикеткой</w:t>
+              <w:t>Этикетка</w:t>
             </w:r>
           </w:p>
         </w:tc>
@@ -5416,7 +5090,7 @@
               <w:rPr>
                 <w:szCs w:val="24"/>
               </w:rPr>
-              <w:t>Готовая к отправке посылка с маркировкой и защитой товаров</w:t>
+              <w:t>Наклейка или бирка с информацией о заказе, прикреплённая к упаковке</w:t>
             </w:r>
           </w:p>
         </w:tc>
@@ -5473,7 +5147,7 @@
               <w:rPr>
                 <w:szCs w:val="24"/>
               </w:rPr>
-              <w:t>Реквизиты, дата и время отгрузки, стоимость, подписи ответственных лиц</w:t>
+              <w:t>Номер заказа, дата, данные покупателя и склада, перечень товаров, итоговая сумма, подписи и печать</w:t>
             </w:r>
           </w:p>
         </w:tc>
@@ -5491,7 +5165,7 @@
               <w:rPr>
                 <w:szCs w:val="24"/>
               </w:rPr>
-              <w:t>Накладная, Счет на оплату, Товарный чек</w:t>
+              <w:t>Накладная, Счёт на оплату, Товарный чек</w:t>
             </w:r>
           </w:p>
         </w:tc>
@@ -5509,7 +5183,7 @@
               <w:rPr>
                 <w:szCs w:val="24"/>
               </w:rPr>
-              <w:t>Полный комплект отгрузочных документов с подписями и печатями</w:t>
+              <w:t>Накладная — в 2 экземплярах; счёт на оплату — для юридических лиц; товарный чек — для физических лиц</w:t>
             </w:r>
           </w:p>
         </w:tc>
@@ -5519,7 +5193,7 @@
       <w:pPr>
         <w:pStyle w:val="3"/>
       </w:pPr>
-      <w:bookmarkStart w:id="8" w:name="_Toc214365986"/>
+      <w:bookmarkStart w:id="8" w:name="_Toc225769251"/>
       <w:r>
         <w:t xml:space="preserve">2.1.6. Составление </w:t>
       </w:r>
@@ -5538,11 +5212,15 @@
         <w:jc w:val="center"/>
       </w:pPr>
       <w:r>
+        <w:rPr>
+          <w:noProof/>
+          <w:lang w:eastAsia="ru-RU"/>
+        </w:rPr>
         <w:drawing>
-          <wp:inline distT="0" distB="0" distL="0" distR="0" wp14:anchorId="2B624A37" wp14:editId="74C5DA59">
-            <wp:extent cx="5687219" cy="4201111"/>
-            <wp:effectExtent l="0" t="0" r="8890" b="9525"/>
-            <wp:docPr id="5" name="Рисунок 5"/>
+          <wp:inline distT="0" distB="0" distL="0" distR="0" wp14:anchorId="41402987" wp14:editId="0CBD8216">
+            <wp:extent cx="5940425" cy="4552315"/>
+            <wp:effectExtent l="0" t="0" r="3175" b="635"/>
+            <wp:docPr id="9" name="Рисунок 9"/>
             <wp:cNvGraphicFramePr>
               <a:graphicFrameLocks xmlns:a="http://schemas.openxmlformats.org/drawingml/2006/main" noChangeAspect="1"/>
             </wp:cNvGraphicFramePr>
@@ -5562,7 +5240,7 @@
                   <pic:spPr>
                     <a:xfrm>
                       <a:off x="0" y="0"/>
-                      <a:ext cx="5687219" cy="4201111"/>
+                      <a:ext cx="5940425" cy="4552315"/>
                     </a:xfrm>
                     <a:prstGeom prst="rect">
                       <a:avLst/>
@@ -5574,243 +5252,285 @@
           </wp:inline>
         </w:drawing>
       </w:r>
-      <w:bookmarkStart w:id="9" w:name="_GoBack"/>
+    </w:p>
+    <w:p>
+      <w:pPr>
+        <w:spacing w:after="0"/>
+        <w:jc w:val="center"/>
+        <w:rPr>
+          <w:szCs w:val="24"/>
+        </w:rPr>
+      </w:pPr>
+      <w:r>
+        <w:rPr>
+          <w:szCs w:val="24"/>
+        </w:rPr>
+        <w:t xml:space="preserve">Рис. </w:t>
+      </w:r>
+      <w:r>
+        <w:rPr>
+          <w:szCs w:val="24"/>
+        </w:rPr>
+        <w:t>5</w:t>
+      </w:r>
+      <w:r>
+        <w:rPr>
+          <w:szCs w:val="24"/>
+        </w:rPr>
+        <w:t xml:space="preserve"> «</w:t>
+      </w:r>
+      <w:r>
+        <w:rPr>
+          <w:szCs w:val="24"/>
+        </w:rPr>
+        <w:t>Движение документов»</w:t>
+      </w:r>
+    </w:p>
+    <w:p>
+      <w:pPr>
+        <w:spacing w:after="0"/>
+        <w:jc w:val="center"/>
+      </w:pPr>
+    </w:p>
+    <w:p>
+      <w:pPr>
+        <w:pStyle w:val="2"/>
+        <w:rPr>
+          <w:color w:val="FF0000"/>
+        </w:rPr>
+      </w:pPr>
+      <w:bookmarkStart w:id="9" w:name="_Toc225769252"/>
+      <w:r>
+        <w:t xml:space="preserve">Моделирование </w:t>
+      </w:r>
+      <w:r>
+        <w:rPr>
+          <w:lang w:val="en-US"/>
+        </w:rPr>
+        <w:t>CASE</w:t>
+      </w:r>
+      <w:r>
+        <w:t xml:space="preserve">-средствами и </w:t>
+      </w:r>
+      <w:r>
+        <w:rPr>
+          <w:lang w:val="en-US"/>
+        </w:rPr>
+        <w:t>CASE</w:t>
+      </w:r>
+      <w:r>
+        <w:t>-технологиями</w:t>
+      </w:r>
       <w:bookmarkEnd w:id="9"/>
     </w:p>
     <w:p>
       <w:pPr>
-        <w:spacing w:after="0"/>
-        <w:jc w:val="center"/>
-        <w:rPr>
-          <w:szCs w:val="24"/>
-        </w:rPr>
-      </w:pPr>
-      <w:r>
-        <w:rPr>
-          <w:szCs w:val="24"/>
-        </w:rPr>
-        <w:t xml:space="preserve">Рис. </w:t>
-      </w:r>
-      <w:r>
-        <w:rPr>
-          <w:szCs w:val="24"/>
-        </w:rPr>
-        <w:t>5</w:t>
-      </w:r>
-      <w:r>
-        <w:rPr>
-          <w:szCs w:val="24"/>
-        </w:rPr>
-        <w:t xml:space="preserve"> «</w:t>
-      </w:r>
-      <w:r>
-        <w:rPr>
-          <w:szCs w:val="24"/>
-        </w:rPr>
-        <w:t>Движение документов»</w:t>
+        <w:pStyle w:val="3"/>
+      </w:pPr>
+      <w:bookmarkStart w:id="10" w:name="_Toc2771681"/>
+      <w:bookmarkStart w:id="11" w:name="_Toc225769253"/>
+      <w:r>
+        <w:t>2</w:t>
+      </w:r>
+      <w:r>
+        <w:t>.1. Диаграмма прецедентов</w:t>
+      </w:r>
+      <w:bookmarkEnd w:id="10"/>
+      <w:bookmarkEnd w:id="11"/>
+      <w:r>
+        <w:t xml:space="preserve"> склада</w:t>
       </w:r>
     </w:p>
     <w:p>
       <w:pPr>
         <w:spacing w:after="0"/>
-        <w:jc w:val="center"/>
-        <w:rPr>
-          <w:szCs w:val="24"/>
-        </w:rPr>
-      </w:pPr>
+        <w:ind w:firstLine="709"/>
+        <w:jc w:val="both"/>
+        <w:rPr>
+          <w:sz w:val="22"/>
+        </w:rPr>
+      </w:pPr>
+      <w:r>
+        <w:t>На диаграмме прецедентов представлены автоматизируемые бизнес-процессы компании по обработке и комплектации заказов, а также их исполнители.</w:t>
+      </w:r>
     </w:p>
     <w:p>
-      <w:pPr>
-        <w:spacing w:after="0"/>
-        <w:jc w:val="center"/>
-        <w:rPr>
-          <w:color w:val="FF0000"/>
-          <w:szCs w:val="24"/>
-        </w:rPr>
-      </w:pPr>
-      <w:r>
-        <w:rPr>
-          <w:color w:val="FF0000"/>
-          <w:szCs w:val="24"/>
-        </w:rPr>
-        <w:t>2 половина отчета после Нового года</w:t>
+      <w:r>
+        <w:rPr>
+          <w:noProof/>
+          <w:lang w:eastAsia="ru-RU"/>
+        </w:rPr>
+        <w:lastRenderedPageBreak/>
+        <w:drawing>
+          <wp:inline distT="0" distB="0" distL="0" distR="0" wp14:anchorId="31AD183A" wp14:editId="58872D7B">
+            <wp:extent cx="5811061" cy="6220693"/>
+            <wp:effectExtent l="0" t="0" r="0" b="8890"/>
+            <wp:docPr id="10" name="Рисунок 10"/>
+            <wp:cNvGraphicFramePr>
+              <a:graphicFrameLocks xmlns:a="http://schemas.openxmlformats.org/drawingml/2006/main" noChangeAspect="1"/>
+            </wp:cNvGraphicFramePr>
+            <a:graphic xmlns:a="http://schemas.openxmlformats.org/drawingml/2006/main">
+              <a:graphicData uri="http://schemas.openxmlformats.org/drawingml/2006/picture">
+                <pic:pic xmlns:pic="http://schemas.openxmlformats.org/drawingml/2006/picture">
+                  <pic:nvPicPr>
+                    <pic:cNvPr id="1" name=""/>
+                    <pic:cNvPicPr/>
+                  </pic:nvPicPr>
+                  <pic:blipFill>
+                    <a:blip r:embed="rId14"/>
+                    <a:stretch>
+                      <a:fillRect/>
+                    </a:stretch>
+                  </pic:blipFill>
+                  <pic:spPr>
+                    <a:xfrm>
+                      <a:off x="0" y="0"/>
+                      <a:ext cx="5811061" cy="6220693"/>
+                    </a:xfrm>
+                    <a:prstGeom prst="rect">
+                      <a:avLst/>
+                    </a:prstGeom>
+                  </pic:spPr>
+                </pic:pic>
+              </a:graphicData>
+            </a:graphic>
+          </wp:inline>
+        </w:drawing>
       </w:r>
     </w:p>
     <w:p>
       <w:pPr>
-        <w:spacing w:after="0"/>
         <w:jc w:val="center"/>
-      </w:pPr>
+        <w:rPr>
+          <w:noProof/>
+          <w:lang w:eastAsia="ru-RU"/>
+        </w:rPr>
+      </w:pPr>
+      <w:r>
+        <w:rPr>
+          <w:noProof/>
+          <w:lang w:eastAsia="ru-RU"/>
+        </w:rPr>
+        <w:t>Рис.6</w:t>
+      </w:r>
+      <w:r>
+        <w:rPr>
+          <w:noProof/>
+          <w:lang w:eastAsia="ru-RU"/>
+        </w:rPr>
+        <w:t xml:space="preserve"> «Диаграмма пр</w:t>
+      </w:r>
+      <w:proofErr w:type="spellStart"/>
+      <w:r>
+        <w:t>е</w:t>
+      </w:r>
+      <w:r>
+        <w:rPr>
+          <w:noProof/>
+          <w:lang w:eastAsia="ru-RU"/>
+        </w:rPr>
+        <w:t>цедентов</w:t>
+      </w:r>
+      <w:proofErr w:type="spellEnd"/>
+      <w:r>
+        <w:rPr>
+          <w:noProof/>
+          <w:lang w:eastAsia="ru-RU"/>
+        </w:rPr>
+        <w:t>»</w:t>
+      </w:r>
     </w:p>
     <w:p>
       <w:pPr>
-        <w:pStyle w:val="2"/>
-        <w:rPr>
-          <w:color w:val="FF0000"/>
-        </w:rPr>
-      </w:pPr>
-      <w:bookmarkStart w:id="10" w:name="_Toc214365987"/>
-      <w:r>
-        <w:rPr>
-          <w:color w:val="FF0000"/>
-        </w:rPr>
-        <w:t xml:space="preserve">Моделирование </w:t>
-      </w:r>
-      <w:r>
-        <w:rPr>
-          <w:color w:val="FF0000"/>
-          <w:lang w:val="en-US"/>
-        </w:rPr>
-        <w:t>CASE</w:t>
-      </w:r>
-      <w:r>
-        <w:rPr>
-          <w:color w:val="FF0000"/>
-        </w:rPr>
-        <w:t xml:space="preserve">-средствами и </w:t>
-      </w:r>
-      <w:r>
-        <w:rPr>
-          <w:color w:val="FF0000"/>
-          <w:lang w:val="en-US"/>
-        </w:rPr>
-        <w:t>CASE</w:t>
-      </w:r>
-      <w:r>
-        <w:rPr>
-          <w:color w:val="FF0000"/>
-        </w:rPr>
-        <w:t>-технологиями</w:t>
-      </w:r>
-      <w:bookmarkEnd w:id="10"/>
+        <w:pStyle w:val="3"/>
+      </w:pPr>
+      <w:bookmarkStart w:id="12" w:name="_Toc2771682"/>
+      <w:r>
+        <w:t>1 этап. Определение бизнес-процессов</w:t>
+      </w:r>
+      <w:bookmarkEnd w:id="12"/>
     </w:p>
     <w:p>
       <w:pPr>
-        <w:spacing w:line="276" w:lineRule="auto"/>
-        <w:rPr>
-          <w:color w:val="FF0000"/>
-          <w:sz w:val="28"/>
-          <w:szCs w:val="28"/>
-        </w:rPr>
-      </w:pPr>
-      <w:r>
-        <w:rPr>
-          <w:color w:val="FF0000"/>
-          <w:sz w:val="28"/>
-          <w:szCs w:val="28"/>
-        </w:rPr>
-        <w:t>На выбор проектируем и оформляем:</w:t>
+        <w:spacing w:after="0"/>
+        <w:ind w:firstLine="709"/>
+      </w:pPr>
+      <w:r>
+        <w:t>Для того чтобы выделить бизнес-процессы, необходимо выделить действия, которые совершает компания. В рассматриваемом случае компания принимает товары от поставщиков, оформляет заказы покупателей, обрабатывает и комплектует заказы, отгружает товары и подтверждает получение заказа. Таблица бизнес-процессов представлена ниже.</w:t>
+      </w:r>
+    </w:p>
+    <w:p>
+      <w:pPr>
+        <w:spacing w:after="0"/>
+        <w:ind w:firstLine="709"/>
+        <w:jc w:val="right"/>
+        <w:rPr>
+          <w:sz w:val="22"/>
+        </w:rPr>
+      </w:pPr>
+      <w:r>
+        <w:rPr>
+          <w:sz w:val="22"/>
+        </w:rPr>
+        <w:t>Таблица №5</w:t>
+      </w:r>
+      <w:bookmarkStart w:id="13" w:name="_GoBack"/>
+      <w:bookmarkEnd w:id="13"/>
+      <w:r>
+        <w:rPr>
+          <w:sz w:val="22"/>
+        </w:rPr>
+        <w:t xml:space="preserve"> «Бизнес-процессы»</w:t>
       </w:r>
     </w:p>
     <w:tbl>
       <w:tblPr>
         <w:tblStyle w:val="ad"/>
-        <w:tblW w:w="9056" w:type="dxa"/>
-        <w:tblInd w:w="720" w:type="dxa"/>
+        <w:tblW w:w="0" w:type="auto"/>
         <w:tblLook w:val="04A0" w:firstRow="1" w:lastRow="0" w:firstColumn="1" w:lastColumn="0" w:noHBand="0" w:noVBand="1"/>
       </w:tblPr>
       <w:tblGrid>
-        <w:gridCol w:w="534"/>
-        <w:gridCol w:w="2143"/>
-        <w:gridCol w:w="2186"/>
-        <w:gridCol w:w="4193"/>
+        <w:gridCol w:w="4672"/>
+        <w:gridCol w:w="4673"/>
       </w:tblGrid>
       <w:tr>
         <w:tc>
           <w:tcPr>
-            <w:tcW w:w="534" w:type="dxa"/>
-          </w:tcPr>
-          <w:p>
-            <w:pPr>
-              <w:pStyle w:val="ae"/>
-              <w:ind w:left="0"/>
-              <w:jc w:val="center"/>
-              <w:rPr>
-                <w:color w:val="FF0000"/>
-              </w:rPr>
-            </w:pPr>
-            <w:r>
-              <w:rPr>
-                <w:color w:val="FF0000"/>
-              </w:rPr>
-              <w:t>№</w:t>
-            </w:r>
-          </w:p>
-        </w:tc>
-        <w:tc>
-          <w:tcPr>
-            <w:tcW w:w="2143" w:type="dxa"/>
-          </w:tcPr>
-          <w:p>
-            <w:pPr>
-              <w:pStyle w:val="ae"/>
-              <w:ind w:left="0"/>
-              <w:jc w:val="center"/>
-              <w:rPr>
-                <w:color w:val="FF0000"/>
-              </w:rPr>
-            </w:pPr>
-            <w:r>
-              <w:rPr>
-                <w:color w:val="FF0000"/>
-                <w:lang w:val="en-US"/>
-              </w:rPr>
-              <w:t>CASE</w:t>
-            </w:r>
-            <w:r>
-              <w:rPr>
-                <w:color w:val="FF0000"/>
-              </w:rPr>
-              <w:t>-средства</w:t>
-            </w:r>
-          </w:p>
-        </w:tc>
-        <w:tc>
-          <w:tcPr>
-            <w:tcW w:w="2186" w:type="dxa"/>
-          </w:tcPr>
-          <w:p>
-            <w:pPr>
-              <w:pStyle w:val="ae"/>
-              <w:ind w:left="0"/>
-              <w:jc w:val="center"/>
-              <w:rPr>
-                <w:color w:val="FF0000"/>
-              </w:rPr>
-            </w:pPr>
-            <w:r>
-              <w:rPr>
-                <w:color w:val="FF0000"/>
-                <w:lang w:val="en-US"/>
-              </w:rPr>
-              <w:t>CASE</w:t>
-            </w:r>
-            <w:r>
-              <w:rPr>
-                <w:color w:val="FF0000"/>
-              </w:rPr>
-              <w:t>-технологии</w:t>
-            </w:r>
-          </w:p>
-        </w:tc>
-        <w:tc>
-          <w:tcPr>
-            <w:tcW w:w="4193" w:type="dxa"/>
-          </w:tcPr>
-          <w:p>
-            <w:pPr>
-              <w:pStyle w:val="ae"/>
-              <w:ind w:left="0"/>
-              <w:jc w:val="center"/>
-              <w:rPr>
-                <w:color w:val="FF0000"/>
-              </w:rPr>
-            </w:pPr>
-            <w:r>
-              <w:rPr>
-                <w:color w:val="FF0000"/>
-              </w:rPr>
-              <w:t>Описание</w:t>
+            <w:tcW w:w="4672" w:type="dxa"/>
+          </w:tcPr>
+          <w:p>
+            <w:pPr>
+              <w:rPr>
+                <w:b/>
+                <w:sz w:val="22"/>
+              </w:rPr>
+            </w:pPr>
+            <w:r>
+              <w:rPr>
+                <w:b/>
+                <w:sz w:val="22"/>
+              </w:rPr>
+              <w:t>Номер бизнес-процесса</w:t>
+            </w:r>
+          </w:p>
+        </w:tc>
+        <w:tc>
+          <w:tcPr>
+            <w:tcW w:w="4673" w:type="dxa"/>
+          </w:tcPr>
+          <w:p>
+            <w:pPr>
+              <w:rPr>
+                <w:sz w:val="22"/>
+              </w:rPr>
+            </w:pPr>
+            <w:r>
+              <w:rPr>
+                <w:rFonts w:cs="Times New Roman"/>
+                <w:b/>
+                <w:szCs w:val="24"/>
+              </w:rPr>
+              <w:t>Название бизнес-процесса</w:t>
             </w:r>
           </w:p>
         </w:tc>
@@ -5818,106 +5538,43 @@
       <w:tr>
         <w:tc>
           <w:tcPr>
-            <w:tcW w:w="534" w:type="dxa"/>
-          </w:tcPr>
-          <w:p>
-            <w:pPr>
-              <w:pStyle w:val="ae"/>
-              <w:ind w:left="0"/>
-              <w:rPr>
-                <w:color w:val="FF0000"/>
-              </w:rPr>
-            </w:pPr>
-            <w:r>
-              <w:rPr>
-                <w:color w:val="FF0000"/>
-                <w:lang w:val="en-US"/>
-              </w:rPr>
-              <w:t>1</w:t>
-            </w:r>
-            <w:r>
-              <w:rPr>
-                <w:color w:val="FF0000"/>
-              </w:rPr>
-              <w:t>.</w:t>
-            </w:r>
-          </w:p>
-        </w:tc>
-        <w:tc>
-          <w:tcPr>
-            <w:tcW w:w="2143" w:type="dxa"/>
-          </w:tcPr>
-          <w:p>
-            <w:pPr>
-              <w:pStyle w:val="ae"/>
-              <w:ind w:left="0"/>
-              <w:rPr>
-                <w:color w:val="FF0000"/>
-                <w:lang w:val="en-US"/>
-              </w:rPr>
-            </w:pPr>
-            <w:proofErr w:type="spellStart"/>
-            <w:r>
-              <w:rPr>
-                <w:color w:val="FF0000"/>
-                <w:lang w:val="en-US"/>
-              </w:rPr>
-              <w:t>BPWin</w:t>
-            </w:r>
-            <w:proofErr w:type="spellEnd"/>
-          </w:p>
-        </w:tc>
-        <w:tc>
-          <w:tcPr>
-            <w:tcW w:w="2186" w:type="dxa"/>
-          </w:tcPr>
-          <w:p>
-            <w:pPr>
-              <w:pStyle w:val="ae"/>
-              <w:ind w:left="0"/>
-              <w:rPr>
-                <w:color w:val="FF0000"/>
-              </w:rPr>
-            </w:pPr>
-            <w:r>
-              <w:rPr>
-                <w:color w:val="FF0000"/>
-                <w:lang w:val="en-US"/>
-              </w:rPr>
-              <w:t>IDEF</w:t>
-            </w:r>
-            <w:r>
-              <w:rPr>
-                <w:color w:val="FF0000"/>
-              </w:rPr>
-              <w:t xml:space="preserve"> (),  </w:t>
-            </w:r>
-            <w:r>
-              <w:rPr>
-                <w:color w:val="FF0000"/>
-                <w:lang w:val="en-US"/>
-              </w:rPr>
-              <w:t>DFD</w:t>
-            </w:r>
-          </w:p>
-        </w:tc>
-        <w:tc>
-          <w:tcPr>
-            <w:tcW w:w="4193" w:type="dxa"/>
-          </w:tcPr>
-          <w:p>
-            <w:pPr>
-              <w:pStyle w:val="ae"/>
-              <w:ind w:left="0"/>
-              <w:rPr>
-                <w:color w:val="FF0000"/>
-              </w:rPr>
-            </w:pPr>
-            <w:r>
-              <w:rPr>
-                <w:color w:val="FF0000"/>
-              </w:rPr>
-              <w:t>Глубина 3 уровня, хранилище данных</w:t>
+            <w:tcW w:w="4672" w:type="dxa"/>
+          </w:tcPr>
+          <w:p>
+            <w:pPr>
+              <w:rPr>
+                <w:sz w:val="22"/>
+              </w:rPr>
+            </w:pPr>
+            <w:r>
+              <w:rPr>
+                <w:sz w:val="22"/>
+              </w:rPr>
+              <w:t>1-Пр_</w:t>
+            </w:r>
+            <w:r>
+              <w:rPr>
+                <w:sz w:val="22"/>
+              </w:rPr>
+              <w:t>Тов</w:t>
+            </w:r>
+          </w:p>
+        </w:tc>
+        <w:tc>
+          <w:tcPr>
+            <w:tcW w:w="4673" w:type="dxa"/>
+          </w:tcPr>
+          <w:p>
+            <w:pPr>
+              <w:rPr>
+                <w:sz w:val="22"/>
+              </w:rPr>
+            </w:pPr>
+            <w:r>
+              <w:rPr>
+                <w:sz w:val="22"/>
+              </w:rPr>
+              <w:t>Приемка товаров</w:t>
             </w:r>
           </w:p>
         </w:tc>
@@ -5925,147 +5582,837 @@
       <w:tr>
         <w:tc>
           <w:tcPr>
-            <w:tcW w:w="534" w:type="dxa"/>
-          </w:tcPr>
-          <w:p>
-            <w:pPr>
-              <w:pStyle w:val="ae"/>
-              <w:ind w:left="0"/>
-              <w:rPr>
-                <w:color w:val="FF0000"/>
-              </w:rPr>
-            </w:pPr>
-            <w:r>
-              <w:rPr>
-                <w:color w:val="FF0000"/>
-              </w:rPr>
-              <w:t>2.</w:t>
-            </w:r>
-          </w:p>
-        </w:tc>
-        <w:tc>
-          <w:tcPr>
-            <w:tcW w:w="2143" w:type="dxa"/>
-          </w:tcPr>
-          <w:p>
-            <w:pPr>
-              <w:pStyle w:val="ae"/>
-              <w:ind w:left="0"/>
-              <w:rPr>
-                <w:color w:val="FF0000"/>
-              </w:rPr>
-            </w:pPr>
-            <w:r>
-              <w:rPr>
-                <w:color w:val="FF0000"/>
-                <w:lang w:val="en-US"/>
-              </w:rPr>
-              <w:t>Visio</w:t>
-            </w:r>
-            <w:r>
-              <w:rPr>
-                <w:color w:val="FF0000"/>
-              </w:rPr>
-              <w:t xml:space="preserve"> </w:t>
-            </w:r>
-            <w:r>
-              <w:rPr>
-                <w:color w:val="FF0000"/>
-                <w:lang w:val="en-US"/>
-              </w:rPr>
-              <w:t>Draw</w:t>
-            </w:r>
-            <w:r>
-              <w:rPr>
-                <w:color w:val="FF0000"/>
-              </w:rPr>
-              <w:t xml:space="preserve"> </w:t>
-            </w:r>
-            <w:r>
-              <w:rPr>
-                <w:color w:val="FF0000"/>
-                <w:lang w:val="en-US"/>
-              </w:rPr>
-              <w:t>io</w:t>
-            </w:r>
-          </w:p>
-        </w:tc>
-        <w:tc>
-          <w:tcPr>
-            <w:tcW w:w="2186" w:type="dxa"/>
-          </w:tcPr>
-          <w:p>
-            <w:pPr>
-              <w:pStyle w:val="ae"/>
-              <w:ind w:left="0"/>
-              <w:rPr>
-                <w:color w:val="FF0000"/>
-                <w:lang w:val="en-US"/>
-              </w:rPr>
-            </w:pPr>
-            <w:r>
-              <w:rPr>
-                <w:color w:val="FF0000"/>
-                <w:lang w:val="en-US"/>
-              </w:rPr>
-              <w:t xml:space="preserve">UML </w:t>
-            </w:r>
-          </w:p>
-        </w:tc>
-        <w:tc>
-          <w:tcPr>
-            <w:tcW w:w="4193" w:type="dxa"/>
-          </w:tcPr>
-          <w:p>
-            <w:pPr>
-              <w:pStyle w:val="ae"/>
-              <w:ind w:left="0"/>
-              <w:rPr>
-                <w:color w:val="FF0000"/>
-              </w:rPr>
-            </w:pPr>
-            <w:r>
-              <w:rPr>
-                <w:color w:val="FF0000"/>
-              </w:rPr>
-              <w:t>Диаграмма прецедентов, диаграмма действий бизнес-процесса</w:t>
+            <w:tcW w:w="4672" w:type="dxa"/>
+          </w:tcPr>
+          <w:p>
+            <w:pPr>
+              <w:rPr>
+                <w:sz w:val="22"/>
+              </w:rPr>
+            </w:pPr>
+            <w:r>
+              <w:rPr>
+                <w:sz w:val="22"/>
+              </w:rPr>
+              <w:t>2-Офм_Зак</w:t>
+            </w:r>
+          </w:p>
+        </w:tc>
+        <w:tc>
+          <w:tcPr>
+            <w:tcW w:w="4673" w:type="dxa"/>
+          </w:tcPr>
+          <w:p>
+            <w:pPr>
+              <w:rPr>
+                <w:sz w:val="22"/>
+              </w:rPr>
+            </w:pPr>
+            <w:r>
+              <w:rPr>
+                <w:sz w:val="22"/>
+              </w:rPr>
+              <w:t>Оформление заказа</w:t>
+            </w:r>
+          </w:p>
+        </w:tc>
+      </w:tr>
+      <w:tr>
+        <w:tc>
+          <w:tcPr>
+            <w:tcW w:w="4672" w:type="dxa"/>
+          </w:tcPr>
+          <w:p>
+            <w:pPr>
+              <w:rPr>
+                <w:sz w:val="22"/>
+              </w:rPr>
+            </w:pPr>
+            <w:r>
+              <w:rPr>
+                <w:sz w:val="22"/>
+              </w:rPr>
+              <w:t>3-Обр_Комп</w:t>
+            </w:r>
+          </w:p>
+        </w:tc>
+        <w:tc>
+          <w:tcPr>
+            <w:tcW w:w="4673" w:type="dxa"/>
+          </w:tcPr>
+          <w:p>
+            <w:pPr>
+              <w:rPr>
+                <w:sz w:val="22"/>
+              </w:rPr>
+            </w:pPr>
+            <w:r>
+              <w:rPr>
+                <w:sz w:val="22"/>
+              </w:rPr>
+              <w:t>Обработка и комплектация</w:t>
+            </w:r>
+          </w:p>
+        </w:tc>
+      </w:tr>
+      <w:tr>
+        <w:tc>
+          <w:tcPr>
+            <w:tcW w:w="4672" w:type="dxa"/>
+          </w:tcPr>
+          <w:p>
+            <w:pPr>
+              <w:rPr>
+                <w:sz w:val="22"/>
+              </w:rPr>
+            </w:pPr>
+            <w:r>
+              <w:rPr>
+                <w:sz w:val="22"/>
+              </w:rPr>
+              <w:t>4-Отгр</w:t>
+            </w:r>
+          </w:p>
+        </w:tc>
+        <w:tc>
+          <w:tcPr>
+            <w:tcW w:w="4673" w:type="dxa"/>
+          </w:tcPr>
+          <w:p>
+            <w:pPr>
+              <w:rPr>
+                <w:sz w:val="22"/>
+              </w:rPr>
+            </w:pPr>
+            <w:r>
+              <w:rPr>
+                <w:sz w:val="22"/>
+              </w:rPr>
+              <w:t>Отгрузка</w:t>
+            </w:r>
+          </w:p>
+        </w:tc>
+      </w:tr>
+      <w:tr>
+        <w:tc>
+          <w:tcPr>
+            <w:tcW w:w="4672" w:type="dxa"/>
+          </w:tcPr>
+          <w:p>
+            <w:pPr>
+              <w:rPr>
+                <w:sz w:val="22"/>
+              </w:rPr>
+            </w:pPr>
+            <w:r>
+              <w:rPr>
+                <w:sz w:val="22"/>
+              </w:rPr>
+              <w:t>5-Подтв_Пол</w:t>
+            </w:r>
+          </w:p>
+        </w:tc>
+        <w:tc>
+          <w:tcPr>
+            <w:tcW w:w="4673" w:type="dxa"/>
+          </w:tcPr>
+          <w:p>
+            <w:pPr>
+              <w:rPr>
+                <w:sz w:val="22"/>
+              </w:rPr>
+            </w:pPr>
+            <w:r>
+              <w:rPr>
+                <w:sz w:val="22"/>
+              </w:rPr>
+              <w:t>Подтверждение получения</w:t>
             </w:r>
           </w:p>
         </w:tc>
       </w:tr>
     </w:tbl>
     <w:p>
-      <w:pPr>
+      <w:bookmarkStart w:id="14" w:name="_Toc2771683"/>
+      <w:r>
+        <w:rPr>
+          <w:rFonts w:eastAsia="Times New Roman" w:cs="Times New Roman"/>
+          <w:iCs/>
+          <w:sz w:val="22"/>
+        </w:rPr>
+        <w:lastRenderedPageBreak/>
+        <w:t xml:space="preserve">Примечание. В целях упрощения задачи в дальнейшем рассматривается бизнес-процесс «Обработка и комплектация заказа», который включает операции подтверждения заказа, комплектации товаров, упаковки и оформления документации. Присвоим ему номер </w:t>
+      </w:r>
+      <w:proofErr w:type="spellStart"/>
+      <w:r>
+        <w:rPr>
+          <w:rFonts w:eastAsia="Times New Roman" w:cs="Times New Roman"/>
+          <w:iCs/>
+          <w:sz w:val="22"/>
+        </w:rPr>
+        <w:t>Обр_Зак</w:t>
+      </w:r>
+      <w:proofErr w:type="spellEnd"/>
+      <w:r>
+        <w:rPr>
+          <w:rFonts w:eastAsia="Times New Roman" w:cs="Times New Roman"/>
+          <w:iCs/>
+          <w:sz w:val="22"/>
+        </w:rPr>
+        <w:t>.</w:t>
+      </w:r>
+    </w:p>
+    <w:p>
+      <w:pPr>
+        <w:pStyle w:val="3"/>
+      </w:pPr>
+      <w:r>
+        <w:t xml:space="preserve">2 этап. Словесный алгоритм (Общее описание </w:t>
+      </w:r>
+      <w:r>
         <w:rPr>
           <w:color w:val="FF0000"/>
+        </w:rPr>
+        <w:t>ОДНОГО бизнес-процесса</w:t>
+      </w:r>
+      <w:r>
+        <w:t>)</w:t>
+      </w:r>
+      <w:bookmarkEnd w:id="14"/>
+    </w:p>
+    <w:p>
+      <w:pPr>
+        <w:jc w:val="center"/>
+        <w:rPr>
+          <w:b/>
+          <w:sz w:val="28"/>
+        </w:rPr>
+      </w:pPr>
+      <w:r>
+        <w:rPr>
+          <w:b/>
+          <w:sz w:val="28"/>
+        </w:rPr>
+        <w:t>Б</w:t>
+      </w:r>
+      <w:r>
+        <w:rPr>
+          <w:b/>
+          <w:sz w:val="28"/>
+        </w:rPr>
+        <w:t>изнес-процесс «Обработка и комплектация заказа» (3-Обр_Комп)</w:t>
+      </w:r>
+    </w:p>
+    <w:p>
+      <w:pPr>
+        <w:spacing w:before="100" w:beforeAutospacing="1" w:after="100" w:afterAutospacing="1" w:line="240" w:lineRule="auto"/>
+        <w:rPr>
+          <w:rFonts w:eastAsia="Times New Roman" w:cs="Times New Roman"/>
+          <w:kern w:val="0"/>
+          <w:szCs w:val="24"/>
+          <w:lang w:eastAsia="ru-RU"/>
+          <w14:ligatures w14:val="none"/>
+        </w:rPr>
+      </w:pPr>
+      <w:bookmarkStart w:id="15" w:name="_Toc225769254"/>
+      <w:r>
+        <w:rPr>
+          <w:rFonts w:eastAsia="Times New Roman" w:cs="Times New Roman"/>
+          <w:kern w:val="0"/>
+          <w:szCs w:val="24"/>
+          <w:lang w:eastAsia="ru-RU"/>
+          <w14:ligatures w14:val="none"/>
+        </w:rPr>
+        <w:t>Предприятие осуществляет обработку и комплектацию заказов покупателей на складе. Процесс выполняется менеджером по работе с клиентами, менеджером склада и сотрудниками склада.</w:t>
+      </w:r>
+    </w:p>
+    <w:p>
+      <w:pPr>
+        <w:numPr>
+          <w:ilvl w:val="0"/>
+          <w:numId w:val="24"/>
+        </w:numPr>
+        <w:spacing w:before="100" w:beforeAutospacing="1" w:after="100" w:afterAutospacing="1" w:line="240" w:lineRule="auto"/>
+        <w:rPr>
+          <w:rFonts w:eastAsia="Times New Roman" w:cs="Times New Roman"/>
+          <w:kern w:val="0"/>
+          <w:szCs w:val="24"/>
+          <w:lang w:eastAsia="ru-RU"/>
+          <w14:ligatures w14:val="none"/>
+        </w:rPr>
+      </w:pPr>
+      <w:r>
+        <w:rPr>
+          <w:rFonts w:eastAsia="Times New Roman" w:cs="Times New Roman"/>
+          <w:kern w:val="0"/>
+          <w:szCs w:val="24"/>
+          <w:lang w:eastAsia="ru-RU"/>
+          <w14:ligatures w14:val="none"/>
+        </w:rPr>
+        <w:t xml:space="preserve">Менеджер по работе с клиентами </w:t>
+      </w:r>
+      <w:r>
+        <w:rPr>
+          <w:rFonts w:eastAsia="Times New Roman" w:cs="Times New Roman"/>
+          <w:bCs/>
+          <w:kern w:val="0"/>
+          <w:szCs w:val="24"/>
+          <w:lang w:eastAsia="ru-RU"/>
+          <w14:ligatures w14:val="none"/>
+        </w:rPr>
+        <w:t>ежедневно</w:t>
+      </w:r>
+      <w:r>
+        <w:rPr>
+          <w:rFonts w:eastAsia="Times New Roman" w:cs="Times New Roman"/>
+          <w:kern w:val="0"/>
+          <w:szCs w:val="24"/>
+          <w:lang w:eastAsia="ru-RU"/>
+          <w14:ligatures w14:val="none"/>
+        </w:rPr>
+        <w:t xml:space="preserve"> получает от покупателя заказ клиента с перечнем запрашиваемых товаров, их количеством и пожеланиями по срокам доставки.</w:t>
+      </w:r>
+    </w:p>
+    <w:p>
+      <w:pPr>
+        <w:numPr>
+          <w:ilvl w:val="0"/>
+          <w:numId w:val="24"/>
+        </w:numPr>
+        <w:spacing w:before="100" w:beforeAutospacing="1" w:after="100" w:afterAutospacing="1" w:line="240" w:lineRule="auto"/>
+        <w:rPr>
+          <w:rFonts w:eastAsia="Times New Roman" w:cs="Times New Roman"/>
+          <w:kern w:val="0"/>
+          <w:szCs w:val="24"/>
+          <w:lang w:eastAsia="ru-RU"/>
+          <w14:ligatures w14:val="none"/>
+        </w:rPr>
+      </w:pPr>
+      <w:r>
+        <w:rPr>
+          <w:rFonts w:eastAsia="Times New Roman" w:cs="Times New Roman"/>
+          <w:kern w:val="0"/>
+          <w:szCs w:val="24"/>
+          <w:lang w:eastAsia="ru-RU"/>
+          <w14:ligatures w14:val="none"/>
+        </w:rPr>
+        <w:t xml:space="preserve">Менеджер по работе с клиентами </w:t>
+      </w:r>
+      <w:r>
+        <w:rPr>
+          <w:rFonts w:eastAsia="Times New Roman" w:cs="Times New Roman"/>
+          <w:bCs/>
+          <w:kern w:val="0"/>
+          <w:szCs w:val="24"/>
+          <w:lang w:eastAsia="ru-RU"/>
+          <w14:ligatures w14:val="none"/>
+        </w:rPr>
+        <w:t>по мере необходимости</w:t>
+      </w:r>
+      <w:r>
+        <w:rPr>
+          <w:rFonts w:eastAsia="Times New Roman" w:cs="Times New Roman"/>
+          <w:kern w:val="0"/>
+          <w:szCs w:val="24"/>
+          <w:lang w:eastAsia="ru-RU"/>
+          <w14:ligatures w14:val="none"/>
+        </w:rPr>
+        <w:t xml:space="preserve"> на основании заказа клиента запрашивает у менеджера склада данные об остатках на складе. Менеджер склада проверяет фактическое наличие товаров и передаёт сведения об остатках.</w:t>
+      </w:r>
+    </w:p>
+    <w:p>
+      <w:pPr>
+        <w:numPr>
+          <w:ilvl w:val="0"/>
+          <w:numId w:val="24"/>
+        </w:numPr>
+        <w:spacing w:before="100" w:beforeAutospacing="1" w:after="100" w:afterAutospacing="1" w:line="240" w:lineRule="auto"/>
+        <w:rPr>
+          <w:rFonts w:eastAsia="Times New Roman" w:cs="Times New Roman"/>
+          <w:kern w:val="0"/>
+          <w:szCs w:val="24"/>
+          <w:lang w:eastAsia="ru-RU"/>
+          <w14:ligatures w14:val="none"/>
+        </w:rPr>
+      </w:pPr>
+      <w:r>
+        <w:rPr>
+          <w:rFonts w:eastAsia="Times New Roman" w:cs="Times New Roman"/>
+          <w:kern w:val="0"/>
+          <w:szCs w:val="24"/>
+          <w:lang w:eastAsia="ru-RU"/>
+          <w14:ligatures w14:val="none"/>
+        </w:rPr>
+        <w:t xml:space="preserve">Менеджер по работе с клиентами совместно с менеджером склада </w:t>
+      </w:r>
+      <w:r>
+        <w:rPr>
+          <w:rFonts w:eastAsia="Times New Roman" w:cs="Times New Roman"/>
+          <w:bCs/>
+          <w:kern w:val="0"/>
+          <w:szCs w:val="24"/>
+          <w:lang w:eastAsia="ru-RU"/>
+          <w14:ligatures w14:val="none"/>
+        </w:rPr>
+        <w:t>ежедневно</w:t>
+      </w:r>
+      <w:r>
+        <w:rPr>
+          <w:rFonts w:eastAsia="Times New Roman" w:cs="Times New Roman"/>
+          <w:kern w:val="0"/>
+          <w:szCs w:val="24"/>
+          <w:lang w:eastAsia="ru-RU"/>
+          <w14:ligatures w14:val="none"/>
+        </w:rPr>
+        <w:t xml:space="preserve"> согласовывают сроки и условия выполнения заказа. По итогам согласования менеджер по работе с клиентами формирует подтверждение заказа и направляет его покупателю.</w:t>
+      </w:r>
+    </w:p>
+    <w:p>
+      <w:pPr>
+        <w:numPr>
+          <w:ilvl w:val="0"/>
+          <w:numId w:val="24"/>
+        </w:numPr>
+        <w:spacing w:before="100" w:beforeAutospacing="1" w:after="100" w:afterAutospacing="1" w:line="240" w:lineRule="auto"/>
+        <w:rPr>
+          <w:rFonts w:eastAsia="Times New Roman" w:cs="Times New Roman"/>
+          <w:kern w:val="0"/>
+          <w:szCs w:val="24"/>
+          <w:lang w:eastAsia="ru-RU"/>
+          <w14:ligatures w14:val="none"/>
+        </w:rPr>
+      </w:pPr>
+      <w:r>
+        <w:rPr>
+          <w:rFonts w:eastAsia="Times New Roman" w:cs="Times New Roman"/>
+          <w:kern w:val="0"/>
+          <w:szCs w:val="24"/>
+          <w:lang w:eastAsia="ru-RU"/>
+          <w14:ligatures w14:val="none"/>
+        </w:rPr>
+        <w:t xml:space="preserve">Менеджер склада </w:t>
+      </w:r>
+      <w:r>
+        <w:rPr>
+          <w:rFonts w:eastAsia="Times New Roman" w:cs="Times New Roman"/>
+          <w:bCs/>
+          <w:kern w:val="0"/>
+          <w:szCs w:val="24"/>
+          <w:lang w:eastAsia="ru-RU"/>
+          <w14:ligatures w14:val="none"/>
+        </w:rPr>
+        <w:t>ежедневно</w:t>
+      </w:r>
+      <w:r>
+        <w:rPr>
+          <w:rFonts w:eastAsia="Times New Roman" w:cs="Times New Roman"/>
+          <w:kern w:val="0"/>
+          <w:szCs w:val="24"/>
+          <w:lang w:eastAsia="ru-RU"/>
+          <w14:ligatures w14:val="none"/>
+        </w:rPr>
+        <w:t xml:space="preserve"> на основании подтверждения заказа формирует лист комплектации — список товаров для сборки с указанием складских мест хранения и необходимого количества по каждой позиции.</w:t>
+      </w:r>
+    </w:p>
+    <w:p>
+      <w:pPr>
+        <w:numPr>
+          <w:ilvl w:val="0"/>
+          <w:numId w:val="24"/>
+        </w:numPr>
+        <w:spacing w:before="100" w:beforeAutospacing="1" w:after="100" w:afterAutospacing="1" w:line="240" w:lineRule="auto"/>
+        <w:rPr>
+          <w:rFonts w:eastAsia="Times New Roman" w:cs="Times New Roman"/>
+          <w:kern w:val="0"/>
+          <w:szCs w:val="24"/>
+          <w:lang w:eastAsia="ru-RU"/>
+          <w14:ligatures w14:val="none"/>
+        </w:rPr>
+      </w:pPr>
+      <w:r>
+        <w:rPr>
+          <w:rFonts w:eastAsia="Times New Roman" w:cs="Times New Roman"/>
+          <w:kern w:val="0"/>
+          <w:szCs w:val="24"/>
+          <w:lang w:eastAsia="ru-RU"/>
+          <w14:ligatures w14:val="none"/>
+        </w:rPr>
+        <w:t xml:space="preserve">Сотрудник склада </w:t>
+      </w:r>
+      <w:r>
+        <w:rPr>
+          <w:rFonts w:eastAsia="Times New Roman" w:cs="Times New Roman"/>
+          <w:bCs/>
+          <w:kern w:val="0"/>
+          <w:szCs w:val="24"/>
+          <w:lang w:eastAsia="ru-RU"/>
+          <w14:ligatures w14:val="none"/>
+        </w:rPr>
+        <w:t>ежедневно</w:t>
+      </w:r>
+      <w:r>
+        <w:rPr>
+          <w:rFonts w:eastAsia="Times New Roman" w:cs="Times New Roman"/>
+          <w:kern w:val="0"/>
+          <w:szCs w:val="24"/>
+          <w:lang w:eastAsia="ru-RU"/>
+          <w14:ligatures w14:val="none"/>
+        </w:rPr>
+        <w:t xml:space="preserve"> на основании листа комплектации производит физический поиск и сбор товаров со стеллажей, полок и зон хранения согласно указанным складским местам.</w:t>
+      </w:r>
+    </w:p>
+    <w:p>
+      <w:pPr>
+        <w:numPr>
+          <w:ilvl w:val="0"/>
+          <w:numId w:val="24"/>
+        </w:numPr>
+        <w:spacing w:before="100" w:beforeAutospacing="1" w:after="100" w:afterAutospacing="1" w:line="240" w:lineRule="auto"/>
+        <w:rPr>
+          <w:rFonts w:eastAsia="Times New Roman" w:cs="Times New Roman"/>
+          <w:kern w:val="0"/>
+          <w:szCs w:val="24"/>
+          <w:lang w:eastAsia="ru-RU"/>
+          <w14:ligatures w14:val="none"/>
+        </w:rPr>
+      </w:pPr>
+      <w:r>
+        <w:rPr>
+          <w:rFonts w:eastAsia="Times New Roman" w:cs="Times New Roman"/>
+          <w:kern w:val="0"/>
+          <w:szCs w:val="24"/>
+          <w:lang w:eastAsia="ru-RU"/>
+          <w14:ligatures w14:val="none"/>
+        </w:rPr>
+        <w:t xml:space="preserve">Менеджер склада совместно с сотрудником склада </w:t>
+      </w:r>
+      <w:r>
+        <w:rPr>
+          <w:rFonts w:eastAsia="Times New Roman" w:cs="Times New Roman"/>
+          <w:bCs/>
+          <w:kern w:val="0"/>
+          <w:szCs w:val="24"/>
+          <w:lang w:eastAsia="ru-RU"/>
+          <w14:ligatures w14:val="none"/>
+        </w:rPr>
+        <w:t>по мере необходимости</w:t>
+      </w:r>
+      <w:r>
+        <w:rPr>
+          <w:rFonts w:eastAsia="Times New Roman" w:cs="Times New Roman"/>
+          <w:kern w:val="0"/>
+          <w:szCs w:val="24"/>
+          <w:lang w:eastAsia="ru-RU"/>
+          <w14:ligatures w14:val="none"/>
+        </w:rPr>
+        <w:t xml:space="preserve"> осуществляют проверку качества и количества собранных товаров: соответствие номенклатуры, отсутствие повреждений, правильность количества. По итогам проверки составляется акт проверки качества.</w:t>
+      </w:r>
+    </w:p>
+    <w:p>
+      <w:pPr>
+        <w:numPr>
+          <w:ilvl w:val="0"/>
+          <w:numId w:val="24"/>
+        </w:numPr>
+        <w:spacing w:before="100" w:beforeAutospacing="1" w:after="100" w:afterAutospacing="1" w:line="240" w:lineRule="auto"/>
+        <w:rPr>
+          <w:rFonts w:eastAsia="Times New Roman" w:cs="Times New Roman"/>
+          <w:kern w:val="0"/>
+          <w:szCs w:val="24"/>
+          <w:lang w:eastAsia="ru-RU"/>
+          <w14:ligatures w14:val="none"/>
+        </w:rPr>
+      </w:pPr>
+      <w:r>
+        <w:rPr>
+          <w:rFonts w:eastAsia="Times New Roman" w:cs="Times New Roman"/>
+          <w:kern w:val="0"/>
+          <w:szCs w:val="24"/>
+          <w:lang w:eastAsia="ru-RU"/>
+          <w14:ligatures w14:val="none"/>
+        </w:rPr>
+        <w:t xml:space="preserve">Сотрудник склада </w:t>
+      </w:r>
+      <w:r>
+        <w:rPr>
+          <w:rFonts w:eastAsia="Times New Roman" w:cs="Times New Roman"/>
+          <w:bCs/>
+          <w:kern w:val="0"/>
+          <w:szCs w:val="24"/>
+          <w:lang w:eastAsia="ru-RU"/>
+          <w14:ligatures w14:val="none"/>
+        </w:rPr>
+        <w:t>ежедневно</w:t>
+      </w:r>
+      <w:r>
+        <w:rPr>
+          <w:rFonts w:eastAsia="Times New Roman" w:cs="Times New Roman"/>
+          <w:kern w:val="0"/>
+          <w:szCs w:val="24"/>
+          <w:lang w:eastAsia="ru-RU"/>
+          <w14:ligatures w14:val="none"/>
+        </w:rPr>
+        <w:t xml:space="preserve"> на основании акта проверки качества выполняет упаковку товаров с защитой от повреждений при транспортировке и наносит маркировку на упаковку: код заказа, адрес покупателя, отметки «Хрупкое». Менеджер склада контролирует качество упаковки. Внутрь упаковки помещается упаковочный лист, снаружи крепится этикетка с информацией о заказе.</w:t>
+      </w:r>
+    </w:p>
+    <w:p>
+      <w:pPr>
+        <w:numPr>
+          <w:ilvl w:val="0"/>
+          <w:numId w:val="24"/>
+        </w:numPr>
+        <w:spacing w:before="100" w:beforeAutospacing="1" w:after="100" w:afterAutospacing="1" w:line="240" w:lineRule="auto"/>
+        <w:rPr>
+          <w:rFonts w:eastAsia="Times New Roman" w:cs="Times New Roman"/>
+          <w:kern w:val="0"/>
+          <w:szCs w:val="24"/>
+          <w:lang w:eastAsia="ru-RU"/>
+          <w14:ligatures w14:val="none"/>
+        </w:rPr>
+      </w:pPr>
+      <w:r>
+        <w:rPr>
+          <w:rFonts w:eastAsia="Times New Roman" w:cs="Times New Roman"/>
+          <w:kern w:val="0"/>
+          <w:szCs w:val="24"/>
+          <w:lang w:eastAsia="ru-RU"/>
+          <w14:ligatures w14:val="none"/>
+        </w:rPr>
+        <w:t xml:space="preserve">Бухгалтер </w:t>
+      </w:r>
+      <w:r>
+        <w:rPr>
+          <w:rFonts w:eastAsia="Times New Roman" w:cs="Times New Roman"/>
+          <w:bCs/>
+          <w:kern w:val="0"/>
+          <w:szCs w:val="24"/>
+          <w:lang w:eastAsia="ru-RU"/>
+          <w14:ligatures w14:val="none"/>
+        </w:rPr>
+        <w:t>ежедневно</w:t>
+      </w:r>
+      <w:r>
+        <w:rPr>
+          <w:rFonts w:eastAsia="Times New Roman" w:cs="Times New Roman"/>
+          <w:kern w:val="0"/>
+          <w:szCs w:val="24"/>
+          <w:lang w:eastAsia="ru-RU"/>
+          <w14:ligatures w14:val="none"/>
+        </w:rPr>
+        <w:t xml:space="preserve"> на основании данных заказа и этикетки оформляет накладную, содержащую номер заказа, дату, данные покупателя и склада, перечень товаров с количеством и ценами, итоговую сумму. Накладная оформляется в 2 экземплярах. Для юридических лиц бухгалтер дополнительно выписывает счёт на оплату, для физических лиц — товарный чек.</w:t>
+      </w:r>
+    </w:p>
+    <w:p>
+      <w:pPr>
+        <w:numPr>
+          <w:ilvl w:val="0"/>
+          <w:numId w:val="24"/>
+        </w:numPr>
+        <w:spacing w:before="100" w:beforeAutospacing="1" w:after="100" w:afterAutospacing="1" w:line="240" w:lineRule="auto"/>
+        <w:rPr>
+          <w:rFonts w:eastAsia="Times New Roman" w:cs="Times New Roman"/>
+          <w:kern w:val="0"/>
+          <w:szCs w:val="24"/>
+          <w:lang w:eastAsia="ru-RU"/>
+          <w14:ligatures w14:val="none"/>
+        </w:rPr>
+      </w:pPr>
+      <w:r>
+        <w:rPr>
+          <w:rFonts w:eastAsia="Times New Roman" w:cs="Times New Roman"/>
+          <w:kern w:val="0"/>
+          <w:szCs w:val="24"/>
+          <w:lang w:eastAsia="ru-RU"/>
+          <w14:ligatures w14:val="none"/>
+        </w:rPr>
+        <w:t xml:space="preserve">Менеджер склада и бухгалтер </w:t>
+      </w:r>
+      <w:r>
+        <w:rPr>
+          <w:rFonts w:eastAsia="Times New Roman" w:cs="Times New Roman"/>
+          <w:bCs/>
+          <w:kern w:val="0"/>
+          <w:szCs w:val="24"/>
+          <w:lang w:eastAsia="ru-RU"/>
+          <w14:ligatures w14:val="none"/>
+        </w:rPr>
+        <w:t>ежедневно</w:t>
+      </w:r>
+      <w:r>
+        <w:rPr>
+          <w:rFonts w:eastAsia="Times New Roman" w:cs="Times New Roman"/>
+          <w:kern w:val="0"/>
+          <w:szCs w:val="24"/>
+          <w:lang w:eastAsia="ru-RU"/>
+          <w14:ligatures w14:val="none"/>
+        </w:rPr>
+        <w:t xml:space="preserve"> подписывают накладные и сопроводительные документы. При крупных заказах или при работе с юридическими лицами директор </w:t>
+      </w:r>
+      <w:r>
+        <w:rPr>
+          <w:rFonts w:eastAsia="Times New Roman" w:cs="Times New Roman"/>
+          <w:bCs/>
+          <w:kern w:val="0"/>
+          <w:szCs w:val="24"/>
+          <w:lang w:eastAsia="ru-RU"/>
+          <w14:ligatures w14:val="none"/>
+        </w:rPr>
+        <w:t>по мере необходимости</w:t>
+      </w:r>
+      <w:r>
+        <w:rPr>
+          <w:rFonts w:eastAsia="Times New Roman" w:cs="Times New Roman"/>
+          <w:kern w:val="0"/>
+          <w:szCs w:val="24"/>
+          <w:lang w:eastAsia="ru-RU"/>
+          <w14:ligatures w14:val="none"/>
+        </w:rPr>
+        <w:t xml:space="preserve"> визирует документы своей подписью.</w:t>
+      </w:r>
+    </w:p>
+    <w:p>
+      <w:pPr>
+        <w:numPr>
+          <w:ilvl w:val="0"/>
+          <w:numId w:val="24"/>
+        </w:numPr>
+        <w:spacing w:before="100" w:beforeAutospacing="1" w:after="100" w:afterAutospacing="1" w:line="240" w:lineRule="auto"/>
+        <w:rPr>
+          <w:rFonts w:eastAsia="Times New Roman" w:cs="Times New Roman"/>
+          <w:kern w:val="0"/>
+          <w:szCs w:val="24"/>
+          <w:lang w:eastAsia="ru-RU"/>
+          <w14:ligatures w14:val="none"/>
+        </w:rPr>
+      </w:pPr>
+      <w:r>
+        <w:rPr>
+          <w:rFonts w:eastAsia="Times New Roman" w:cs="Times New Roman"/>
+          <w:kern w:val="0"/>
+          <w:szCs w:val="24"/>
+          <w:lang w:eastAsia="ru-RU"/>
+          <w14:ligatures w14:val="none"/>
+        </w:rPr>
+        <w:t xml:space="preserve">Менеджер склада </w:t>
+      </w:r>
+      <w:r>
+        <w:rPr>
+          <w:rFonts w:eastAsia="Times New Roman" w:cs="Times New Roman"/>
+          <w:bCs/>
+          <w:kern w:val="0"/>
+          <w:szCs w:val="24"/>
+          <w:lang w:eastAsia="ru-RU"/>
+          <w14:ligatures w14:val="none"/>
+        </w:rPr>
+        <w:t>ежедневно</w:t>
+      </w:r>
+      <w:r>
+        <w:rPr>
+          <w:rFonts w:eastAsia="Times New Roman" w:cs="Times New Roman"/>
+          <w:kern w:val="0"/>
+          <w:szCs w:val="24"/>
+          <w:lang w:eastAsia="ru-RU"/>
+          <w14:ligatures w14:val="none"/>
+        </w:rPr>
+        <w:t xml:space="preserve"> передаёт подписанный комплект документов сотруднику склада. Сотрудник склада производит отгрузку заказа покупателю или передаёт его курьерской службе.</w:t>
+      </w:r>
+    </w:p>
+    <w:p>
+      <w:pPr>
+        <w:pStyle w:val="3"/>
+      </w:pPr>
+      <w:bookmarkStart w:id="16" w:name="_Toc2771684"/>
+      <w:r>
+        <w:lastRenderedPageBreak/>
+        <w:t>3 Этап. Построение диаграммы действий</w:t>
+      </w:r>
+      <w:bookmarkEnd w:id="16"/>
+    </w:p>
+    <w:p>
+      <w:r>
+        <w:pict w14:anchorId="6F798D28">
+          <v:shapetype id="_x0000_t75" coordsize="21600,21600" o:spt="75" o:preferrelative="t" path="m@4@5l@4@11@9@11@9@5xe" filled="f" stroked="f">
+            <v:stroke joinstyle="miter"/>
+            <v:formulas>
+              <v:f eqn="if lineDrawn pixelLineWidth 0"/>
+              <v:f eqn="sum @0 1 0"/>
+              <v:f eqn="sum 0 0 @1"/>
+              <v:f eqn="prod @2 1 2"/>
+              <v:f eqn="prod @3 21600 pixelWidth"/>
+              <v:f eqn="prod @3 21600 pixelHeight"/>
+              <v:f eqn="sum @0 0 1"/>
+              <v:f eqn="prod @6 1 2"/>
+              <v:f eqn="prod @7 21600 pixelWidth"/>
+              <v:f eqn="sum @8 21600 0"/>
+              <v:f eqn="prod @7 21600 pixelHeight"/>
+              <v:f eqn="sum @10 21600 0"/>
+            </v:formulas>
+            <v:path o:extrusionok="f" gradientshapeok="t" o:connecttype="rect"/>
+            <o:lock v:ext="edit" aspectratio="t"/>
+          </v:shapetype>
+          <v:shape id="_x0000_i1025" type="#_x0000_t75" style="width:468pt;height:579.75pt">
+            <v:imagedata r:id="rId15" o:title="Диаграмма действий.drawio"/>
+          </v:shape>
+        </w:pict>
+      </w:r>
+    </w:p>
+    <w:p>
+      <w:pPr>
+        <w:tabs>
+          <w:tab w:val="left" w:pos="9360"/>
+        </w:tabs>
+        <w:spacing w:line="360" w:lineRule="auto"/>
+        <w:jc w:val="center"/>
+        <w:rPr>
+          <w:rFonts w:cs="Times New Roman"/>
           <w:sz w:val="28"/>
           <w:szCs w:val="28"/>
         </w:rPr>
       </w:pPr>
       <w:r>
         <w:rPr>
-          <w:color w:val="FF0000"/>
-          <w:sz w:val="28"/>
-          <w:szCs w:val="28"/>
-        </w:rPr>
-        <w:t>Описание представлено в папке</w:t>
+          <w:rFonts w:cs="Times New Roman"/>
+          <w:szCs w:val="24"/>
+        </w:rPr>
+        <w:t>Рис.</w:t>
+      </w:r>
+      <w:r>
+        <w:rPr>
+          <w:rFonts w:cs="Times New Roman"/>
+          <w:szCs w:val="24"/>
+        </w:rPr>
+        <w:t>7</w:t>
+      </w:r>
+      <w:r>
+        <w:rPr>
+          <w:rFonts w:cs="Times New Roman"/>
+          <w:szCs w:val="24"/>
+        </w:rPr>
+        <w:t xml:space="preserve"> «</w:t>
+      </w:r>
+      <w:r>
+        <w:rPr>
+          <w:rFonts w:cs="Times New Roman"/>
+          <w:szCs w:val="24"/>
+        </w:rPr>
+        <w:t>Диаграмма действий</w:t>
+      </w:r>
+      <w:r>
+        <w:rPr>
+          <w:rFonts w:cs="Times New Roman"/>
+          <w:szCs w:val="24"/>
+        </w:rPr>
+        <w:t>»</w:t>
       </w:r>
     </w:p>
     <w:p>
       <w:pPr>
         <w:pStyle w:val="2"/>
-        <w:rPr>
-          <w:color w:val="FF0000"/>
-        </w:rPr>
-      </w:pPr>
-      <w:bookmarkStart w:id="11" w:name="_Toc214365988"/>
-      <w:r>
-        <w:rPr>
-          <w:color w:val="FF0000"/>
-        </w:rPr>
+      </w:pPr>
+      <w:r>
         <w:t>Структурный анализ</w:t>
       </w:r>
-      <w:bookmarkEnd w:id="11"/>
+      <w:bookmarkEnd w:id="15"/>
     </w:p>
     <w:p>
       <w:pPr>
@@ -6208,7 +6555,6 @@
                 <w:bCs/>
                 <w:color w:val="FF0000"/>
               </w:rPr>
-              <w:lastRenderedPageBreak/>
               <w:t>Объектная структура</w:t>
             </w:r>
           </w:p>
@@ -6283,6 +6629,7 @@
                 <w:bCs/>
                 <w:color w:val="FF0000"/>
               </w:rPr>
+              <w:lastRenderedPageBreak/>
               <w:t>Функциональная структура</w:t>
             </w:r>
           </w:p>
@@ -6655,7 +7002,7 @@
             <w:sz w:val="28"/>
             <w:szCs w:val="28"/>
           </w:rPr>
-          <w:t>9</w:t>
+          <w:t>12</w:t>
         </w:r>
         <w:r>
           <w:rPr>
@@ -7237,7 +7584,7 @@
   <w:abstractNum w:abstractNumId="4" w15:restartNumberingAfterBreak="0">
     <w:nsid w:val="1B5379C8"/>
     <w:multiLevelType w:val="multilevel"/>
-    <w:tmpl w:val="7B2A9E54"/>
+    <w:tmpl w:val="EF5E7790"/>
     <w:lvl w:ilvl="0">
       <w:start w:val="1"/>
       <w:numFmt w:val="decimal"/>
@@ -7263,6 +7610,7 @@
       </w:pPr>
       <w:rPr>
         <w:rFonts w:hint="default"/>
+        <w:color w:val="auto"/>
       </w:rPr>
     </w:lvl>
     <w:lvl w:ilvl="2">
@@ -7890,6 +8238,232 @@
     </w:lvl>
   </w:abstractNum>
   <w:abstractNum w:abstractNumId="9" w15:restartNumberingAfterBreak="0">
+    <w:nsid w:val="38F424C6"/>
+    <w:multiLevelType w:val="multilevel"/>
+    <w:tmpl w:val="FA7E7916"/>
+    <w:lvl w:ilvl="0">
+      <w:start w:val="1"/>
+      <w:numFmt w:val="decimal"/>
+      <w:lvlText w:val="%1."/>
+      <w:lvlJc w:val="left"/>
+      <w:pPr>
+        <w:tabs>
+          <w:tab w:val="num" w:pos="720"/>
+        </w:tabs>
+        <w:ind w:left="720" w:hanging="360"/>
+      </w:pPr>
+    </w:lvl>
+    <w:lvl w:ilvl="1" w:tentative="1">
+      <w:start w:val="1"/>
+      <w:numFmt w:val="decimal"/>
+      <w:lvlText w:val="%2."/>
+      <w:lvlJc w:val="left"/>
+      <w:pPr>
+        <w:tabs>
+          <w:tab w:val="num" w:pos="1440"/>
+        </w:tabs>
+        <w:ind w:left="1440" w:hanging="360"/>
+      </w:pPr>
+    </w:lvl>
+    <w:lvl w:ilvl="2" w:tentative="1">
+      <w:start w:val="1"/>
+      <w:numFmt w:val="decimal"/>
+      <w:lvlText w:val="%3."/>
+      <w:lvlJc w:val="left"/>
+      <w:pPr>
+        <w:tabs>
+          <w:tab w:val="num" w:pos="2160"/>
+        </w:tabs>
+        <w:ind w:left="2160" w:hanging="360"/>
+      </w:pPr>
+    </w:lvl>
+    <w:lvl w:ilvl="3" w:tentative="1">
+      <w:start w:val="1"/>
+      <w:numFmt w:val="decimal"/>
+      <w:lvlText w:val="%4."/>
+      <w:lvlJc w:val="left"/>
+      <w:pPr>
+        <w:tabs>
+          <w:tab w:val="num" w:pos="2880"/>
+        </w:tabs>
+        <w:ind w:left="2880" w:hanging="360"/>
+      </w:pPr>
+    </w:lvl>
+    <w:lvl w:ilvl="4" w:tentative="1">
+      <w:start w:val="1"/>
+      <w:numFmt w:val="decimal"/>
+      <w:lvlText w:val="%5."/>
+      <w:lvlJc w:val="left"/>
+      <w:pPr>
+        <w:tabs>
+          <w:tab w:val="num" w:pos="3600"/>
+        </w:tabs>
+        <w:ind w:left="3600" w:hanging="360"/>
+      </w:pPr>
+    </w:lvl>
+    <w:lvl w:ilvl="5" w:tentative="1">
+      <w:start w:val="1"/>
+      <w:numFmt w:val="decimal"/>
+      <w:lvlText w:val="%6."/>
+      <w:lvlJc w:val="left"/>
+      <w:pPr>
+        <w:tabs>
+          <w:tab w:val="num" w:pos="4320"/>
+        </w:tabs>
+        <w:ind w:left="4320" w:hanging="360"/>
+      </w:pPr>
+    </w:lvl>
+    <w:lvl w:ilvl="6" w:tentative="1">
+      <w:start w:val="1"/>
+      <w:numFmt w:val="decimal"/>
+      <w:lvlText w:val="%7."/>
+      <w:lvlJc w:val="left"/>
+      <w:pPr>
+        <w:tabs>
+          <w:tab w:val="num" w:pos="5040"/>
+        </w:tabs>
+        <w:ind w:left="5040" w:hanging="360"/>
+      </w:pPr>
+    </w:lvl>
+    <w:lvl w:ilvl="7" w:tentative="1">
+      <w:start w:val="1"/>
+      <w:numFmt w:val="decimal"/>
+      <w:lvlText w:val="%8."/>
+      <w:lvlJc w:val="left"/>
+      <w:pPr>
+        <w:tabs>
+          <w:tab w:val="num" w:pos="5760"/>
+        </w:tabs>
+        <w:ind w:left="5760" w:hanging="360"/>
+      </w:pPr>
+    </w:lvl>
+    <w:lvl w:ilvl="8" w:tentative="1">
+      <w:start w:val="1"/>
+      <w:numFmt w:val="decimal"/>
+      <w:lvlText w:val="%9."/>
+      <w:lvlJc w:val="left"/>
+      <w:pPr>
+        <w:tabs>
+          <w:tab w:val="num" w:pos="6480"/>
+        </w:tabs>
+        <w:ind w:left="6480" w:hanging="360"/>
+      </w:pPr>
+    </w:lvl>
+  </w:abstractNum>
+  <w:abstractNum w:abstractNumId="10" w15:restartNumberingAfterBreak="0">
+    <w:nsid w:val="3F206F21"/>
+    <w:multiLevelType w:val="multilevel"/>
+    <w:tmpl w:val="4090311C"/>
+    <w:lvl w:ilvl="0">
+      <w:start w:val="1"/>
+      <w:numFmt w:val="decimal"/>
+      <w:lvlText w:val="%1."/>
+      <w:lvlJc w:val="left"/>
+      <w:pPr>
+        <w:tabs>
+          <w:tab w:val="num" w:pos="720"/>
+        </w:tabs>
+        <w:ind w:left="720" w:hanging="360"/>
+      </w:pPr>
+    </w:lvl>
+    <w:lvl w:ilvl="1" w:tentative="1">
+      <w:start w:val="1"/>
+      <w:numFmt w:val="decimal"/>
+      <w:lvlText w:val="%2."/>
+      <w:lvlJc w:val="left"/>
+      <w:pPr>
+        <w:tabs>
+          <w:tab w:val="num" w:pos="1440"/>
+        </w:tabs>
+        <w:ind w:left="1440" w:hanging="360"/>
+      </w:pPr>
+    </w:lvl>
+    <w:lvl w:ilvl="2" w:tentative="1">
+      <w:start w:val="1"/>
+      <w:numFmt w:val="decimal"/>
+      <w:lvlText w:val="%3."/>
+      <w:lvlJc w:val="left"/>
+      <w:pPr>
+        <w:tabs>
+          <w:tab w:val="num" w:pos="2160"/>
+        </w:tabs>
+        <w:ind w:left="2160" w:hanging="360"/>
+      </w:pPr>
+    </w:lvl>
+    <w:lvl w:ilvl="3" w:tentative="1">
+      <w:start w:val="1"/>
+      <w:numFmt w:val="decimal"/>
+      <w:lvlText w:val="%4."/>
+      <w:lvlJc w:val="left"/>
+      <w:pPr>
+        <w:tabs>
+          <w:tab w:val="num" w:pos="2880"/>
+        </w:tabs>
+        <w:ind w:left="2880" w:hanging="360"/>
+      </w:pPr>
+    </w:lvl>
+    <w:lvl w:ilvl="4" w:tentative="1">
+      <w:start w:val="1"/>
+      <w:numFmt w:val="decimal"/>
+      <w:lvlText w:val="%5."/>
+      <w:lvlJc w:val="left"/>
+      <w:pPr>
+        <w:tabs>
+          <w:tab w:val="num" w:pos="3600"/>
+        </w:tabs>
+        <w:ind w:left="3600" w:hanging="360"/>
+      </w:pPr>
+    </w:lvl>
+    <w:lvl w:ilvl="5" w:tentative="1">
+      <w:start w:val="1"/>
+      <w:numFmt w:val="decimal"/>
+      <w:lvlText w:val="%6."/>
+      <w:lvlJc w:val="left"/>
+      <w:pPr>
+        <w:tabs>
+          <w:tab w:val="num" w:pos="4320"/>
+        </w:tabs>
+        <w:ind w:left="4320" w:hanging="360"/>
+      </w:pPr>
+    </w:lvl>
+    <w:lvl w:ilvl="6" w:tentative="1">
+      <w:start w:val="1"/>
+      <w:numFmt w:val="decimal"/>
+      <w:lvlText w:val="%7."/>
+      <w:lvlJc w:val="left"/>
+      <w:pPr>
+        <w:tabs>
+          <w:tab w:val="num" w:pos="5040"/>
+        </w:tabs>
+        <w:ind w:left="5040" w:hanging="360"/>
+      </w:pPr>
+    </w:lvl>
+    <w:lvl w:ilvl="7" w:tentative="1">
+      <w:start w:val="1"/>
+      <w:numFmt w:val="decimal"/>
+      <w:lvlText w:val="%8."/>
+      <w:lvlJc w:val="left"/>
+      <w:pPr>
+        <w:tabs>
+          <w:tab w:val="num" w:pos="5760"/>
+        </w:tabs>
+        <w:ind w:left="5760" w:hanging="360"/>
+      </w:pPr>
+    </w:lvl>
+    <w:lvl w:ilvl="8" w:tentative="1">
+      <w:start w:val="1"/>
+      <w:numFmt w:val="decimal"/>
+      <w:lvlText w:val="%9."/>
+      <w:lvlJc w:val="left"/>
+      <w:pPr>
+        <w:tabs>
+          <w:tab w:val="num" w:pos="6480"/>
+        </w:tabs>
+        <w:ind w:left="6480" w:hanging="360"/>
+      </w:pPr>
+    </w:lvl>
+  </w:abstractNum>
+  <w:abstractNum w:abstractNumId="11" w15:restartNumberingAfterBreak="0">
     <w:nsid w:val="422E1B8D"/>
     <w:multiLevelType w:val="multilevel"/>
     <w:tmpl w:val="63B8F136"/>
@@ -8038,7 +8612,120 @@
       </w:rPr>
     </w:lvl>
   </w:abstractNum>
-  <w:abstractNum w:abstractNumId="10" w15:restartNumberingAfterBreak="0">
+  <w:abstractNum w:abstractNumId="12" w15:restartNumberingAfterBreak="0">
+    <w:nsid w:val="5F3132DD"/>
+    <w:multiLevelType w:val="multilevel"/>
+    <w:tmpl w:val="232A6556"/>
+    <w:lvl w:ilvl="0">
+      <w:start w:val="1"/>
+      <w:numFmt w:val="decimal"/>
+      <w:lvlText w:val="%1."/>
+      <w:lvlJc w:val="left"/>
+      <w:pPr>
+        <w:tabs>
+          <w:tab w:val="num" w:pos="720"/>
+        </w:tabs>
+        <w:ind w:left="720" w:hanging="360"/>
+      </w:pPr>
+    </w:lvl>
+    <w:lvl w:ilvl="1" w:tentative="1">
+      <w:start w:val="1"/>
+      <w:numFmt w:val="decimal"/>
+      <w:lvlText w:val="%2."/>
+      <w:lvlJc w:val="left"/>
+      <w:pPr>
+        <w:tabs>
+          <w:tab w:val="num" w:pos="1440"/>
+        </w:tabs>
+        <w:ind w:left="1440" w:hanging="360"/>
+      </w:pPr>
+    </w:lvl>
+    <w:lvl w:ilvl="2" w:tentative="1">
+      <w:start w:val="1"/>
+      <w:numFmt w:val="decimal"/>
+      <w:lvlText w:val="%3."/>
+      <w:lvlJc w:val="left"/>
+      <w:pPr>
+        <w:tabs>
+          <w:tab w:val="num" w:pos="2160"/>
+        </w:tabs>
+        <w:ind w:left="2160" w:hanging="360"/>
+      </w:pPr>
+    </w:lvl>
+    <w:lvl w:ilvl="3" w:tentative="1">
+      <w:start w:val="1"/>
+      <w:numFmt w:val="decimal"/>
+      <w:lvlText w:val="%4."/>
+      <w:lvlJc w:val="left"/>
+      <w:pPr>
+        <w:tabs>
+          <w:tab w:val="num" w:pos="2880"/>
+        </w:tabs>
+        <w:ind w:left="2880" w:hanging="360"/>
+      </w:pPr>
+    </w:lvl>
+    <w:lvl w:ilvl="4" w:tentative="1">
+      <w:start w:val="1"/>
+      <w:numFmt w:val="decimal"/>
+      <w:lvlText w:val="%5."/>
+      <w:lvlJc w:val="left"/>
+      <w:pPr>
+        <w:tabs>
+          <w:tab w:val="num" w:pos="3600"/>
+        </w:tabs>
+        <w:ind w:left="3600" w:hanging="360"/>
+      </w:pPr>
+    </w:lvl>
+    <w:lvl w:ilvl="5" w:tentative="1">
+      <w:start w:val="1"/>
+      <w:numFmt w:val="decimal"/>
+      <w:lvlText w:val="%6."/>
+      <w:lvlJc w:val="left"/>
+      <w:pPr>
+        <w:tabs>
+          <w:tab w:val="num" w:pos="4320"/>
+        </w:tabs>
+        <w:ind w:left="4320" w:hanging="360"/>
+      </w:pPr>
+    </w:lvl>
+    <w:lvl w:ilvl="6" w:tentative="1">
+      <w:start w:val="1"/>
+      <w:numFmt w:val="decimal"/>
+      <w:lvlText w:val="%7."/>
+      <w:lvlJc w:val="left"/>
+      <w:pPr>
+        <w:tabs>
+          <w:tab w:val="num" w:pos="5040"/>
+        </w:tabs>
+        <w:ind w:left="5040" w:hanging="360"/>
+      </w:pPr>
+    </w:lvl>
+    <w:lvl w:ilvl="7" w:tentative="1">
+      <w:start w:val="1"/>
+      <w:numFmt w:val="decimal"/>
+      <w:lvlText w:val="%8."/>
+      <w:lvlJc w:val="left"/>
+      <w:pPr>
+        <w:tabs>
+          <w:tab w:val="num" w:pos="5760"/>
+        </w:tabs>
+        <w:ind w:left="5760" w:hanging="360"/>
+      </w:pPr>
+    </w:lvl>
+    <w:lvl w:ilvl="8" w:tentative="1">
+      <w:start w:val="1"/>
+      <w:numFmt w:val="decimal"/>
+      <w:lvlText w:val="%9."/>
+      <w:lvlJc w:val="left"/>
+      <w:pPr>
+        <w:tabs>
+          <w:tab w:val="num" w:pos="6480"/>
+        </w:tabs>
+        <w:ind w:left="6480" w:hanging="360"/>
+      </w:pPr>
+    </w:lvl>
+  </w:abstractNum>
+  <w:abstractNum w:abstractNumId="13" w15:restartNumberingAfterBreak="0">
     <w:nsid w:val="615546AA"/>
     <w:multiLevelType w:val="hybridMultilevel"/>
     <w:tmpl w:val="1F0EB8C6"/>
@@ -8127,7 +8814,7 @@
       </w:pPr>
     </w:lvl>
   </w:abstractNum>
-  <w:abstractNum w:abstractNumId="11" w15:restartNumberingAfterBreak="0">
+  <w:abstractNum w:abstractNumId="14" w15:restartNumberingAfterBreak="0">
     <w:nsid w:val="62146EF3"/>
     <w:multiLevelType w:val="multilevel"/>
     <w:tmpl w:val="3D44C640"/>
@@ -8276,7 +8963,7 @@
       </w:rPr>
     </w:lvl>
   </w:abstractNum>
-  <w:abstractNum w:abstractNumId="12" w15:restartNumberingAfterBreak="0">
+  <w:abstractNum w:abstractNumId="15" w15:restartNumberingAfterBreak="0">
     <w:nsid w:val="68A3048D"/>
     <w:multiLevelType w:val="multilevel"/>
     <w:tmpl w:val="73004042"/>
@@ -8425,7 +9112,7 @@
       </w:rPr>
     </w:lvl>
   </w:abstractNum>
-  <w:abstractNum w:abstractNumId="13" w15:restartNumberingAfterBreak="0">
+  <w:abstractNum w:abstractNumId="16" w15:restartNumberingAfterBreak="0">
     <w:nsid w:val="6AB039A3"/>
     <w:multiLevelType w:val="hybridMultilevel"/>
     <w:tmpl w:val="2BDC18B8"/>
@@ -8514,7 +9201,7 @@
       </w:pPr>
     </w:lvl>
   </w:abstractNum>
-  <w:abstractNum w:abstractNumId="14" w15:restartNumberingAfterBreak="0">
+  <w:abstractNum w:abstractNumId="17" w15:restartNumberingAfterBreak="0">
     <w:nsid w:val="6B2A69CE"/>
     <w:multiLevelType w:val="multilevel"/>
     <w:tmpl w:val="BBAC4638"/>
@@ -8663,7 +9350,7 @@
       </w:rPr>
     </w:lvl>
   </w:abstractNum>
-  <w:abstractNum w:abstractNumId="15" w15:restartNumberingAfterBreak="0">
+  <w:abstractNum w:abstractNumId="18" w15:restartNumberingAfterBreak="0">
     <w:nsid w:val="6C735386"/>
     <w:multiLevelType w:val="multilevel"/>
     <w:tmpl w:val="E7E02E58"/>
@@ -8812,7 +9499,7 @@
       </w:rPr>
     </w:lvl>
   </w:abstractNum>
-  <w:abstractNum w:abstractNumId="16" w15:restartNumberingAfterBreak="0">
+  <w:abstractNum w:abstractNumId="19" w15:restartNumberingAfterBreak="0">
     <w:nsid w:val="6E533B94"/>
     <w:multiLevelType w:val="multilevel"/>
     <w:tmpl w:val="C136CAEA"/>
@@ -8961,7 +9648,7 @@
       </w:rPr>
     </w:lvl>
   </w:abstractNum>
-  <w:abstractNum w:abstractNumId="17" w15:restartNumberingAfterBreak="0">
+  <w:abstractNum w:abstractNumId="20" w15:restartNumberingAfterBreak="0">
     <w:nsid w:val="75604527"/>
     <w:multiLevelType w:val="multilevel"/>
     <w:tmpl w:val="39947418"/>
@@ -9074,7 +9761,7 @@
       </w:pPr>
     </w:lvl>
   </w:abstractNum>
-  <w:abstractNum w:abstractNumId="18" w15:restartNumberingAfterBreak="0">
+  <w:abstractNum w:abstractNumId="21" w15:restartNumberingAfterBreak="0">
     <w:nsid w:val="7DFF689C"/>
     <w:multiLevelType w:val="multilevel"/>
     <w:tmpl w:val="107E3300"/>
@@ -9239,28 +9926,28 @@
     </w:lvlOverride>
   </w:num>
   <w:num w:numId="5">
+    <w:abstractNumId w:val="16"/>
+  </w:num>
+  <w:num w:numId="6">
     <w:abstractNumId w:val="13"/>
   </w:num>
-  <w:num w:numId="6">
-    <w:abstractNumId w:val="10"/>
-  </w:num>
   <w:num w:numId="7">
-    <w:abstractNumId w:val="11"/>
+    <w:abstractNumId w:val="14"/>
   </w:num>
   <w:num w:numId="8">
-    <w:abstractNumId w:val="18"/>
+    <w:abstractNumId w:val="21"/>
   </w:num>
   <w:num w:numId="9">
-    <w:abstractNumId w:val="12"/>
+    <w:abstractNumId w:val="15"/>
   </w:num>
   <w:num w:numId="10">
-    <w:abstractNumId w:val="9"/>
+    <w:abstractNumId w:val="11"/>
   </w:num>
   <w:num w:numId="11">
     <w:abstractNumId w:val="7"/>
   </w:num>
   <w:num w:numId="12">
-    <w:abstractNumId w:val="15"/>
+    <w:abstractNumId w:val="18"/>
   </w:num>
   <w:num w:numId="13">
     <w:abstractNumId w:val="3"/>
@@ -9289,22 +9976,31 @@
     </w:lvlOverride>
   </w:num>
   <w:num w:numId="16">
-    <w:abstractNumId w:val="16"/>
+    <w:abstractNumId w:val="19"/>
   </w:num>
   <w:num w:numId="17">
-    <w:abstractNumId w:val="17"/>
+    <w:abstractNumId w:val="20"/>
   </w:num>
   <w:num w:numId="18">
     <w:abstractNumId w:val="1"/>
   </w:num>
   <w:num w:numId="19">
-    <w:abstractNumId w:val="14"/>
+    <w:abstractNumId w:val="17"/>
   </w:num>
   <w:num w:numId="20">
     <w:abstractNumId w:val="5"/>
   </w:num>
   <w:num w:numId="21">
     <w:abstractNumId w:val="6"/>
+  </w:num>
+  <w:num w:numId="22">
+    <w:abstractNumId w:val="10"/>
+  </w:num>
+  <w:num w:numId="23">
+    <w:abstractNumId w:val="12"/>
+  </w:num>
+  <w:num w:numId="24">
+    <w:abstractNumId w:val="9"/>
   </w:num>
 </w:numbering>
 </file>
@@ -9746,7 +10442,7 @@
     <w:uiPriority w:val="9"/>
     <w:unhideWhenUsed/>
     <w:qFormat/>
-    <w:rsid w:val="000B4210"/>
+    <w:rsid w:val="00234B4C"/>
     <w:pPr>
       <w:keepNext/>
       <w:keepLines/>
@@ -9777,7 +10473,7 @@
     <w:uiPriority w:val="9"/>
     <w:unhideWhenUsed/>
     <w:qFormat/>
-    <w:rsid w:val="009713E5"/>
+    <w:rsid w:val="005E27CD"/>
     <w:pPr>
       <w:keepNext/>
       <w:keepLines/>
@@ -9788,7 +10484,6 @@
     <w:rPr>
       <w:rFonts w:eastAsiaTheme="majorEastAsia" w:cstheme="majorBidi"/>
       <w:b/>
-      <w:i/>
       <w:sz w:val="28"/>
       <w:szCs w:val="24"/>
     </w:rPr>
@@ -9966,7 +10661,7 @@
     <w:basedOn w:val="a0"/>
     <w:link w:val="2"/>
     <w:uiPriority w:val="9"/>
-    <w:rsid w:val="000B4210"/>
+    <w:rsid w:val="00234B4C"/>
     <w:rPr>
       <w:rFonts w:ascii="Times New Roman" w:eastAsiaTheme="majorEastAsia" w:hAnsi="Times New Roman" w:cstheme="majorBidi"/>
       <w:b/>
@@ -10073,11 +10768,10 @@
     <w:basedOn w:val="a0"/>
     <w:link w:val="3"/>
     <w:uiPriority w:val="9"/>
-    <w:rsid w:val="009713E5"/>
+    <w:rsid w:val="005E27CD"/>
     <w:rPr>
       <w:rFonts w:ascii="Times New Roman" w:eastAsiaTheme="majorEastAsia" w:hAnsi="Times New Roman" w:cstheme="majorBidi"/>
       <w:b/>
-      <w:i/>
       <w:sz w:val="28"/>
       <w:szCs w:val="24"/>
     </w:rPr>
@@ -10109,6 +10803,32 @@
       <w:spacing w:after="100"/>
       <w:ind w:left="480"/>
     </w:pPr>
+  </w:style>
+  <w:style w:type="paragraph" w:customStyle="1" w:styleId="font-claude-response-body">
+    <w:name w:val="font-claude-response-body"/>
+    <w:basedOn w:val="a"/>
+    <w:rsid w:val="006D1B5B"/>
+    <w:pPr>
+      <w:spacing w:before="100" w:beforeAutospacing="1" w:after="100" w:afterAutospacing="1" w:line="240" w:lineRule="auto"/>
+    </w:pPr>
+    <w:rPr>
+      <w:rFonts w:eastAsia="Times New Roman" w:cs="Times New Roman"/>
+      <w:kern w:val="0"/>
+      <w:szCs w:val="24"/>
+      <w:lang w:eastAsia="ru-RU"/>
+      <w14:ligatures w14:val="none"/>
+    </w:rPr>
+  </w:style>
+  <w:style w:type="character" w:styleId="af">
+    <w:name w:val="Strong"/>
+    <w:basedOn w:val="a0"/>
+    <w:uiPriority w:val="22"/>
+    <w:qFormat/>
+    <w:rsid w:val="00115C31"/>
+    <w:rPr>
+      <w:b/>
+      <w:bCs/>
+    </w:rPr>
   </w:style>
 </w:styles>
 </file>
@@ -10413,7 +11133,7 @@
 </file>
 
 <file path=customXml/itemProps1.xml><?xml version="1.0" encoding="utf-8"?>
-<ds:datastoreItem xmlns:ds="http://schemas.openxmlformats.org/officeDocument/2006/customXml" ds:itemID="{739E4BD5-893B-40CB-9ED1-C9796699ED64}">
+<ds:datastoreItem xmlns:ds="http://schemas.openxmlformats.org/officeDocument/2006/customXml" ds:itemID="{EF17F78D-0FFB-49DF-9CBC-CF63AC21C938}">
   <ds:schemaRefs>
     <ds:schemaRef ds:uri="http://schemas.openxmlformats.org/officeDocument/2006/bibliography"/>
   </ds:schemaRefs>

--- a/Практика 11.01/СологубОтчет.docx
+++ b/Практика 11.01/СологубОтчет.docx
@@ -63,7 +63,7 @@
           <w:r>
             <w:fldChar w:fldCharType="separate"/>
           </w:r>
-          <w:hyperlink w:anchor="_Toc225769244" w:history="1">
+          <w:hyperlink w:anchor="_Toc225879086" w:history="1">
             <w:r>
               <w:rPr>
                 <w:rStyle w:val="a8"/>
@@ -108,7 +108,7 @@
                 <w:noProof/>
                 <w:webHidden/>
               </w:rPr>
-              <w:instrText xml:space="preserve"> PAGEREF _Toc225769244 \h </w:instrText>
+              <w:instrText xml:space="preserve"> PAGEREF _Toc225879086 \h </w:instrText>
             </w:r>
             <w:r>
               <w:rPr>
@@ -153,7 +153,7 @@
               <w14:ligatures w14:val="none"/>
             </w:rPr>
           </w:pPr>
-          <w:hyperlink w:anchor="_Toc225769245" w:history="1">
+          <w:hyperlink w:anchor="_Toc225879087" w:history="1">
             <w:r>
               <w:rPr>
                 <w:rStyle w:val="a8"/>
@@ -192,7 +192,7 @@
               <w:rPr>
                 <w:webHidden/>
               </w:rPr>
-              <w:instrText xml:space="preserve"> PAGEREF _Toc225769245 \h </w:instrText>
+              <w:instrText xml:space="preserve"> PAGEREF _Toc225879087 \h </w:instrText>
             </w:r>
             <w:r>
               <w:rPr>
@@ -234,7 +234,7 @@
               <w14:ligatures w14:val="none"/>
             </w:rPr>
           </w:pPr>
-          <w:hyperlink w:anchor="_Toc225769246" w:history="1">
+          <w:hyperlink w:anchor="_Toc225879088" w:history="1">
             <w:r>
               <w:rPr>
                 <w:rStyle w:val="a8"/>
@@ -261,7 +261,7 @@
                 <w:noProof/>
                 <w:webHidden/>
               </w:rPr>
-              <w:instrText xml:space="preserve"> PAGEREF _Toc225769246 \h </w:instrText>
+              <w:instrText xml:space="preserve"> PAGEREF _Toc225879088 \h </w:instrText>
             </w:r>
             <w:r>
               <w:rPr>
@@ -307,7 +307,7 @@
               <w14:ligatures w14:val="none"/>
             </w:rPr>
           </w:pPr>
-          <w:hyperlink w:anchor="_Toc225769247" w:history="1">
+          <w:hyperlink w:anchor="_Toc225879089" w:history="1">
             <w:r>
               <w:rPr>
                 <w:rStyle w:val="a8"/>
@@ -334,7 +334,7 @@
                 <w:noProof/>
                 <w:webHidden/>
               </w:rPr>
-              <w:instrText xml:space="preserve"> PAGEREF _Toc225769247 \h </w:instrText>
+              <w:instrText xml:space="preserve"> PAGEREF _Toc225879089 \h </w:instrText>
             </w:r>
             <w:r>
               <w:rPr>
@@ -380,7 +380,7 @@
               <w14:ligatures w14:val="none"/>
             </w:rPr>
           </w:pPr>
-          <w:hyperlink w:anchor="_Toc225769248" w:history="1">
+          <w:hyperlink w:anchor="_Toc225879090" w:history="1">
             <w:r>
               <w:rPr>
                 <w:rStyle w:val="a8"/>
@@ -407,7 +407,7 @@
                 <w:noProof/>
                 <w:webHidden/>
               </w:rPr>
-              <w:instrText xml:space="preserve"> PAGEREF _Toc225769248 \h </w:instrText>
+              <w:instrText xml:space="preserve"> PAGEREF _Toc225879090 \h </w:instrText>
             </w:r>
             <w:r>
               <w:rPr>
@@ -453,7 +453,7 @@
               <w14:ligatures w14:val="none"/>
             </w:rPr>
           </w:pPr>
-          <w:hyperlink w:anchor="_Toc225769249" w:history="1">
+          <w:hyperlink w:anchor="_Toc225879091" w:history="1">
             <w:r>
               <w:rPr>
                 <w:rStyle w:val="a8"/>
@@ -480,7 +480,7 @@
                 <w:noProof/>
                 <w:webHidden/>
               </w:rPr>
-              <w:instrText xml:space="preserve"> PAGEREF _Toc225769249 \h </w:instrText>
+              <w:instrText xml:space="preserve"> PAGEREF _Toc225879091 \h </w:instrText>
             </w:r>
             <w:r>
               <w:rPr>
@@ -526,7 +526,7 @@
               <w14:ligatures w14:val="none"/>
             </w:rPr>
           </w:pPr>
-          <w:hyperlink w:anchor="_Toc225769250" w:history="1">
+          <w:hyperlink w:anchor="_Toc225879092" w:history="1">
             <w:r>
               <w:rPr>
                 <w:rStyle w:val="a8"/>
@@ -553,7 +553,7 @@
                 <w:noProof/>
                 <w:webHidden/>
               </w:rPr>
-              <w:instrText xml:space="preserve"> PAGEREF _Toc225769250 \h </w:instrText>
+              <w:instrText xml:space="preserve"> PAGEREF _Toc225879092 \h </w:instrText>
             </w:r>
             <w:r>
               <w:rPr>
@@ -599,7 +599,7 @@
               <w14:ligatures w14:val="none"/>
             </w:rPr>
           </w:pPr>
-          <w:hyperlink w:anchor="_Toc225769251" w:history="1">
+          <w:hyperlink w:anchor="_Toc225879093" w:history="1">
             <w:r>
               <w:rPr>
                 <w:rStyle w:val="a8"/>
@@ -626,7 +626,7 @@
                 <w:noProof/>
                 <w:webHidden/>
               </w:rPr>
-              <w:instrText xml:space="preserve"> PAGEREF _Toc225769251 \h </w:instrText>
+              <w:instrText xml:space="preserve"> PAGEREF _Toc225879093 \h </w:instrText>
             </w:r>
             <w:r>
               <w:rPr>
@@ -660,9 +660,6 @@
         <w:p>
           <w:pPr>
             <w:pStyle w:val="21"/>
-            <w:tabs>
-              <w:tab w:val="left" w:pos="880"/>
-            </w:tabs>
             <w:rPr>
               <w:rFonts w:asciiTheme="minorHAnsi" w:eastAsiaTheme="minorEastAsia" w:hAnsiTheme="minorHAnsi" w:cstheme="minorBidi"/>
               <w:kern w:val="0"/>
@@ -671,7 +668,7 @@
               <w14:ligatures w14:val="none"/>
             </w:rPr>
           </w:pPr>
-          <w:hyperlink w:anchor="_Toc225769252" w:history="1">
+          <w:hyperlink w:anchor="_Toc225879094" w:history="1">
             <w:r>
               <w:rPr>
                 <w:rStyle w:val="a8"/>
@@ -736,7 +733,7 @@
               <w:rPr>
                 <w:webHidden/>
               </w:rPr>
-              <w:instrText xml:space="preserve"> PAGEREF _Toc225769252 \h </w:instrText>
+              <w:instrText xml:space="preserve"> PAGEREF _Toc225879094 \h </w:instrText>
             </w:r>
             <w:r>
               <w:rPr>
@@ -778,13 +775,13 @@
               <w14:ligatures w14:val="none"/>
             </w:rPr>
           </w:pPr>
-          <w:hyperlink w:anchor="_Toc225769253" w:history="1">
+          <w:hyperlink w:anchor="_Toc225879095" w:history="1">
             <w:r>
               <w:rPr>
                 <w:rStyle w:val="a8"/>
                 <w:noProof/>
               </w:rPr>
-              <w:t>1.1. Диаграмма прецедентов компании «МЕД»</w:t>
+              <w:t>2.1. Диаграмма прецедентов склада</w:t>
             </w:r>
             <w:r>
               <w:rPr>
@@ -805,7 +802,7 @@
                 <w:noProof/>
                 <w:webHidden/>
               </w:rPr>
-              <w:instrText xml:space="preserve"> PAGEREF _Toc225769253 \h </w:instrText>
+              <w:instrText xml:space="preserve"> PAGEREF _Toc225879095 \h </w:instrText>
             </w:r>
             <w:r>
               <w:rPr>
@@ -826,6 +823,225 @@
                 <w:webHidden/>
               </w:rPr>
               <w:t>8</w:t>
+            </w:r>
+            <w:r>
+              <w:rPr>
+                <w:noProof/>
+                <w:webHidden/>
+              </w:rPr>
+              <w:fldChar w:fldCharType="end"/>
+            </w:r>
+          </w:hyperlink>
+        </w:p>
+        <w:p>
+          <w:pPr>
+            <w:pStyle w:val="31"/>
+            <w:tabs>
+              <w:tab w:val="right" w:leader="dot" w:pos="9345"/>
+            </w:tabs>
+            <w:rPr>
+              <w:rFonts w:asciiTheme="minorHAnsi" w:eastAsiaTheme="minorEastAsia" w:hAnsiTheme="minorHAnsi"/>
+              <w:noProof/>
+              <w:kern w:val="0"/>
+              <w:sz w:val="22"/>
+              <w:lang w:eastAsia="ru-RU"/>
+              <w14:ligatures w14:val="none"/>
+            </w:rPr>
+          </w:pPr>
+          <w:hyperlink w:anchor="_Toc225879096" w:history="1">
+            <w:r>
+              <w:rPr>
+                <w:rStyle w:val="a8"/>
+                <w:noProof/>
+              </w:rPr>
+              <w:t>1 этап. Определение бизнес-процессов</w:t>
+            </w:r>
+            <w:r>
+              <w:rPr>
+                <w:noProof/>
+                <w:webHidden/>
+              </w:rPr>
+              <w:tab/>
+            </w:r>
+            <w:r>
+              <w:rPr>
+                <w:noProof/>
+                <w:webHidden/>
+              </w:rPr>
+              <w:fldChar w:fldCharType="begin"/>
+            </w:r>
+            <w:r>
+              <w:rPr>
+                <w:noProof/>
+                <w:webHidden/>
+              </w:rPr>
+              <w:instrText xml:space="preserve"> PAGEREF _Toc225879096 \h </w:instrText>
+            </w:r>
+            <w:r>
+              <w:rPr>
+                <w:noProof/>
+                <w:webHidden/>
+              </w:rPr>
+            </w:r>
+            <w:r>
+              <w:rPr>
+                <w:noProof/>
+                <w:webHidden/>
+              </w:rPr>
+              <w:fldChar w:fldCharType="separate"/>
+            </w:r>
+            <w:r>
+              <w:rPr>
+                <w:noProof/>
+                <w:webHidden/>
+              </w:rPr>
+              <w:t>9</w:t>
+            </w:r>
+            <w:r>
+              <w:rPr>
+                <w:noProof/>
+                <w:webHidden/>
+              </w:rPr>
+              <w:fldChar w:fldCharType="end"/>
+            </w:r>
+          </w:hyperlink>
+        </w:p>
+        <w:p>
+          <w:pPr>
+            <w:pStyle w:val="31"/>
+            <w:tabs>
+              <w:tab w:val="right" w:leader="dot" w:pos="9345"/>
+            </w:tabs>
+            <w:rPr>
+              <w:rFonts w:asciiTheme="minorHAnsi" w:eastAsiaTheme="minorEastAsia" w:hAnsiTheme="minorHAnsi"/>
+              <w:noProof/>
+              <w:kern w:val="0"/>
+              <w:sz w:val="22"/>
+              <w:lang w:eastAsia="ru-RU"/>
+              <w14:ligatures w14:val="none"/>
+            </w:rPr>
+          </w:pPr>
+          <w:hyperlink w:anchor="_Toc225879097" w:history="1">
+            <w:r>
+              <w:rPr>
+                <w:rStyle w:val="a8"/>
+                <w:noProof/>
+              </w:rPr>
+              <w:t>2 этап. Словесный алгоритм (Общее описание ОДНОГО бизнес-процесса)</w:t>
+            </w:r>
+            <w:r>
+              <w:rPr>
+                <w:noProof/>
+                <w:webHidden/>
+              </w:rPr>
+              <w:tab/>
+            </w:r>
+            <w:r>
+              <w:rPr>
+                <w:noProof/>
+                <w:webHidden/>
+              </w:rPr>
+              <w:fldChar w:fldCharType="begin"/>
+            </w:r>
+            <w:r>
+              <w:rPr>
+                <w:noProof/>
+                <w:webHidden/>
+              </w:rPr>
+              <w:instrText xml:space="preserve"> PAGEREF _Toc225879097 \h </w:instrText>
+            </w:r>
+            <w:r>
+              <w:rPr>
+                <w:noProof/>
+                <w:webHidden/>
+              </w:rPr>
+            </w:r>
+            <w:r>
+              <w:rPr>
+                <w:noProof/>
+                <w:webHidden/>
+              </w:rPr>
+              <w:fldChar w:fldCharType="separate"/>
+            </w:r>
+            <w:r>
+              <w:rPr>
+                <w:noProof/>
+                <w:webHidden/>
+              </w:rPr>
+              <w:t>10</w:t>
+            </w:r>
+            <w:r>
+              <w:rPr>
+                <w:noProof/>
+                <w:webHidden/>
+              </w:rPr>
+              <w:fldChar w:fldCharType="end"/>
+            </w:r>
+          </w:hyperlink>
+        </w:p>
+        <w:p>
+          <w:pPr>
+            <w:pStyle w:val="31"/>
+            <w:tabs>
+              <w:tab w:val="right" w:leader="dot" w:pos="9345"/>
+            </w:tabs>
+            <w:rPr>
+              <w:rFonts w:asciiTheme="minorHAnsi" w:eastAsiaTheme="minorEastAsia" w:hAnsiTheme="minorHAnsi"/>
+              <w:noProof/>
+              <w:kern w:val="0"/>
+              <w:sz w:val="22"/>
+              <w:lang w:eastAsia="ru-RU"/>
+              <w14:ligatures w14:val="none"/>
+            </w:rPr>
+          </w:pPr>
+          <w:hyperlink w:anchor="_Toc225879098" w:history="1">
+            <w:r>
+              <w:rPr>
+                <w:rStyle w:val="a8"/>
+                <w:noProof/>
+              </w:rPr>
+              <w:t>3 Этап. Построение диаграммы действий</w:t>
+            </w:r>
+            <w:r>
+              <w:rPr>
+                <w:noProof/>
+                <w:webHidden/>
+              </w:rPr>
+              <w:tab/>
+            </w:r>
+            <w:r>
+              <w:rPr>
+                <w:noProof/>
+                <w:webHidden/>
+              </w:rPr>
+              <w:fldChar w:fldCharType="begin"/>
+            </w:r>
+            <w:r>
+              <w:rPr>
+                <w:noProof/>
+                <w:webHidden/>
+              </w:rPr>
+              <w:instrText xml:space="preserve"> PAGEREF _Toc225879098 \h </w:instrText>
+            </w:r>
+            <w:r>
+              <w:rPr>
+                <w:noProof/>
+                <w:webHidden/>
+              </w:rPr>
+            </w:r>
+            <w:r>
+              <w:rPr>
+                <w:noProof/>
+                <w:webHidden/>
+              </w:rPr>
+              <w:fldChar w:fldCharType="separate"/>
+            </w:r>
+            <w:r>
+              <w:rPr>
+                <w:noProof/>
+                <w:webHidden/>
+              </w:rPr>
+              <w:t>11</w:t>
             </w:r>
             <w:r>
               <w:rPr>
@@ -850,7 +1066,7 @@
               <w14:ligatures w14:val="none"/>
             </w:rPr>
           </w:pPr>
-          <w:hyperlink w:anchor="_Toc225769254" w:history="1">
+          <w:hyperlink w:anchor="_Toc225879099" w:history="1">
             <w:r>
               <w:rPr>
                 <w:rStyle w:val="a8"/>
@@ -889,7 +1105,7 @@
               <w:rPr>
                 <w:webHidden/>
               </w:rPr>
-              <w:instrText xml:space="preserve"> PAGEREF _Toc225769254 \h </w:instrText>
+              <w:instrText xml:space="preserve"> PAGEREF _Toc225879099 \h </w:instrText>
             </w:r>
             <w:r>
               <w:rPr>
@@ -906,7 +1122,7 @@
               <w:rPr>
                 <w:webHidden/>
               </w:rPr>
-              <w:t>9</w:t>
+              <w:t>11</w:t>
             </w:r>
             <w:r>
               <w:rPr>
@@ -957,7 +1173,7 @@
       <w:pPr>
         <w:pStyle w:val="1"/>
       </w:pPr>
-      <w:bookmarkStart w:id="0" w:name="_Toc225769244"/>
+      <w:bookmarkStart w:id="0" w:name="_Toc225879086"/>
       <w:r>
         <w:lastRenderedPageBreak/>
         <w:t>Проектирование предметной области</w:t>
@@ -968,7 +1184,7 @@
       <w:pPr>
         <w:pStyle w:val="2"/>
       </w:pPr>
-      <w:bookmarkStart w:id="1" w:name="_Toc225769245"/>
+      <w:bookmarkStart w:id="1" w:name="_Toc225879087"/>
       <w:r>
         <w:t>Этапы выполнения функционального анализа</w:t>
       </w:r>
@@ -978,7 +1194,7 @@
       <w:pPr>
         <w:pStyle w:val="3"/>
       </w:pPr>
-      <w:bookmarkStart w:id="2" w:name="_Toc225769246"/>
+      <w:bookmarkStart w:id="2" w:name="_Toc225879088"/>
       <w:r>
         <w:t>2.</w:t>
       </w:r>
@@ -1074,7 +1290,7 @@
       <w:pPr>
         <w:pStyle w:val="3"/>
       </w:pPr>
-      <w:bookmarkStart w:id="3" w:name="_Toc225769247"/>
+      <w:bookmarkStart w:id="3" w:name="_Toc225879089"/>
       <w:r>
         <w:t>2.1.2. Моделирование диаграммы вариантов использования</w:t>
       </w:r>
@@ -1188,7 +1404,7 @@
       <w:pPr>
         <w:pStyle w:val="3"/>
       </w:pPr>
-      <w:bookmarkStart w:id="5" w:name="_Toc225769248"/>
+      <w:bookmarkStart w:id="5" w:name="_Toc225879090"/>
       <w:r>
         <w:lastRenderedPageBreak/>
         <w:t>2.1.3. Определение бизнес-процессов и ЦКП</w:t>
@@ -4406,7 +4622,7 @@
       <w:pPr>
         <w:pStyle w:val="3"/>
       </w:pPr>
-      <w:bookmarkStart w:id="6" w:name="_Toc225769249"/>
+      <w:bookmarkStart w:id="6" w:name="_Toc225879091"/>
       <w:r>
         <w:lastRenderedPageBreak/>
         <w:t>2.1.4. Графическое представление функции</w:t>
@@ -4523,7 +4739,7 @@
       <w:pPr>
         <w:pStyle w:val="3"/>
       </w:pPr>
-      <w:bookmarkStart w:id="7" w:name="_Toc225769250"/>
+      <w:bookmarkStart w:id="7" w:name="_Toc225879092"/>
       <w:r>
         <w:t>2.1.5. Анализ входной и выходной информации</w:t>
       </w:r>
@@ -5193,7 +5409,7 @@
       <w:pPr>
         <w:pStyle w:val="3"/>
       </w:pPr>
-      <w:bookmarkStart w:id="8" w:name="_Toc225769251"/>
+      <w:bookmarkStart w:id="8" w:name="_Toc225879093"/>
       <w:r>
         <w:t xml:space="preserve">2.1.6. Составление </w:t>
       </w:r>
@@ -5299,7 +5515,7 @@
           <w:color w:val="FF0000"/>
         </w:rPr>
       </w:pPr>
-      <w:bookmarkStart w:id="9" w:name="_Toc225769252"/>
+      <w:bookmarkStart w:id="9" w:name="_Toc225879094"/>
       <w:r>
         <w:t xml:space="preserve">Моделирование </w:t>
       </w:r>
@@ -5328,7 +5544,7 @@
         <w:pStyle w:val="3"/>
       </w:pPr>
       <w:bookmarkStart w:id="10" w:name="_Toc2771681"/>
-      <w:bookmarkStart w:id="11" w:name="_Toc225769253"/>
+      <w:bookmarkStart w:id="11" w:name="_Toc225879095"/>
       <w:r>
         <w:t>2</w:t>
       </w:r>
@@ -5336,10 +5552,10 @@
         <w:t>.1. Диаграмма прецедентов</w:t>
       </w:r>
       <w:bookmarkEnd w:id="10"/>
-      <w:bookmarkEnd w:id="11"/>
       <w:r>
         <w:t xml:space="preserve"> склада</w:t>
       </w:r>
+      <w:bookmarkEnd w:id="11"/>
     </w:p>
     <w:p>
       <w:pPr>
@@ -5445,10 +5661,12 @@
         <w:pStyle w:val="3"/>
       </w:pPr>
       <w:bookmarkStart w:id="12" w:name="_Toc2771682"/>
+      <w:bookmarkStart w:id="13" w:name="_Toc225879096"/>
       <w:r>
         <w:t>1 этап. Определение бизнес-процессов</w:t>
       </w:r>
       <w:bookmarkEnd w:id="12"/>
+      <w:bookmarkEnd w:id="13"/>
     </w:p>
     <w:p>
       <w:pPr>
@@ -5474,8 +5692,6 @@
         </w:rPr>
         <w:t>Таблица №5</w:t>
       </w:r>
-      <w:bookmarkStart w:id="13" w:name="_GoBack"/>
-      <w:bookmarkEnd w:id="13"/>
       <w:r>
         <w:rPr>
           <w:sz w:val="22"/>
@@ -5766,6 +5982,7 @@
       <w:pPr>
         <w:pStyle w:val="3"/>
       </w:pPr>
+      <w:bookmarkStart w:id="15" w:name="_Toc225879097"/>
       <w:r>
         <w:t xml:space="preserve">2 этап. Словесный алгоритм (Общее описание </w:t>
       </w:r>
@@ -5779,6 +5996,7 @@
         <w:t>)</w:t>
       </w:r>
       <w:bookmarkEnd w:id="14"/>
+      <w:bookmarkEnd w:id="15"/>
     </w:p>
     <w:p>
       <w:pPr>
@@ -5793,19 +6011,14 @@
           <w:b/>
           <w:sz w:val="28"/>
         </w:rPr>
-        <w:t>Б</w:t>
-      </w:r>
-      <w:r>
-        <w:rPr>
-          <w:b/>
-          <w:sz w:val="28"/>
-        </w:rPr>
-        <w:t>изнес-процесс «Обработка и комплектация заказа» (3-Обр_Комп)</w:t>
+        <w:t>Бизнес-процесс «Обработка и комплектация заказа» (3-Обр_Комп)</w:t>
       </w:r>
     </w:p>
     <w:p>
       <w:pPr>
         <w:spacing w:before="100" w:beforeAutospacing="1" w:after="100" w:afterAutospacing="1" w:line="240" w:lineRule="auto"/>
+        <w:ind w:firstLine="709"/>
+        <w:jc w:val="both"/>
         <w:rPr>
           <w:rFonts w:eastAsia="Times New Roman" w:cs="Times New Roman"/>
           <w:kern w:val="0"/>
@@ -5814,7 +6027,6 @@
           <w14:ligatures w14:val="none"/>
         </w:rPr>
       </w:pPr>
-      <w:bookmarkStart w:id="15" w:name="_Toc225769254"/>
       <w:r>
         <w:rPr>
           <w:rFonts w:eastAsia="Times New Roman" w:cs="Times New Roman"/>
@@ -5833,6 +6045,8 @@
           <w:numId w:val="24"/>
         </w:numPr>
         <w:spacing w:before="100" w:beforeAutospacing="1" w:after="100" w:afterAutospacing="1" w:line="240" w:lineRule="auto"/>
+        <w:ind w:firstLine="709"/>
+        <w:jc w:val="both"/>
         <w:rPr>
           <w:rFonts w:eastAsia="Times New Roman" w:cs="Times New Roman"/>
           <w:kern w:val="0"/>
@@ -5880,6 +6094,8 @@
           <w:numId w:val="24"/>
         </w:numPr>
         <w:spacing w:before="100" w:beforeAutospacing="1" w:after="100" w:afterAutospacing="1" w:line="240" w:lineRule="auto"/>
+        <w:ind w:firstLine="709"/>
+        <w:jc w:val="both"/>
         <w:rPr>
           <w:rFonts w:eastAsia="Times New Roman" w:cs="Times New Roman"/>
           <w:kern w:val="0"/>
@@ -5927,6 +6143,8 @@
           <w:numId w:val="24"/>
         </w:numPr>
         <w:spacing w:before="100" w:beforeAutospacing="1" w:after="100" w:afterAutospacing="1" w:line="240" w:lineRule="auto"/>
+        <w:ind w:firstLine="709"/>
+        <w:jc w:val="both"/>
         <w:rPr>
           <w:rFonts w:eastAsia="Times New Roman" w:cs="Times New Roman"/>
           <w:kern w:val="0"/>
@@ -5974,6 +6192,8 @@
           <w:numId w:val="24"/>
         </w:numPr>
         <w:spacing w:before="100" w:beforeAutospacing="1" w:after="100" w:afterAutospacing="1" w:line="240" w:lineRule="auto"/>
+        <w:ind w:firstLine="709"/>
+        <w:jc w:val="both"/>
         <w:rPr>
           <w:rFonts w:eastAsia="Times New Roman" w:cs="Times New Roman"/>
           <w:kern w:val="0"/>
@@ -6021,6 +6241,8 @@
           <w:numId w:val="24"/>
         </w:numPr>
         <w:spacing w:before="100" w:beforeAutospacing="1" w:after="100" w:afterAutospacing="1" w:line="240" w:lineRule="auto"/>
+        <w:ind w:firstLine="709"/>
+        <w:jc w:val="both"/>
         <w:rPr>
           <w:rFonts w:eastAsia="Times New Roman" w:cs="Times New Roman"/>
           <w:kern w:val="0"/>
@@ -6068,6 +6290,8 @@
           <w:numId w:val="24"/>
         </w:numPr>
         <w:spacing w:before="100" w:beforeAutospacing="1" w:after="100" w:afterAutospacing="1" w:line="240" w:lineRule="auto"/>
+        <w:ind w:firstLine="709"/>
+        <w:jc w:val="both"/>
         <w:rPr>
           <w:rFonts w:eastAsia="Times New Roman" w:cs="Times New Roman"/>
           <w:kern w:val="0"/>
@@ -6115,6 +6339,8 @@
           <w:numId w:val="24"/>
         </w:numPr>
         <w:spacing w:before="100" w:beforeAutospacing="1" w:after="100" w:afterAutospacing="1" w:line="240" w:lineRule="auto"/>
+        <w:ind w:firstLine="709"/>
+        <w:jc w:val="both"/>
         <w:rPr>
           <w:rFonts w:eastAsia="Times New Roman" w:cs="Times New Roman"/>
           <w:kern w:val="0"/>
@@ -6162,6 +6388,8 @@
           <w:numId w:val="24"/>
         </w:numPr>
         <w:spacing w:before="100" w:beforeAutospacing="1" w:after="100" w:afterAutospacing="1" w:line="240" w:lineRule="auto"/>
+        <w:ind w:firstLine="709"/>
+        <w:jc w:val="both"/>
         <w:rPr>
           <w:rFonts w:eastAsia="Times New Roman" w:cs="Times New Roman"/>
           <w:kern w:val="0"/>
@@ -6209,6 +6437,8 @@
           <w:numId w:val="24"/>
         </w:numPr>
         <w:spacing w:before="100" w:beforeAutospacing="1" w:after="100" w:afterAutospacing="1" w:line="240" w:lineRule="auto"/>
+        <w:ind w:firstLine="709"/>
+        <w:jc w:val="both"/>
         <w:rPr>
           <w:rFonts w:eastAsia="Times New Roman" w:cs="Times New Roman"/>
           <w:kern w:val="0"/>
@@ -6277,6 +6507,8 @@
           <w:numId w:val="24"/>
         </w:numPr>
         <w:spacing w:before="100" w:beforeAutospacing="1" w:after="100" w:afterAutospacing="1" w:line="240" w:lineRule="auto"/>
+        <w:ind w:firstLine="709"/>
+        <w:jc w:val="both"/>
         <w:rPr>
           <w:rFonts w:eastAsia="Times New Roman" w:cs="Times New Roman"/>
           <w:kern w:val="0"/>
@@ -6322,11 +6554,13 @@
         <w:pStyle w:val="3"/>
       </w:pPr>
       <w:bookmarkStart w:id="16" w:name="_Toc2771684"/>
+      <w:bookmarkStart w:id="17" w:name="_Toc225879098"/>
       <w:r>
         <w:lastRenderedPageBreak/>
         <w:t>3 Этап. Построение диаграммы действий</w:t>
       </w:r>
       <w:bookmarkEnd w:id="16"/>
+      <w:bookmarkEnd w:id="17"/>
     </w:p>
     <w:p>
       <w:r>
@@ -6350,8 +6584,8 @@
             <v:path o:extrusionok="f" gradientshapeok="t" o:connecttype="rect"/>
             <o:lock v:ext="edit" aspectratio="t"/>
           </v:shapetype>
-          <v:shape id="_x0000_i1025" type="#_x0000_t75" style="width:468pt;height:579.75pt">
-            <v:imagedata r:id="rId15" o:title="Диаграмма действий.drawio"/>
+          <v:shape id="_x0000_i1025" type="#_x0000_t75" style="width:467.7pt;height:580.05pt">
+            <v:imagedata r:id="rId15" o:title="Диаграмма действий"/>
           </v:shape>
         </w:pict>
       </w:r>
@@ -6365,8 +6599,7 @@
         <w:jc w:val="center"/>
         <w:rPr>
           <w:rFonts w:cs="Times New Roman"/>
-          <w:sz w:val="28"/>
-          <w:szCs w:val="28"/>
+          <w:szCs w:val="24"/>
         </w:rPr>
       </w:pPr>
       <w:r>
@@ -6381,14 +6614,7 @@
           <w:rFonts w:cs="Times New Roman"/>
           <w:szCs w:val="24"/>
         </w:rPr>
-        <w:t>7</w:t>
-      </w:r>
-      <w:r>
-        <w:rPr>
-          <w:rFonts w:cs="Times New Roman"/>
-          <w:szCs w:val="24"/>
-        </w:rPr>
-        <w:t xml:space="preserve"> «</w:t>
+        <w:t>7 «</w:t>
       </w:r>
       <w:r>
         <w:rPr>
@@ -6407,12 +6633,3347 @@
     </w:p>
     <w:p>
       <w:pPr>
+        <w:pStyle w:val="3"/>
+        <w:rPr>
+          <w:rFonts w:eastAsia="Arial"/>
+          <w:i/>
+          <w:iCs/>
+          <w:spacing w:val="-5"/>
+        </w:rPr>
+      </w:pPr>
+      <w:bookmarkStart w:id="18" w:name="_Toc2771685"/>
+      <w:r>
+        <w:rPr>
+          <w:rFonts w:eastAsia="Arial"/>
+          <w:shd w:val="clear" w:color="auto" w:fill="FFFFFF"/>
+        </w:rPr>
+        <w:t>4 Этап. Формирование таблицы операций</w:t>
+      </w:r>
+      <w:bookmarkEnd w:id="18"/>
+    </w:p>
+    <w:p>
+      <w:pPr>
+        <w:ind w:firstLine="709"/>
+        <w:jc w:val="both"/>
+        <w:rPr>
+          <w:sz w:val="28"/>
+        </w:rPr>
+      </w:pPr>
+      <w:r>
+        <w:rPr>
+          <w:rFonts w:eastAsia="Times New Roman" w:cs="Times New Roman"/>
+        </w:rPr>
+        <w:t>Все операции, участвующие в процессе «Обработка и комплектация заказа», отражены в Таблице описания операций:</w:t>
+      </w:r>
+    </w:p>
+    <w:p/>
+    <w:p>
+      <w:pPr>
+        <w:tabs>
+          <w:tab w:val="left" w:pos="9360"/>
+        </w:tabs>
+        <w:spacing w:line="360" w:lineRule="auto"/>
+        <w:rPr>
+          <w:rFonts w:cs="Times New Roman"/>
+          <w:szCs w:val="24"/>
+        </w:rPr>
+      </w:pPr>
+    </w:p>
+    <w:p>
+      <w:pPr>
+        <w:tabs>
+          <w:tab w:val="left" w:pos="9360"/>
+        </w:tabs>
+        <w:spacing w:line="360" w:lineRule="auto"/>
+        <w:jc w:val="right"/>
+        <w:rPr>
+          <w:rFonts w:cs="Times New Roman"/>
+          <w:szCs w:val="24"/>
+        </w:rPr>
+      </w:pPr>
+      <w:r>
+        <w:rPr>
+          <w:rFonts w:cs="Times New Roman"/>
+          <w:szCs w:val="24"/>
+        </w:rPr>
+        <w:t xml:space="preserve">Таблица №2 «Таблица описания операций </w:t>
+      </w:r>
+    </w:p>
+    <w:p>
+      <w:pPr>
+        <w:tabs>
+          <w:tab w:val="left" w:pos="9360"/>
+        </w:tabs>
+        <w:spacing w:line="360" w:lineRule="auto"/>
+        <w:jc w:val="right"/>
+        <w:rPr>
+          <w:rFonts w:cs="Times New Roman"/>
+          <w:szCs w:val="24"/>
+        </w:rPr>
+      </w:pPr>
+      <w:r>
+        <w:rPr>
+          <w:rFonts w:cs="Times New Roman"/>
+          <w:szCs w:val="24"/>
+        </w:rPr>
+        <w:t>«Обработка и комплектация заказа_3-Обр_Комп»»</w:t>
+      </w:r>
+    </w:p>
+    <w:tbl>
+      <w:tblPr>
+        <w:tblStyle w:val="ad"/>
+        <w:tblW w:w="11625" w:type="dxa"/>
+        <w:tblInd w:w="-1565" w:type="dxa"/>
+        <w:tblLayout w:type="fixed"/>
+        <w:tblLook w:val="04A0" w:firstRow="1" w:lastRow="0" w:firstColumn="1" w:lastColumn="0" w:noHBand="0" w:noVBand="1"/>
+      </w:tblPr>
+      <w:tblGrid>
+        <w:gridCol w:w="1656"/>
+        <w:gridCol w:w="2027"/>
+        <w:gridCol w:w="1421"/>
+        <w:gridCol w:w="1559"/>
+        <w:gridCol w:w="1701"/>
+        <w:gridCol w:w="1701"/>
+        <w:gridCol w:w="1560"/>
+      </w:tblGrid>
+      <w:tr>
+        <w:tc>
+          <w:tcPr>
+            <w:tcW w:w="1656" w:type="dxa"/>
+            <w:vAlign w:val="center"/>
+          </w:tcPr>
+          <w:p>
+            <w:pPr>
+              <w:widowControl w:val="0"/>
+              <w:jc w:val="center"/>
+              <w:rPr>
+                <w:rFonts w:eastAsia="Times New Roman" w:cs="Times New Roman"/>
+                <w:spacing w:val="5"/>
+                <w:szCs w:val="24"/>
+              </w:rPr>
+            </w:pPr>
+            <w:proofErr w:type="gramStart"/>
+            <w:r>
+              <w:rPr>
+                <w:rFonts w:eastAsia="Times New Roman" w:cs="Times New Roman"/>
+                <w:bCs/>
+                <w:color w:val="000000"/>
+                <w:spacing w:val="5"/>
+                <w:szCs w:val="24"/>
+                <w:shd w:val="clear" w:color="auto" w:fill="FFFFFF"/>
+              </w:rPr>
+              <w:t>Диаграмма  и</w:t>
+            </w:r>
+            <w:proofErr w:type="gramEnd"/>
+            <w:r>
+              <w:rPr>
+                <w:rFonts w:eastAsia="Times New Roman" w:cs="Times New Roman"/>
+                <w:bCs/>
+                <w:color w:val="000000"/>
+                <w:spacing w:val="5"/>
+                <w:szCs w:val="24"/>
+                <w:shd w:val="clear" w:color="auto" w:fill="FFFFFF"/>
+              </w:rPr>
+              <w:t xml:space="preserve"> номер операции на</w:t>
+            </w:r>
+          </w:p>
+          <w:p>
+            <w:pPr>
+              <w:tabs>
+                <w:tab w:val="left" w:pos="9360"/>
+              </w:tabs>
+              <w:spacing w:line="360" w:lineRule="auto"/>
+              <w:jc w:val="center"/>
+              <w:rPr>
+                <w:rFonts w:cs="Times New Roman"/>
+                <w:szCs w:val="24"/>
+              </w:rPr>
+            </w:pPr>
+            <w:r>
+              <w:rPr>
+                <w:rFonts w:eastAsia="Times New Roman" w:cs="Times New Roman"/>
+                <w:bCs/>
+                <w:color w:val="000000"/>
+                <w:spacing w:val="5"/>
+                <w:szCs w:val="24"/>
+                <w:shd w:val="clear" w:color="auto" w:fill="FFFFFF"/>
+              </w:rPr>
+              <w:t>диаграмме</w:t>
+            </w:r>
+          </w:p>
+        </w:tc>
+        <w:tc>
+          <w:tcPr>
+            <w:tcW w:w="2027" w:type="dxa"/>
+            <w:vAlign w:val="center"/>
+          </w:tcPr>
+          <w:p>
+            <w:pPr>
+              <w:tabs>
+                <w:tab w:val="left" w:pos="9360"/>
+              </w:tabs>
+              <w:spacing w:line="360" w:lineRule="auto"/>
+              <w:jc w:val="center"/>
+              <w:rPr>
+                <w:rFonts w:cs="Times New Roman"/>
+                <w:szCs w:val="24"/>
+                <w:lang w:val="en-US"/>
+              </w:rPr>
+            </w:pPr>
+            <w:r>
+              <w:rPr>
+                <w:rFonts w:eastAsia="Times New Roman" w:cs="Times New Roman"/>
+                <w:bCs/>
+                <w:color w:val="000000"/>
+                <w:spacing w:val="5"/>
+                <w:szCs w:val="24"/>
+                <w:shd w:val="clear" w:color="auto" w:fill="FFFFFF"/>
+              </w:rPr>
+              <w:t>Операция</w:t>
+            </w:r>
+          </w:p>
+        </w:tc>
+        <w:tc>
+          <w:tcPr>
+            <w:tcW w:w="1421" w:type="dxa"/>
+            <w:vAlign w:val="center"/>
+          </w:tcPr>
+          <w:p>
+            <w:pPr>
+              <w:tabs>
+                <w:tab w:val="left" w:pos="9360"/>
+              </w:tabs>
+              <w:spacing w:line="360" w:lineRule="auto"/>
+              <w:jc w:val="center"/>
+              <w:rPr>
+                <w:rFonts w:cs="Times New Roman"/>
+                <w:szCs w:val="24"/>
+              </w:rPr>
+            </w:pPr>
+            <w:r>
+              <w:rPr>
+                <w:rFonts w:cs="Times New Roman"/>
+                <w:szCs w:val="24"/>
+              </w:rPr>
+              <w:t>Исполнитель</w:t>
+            </w:r>
+          </w:p>
+        </w:tc>
+        <w:tc>
+          <w:tcPr>
+            <w:tcW w:w="1559" w:type="dxa"/>
+            <w:vAlign w:val="center"/>
+          </w:tcPr>
+          <w:p>
+            <w:pPr>
+              <w:tabs>
+                <w:tab w:val="left" w:pos="9360"/>
+              </w:tabs>
+              <w:spacing w:line="360" w:lineRule="auto"/>
+              <w:jc w:val="center"/>
+              <w:rPr>
+                <w:rFonts w:cs="Times New Roman"/>
+                <w:szCs w:val="24"/>
+                <w:lang w:val="en-US"/>
+              </w:rPr>
+            </w:pPr>
+            <w:r>
+              <w:rPr>
+                <w:rFonts w:eastAsia="Times New Roman" w:cs="Times New Roman"/>
+                <w:bCs/>
+                <w:color w:val="000000"/>
+                <w:spacing w:val="5"/>
+                <w:szCs w:val="24"/>
+                <w:shd w:val="clear" w:color="auto" w:fill="FFFFFF"/>
+              </w:rPr>
+              <w:t>Как часто</w:t>
+            </w:r>
+          </w:p>
+        </w:tc>
+        <w:tc>
+          <w:tcPr>
+            <w:tcW w:w="1701" w:type="dxa"/>
+            <w:vAlign w:val="center"/>
+          </w:tcPr>
+          <w:p>
+            <w:pPr>
+              <w:widowControl w:val="0"/>
+              <w:jc w:val="center"/>
+              <w:rPr>
+                <w:rFonts w:eastAsia="Times New Roman" w:cs="Times New Roman"/>
+                <w:spacing w:val="5"/>
+                <w:szCs w:val="24"/>
+              </w:rPr>
+            </w:pPr>
+            <w:r>
+              <w:rPr>
+                <w:rFonts w:eastAsia="Times New Roman" w:cs="Times New Roman"/>
+                <w:bCs/>
+                <w:color w:val="000000"/>
+                <w:spacing w:val="5"/>
+                <w:szCs w:val="24"/>
+                <w:shd w:val="clear" w:color="auto" w:fill="FFFFFF"/>
+              </w:rPr>
+              <w:t>Входящие</w:t>
+            </w:r>
+          </w:p>
+          <w:p>
+            <w:pPr>
+              <w:widowControl w:val="0"/>
+              <w:jc w:val="center"/>
+              <w:rPr>
+                <w:rFonts w:eastAsia="Times New Roman" w:cs="Times New Roman"/>
+                <w:spacing w:val="5"/>
+                <w:szCs w:val="24"/>
+              </w:rPr>
+            </w:pPr>
+            <w:r>
+              <w:rPr>
+                <w:rFonts w:eastAsia="Times New Roman" w:cs="Times New Roman"/>
+                <w:bCs/>
+                <w:color w:val="000000"/>
+                <w:spacing w:val="5"/>
+                <w:szCs w:val="24"/>
+                <w:shd w:val="clear" w:color="auto" w:fill="FFFFFF"/>
+              </w:rPr>
+              <w:t>документы</w:t>
+            </w:r>
+          </w:p>
+          <w:p>
+            <w:pPr>
+              <w:widowControl w:val="0"/>
+              <w:jc w:val="center"/>
+              <w:rPr>
+                <w:rFonts w:eastAsia="Times New Roman" w:cs="Times New Roman"/>
+                <w:spacing w:val="5"/>
+                <w:szCs w:val="24"/>
+              </w:rPr>
+            </w:pPr>
+            <w:r>
+              <w:rPr>
+                <w:rFonts w:eastAsia="Times New Roman" w:cs="Times New Roman"/>
+                <w:bCs/>
+                <w:color w:val="000000"/>
+                <w:spacing w:val="5"/>
+                <w:szCs w:val="24"/>
+                <w:shd w:val="clear" w:color="auto" w:fill="FFFFFF"/>
+              </w:rPr>
+              <w:t>(документы-</w:t>
+            </w:r>
+          </w:p>
+          <w:p>
+            <w:pPr>
+              <w:tabs>
+                <w:tab w:val="left" w:pos="9360"/>
+              </w:tabs>
+              <w:spacing w:line="360" w:lineRule="auto"/>
+              <w:jc w:val="center"/>
+              <w:rPr>
+                <w:rFonts w:cs="Times New Roman"/>
+                <w:szCs w:val="24"/>
+                <w:lang w:val="en-US"/>
+              </w:rPr>
+            </w:pPr>
+            <w:r>
+              <w:rPr>
+                <w:rFonts w:eastAsia="Times New Roman" w:cs="Times New Roman"/>
+                <w:bCs/>
+                <w:color w:val="000000"/>
+                <w:spacing w:val="5"/>
+                <w:szCs w:val="24"/>
+                <w:shd w:val="clear" w:color="auto" w:fill="FFFFFF"/>
+              </w:rPr>
+              <w:t>основания)</w:t>
+            </w:r>
+          </w:p>
+        </w:tc>
+        <w:tc>
+          <w:tcPr>
+            <w:tcW w:w="1701" w:type="dxa"/>
+            <w:vAlign w:val="center"/>
+          </w:tcPr>
+          <w:p>
+            <w:pPr>
+              <w:widowControl w:val="0"/>
+              <w:jc w:val="center"/>
+              <w:rPr>
+                <w:rFonts w:eastAsia="Times New Roman" w:cs="Times New Roman"/>
+                <w:spacing w:val="5"/>
+                <w:szCs w:val="24"/>
+              </w:rPr>
+            </w:pPr>
+            <w:r>
+              <w:rPr>
+                <w:rFonts w:eastAsia="Times New Roman" w:cs="Times New Roman"/>
+                <w:bCs/>
+                <w:color w:val="000000"/>
+                <w:spacing w:val="5"/>
+                <w:szCs w:val="24"/>
+                <w:shd w:val="clear" w:color="auto" w:fill="FFFFFF"/>
+              </w:rPr>
+              <w:t>Исходящий</w:t>
+            </w:r>
+          </w:p>
+          <w:p>
+            <w:pPr>
+              <w:widowControl w:val="0"/>
+              <w:ind w:left="140"/>
+              <w:jc w:val="center"/>
+              <w:rPr>
+                <w:rFonts w:eastAsia="Times New Roman" w:cs="Times New Roman"/>
+                <w:spacing w:val="5"/>
+                <w:szCs w:val="24"/>
+              </w:rPr>
+            </w:pPr>
+            <w:r>
+              <w:rPr>
+                <w:rFonts w:eastAsia="Times New Roman" w:cs="Times New Roman"/>
+                <w:bCs/>
+                <w:color w:val="000000"/>
+                <w:spacing w:val="5"/>
+                <w:szCs w:val="24"/>
+                <w:shd w:val="clear" w:color="auto" w:fill="FFFFFF"/>
+              </w:rPr>
+              <w:t>документ</w:t>
+            </w:r>
+          </w:p>
+          <w:p>
+            <w:pPr>
+              <w:widowControl w:val="0"/>
+              <w:jc w:val="center"/>
+              <w:rPr>
+                <w:rFonts w:eastAsia="Times New Roman" w:cs="Times New Roman"/>
+                <w:spacing w:val="5"/>
+                <w:szCs w:val="24"/>
+              </w:rPr>
+            </w:pPr>
+            <w:r>
+              <w:rPr>
+                <w:rFonts w:eastAsia="Times New Roman" w:cs="Times New Roman"/>
+                <w:bCs/>
+                <w:color w:val="000000"/>
+                <w:spacing w:val="5"/>
+                <w:szCs w:val="24"/>
+                <w:shd w:val="clear" w:color="auto" w:fill="FFFFFF"/>
+              </w:rPr>
+              <w:t>(составляе</w:t>
+            </w:r>
+            <w:r>
+              <w:rPr>
+                <w:rFonts w:eastAsia="Times New Roman" w:cs="Times New Roman"/>
+                <w:bCs/>
+                <w:color w:val="000000"/>
+                <w:spacing w:val="5"/>
+                <w:szCs w:val="24"/>
+                <w:shd w:val="clear" w:color="auto" w:fill="FFFFFF"/>
+              </w:rPr>
+              <w:softHyphen/>
+              <w:t>мый</w:t>
+            </w:r>
+          </w:p>
+          <w:p>
+            <w:pPr>
+              <w:tabs>
+                <w:tab w:val="left" w:pos="9360"/>
+              </w:tabs>
+              <w:spacing w:line="360" w:lineRule="auto"/>
+              <w:jc w:val="center"/>
+              <w:rPr>
+                <w:rFonts w:cs="Times New Roman"/>
+                <w:szCs w:val="24"/>
+                <w:lang w:val="en-US"/>
+              </w:rPr>
+            </w:pPr>
+            <w:r>
+              <w:rPr>
+                <w:rFonts w:eastAsia="Times New Roman" w:cs="Times New Roman"/>
+                <w:bCs/>
+                <w:color w:val="000000"/>
+                <w:spacing w:val="5"/>
+                <w:szCs w:val="24"/>
+                <w:shd w:val="clear" w:color="auto" w:fill="FFFFFF"/>
+              </w:rPr>
+              <w:t>документ)</w:t>
+            </w:r>
+          </w:p>
+        </w:tc>
+        <w:tc>
+          <w:tcPr>
+            <w:tcW w:w="1560" w:type="dxa"/>
+            <w:vAlign w:val="center"/>
+          </w:tcPr>
+          <w:p>
+            <w:pPr>
+              <w:widowControl w:val="0"/>
+              <w:ind w:left="-17" w:firstLine="17"/>
+              <w:jc w:val="center"/>
+              <w:rPr>
+                <w:rFonts w:eastAsia="Times New Roman" w:cs="Times New Roman"/>
+                <w:spacing w:val="5"/>
+                <w:szCs w:val="24"/>
+              </w:rPr>
+            </w:pPr>
+            <w:r>
+              <w:rPr>
+                <w:rFonts w:eastAsia="Times New Roman" w:cs="Times New Roman"/>
+                <w:bCs/>
+                <w:color w:val="000000"/>
+                <w:spacing w:val="5"/>
+                <w:szCs w:val="24"/>
+                <w:shd w:val="clear" w:color="auto" w:fill="FFFFFF"/>
+              </w:rPr>
+              <w:t>Проводка</w:t>
+            </w:r>
+          </w:p>
+          <w:p>
+            <w:pPr>
+              <w:widowControl w:val="0"/>
+              <w:jc w:val="center"/>
+              <w:rPr>
+                <w:rFonts w:eastAsia="Times New Roman" w:cs="Times New Roman"/>
+                <w:spacing w:val="5"/>
+                <w:szCs w:val="24"/>
+              </w:rPr>
+            </w:pPr>
+            <w:r>
+              <w:rPr>
+                <w:rFonts w:eastAsia="Times New Roman" w:cs="Times New Roman"/>
+                <w:bCs/>
+                <w:color w:val="000000"/>
+                <w:spacing w:val="5"/>
+                <w:szCs w:val="24"/>
+                <w:shd w:val="clear" w:color="auto" w:fill="FFFFFF"/>
+              </w:rPr>
+              <w:t>(дебет,</w:t>
+            </w:r>
+          </w:p>
+          <w:p>
+            <w:pPr>
+              <w:widowControl w:val="0"/>
+              <w:jc w:val="center"/>
+              <w:rPr>
+                <w:rFonts w:eastAsia="Times New Roman" w:cs="Times New Roman"/>
+                <w:spacing w:val="5"/>
+                <w:szCs w:val="24"/>
+              </w:rPr>
+            </w:pPr>
+            <w:r>
+              <w:rPr>
+                <w:rFonts w:eastAsia="Times New Roman" w:cs="Times New Roman"/>
+                <w:bCs/>
+                <w:color w:val="000000"/>
+                <w:spacing w:val="5"/>
+                <w:szCs w:val="24"/>
+                <w:shd w:val="clear" w:color="auto" w:fill="FFFFFF"/>
+              </w:rPr>
+              <w:t>кредит,</w:t>
+            </w:r>
+          </w:p>
+          <w:p>
+            <w:pPr>
+              <w:widowControl w:val="0"/>
+              <w:ind w:left="140"/>
+              <w:jc w:val="center"/>
+              <w:rPr>
+                <w:rFonts w:eastAsia="Times New Roman" w:cs="Times New Roman"/>
+                <w:spacing w:val="5"/>
+                <w:szCs w:val="24"/>
+              </w:rPr>
+            </w:pPr>
+            <w:r>
+              <w:rPr>
+                <w:rFonts w:eastAsia="Times New Roman" w:cs="Times New Roman"/>
+                <w:bCs/>
+                <w:color w:val="000000"/>
+                <w:spacing w:val="5"/>
+                <w:szCs w:val="24"/>
+                <w:shd w:val="clear" w:color="auto" w:fill="FFFFFF"/>
+              </w:rPr>
+              <w:t>сумма,</w:t>
+            </w:r>
+          </w:p>
+          <w:p>
+            <w:pPr>
+              <w:tabs>
+                <w:tab w:val="left" w:pos="9360"/>
+              </w:tabs>
+              <w:spacing w:line="360" w:lineRule="auto"/>
+              <w:jc w:val="center"/>
+              <w:rPr>
+                <w:rFonts w:cs="Times New Roman"/>
+                <w:szCs w:val="24"/>
+              </w:rPr>
+            </w:pPr>
+            <w:r>
+              <w:rPr>
+                <w:rFonts w:eastAsia="Times New Roman" w:cs="Times New Roman"/>
+                <w:bCs/>
+                <w:color w:val="000000"/>
+                <w:spacing w:val="5"/>
+                <w:szCs w:val="24"/>
+                <w:shd w:val="clear" w:color="auto" w:fill="FFFFFF"/>
+              </w:rPr>
+              <w:t>аналитика)</w:t>
+            </w:r>
+          </w:p>
+        </w:tc>
+      </w:tr>
+      <w:tr>
+        <w:tc>
+          <w:tcPr>
+            <w:tcW w:w="1656" w:type="dxa"/>
+          </w:tcPr>
+          <w:p>
+            <w:pPr>
+              <w:tabs>
+                <w:tab w:val="left" w:pos="9360"/>
+              </w:tabs>
+              <w:spacing w:line="360" w:lineRule="auto"/>
+              <w:jc w:val="center"/>
+              <w:rPr>
+                <w:rFonts w:cs="Times New Roman"/>
+                <w:szCs w:val="24"/>
+              </w:rPr>
+            </w:pPr>
+            <w:r>
+              <w:rPr>
+                <w:rFonts w:cs="Times New Roman"/>
+                <w:szCs w:val="24"/>
+              </w:rPr>
+              <w:t>1</w:t>
+            </w:r>
+          </w:p>
+        </w:tc>
+        <w:tc>
+          <w:tcPr>
+            <w:tcW w:w="2027" w:type="dxa"/>
+          </w:tcPr>
+          <w:p>
+            <w:pPr>
+              <w:tabs>
+                <w:tab w:val="left" w:pos="9360"/>
+              </w:tabs>
+              <w:spacing w:line="360" w:lineRule="auto"/>
+              <w:jc w:val="center"/>
+              <w:rPr>
+                <w:rFonts w:cs="Times New Roman"/>
+                <w:szCs w:val="24"/>
+              </w:rPr>
+            </w:pPr>
+            <w:r>
+              <w:rPr>
+                <w:rFonts w:cs="Times New Roman"/>
+                <w:szCs w:val="24"/>
+              </w:rPr>
+              <w:t>2</w:t>
+            </w:r>
+          </w:p>
+        </w:tc>
+        <w:tc>
+          <w:tcPr>
+            <w:tcW w:w="1421" w:type="dxa"/>
+          </w:tcPr>
+          <w:p>
+            <w:pPr>
+              <w:tabs>
+                <w:tab w:val="left" w:pos="9360"/>
+              </w:tabs>
+              <w:spacing w:line="360" w:lineRule="auto"/>
+              <w:jc w:val="center"/>
+              <w:rPr>
+                <w:rFonts w:cs="Times New Roman"/>
+                <w:szCs w:val="24"/>
+              </w:rPr>
+            </w:pPr>
+            <w:r>
+              <w:rPr>
+                <w:rFonts w:cs="Times New Roman"/>
+                <w:szCs w:val="24"/>
+              </w:rPr>
+              <w:t>3</w:t>
+            </w:r>
+          </w:p>
+        </w:tc>
+        <w:tc>
+          <w:tcPr>
+            <w:tcW w:w="1559" w:type="dxa"/>
+          </w:tcPr>
+          <w:p>
+            <w:pPr>
+              <w:tabs>
+                <w:tab w:val="left" w:pos="9360"/>
+              </w:tabs>
+              <w:spacing w:line="360" w:lineRule="auto"/>
+              <w:jc w:val="center"/>
+              <w:rPr>
+                <w:rFonts w:cs="Times New Roman"/>
+                <w:szCs w:val="24"/>
+              </w:rPr>
+            </w:pPr>
+            <w:r>
+              <w:rPr>
+                <w:rFonts w:cs="Times New Roman"/>
+                <w:szCs w:val="24"/>
+              </w:rPr>
+              <w:t>4</w:t>
+            </w:r>
+          </w:p>
+        </w:tc>
+        <w:tc>
+          <w:tcPr>
+            <w:tcW w:w="1701" w:type="dxa"/>
+          </w:tcPr>
+          <w:p>
+            <w:pPr>
+              <w:tabs>
+                <w:tab w:val="left" w:pos="9360"/>
+              </w:tabs>
+              <w:spacing w:line="360" w:lineRule="auto"/>
+              <w:jc w:val="center"/>
+              <w:rPr>
+                <w:rFonts w:cs="Times New Roman"/>
+                <w:szCs w:val="24"/>
+              </w:rPr>
+            </w:pPr>
+            <w:r>
+              <w:rPr>
+                <w:rFonts w:cs="Times New Roman"/>
+                <w:szCs w:val="24"/>
+              </w:rPr>
+              <w:t>5</w:t>
+            </w:r>
+          </w:p>
+        </w:tc>
+        <w:tc>
+          <w:tcPr>
+            <w:tcW w:w="1701" w:type="dxa"/>
+          </w:tcPr>
+          <w:p>
+            <w:pPr>
+              <w:tabs>
+                <w:tab w:val="left" w:pos="9360"/>
+              </w:tabs>
+              <w:spacing w:line="360" w:lineRule="auto"/>
+              <w:jc w:val="center"/>
+              <w:rPr>
+                <w:rFonts w:cs="Times New Roman"/>
+                <w:szCs w:val="24"/>
+              </w:rPr>
+            </w:pPr>
+            <w:r>
+              <w:rPr>
+                <w:rFonts w:cs="Times New Roman"/>
+                <w:szCs w:val="24"/>
+              </w:rPr>
+              <w:t>6</w:t>
+            </w:r>
+          </w:p>
+        </w:tc>
+        <w:tc>
+          <w:tcPr>
+            <w:tcW w:w="1560" w:type="dxa"/>
+          </w:tcPr>
+          <w:p>
+            <w:pPr>
+              <w:tabs>
+                <w:tab w:val="left" w:pos="9360"/>
+              </w:tabs>
+              <w:spacing w:line="360" w:lineRule="auto"/>
+              <w:jc w:val="center"/>
+              <w:rPr>
+                <w:rFonts w:cs="Times New Roman"/>
+                <w:szCs w:val="24"/>
+              </w:rPr>
+            </w:pPr>
+            <w:r>
+              <w:rPr>
+                <w:rFonts w:cs="Times New Roman"/>
+                <w:szCs w:val="24"/>
+              </w:rPr>
+              <w:t>7</w:t>
+            </w:r>
+          </w:p>
+        </w:tc>
+      </w:tr>
+      <w:tr>
+        <w:tc>
+          <w:tcPr>
+            <w:tcW w:w="1656" w:type="dxa"/>
+          </w:tcPr>
+          <w:p>
+            <w:pPr>
+              <w:tabs>
+                <w:tab w:val="left" w:pos="9360"/>
+              </w:tabs>
+              <w:spacing w:line="360" w:lineRule="auto"/>
+              <w:rPr>
+                <w:rFonts w:cs="Times New Roman"/>
+                <w:szCs w:val="24"/>
+                <w:lang w:val="en-US"/>
+              </w:rPr>
+            </w:pPr>
+            <w:r>
+              <w:rPr>
+                <w:rFonts w:cs="Times New Roman"/>
+                <w:szCs w:val="24"/>
+                <w:lang w:val="en-US"/>
+              </w:rPr>
+              <w:t>Обр_Комп_1</w:t>
+            </w:r>
+          </w:p>
+        </w:tc>
+        <w:tc>
+          <w:tcPr>
+            <w:tcW w:w="2027" w:type="dxa"/>
+          </w:tcPr>
+          <w:p>
+            <w:pPr>
+              <w:tabs>
+                <w:tab w:val="left" w:pos="9360"/>
+              </w:tabs>
+              <w:spacing w:line="360" w:lineRule="auto"/>
+              <w:rPr>
+                <w:rFonts w:cs="Times New Roman"/>
+                <w:szCs w:val="24"/>
+                <w:lang w:val="en-US"/>
+              </w:rPr>
+            </w:pPr>
+            <w:r>
+              <w:rPr>
+                <w:rFonts w:cs="Times New Roman"/>
+                <w:szCs w:val="24"/>
+                <w:lang w:val="en-US"/>
+              </w:rPr>
+              <w:t xml:space="preserve">1. </w:t>
+            </w:r>
+            <w:proofErr w:type="spellStart"/>
+            <w:r>
+              <w:rPr>
+                <w:rFonts w:cs="Times New Roman"/>
+                <w:szCs w:val="24"/>
+                <w:lang w:val="en-US"/>
+              </w:rPr>
+              <w:t>Получение</w:t>
+            </w:r>
+            <w:proofErr w:type="spellEnd"/>
+            <w:r>
+              <w:rPr>
+                <w:rFonts w:cs="Times New Roman"/>
+                <w:szCs w:val="24"/>
+                <w:lang w:val="en-US"/>
+              </w:rPr>
+              <w:t xml:space="preserve"> </w:t>
+            </w:r>
+            <w:proofErr w:type="spellStart"/>
+            <w:r>
+              <w:rPr>
+                <w:rFonts w:cs="Times New Roman"/>
+                <w:szCs w:val="24"/>
+                <w:lang w:val="en-US"/>
+              </w:rPr>
+              <w:t>заказа</w:t>
+            </w:r>
+            <w:proofErr w:type="spellEnd"/>
+            <w:r>
+              <w:rPr>
+                <w:rFonts w:cs="Times New Roman"/>
+                <w:szCs w:val="24"/>
+                <w:lang w:val="en-US"/>
+              </w:rPr>
+              <w:t xml:space="preserve"> </w:t>
+            </w:r>
+            <w:proofErr w:type="spellStart"/>
+            <w:r>
+              <w:rPr>
+                <w:rFonts w:cs="Times New Roman"/>
+                <w:szCs w:val="24"/>
+                <w:lang w:val="en-US"/>
+              </w:rPr>
+              <w:t>клиента</w:t>
+            </w:r>
+            <w:proofErr w:type="spellEnd"/>
+          </w:p>
+        </w:tc>
+        <w:tc>
+          <w:tcPr>
+            <w:tcW w:w="1421" w:type="dxa"/>
+          </w:tcPr>
+          <w:p>
+            <w:pPr>
+              <w:tabs>
+                <w:tab w:val="left" w:pos="9360"/>
+              </w:tabs>
+              <w:spacing w:line="360" w:lineRule="auto"/>
+              <w:rPr>
+                <w:rFonts w:cs="Times New Roman"/>
+                <w:szCs w:val="24"/>
+              </w:rPr>
+            </w:pPr>
+            <w:r>
+              <w:rPr>
+                <w:rFonts w:cs="Times New Roman"/>
+                <w:szCs w:val="24"/>
+              </w:rPr>
+              <w:t>Менеджер по работе с клиентами</w:t>
+            </w:r>
+          </w:p>
+        </w:tc>
+        <w:tc>
+          <w:tcPr>
+            <w:tcW w:w="1559" w:type="dxa"/>
+          </w:tcPr>
+          <w:p>
+            <w:pPr>
+              <w:tabs>
+                <w:tab w:val="left" w:pos="9360"/>
+              </w:tabs>
+              <w:spacing w:line="360" w:lineRule="auto"/>
+              <w:rPr>
+                <w:rFonts w:cs="Times New Roman"/>
+                <w:szCs w:val="24"/>
+              </w:rPr>
+            </w:pPr>
+            <w:r>
+              <w:rPr>
+                <w:rFonts w:cs="Times New Roman"/>
+                <w:szCs w:val="24"/>
+              </w:rPr>
+              <w:t>Ежедневно</w:t>
+            </w:r>
+          </w:p>
+        </w:tc>
+        <w:tc>
+          <w:tcPr>
+            <w:tcW w:w="1701" w:type="dxa"/>
+          </w:tcPr>
+          <w:p>
+            <w:pPr>
+              <w:tabs>
+                <w:tab w:val="left" w:pos="9360"/>
+              </w:tabs>
+              <w:spacing w:line="360" w:lineRule="auto"/>
+              <w:rPr>
+                <w:rFonts w:cs="Times New Roman"/>
+                <w:szCs w:val="24"/>
+              </w:rPr>
+            </w:pPr>
+            <w:r>
+              <w:rPr>
+                <w:rFonts w:cs="Times New Roman"/>
+                <w:szCs w:val="24"/>
+              </w:rPr>
+              <w:t>Нет</w:t>
+            </w:r>
+          </w:p>
+        </w:tc>
+        <w:tc>
+          <w:tcPr>
+            <w:tcW w:w="1701" w:type="dxa"/>
+          </w:tcPr>
+          <w:p>
+            <w:pPr>
+              <w:tabs>
+                <w:tab w:val="left" w:pos="9360"/>
+              </w:tabs>
+              <w:spacing w:line="360" w:lineRule="auto"/>
+              <w:rPr>
+                <w:rFonts w:cs="Times New Roman"/>
+                <w:szCs w:val="24"/>
+              </w:rPr>
+            </w:pPr>
+            <w:r>
+              <w:rPr>
+                <w:rFonts w:cs="Times New Roman"/>
+                <w:szCs w:val="24"/>
+              </w:rPr>
+              <w:t>Заказ клиента</w:t>
+            </w:r>
+          </w:p>
+        </w:tc>
+        <w:tc>
+          <w:tcPr>
+            <w:tcW w:w="1560" w:type="dxa"/>
+          </w:tcPr>
+          <w:p>
+            <w:pPr>
+              <w:tabs>
+                <w:tab w:val="left" w:pos="9360"/>
+              </w:tabs>
+              <w:spacing w:line="360" w:lineRule="auto"/>
+              <w:rPr>
+                <w:rFonts w:cs="Times New Roman"/>
+                <w:szCs w:val="24"/>
+              </w:rPr>
+            </w:pPr>
+            <w:r>
+              <w:rPr>
+                <w:rFonts w:cs="Times New Roman"/>
+                <w:szCs w:val="24"/>
+              </w:rPr>
+              <w:t>Нет</w:t>
+            </w:r>
+          </w:p>
+        </w:tc>
+      </w:tr>
+      <w:tr>
+        <w:tc>
+          <w:tcPr>
+            <w:tcW w:w="1656" w:type="dxa"/>
+          </w:tcPr>
+          <w:p>
+            <w:pPr>
+              <w:tabs>
+                <w:tab w:val="left" w:pos="9360"/>
+              </w:tabs>
+              <w:spacing w:line="360" w:lineRule="auto"/>
+              <w:rPr>
+                <w:rFonts w:cs="Times New Roman"/>
+                <w:szCs w:val="24"/>
+                <w:lang w:val="en-US"/>
+              </w:rPr>
+            </w:pPr>
+            <w:r>
+              <w:rPr>
+                <w:rFonts w:cs="Times New Roman"/>
+                <w:szCs w:val="24"/>
+                <w:lang w:val="en-US"/>
+              </w:rPr>
+              <w:t>Обр_Комп_2</w:t>
+            </w:r>
+          </w:p>
+        </w:tc>
+        <w:tc>
+          <w:tcPr>
+            <w:tcW w:w="2027" w:type="dxa"/>
+          </w:tcPr>
+          <w:p>
+            <w:pPr>
+              <w:tabs>
+                <w:tab w:val="left" w:pos="9360"/>
+              </w:tabs>
+              <w:spacing w:line="360" w:lineRule="auto"/>
+              <w:rPr>
+                <w:rFonts w:cs="Times New Roman"/>
+                <w:szCs w:val="24"/>
+              </w:rPr>
+            </w:pPr>
+            <w:r>
+              <w:rPr>
+                <w:rFonts w:cs="Times New Roman"/>
+                <w:szCs w:val="24"/>
+              </w:rPr>
+              <w:t>2. Запрос данных об остатках на складе</w:t>
+            </w:r>
+          </w:p>
+        </w:tc>
+        <w:tc>
+          <w:tcPr>
+            <w:tcW w:w="1421" w:type="dxa"/>
+          </w:tcPr>
+          <w:p>
+            <w:pPr>
+              <w:tabs>
+                <w:tab w:val="left" w:pos="9360"/>
+              </w:tabs>
+              <w:spacing w:line="360" w:lineRule="auto"/>
+              <w:rPr>
+                <w:rFonts w:cs="Times New Roman"/>
+                <w:szCs w:val="24"/>
+              </w:rPr>
+            </w:pPr>
+            <w:r>
+              <w:rPr>
+                <w:rFonts w:cs="Times New Roman"/>
+                <w:szCs w:val="24"/>
+              </w:rPr>
+              <w:t>Менеджер по работе с клиентами</w:t>
+            </w:r>
+          </w:p>
+        </w:tc>
+        <w:tc>
+          <w:tcPr>
+            <w:tcW w:w="1559" w:type="dxa"/>
+          </w:tcPr>
+          <w:p>
+            <w:pPr>
+              <w:tabs>
+                <w:tab w:val="left" w:pos="9360"/>
+              </w:tabs>
+              <w:spacing w:line="360" w:lineRule="auto"/>
+              <w:rPr>
+                <w:rFonts w:cs="Times New Roman"/>
+                <w:szCs w:val="24"/>
+              </w:rPr>
+            </w:pPr>
+            <w:r>
+              <w:rPr>
+                <w:rFonts w:cs="Times New Roman"/>
+                <w:szCs w:val="24"/>
+              </w:rPr>
+              <w:t>По мере необходимости</w:t>
+            </w:r>
+          </w:p>
+        </w:tc>
+        <w:tc>
+          <w:tcPr>
+            <w:tcW w:w="1701" w:type="dxa"/>
+          </w:tcPr>
+          <w:p>
+            <w:pPr>
+              <w:tabs>
+                <w:tab w:val="left" w:pos="9360"/>
+              </w:tabs>
+              <w:spacing w:line="360" w:lineRule="auto"/>
+              <w:rPr>
+                <w:rFonts w:cs="Times New Roman"/>
+                <w:szCs w:val="24"/>
+              </w:rPr>
+            </w:pPr>
+            <w:r>
+              <w:rPr>
+                <w:rFonts w:cs="Times New Roman"/>
+                <w:szCs w:val="24"/>
+              </w:rPr>
+              <w:t>Заказ клиента</w:t>
+            </w:r>
+          </w:p>
+        </w:tc>
+        <w:tc>
+          <w:tcPr>
+            <w:tcW w:w="1701" w:type="dxa"/>
+          </w:tcPr>
+          <w:p>
+            <w:pPr>
+              <w:tabs>
+                <w:tab w:val="left" w:pos="9360"/>
+              </w:tabs>
+              <w:spacing w:line="360" w:lineRule="auto"/>
+              <w:rPr>
+                <w:rFonts w:cs="Times New Roman"/>
+                <w:szCs w:val="24"/>
+              </w:rPr>
+            </w:pPr>
+            <w:r>
+              <w:rPr>
+                <w:rFonts w:cs="Times New Roman"/>
+                <w:szCs w:val="24"/>
+              </w:rPr>
+              <w:t>Данные об остатках</w:t>
+            </w:r>
+          </w:p>
+        </w:tc>
+        <w:tc>
+          <w:tcPr>
+            <w:tcW w:w="1560" w:type="dxa"/>
+          </w:tcPr>
+          <w:p>
+            <w:pPr>
+              <w:tabs>
+                <w:tab w:val="left" w:pos="9360"/>
+              </w:tabs>
+              <w:spacing w:line="360" w:lineRule="auto"/>
+              <w:rPr>
+                <w:rFonts w:cs="Times New Roman"/>
+                <w:szCs w:val="24"/>
+              </w:rPr>
+            </w:pPr>
+            <w:r>
+              <w:rPr>
+                <w:rFonts w:cs="Times New Roman"/>
+                <w:szCs w:val="24"/>
+              </w:rPr>
+              <w:t>Нет</w:t>
+            </w:r>
+          </w:p>
+        </w:tc>
+      </w:tr>
+      <w:tr>
+        <w:tc>
+          <w:tcPr>
+            <w:tcW w:w="1656" w:type="dxa"/>
+          </w:tcPr>
+          <w:p>
+            <w:pPr>
+              <w:tabs>
+                <w:tab w:val="left" w:pos="9360"/>
+              </w:tabs>
+              <w:spacing w:line="360" w:lineRule="auto"/>
+              <w:rPr>
+                <w:rFonts w:cs="Times New Roman"/>
+                <w:szCs w:val="24"/>
+                <w:lang w:val="en-US"/>
+              </w:rPr>
+            </w:pPr>
+            <w:r>
+              <w:rPr>
+                <w:rFonts w:cs="Times New Roman"/>
+                <w:szCs w:val="24"/>
+                <w:lang w:val="en-US"/>
+              </w:rPr>
+              <w:t>Обр_Комп_3</w:t>
+            </w:r>
+          </w:p>
+        </w:tc>
+        <w:tc>
+          <w:tcPr>
+            <w:tcW w:w="2027" w:type="dxa"/>
+          </w:tcPr>
+          <w:p>
+            <w:pPr>
+              <w:tabs>
+                <w:tab w:val="left" w:pos="9360"/>
+              </w:tabs>
+              <w:spacing w:line="360" w:lineRule="auto"/>
+              <w:rPr>
+                <w:rFonts w:cs="Times New Roman"/>
+                <w:szCs w:val="24"/>
+              </w:rPr>
+            </w:pPr>
+            <w:r>
+              <w:rPr>
+                <w:rFonts w:cs="Times New Roman"/>
+                <w:szCs w:val="24"/>
+              </w:rPr>
+              <w:t>3. Согласование сроков и условий заказа</w:t>
+            </w:r>
+          </w:p>
+        </w:tc>
+        <w:tc>
+          <w:tcPr>
+            <w:tcW w:w="1421" w:type="dxa"/>
+          </w:tcPr>
+          <w:p>
+            <w:pPr>
+              <w:tabs>
+                <w:tab w:val="left" w:pos="9360"/>
+              </w:tabs>
+              <w:spacing w:line="360" w:lineRule="auto"/>
+              <w:rPr>
+                <w:rFonts w:cs="Times New Roman"/>
+                <w:szCs w:val="24"/>
+              </w:rPr>
+            </w:pPr>
+            <w:r>
+              <w:rPr>
+                <w:rFonts w:cs="Times New Roman"/>
+                <w:szCs w:val="24"/>
+              </w:rPr>
+              <w:t>Менеджер по работе с клиентами</w:t>
+            </w:r>
+          </w:p>
+        </w:tc>
+        <w:tc>
+          <w:tcPr>
+            <w:tcW w:w="1559" w:type="dxa"/>
+          </w:tcPr>
+          <w:p>
+            <w:pPr>
+              <w:tabs>
+                <w:tab w:val="left" w:pos="9360"/>
+              </w:tabs>
+              <w:spacing w:line="360" w:lineRule="auto"/>
+              <w:rPr>
+                <w:rFonts w:cs="Times New Roman"/>
+                <w:szCs w:val="24"/>
+              </w:rPr>
+            </w:pPr>
+            <w:r>
+              <w:rPr>
+                <w:rFonts w:cs="Times New Roman"/>
+                <w:szCs w:val="24"/>
+              </w:rPr>
+              <w:t>Ежедневно</w:t>
+            </w:r>
+          </w:p>
+        </w:tc>
+        <w:tc>
+          <w:tcPr>
+            <w:tcW w:w="1701" w:type="dxa"/>
+          </w:tcPr>
+          <w:p>
+            <w:pPr>
+              <w:tabs>
+                <w:tab w:val="left" w:pos="9360"/>
+              </w:tabs>
+              <w:spacing w:line="360" w:lineRule="auto"/>
+              <w:rPr>
+                <w:rFonts w:cs="Times New Roman"/>
+                <w:szCs w:val="24"/>
+              </w:rPr>
+            </w:pPr>
+            <w:r>
+              <w:rPr>
+                <w:rFonts w:cs="Times New Roman"/>
+                <w:szCs w:val="24"/>
+              </w:rPr>
+              <w:t>Заказ клиента, данные об остатках</w:t>
+            </w:r>
+          </w:p>
+        </w:tc>
+        <w:tc>
+          <w:tcPr>
+            <w:tcW w:w="1701" w:type="dxa"/>
+          </w:tcPr>
+          <w:p>
+            <w:pPr>
+              <w:tabs>
+                <w:tab w:val="left" w:pos="9360"/>
+              </w:tabs>
+              <w:spacing w:line="360" w:lineRule="auto"/>
+              <w:rPr>
+                <w:rFonts w:cs="Times New Roman"/>
+                <w:szCs w:val="24"/>
+              </w:rPr>
+            </w:pPr>
+            <w:r>
+              <w:rPr>
+                <w:rFonts w:cs="Times New Roman"/>
+                <w:szCs w:val="24"/>
+              </w:rPr>
+              <w:t>Подтверждение заказа</w:t>
+            </w:r>
+          </w:p>
+        </w:tc>
+        <w:tc>
+          <w:tcPr>
+            <w:tcW w:w="1560" w:type="dxa"/>
+          </w:tcPr>
+          <w:p>
+            <w:pPr>
+              <w:tabs>
+                <w:tab w:val="left" w:pos="9360"/>
+              </w:tabs>
+              <w:spacing w:line="360" w:lineRule="auto"/>
+              <w:rPr>
+                <w:rFonts w:cs="Times New Roman"/>
+                <w:szCs w:val="24"/>
+              </w:rPr>
+            </w:pPr>
+            <w:r>
+              <w:rPr>
+                <w:rFonts w:cs="Times New Roman"/>
+                <w:szCs w:val="24"/>
+              </w:rPr>
+              <w:t>Нет</w:t>
+            </w:r>
+          </w:p>
+        </w:tc>
+      </w:tr>
+      <w:tr>
+        <w:tc>
+          <w:tcPr>
+            <w:tcW w:w="1656" w:type="dxa"/>
+          </w:tcPr>
+          <w:p>
+            <w:pPr>
+              <w:tabs>
+                <w:tab w:val="left" w:pos="9360"/>
+              </w:tabs>
+              <w:spacing w:line="360" w:lineRule="auto"/>
+              <w:rPr>
+                <w:rFonts w:cs="Times New Roman"/>
+                <w:szCs w:val="24"/>
+                <w:lang w:val="en-US"/>
+              </w:rPr>
+            </w:pPr>
+            <w:r>
+              <w:rPr>
+                <w:rFonts w:cs="Times New Roman"/>
+                <w:szCs w:val="24"/>
+                <w:lang w:val="en-US"/>
+              </w:rPr>
+              <w:t>Обр_Комп_4</w:t>
+            </w:r>
+          </w:p>
+        </w:tc>
+        <w:tc>
+          <w:tcPr>
+            <w:tcW w:w="2027" w:type="dxa"/>
+          </w:tcPr>
+          <w:p>
+            <w:pPr>
+              <w:tabs>
+                <w:tab w:val="left" w:pos="9360"/>
+              </w:tabs>
+              <w:spacing w:line="360" w:lineRule="auto"/>
+              <w:rPr>
+                <w:rFonts w:cs="Times New Roman"/>
+                <w:szCs w:val="24"/>
+                <w:lang w:val="en-US"/>
+              </w:rPr>
+            </w:pPr>
+            <w:r>
+              <w:rPr>
+                <w:rFonts w:cs="Times New Roman"/>
+                <w:szCs w:val="24"/>
+                <w:lang w:val="en-US"/>
+              </w:rPr>
+              <w:t xml:space="preserve">4. </w:t>
+            </w:r>
+            <w:proofErr w:type="spellStart"/>
+            <w:r>
+              <w:rPr>
+                <w:rFonts w:cs="Times New Roman"/>
+                <w:szCs w:val="24"/>
+                <w:lang w:val="en-US"/>
+              </w:rPr>
+              <w:t>Формирование</w:t>
+            </w:r>
+            <w:proofErr w:type="spellEnd"/>
+            <w:r>
+              <w:rPr>
+                <w:rFonts w:cs="Times New Roman"/>
+                <w:szCs w:val="24"/>
+                <w:lang w:val="en-US"/>
+              </w:rPr>
+              <w:t xml:space="preserve"> </w:t>
+            </w:r>
+            <w:proofErr w:type="spellStart"/>
+            <w:r>
+              <w:rPr>
+                <w:rFonts w:cs="Times New Roman"/>
+                <w:szCs w:val="24"/>
+                <w:lang w:val="en-US"/>
+              </w:rPr>
+              <w:t>листа</w:t>
+            </w:r>
+            <w:proofErr w:type="spellEnd"/>
+            <w:r>
+              <w:rPr>
+                <w:rFonts w:cs="Times New Roman"/>
+                <w:szCs w:val="24"/>
+                <w:lang w:val="en-US"/>
+              </w:rPr>
+              <w:t xml:space="preserve"> </w:t>
+            </w:r>
+            <w:proofErr w:type="spellStart"/>
+            <w:r>
+              <w:rPr>
+                <w:rFonts w:cs="Times New Roman"/>
+                <w:szCs w:val="24"/>
+                <w:lang w:val="en-US"/>
+              </w:rPr>
+              <w:t>комплектации</w:t>
+            </w:r>
+            <w:proofErr w:type="spellEnd"/>
+          </w:p>
+        </w:tc>
+        <w:tc>
+          <w:tcPr>
+            <w:tcW w:w="1421" w:type="dxa"/>
+          </w:tcPr>
+          <w:p>
+            <w:pPr>
+              <w:tabs>
+                <w:tab w:val="left" w:pos="9360"/>
+              </w:tabs>
+              <w:spacing w:line="360" w:lineRule="auto"/>
+              <w:rPr>
+                <w:rFonts w:cs="Times New Roman"/>
+                <w:szCs w:val="24"/>
+                <w:lang w:val="en-US"/>
+              </w:rPr>
+            </w:pPr>
+            <w:proofErr w:type="spellStart"/>
+            <w:r>
+              <w:rPr>
+                <w:rFonts w:cs="Times New Roman"/>
+                <w:szCs w:val="24"/>
+                <w:lang w:val="en-US"/>
+              </w:rPr>
+              <w:t>Менеджер</w:t>
+            </w:r>
+            <w:proofErr w:type="spellEnd"/>
+            <w:r>
+              <w:rPr>
+                <w:rFonts w:cs="Times New Roman"/>
+                <w:szCs w:val="24"/>
+                <w:lang w:val="en-US"/>
+              </w:rPr>
+              <w:t xml:space="preserve"> </w:t>
+            </w:r>
+            <w:proofErr w:type="spellStart"/>
+            <w:r>
+              <w:rPr>
+                <w:rFonts w:cs="Times New Roman"/>
+                <w:szCs w:val="24"/>
+                <w:lang w:val="en-US"/>
+              </w:rPr>
+              <w:t>склада</w:t>
+            </w:r>
+            <w:proofErr w:type="spellEnd"/>
+          </w:p>
+        </w:tc>
+        <w:tc>
+          <w:tcPr>
+            <w:tcW w:w="1559" w:type="dxa"/>
+          </w:tcPr>
+          <w:p>
+            <w:pPr>
+              <w:tabs>
+                <w:tab w:val="left" w:pos="9360"/>
+              </w:tabs>
+              <w:spacing w:line="360" w:lineRule="auto"/>
+              <w:rPr>
+                <w:rFonts w:cs="Times New Roman"/>
+                <w:szCs w:val="24"/>
+                <w:lang w:val="en-US"/>
+              </w:rPr>
+            </w:pPr>
+            <w:proofErr w:type="spellStart"/>
+            <w:r>
+              <w:rPr>
+                <w:rFonts w:cs="Times New Roman"/>
+                <w:szCs w:val="24"/>
+                <w:lang w:val="en-US"/>
+              </w:rPr>
+              <w:t>Ежедневно</w:t>
+            </w:r>
+            <w:proofErr w:type="spellEnd"/>
+          </w:p>
+        </w:tc>
+        <w:tc>
+          <w:tcPr>
+            <w:tcW w:w="1701" w:type="dxa"/>
+          </w:tcPr>
+          <w:p>
+            <w:pPr>
+              <w:tabs>
+                <w:tab w:val="left" w:pos="9360"/>
+              </w:tabs>
+              <w:spacing w:line="360" w:lineRule="auto"/>
+              <w:rPr>
+                <w:rFonts w:cs="Times New Roman"/>
+                <w:szCs w:val="24"/>
+                <w:lang w:val="en-US"/>
+              </w:rPr>
+            </w:pPr>
+            <w:proofErr w:type="spellStart"/>
+            <w:r>
+              <w:rPr>
+                <w:rFonts w:cs="Times New Roman"/>
+                <w:szCs w:val="24"/>
+                <w:lang w:val="en-US"/>
+              </w:rPr>
+              <w:t>Подтверждение</w:t>
+            </w:r>
+            <w:proofErr w:type="spellEnd"/>
+            <w:r>
+              <w:rPr>
+                <w:rFonts w:cs="Times New Roman"/>
+                <w:szCs w:val="24"/>
+                <w:lang w:val="en-US"/>
+              </w:rPr>
+              <w:t xml:space="preserve"> </w:t>
+            </w:r>
+            <w:proofErr w:type="spellStart"/>
+            <w:r>
+              <w:rPr>
+                <w:rFonts w:cs="Times New Roman"/>
+                <w:szCs w:val="24"/>
+                <w:lang w:val="en-US"/>
+              </w:rPr>
+              <w:t>заказа</w:t>
+            </w:r>
+            <w:proofErr w:type="spellEnd"/>
+          </w:p>
+        </w:tc>
+        <w:tc>
+          <w:tcPr>
+            <w:tcW w:w="1701" w:type="dxa"/>
+          </w:tcPr>
+          <w:p>
+            <w:pPr>
+              <w:tabs>
+                <w:tab w:val="left" w:pos="9360"/>
+              </w:tabs>
+              <w:spacing w:line="360" w:lineRule="auto"/>
+              <w:rPr>
+                <w:rFonts w:cs="Times New Roman"/>
+                <w:szCs w:val="24"/>
+                <w:lang w:val="en-US"/>
+              </w:rPr>
+            </w:pPr>
+            <w:proofErr w:type="spellStart"/>
+            <w:r>
+              <w:rPr>
+                <w:rFonts w:cs="Times New Roman"/>
+                <w:szCs w:val="24"/>
+                <w:lang w:val="en-US"/>
+              </w:rPr>
+              <w:t>Лист</w:t>
+            </w:r>
+            <w:proofErr w:type="spellEnd"/>
+            <w:r>
+              <w:rPr>
+                <w:rFonts w:cs="Times New Roman"/>
+                <w:szCs w:val="24"/>
+                <w:lang w:val="en-US"/>
+              </w:rPr>
+              <w:t xml:space="preserve"> </w:t>
+            </w:r>
+            <w:proofErr w:type="spellStart"/>
+            <w:r>
+              <w:rPr>
+                <w:rFonts w:cs="Times New Roman"/>
+                <w:szCs w:val="24"/>
+                <w:lang w:val="en-US"/>
+              </w:rPr>
+              <w:t>комплектации</w:t>
+            </w:r>
+            <w:proofErr w:type="spellEnd"/>
+          </w:p>
+        </w:tc>
+        <w:tc>
+          <w:tcPr>
+            <w:tcW w:w="1560" w:type="dxa"/>
+          </w:tcPr>
+          <w:p>
+            <w:pPr>
+              <w:tabs>
+                <w:tab w:val="left" w:pos="9360"/>
+              </w:tabs>
+              <w:spacing w:line="360" w:lineRule="auto"/>
+              <w:rPr>
+                <w:rFonts w:cs="Times New Roman"/>
+                <w:szCs w:val="24"/>
+                <w:lang w:val="en-US"/>
+              </w:rPr>
+            </w:pPr>
+            <w:proofErr w:type="spellStart"/>
+            <w:r>
+              <w:rPr>
+                <w:rFonts w:cs="Times New Roman"/>
+                <w:szCs w:val="24"/>
+                <w:lang w:val="en-US"/>
+              </w:rPr>
+              <w:t>Нет</w:t>
+            </w:r>
+            <w:proofErr w:type="spellEnd"/>
+          </w:p>
+        </w:tc>
+      </w:tr>
+      <w:tr>
+        <w:tc>
+          <w:tcPr>
+            <w:tcW w:w="1656" w:type="dxa"/>
+          </w:tcPr>
+          <w:p>
+            <w:pPr>
+              <w:tabs>
+                <w:tab w:val="left" w:pos="9360"/>
+              </w:tabs>
+              <w:spacing w:line="360" w:lineRule="auto"/>
+              <w:rPr>
+                <w:rFonts w:cs="Times New Roman"/>
+                <w:szCs w:val="24"/>
+                <w:lang w:val="en-US"/>
+              </w:rPr>
+            </w:pPr>
+            <w:r>
+              <w:rPr>
+                <w:rFonts w:cs="Times New Roman"/>
+                <w:szCs w:val="24"/>
+                <w:lang w:val="en-US"/>
+              </w:rPr>
+              <w:t>Обр_Комп_5</w:t>
+            </w:r>
+          </w:p>
+        </w:tc>
+        <w:tc>
+          <w:tcPr>
+            <w:tcW w:w="2027" w:type="dxa"/>
+          </w:tcPr>
+          <w:p>
+            <w:pPr>
+              <w:tabs>
+                <w:tab w:val="left" w:pos="9360"/>
+              </w:tabs>
+              <w:spacing w:line="360" w:lineRule="auto"/>
+              <w:rPr>
+                <w:rFonts w:cs="Times New Roman"/>
+                <w:szCs w:val="24"/>
+              </w:rPr>
+            </w:pPr>
+            <w:r>
+              <w:rPr>
+                <w:rFonts w:cs="Times New Roman"/>
+                <w:szCs w:val="24"/>
+              </w:rPr>
+              <w:t>5. Сбор товаров со складских мест</w:t>
+            </w:r>
+          </w:p>
+        </w:tc>
+        <w:tc>
+          <w:tcPr>
+            <w:tcW w:w="1421" w:type="dxa"/>
+          </w:tcPr>
+          <w:p>
+            <w:pPr>
+              <w:tabs>
+                <w:tab w:val="left" w:pos="9360"/>
+              </w:tabs>
+              <w:spacing w:line="360" w:lineRule="auto"/>
+              <w:rPr>
+                <w:rFonts w:cs="Times New Roman"/>
+                <w:szCs w:val="24"/>
+              </w:rPr>
+            </w:pPr>
+            <w:r>
+              <w:rPr>
+                <w:rFonts w:cs="Times New Roman"/>
+                <w:szCs w:val="24"/>
+              </w:rPr>
+              <w:t>Сотрудник склада</w:t>
+            </w:r>
+          </w:p>
+        </w:tc>
+        <w:tc>
+          <w:tcPr>
+            <w:tcW w:w="1559" w:type="dxa"/>
+          </w:tcPr>
+          <w:p>
+            <w:pPr>
+              <w:tabs>
+                <w:tab w:val="left" w:pos="9360"/>
+              </w:tabs>
+              <w:spacing w:line="360" w:lineRule="auto"/>
+              <w:rPr>
+                <w:rFonts w:cs="Times New Roman"/>
+                <w:szCs w:val="24"/>
+              </w:rPr>
+            </w:pPr>
+            <w:r>
+              <w:rPr>
+                <w:rFonts w:cs="Times New Roman"/>
+                <w:szCs w:val="24"/>
+              </w:rPr>
+              <w:t>Ежедневно</w:t>
+            </w:r>
+          </w:p>
+        </w:tc>
+        <w:tc>
+          <w:tcPr>
+            <w:tcW w:w="1701" w:type="dxa"/>
+          </w:tcPr>
+          <w:p>
+            <w:pPr>
+              <w:tabs>
+                <w:tab w:val="left" w:pos="9360"/>
+              </w:tabs>
+              <w:spacing w:line="360" w:lineRule="auto"/>
+              <w:rPr>
+                <w:rFonts w:cs="Times New Roman"/>
+                <w:szCs w:val="24"/>
+              </w:rPr>
+            </w:pPr>
+            <w:r>
+              <w:rPr>
+                <w:rFonts w:cs="Times New Roman"/>
+                <w:szCs w:val="24"/>
+              </w:rPr>
+              <w:t>Лист комплектации</w:t>
+            </w:r>
+          </w:p>
+        </w:tc>
+        <w:tc>
+          <w:tcPr>
+            <w:tcW w:w="1701" w:type="dxa"/>
+          </w:tcPr>
+          <w:p>
+            <w:pPr>
+              <w:tabs>
+                <w:tab w:val="left" w:pos="9360"/>
+              </w:tabs>
+              <w:spacing w:line="360" w:lineRule="auto"/>
+              <w:rPr>
+                <w:rFonts w:cs="Times New Roman"/>
+                <w:szCs w:val="24"/>
+              </w:rPr>
+            </w:pPr>
+            <w:r>
+              <w:rPr>
+                <w:rFonts w:cs="Times New Roman"/>
+                <w:szCs w:val="24"/>
+              </w:rPr>
+              <w:t>Нет</w:t>
+            </w:r>
+          </w:p>
+        </w:tc>
+        <w:tc>
+          <w:tcPr>
+            <w:tcW w:w="1560" w:type="dxa"/>
+          </w:tcPr>
+          <w:p>
+            <w:pPr>
+              <w:tabs>
+                <w:tab w:val="left" w:pos="9360"/>
+              </w:tabs>
+              <w:spacing w:line="360" w:lineRule="auto"/>
+              <w:rPr>
+                <w:rFonts w:cs="Times New Roman"/>
+                <w:szCs w:val="24"/>
+              </w:rPr>
+            </w:pPr>
+            <w:r>
+              <w:rPr>
+                <w:rFonts w:cs="Times New Roman"/>
+                <w:szCs w:val="24"/>
+              </w:rPr>
+              <w:t>Нет</w:t>
+            </w:r>
+          </w:p>
+        </w:tc>
+      </w:tr>
+      <w:tr>
+        <w:tc>
+          <w:tcPr>
+            <w:tcW w:w="1656" w:type="dxa"/>
+          </w:tcPr>
+          <w:p>
+            <w:pPr>
+              <w:tabs>
+                <w:tab w:val="left" w:pos="9360"/>
+              </w:tabs>
+              <w:spacing w:line="360" w:lineRule="auto"/>
+              <w:rPr>
+                <w:rFonts w:cs="Times New Roman"/>
+                <w:szCs w:val="24"/>
+                <w:lang w:val="en-US"/>
+              </w:rPr>
+            </w:pPr>
+            <w:r>
+              <w:rPr>
+                <w:rFonts w:cs="Times New Roman"/>
+                <w:szCs w:val="24"/>
+                <w:lang w:val="en-US"/>
+              </w:rPr>
+              <w:t>Обр_Комп_6</w:t>
+            </w:r>
+          </w:p>
+        </w:tc>
+        <w:tc>
+          <w:tcPr>
+            <w:tcW w:w="2027" w:type="dxa"/>
+          </w:tcPr>
+          <w:p>
+            <w:pPr>
+              <w:tabs>
+                <w:tab w:val="left" w:pos="9360"/>
+              </w:tabs>
+              <w:spacing w:line="360" w:lineRule="auto"/>
+              <w:rPr>
+                <w:rFonts w:cs="Times New Roman"/>
+                <w:szCs w:val="24"/>
+              </w:rPr>
+            </w:pPr>
+            <w:r>
+              <w:rPr>
+                <w:rFonts w:cs="Times New Roman"/>
+                <w:szCs w:val="24"/>
+              </w:rPr>
+              <w:t>6. Проверка качества и количества товаров</w:t>
+            </w:r>
+          </w:p>
+        </w:tc>
+        <w:tc>
+          <w:tcPr>
+            <w:tcW w:w="1421" w:type="dxa"/>
+          </w:tcPr>
+          <w:p>
+            <w:pPr>
+              <w:tabs>
+                <w:tab w:val="left" w:pos="9360"/>
+              </w:tabs>
+              <w:spacing w:line="360" w:lineRule="auto"/>
+              <w:rPr>
+                <w:rFonts w:cs="Times New Roman"/>
+                <w:szCs w:val="24"/>
+              </w:rPr>
+            </w:pPr>
+            <w:r>
+              <w:rPr>
+                <w:rFonts w:cs="Times New Roman"/>
+                <w:szCs w:val="24"/>
+              </w:rPr>
+              <w:t>Менеджер склада</w:t>
+            </w:r>
+          </w:p>
+        </w:tc>
+        <w:tc>
+          <w:tcPr>
+            <w:tcW w:w="1559" w:type="dxa"/>
+          </w:tcPr>
+          <w:p>
+            <w:pPr>
+              <w:tabs>
+                <w:tab w:val="left" w:pos="9360"/>
+              </w:tabs>
+              <w:spacing w:line="360" w:lineRule="auto"/>
+              <w:rPr>
+                <w:rFonts w:cs="Times New Roman"/>
+                <w:szCs w:val="24"/>
+              </w:rPr>
+            </w:pPr>
+            <w:r>
+              <w:rPr>
+                <w:rFonts w:cs="Times New Roman"/>
+                <w:szCs w:val="24"/>
+              </w:rPr>
+              <w:t>По мере необходимости</w:t>
+            </w:r>
+          </w:p>
+        </w:tc>
+        <w:tc>
+          <w:tcPr>
+            <w:tcW w:w="1701" w:type="dxa"/>
+          </w:tcPr>
+          <w:p>
+            <w:pPr>
+              <w:tabs>
+                <w:tab w:val="left" w:pos="9360"/>
+              </w:tabs>
+              <w:spacing w:line="360" w:lineRule="auto"/>
+              <w:rPr>
+                <w:rFonts w:cs="Times New Roman"/>
+                <w:szCs w:val="24"/>
+              </w:rPr>
+            </w:pPr>
+            <w:r>
+              <w:rPr>
+                <w:rFonts w:cs="Times New Roman"/>
+                <w:szCs w:val="24"/>
+              </w:rPr>
+              <w:t>Лист комплектации</w:t>
+            </w:r>
+          </w:p>
+        </w:tc>
+        <w:tc>
+          <w:tcPr>
+            <w:tcW w:w="1701" w:type="dxa"/>
+          </w:tcPr>
+          <w:p>
+            <w:pPr>
+              <w:tabs>
+                <w:tab w:val="left" w:pos="9360"/>
+              </w:tabs>
+              <w:spacing w:line="360" w:lineRule="auto"/>
+              <w:rPr>
+                <w:rFonts w:cs="Times New Roman"/>
+                <w:szCs w:val="24"/>
+              </w:rPr>
+            </w:pPr>
+            <w:r>
+              <w:rPr>
+                <w:rFonts w:cs="Times New Roman"/>
+                <w:szCs w:val="24"/>
+              </w:rPr>
+              <w:t>Акт проверки качества</w:t>
+            </w:r>
+          </w:p>
+        </w:tc>
+        <w:tc>
+          <w:tcPr>
+            <w:tcW w:w="1560" w:type="dxa"/>
+          </w:tcPr>
+          <w:p>
+            <w:pPr>
+              <w:tabs>
+                <w:tab w:val="left" w:pos="9360"/>
+              </w:tabs>
+              <w:spacing w:line="360" w:lineRule="auto"/>
+              <w:rPr>
+                <w:rFonts w:cs="Times New Roman"/>
+                <w:szCs w:val="24"/>
+              </w:rPr>
+            </w:pPr>
+            <w:r>
+              <w:rPr>
+                <w:rFonts w:cs="Times New Roman"/>
+                <w:szCs w:val="24"/>
+              </w:rPr>
+              <w:t>Нет</w:t>
+            </w:r>
+          </w:p>
+        </w:tc>
+      </w:tr>
+      <w:tr>
+        <w:tc>
+          <w:tcPr>
+            <w:tcW w:w="1656" w:type="dxa"/>
+          </w:tcPr>
+          <w:p>
+            <w:pPr>
+              <w:tabs>
+                <w:tab w:val="left" w:pos="9360"/>
+              </w:tabs>
+              <w:spacing w:line="360" w:lineRule="auto"/>
+              <w:rPr>
+                <w:rFonts w:cs="Times New Roman"/>
+                <w:szCs w:val="24"/>
+                <w:lang w:val="en-US"/>
+              </w:rPr>
+            </w:pPr>
+            <w:r>
+              <w:rPr>
+                <w:rFonts w:cs="Times New Roman"/>
+                <w:szCs w:val="24"/>
+                <w:lang w:val="en-US"/>
+              </w:rPr>
+              <w:t>Обр_Комп_7</w:t>
+            </w:r>
+          </w:p>
+        </w:tc>
+        <w:tc>
+          <w:tcPr>
+            <w:tcW w:w="2027" w:type="dxa"/>
+          </w:tcPr>
+          <w:p>
+            <w:pPr>
+              <w:tabs>
+                <w:tab w:val="left" w:pos="9360"/>
+              </w:tabs>
+              <w:spacing w:line="360" w:lineRule="auto"/>
+              <w:rPr>
+                <w:rFonts w:cs="Times New Roman"/>
+                <w:szCs w:val="24"/>
+                <w:lang w:val="en-US"/>
+              </w:rPr>
+            </w:pPr>
+            <w:r>
+              <w:rPr>
+                <w:rFonts w:cs="Times New Roman"/>
+                <w:szCs w:val="24"/>
+                <w:lang w:val="en-US"/>
+              </w:rPr>
+              <w:t xml:space="preserve">7. </w:t>
+            </w:r>
+            <w:proofErr w:type="spellStart"/>
+            <w:r>
+              <w:rPr>
+                <w:rFonts w:cs="Times New Roman"/>
+                <w:szCs w:val="24"/>
+                <w:lang w:val="en-US"/>
+              </w:rPr>
+              <w:t>Упаковка</w:t>
+            </w:r>
+            <w:proofErr w:type="spellEnd"/>
+            <w:r>
+              <w:rPr>
+                <w:rFonts w:cs="Times New Roman"/>
+                <w:szCs w:val="24"/>
+                <w:lang w:val="en-US"/>
+              </w:rPr>
+              <w:t xml:space="preserve"> и </w:t>
+            </w:r>
+            <w:proofErr w:type="spellStart"/>
+            <w:r>
+              <w:rPr>
+                <w:rFonts w:cs="Times New Roman"/>
+                <w:szCs w:val="24"/>
+                <w:lang w:val="en-US"/>
+              </w:rPr>
+              <w:t>маркировка</w:t>
+            </w:r>
+            <w:proofErr w:type="spellEnd"/>
+            <w:r>
+              <w:rPr>
+                <w:rFonts w:cs="Times New Roman"/>
+                <w:szCs w:val="24"/>
+                <w:lang w:val="en-US"/>
+              </w:rPr>
+              <w:t xml:space="preserve"> </w:t>
+            </w:r>
+            <w:proofErr w:type="spellStart"/>
+            <w:r>
+              <w:rPr>
+                <w:rFonts w:cs="Times New Roman"/>
+                <w:szCs w:val="24"/>
+                <w:lang w:val="en-US"/>
+              </w:rPr>
+              <w:t>заказа</w:t>
+            </w:r>
+            <w:proofErr w:type="spellEnd"/>
+          </w:p>
+        </w:tc>
+        <w:tc>
+          <w:tcPr>
+            <w:tcW w:w="1421" w:type="dxa"/>
+          </w:tcPr>
+          <w:p>
+            <w:pPr>
+              <w:tabs>
+                <w:tab w:val="left" w:pos="9360"/>
+              </w:tabs>
+              <w:spacing w:line="360" w:lineRule="auto"/>
+              <w:rPr>
+                <w:rFonts w:cs="Times New Roman"/>
+                <w:szCs w:val="24"/>
+                <w:lang w:val="en-US"/>
+              </w:rPr>
+            </w:pPr>
+            <w:proofErr w:type="spellStart"/>
+            <w:r>
+              <w:rPr>
+                <w:rFonts w:cs="Times New Roman"/>
+                <w:szCs w:val="24"/>
+                <w:lang w:val="en-US"/>
+              </w:rPr>
+              <w:t>Сотрудник</w:t>
+            </w:r>
+            <w:proofErr w:type="spellEnd"/>
+            <w:r>
+              <w:rPr>
+                <w:rFonts w:cs="Times New Roman"/>
+                <w:szCs w:val="24"/>
+                <w:lang w:val="en-US"/>
+              </w:rPr>
+              <w:t xml:space="preserve"> </w:t>
+            </w:r>
+            <w:proofErr w:type="spellStart"/>
+            <w:r>
+              <w:rPr>
+                <w:rFonts w:cs="Times New Roman"/>
+                <w:szCs w:val="24"/>
+                <w:lang w:val="en-US"/>
+              </w:rPr>
+              <w:t>склада</w:t>
+            </w:r>
+            <w:proofErr w:type="spellEnd"/>
+          </w:p>
+        </w:tc>
+        <w:tc>
+          <w:tcPr>
+            <w:tcW w:w="1559" w:type="dxa"/>
+          </w:tcPr>
+          <w:p>
+            <w:pPr>
+              <w:tabs>
+                <w:tab w:val="left" w:pos="9360"/>
+              </w:tabs>
+              <w:spacing w:line="360" w:lineRule="auto"/>
+              <w:rPr>
+                <w:rFonts w:cs="Times New Roman"/>
+                <w:szCs w:val="24"/>
+                <w:lang w:val="en-US"/>
+              </w:rPr>
+            </w:pPr>
+            <w:proofErr w:type="spellStart"/>
+            <w:r>
+              <w:rPr>
+                <w:rFonts w:cs="Times New Roman"/>
+                <w:szCs w:val="24"/>
+                <w:lang w:val="en-US"/>
+              </w:rPr>
+              <w:t>Ежедневно</w:t>
+            </w:r>
+            <w:proofErr w:type="spellEnd"/>
+          </w:p>
+        </w:tc>
+        <w:tc>
+          <w:tcPr>
+            <w:tcW w:w="1701" w:type="dxa"/>
+          </w:tcPr>
+          <w:p>
+            <w:pPr>
+              <w:tabs>
+                <w:tab w:val="left" w:pos="9360"/>
+              </w:tabs>
+              <w:spacing w:line="360" w:lineRule="auto"/>
+              <w:rPr>
+                <w:rFonts w:cs="Times New Roman"/>
+                <w:szCs w:val="24"/>
+                <w:lang w:val="en-US"/>
+              </w:rPr>
+            </w:pPr>
+            <w:proofErr w:type="spellStart"/>
+            <w:r>
+              <w:rPr>
+                <w:rFonts w:cs="Times New Roman"/>
+                <w:szCs w:val="24"/>
+                <w:lang w:val="en-US"/>
+              </w:rPr>
+              <w:t>Акт</w:t>
+            </w:r>
+            <w:proofErr w:type="spellEnd"/>
+            <w:r>
+              <w:rPr>
+                <w:rFonts w:cs="Times New Roman"/>
+                <w:szCs w:val="24"/>
+                <w:lang w:val="en-US"/>
+              </w:rPr>
+              <w:t xml:space="preserve"> </w:t>
+            </w:r>
+            <w:proofErr w:type="spellStart"/>
+            <w:r>
+              <w:rPr>
+                <w:rFonts w:cs="Times New Roman"/>
+                <w:szCs w:val="24"/>
+                <w:lang w:val="en-US"/>
+              </w:rPr>
+              <w:t>проверки</w:t>
+            </w:r>
+            <w:proofErr w:type="spellEnd"/>
+            <w:r>
+              <w:rPr>
+                <w:rFonts w:cs="Times New Roman"/>
+                <w:szCs w:val="24"/>
+                <w:lang w:val="en-US"/>
+              </w:rPr>
+              <w:t xml:space="preserve"> </w:t>
+            </w:r>
+            <w:proofErr w:type="spellStart"/>
+            <w:r>
+              <w:rPr>
+                <w:rFonts w:cs="Times New Roman"/>
+                <w:szCs w:val="24"/>
+                <w:lang w:val="en-US"/>
+              </w:rPr>
+              <w:t>качества</w:t>
+            </w:r>
+            <w:proofErr w:type="spellEnd"/>
+          </w:p>
+        </w:tc>
+        <w:tc>
+          <w:tcPr>
+            <w:tcW w:w="1701" w:type="dxa"/>
+          </w:tcPr>
+          <w:p>
+            <w:pPr>
+              <w:tabs>
+                <w:tab w:val="left" w:pos="9360"/>
+              </w:tabs>
+              <w:spacing w:line="360" w:lineRule="auto"/>
+              <w:rPr>
+                <w:rFonts w:cs="Times New Roman"/>
+                <w:szCs w:val="24"/>
+                <w:lang w:val="en-US"/>
+              </w:rPr>
+            </w:pPr>
+            <w:proofErr w:type="spellStart"/>
+            <w:r>
+              <w:rPr>
+                <w:rFonts w:cs="Times New Roman"/>
+                <w:szCs w:val="24"/>
+                <w:lang w:val="en-US"/>
+              </w:rPr>
+              <w:t>Этикетка</w:t>
+            </w:r>
+            <w:proofErr w:type="spellEnd"/>
+          </w:p>
+        </w:tc>
+        <w:tc>
+          <w:tcPr>
+            <w:tcW w:w="1560" w:type="dxa"/>
+          </w:tcPr>
+          <w:p>
+            <w:pPr>
+              <w:tabs>
+                <w:tab w:val="left" w:pos="9360"/>
+              </w:tabs>
+              <w:spacing w:line="360" w:lineRule="auto"/>
+              <w:rPr>
+                <w:rFonts w:cs="Times New Roman"/>
+                <w:szCs w:val="24"/>
+                <w:lang w:val="en-US"/>
+              </w:rPr>
+            </w:pPr>
+            <w:proofErr w:type="spellStart"/>
+            <w:r>
+              <w:rPr>
+                <w:rFonts w:cs="Times New Roman"/>
+                <w:szCs w:val="24"/>
+                <w:lang w:val="en-US"/>
+              </w:rPr>
+              <w:t>Нет</w:t>
+            </w:r>
+            <w:proofErr w:type="spellEnd"/>
+          </w:p>
+        </w:tc>
+      </w:tr>
+      <w:tr>
+        <w:tc>
+          <w:tcPr>
+            <w:tcW w:w="1656" w:type="dxa"/>
+          </w:tcPr>
+          <w:p>
+            <w:pPr>
+              <w:tabs>
+                <w:tab w:val="left" w:pos="9360"/>
+              </w:tabs>
+              <w:spacing w:line="360" w:lineRule="auto"/>
+              <w:rPr>
+                <w:rFonts w:cs="Times New Roman"/>
+                <w:szCs w:val="24"/>
+                <w:lang w:val="en-US"/>
+              </w:rPr>
+            </w:pPr>
+            <w:r>
+              <w:rPr>
+                <w:rFonts w:cs="Times New Roman"/>
+                <w:szCs w:val="24"/>
+                <w:lang w:val="en-US"/>
+              </w:rPr>
+              <w:t>Обр_Комп_8</w:t>
+            </w:r>
+          </w:p>
+        </w:tc>
+        <w:tc>
+          <w:tcPr>
+            <w:tcW w:w="2027" w:type="dxa"/>
+          </w:tcPr>
+          <w:p>
+            <w:pPr>
+              <w:tabs>
+                <w:tab w:val="left" w:pos="9360"/>
+              </w:tabs>
+              <w:spacing w:line="360" w:lineRule="auto"/>
+              <w:rPr>
+                <w:rFonts w:cs="Times New Roman"/>
+                <w:szCs w:val="24"/>
+              </w:rPr>
+            </w:pPr>
+            <w:r>
+              <w:rPr>
+                <w:rFonts w:cs="Times New Roman"/>
+                <w:szCs w:val="24"/>
+              </w:rPr>
+              <w:t>8. Оформление накладной, счёта, товарного чека</w:t>
+            </w:r>
+          </w:p>
+        </w:tc>
+        <w:tc>
+          <w:tcPr>
+            <w:tcW w:w="1421" w:type="dxa"/>
+          </w:tcPr>
+          <w:p>
+            <w:pPr>
+              <w:tabs>
+                <w:tab w:val="left" w:pos="9360"/>
+              </w:tabs>
+              <w:spacing w:line="360" w:lineRule="auto"/>
+              <w:rPr>
+                <w:rFonts w:cs="Times New Roman"/>
+                <w:szCs w:val="24"/>
+              </w:rPr>
+            </w:pPr>
+            <w:r>
+              <w:rPr>
+                <w:rFonts w:cs="Times New Roman"/>
+                <w:szCs w:val="24"/>
+              </w:rPr>
+              <w:t>Бухгалтер</w:t>
+            </w:r>
+          </w:p>
+        </w:tc>
+        <w:tc>
+          <w:tcPr>
+            <w:tcW w:w="1559" w:type="dxa"/>
+          </w:tcPr>
+          <w:p>
+            <w:pPr>
+              <w:tabs>
+                <w:tab w:val="left" w:pos="9360"/>
+              </w:tabs>
+              <w:spacing w:line="360" w:lineRule="auto"/>
+              <w:rPr>
+                <w:rFonts w:cs="Times New Roman"/>
+                <w:szCs w:val="24"/>
+              </w:rPr>
+            </w:pPr>
+            <w:r>
+              <w:rPr>
+                <w:rFonts w:cs="Times New Roman"/>
+                <w:szCs w:val="24"/>
+              </w:rPr>
+              <w:t>Ежедневно</w:t>
+            </w:r>
+          </w:p>
+        </w:tc>
+        <w:tc>
+          <w:tcPr>
+            <w:tcW w:w="1701" w:type="dxa"/>
+          </w:tcPr>
+          <w:p>
+            <w:pPr>
+              <w:tabs>
+                <w:tab w:val="left" w:pos="9360"/>
+              </w:tabs>
+              <w:spacing w:line="360" w:lineRule="auto"/>
+              <w:rPr>
+                <w:rFonts w:cs="Times New Roman"/>
+                <w:szCs w:val="24"/>
+              </w:rPr>
+            </w:pPr>
+            <w:r>
+              <w:rPr>
+                <w:rFonts w:cs="Times New Roman"/>
+                <w:szCs w:val="24"/>
+              </w:rPr>
+              <w:t>Этикетка</w:t>
+            </w:r>
+          </w:p>
+        </w:tc>
+        <w:tc>
+          <w:tcPr>
+            <w:tcW w:w="1701" w:type="dxa"/>
+          </w:tcPr>
+          <w:p>
+            <w:pPr>
+              <w:tabs>
+                <w:tab w:val="left" w:pos="9360"/>
+              </w:tabs>
+              <w:spacing w:line="360" w:lineRule="auto"/>
+              <w:rPr>
+                <w:rFonts w:cs="Times New Roman"/>
+                <w:szCs w:val="24"/>
+              </w:rPr>
+            </w:pPr>
+            <w:r>
+              <w:rPr>
+                <w:rFonts w:cs="Times New Roman"/>
+                <w:szCs w:val="24"/>
+              </w:rPr>
+              <w:t xml:space="preserve">Накладная, </w:t>
+            </w:r>
+            <w:r>
+              <w:rPr>
+                <w:rFonts w:cs="Times New Roman"/>
+                <w:szCs w:val="24"/>
+              </w:rPr>
+              <w:t>счёт на оплату, товарный чек</w:t>
+            </w:r>
+          </w:p>
+        </w:tc>
+        <w:tc>
+          <w:tcPr>
+            <w:tcW w:w="1560" w:type="dxa"/>
+          </w:tcPr>
+          <w:p>
+            <w:pPr>
+              <w:tabs>
+                <w:tab w:val="left" w:pos="9360"/>
+              </w:tabs>
+              <w:spacing w:line="360" w:lineRule="auto"/>
+              <w:rPr>
+                <w:rFonts w:cs="Times New Roman"/>
+                <w:szCs w:val="24"/>
+              </w:rPr>
+            </w:pPr>
+            <w:r>
+              <w:rPr>
+                <w:rFonts w:cs="Times New Roman"/>
+                <w:szCs w:val="24"/>
+              </w:rPr>
+              <w:t>Нет</w:t>
+            </w:r>
+          </w:p>
+        </w:tc>
+      </w:tr>
+      <w:tr>
+        <w:tc>
+          <w:tcPr>
+            <w:tcW w:w="1656" w:type="dxa"/>
+          </w:tcPr>
+          <w:p>
+            <w:pPr>
+              <w:tabs>
+                <w:tab w:val="left" w:pos="9360"/>
+              </w:tabs>
+              <w:spacing w:line="360" w:lineRule="auto"/>
+              <w:rPr>
+                <w:rFonts w:cs="Times New Roman"/>
+                <w:szCs w:val="24"/>
+                <w:lang w:val="en-US"/>
+              </w:rPr>
+            </w:pPr>
+            <w:r>
+              <w:rPr>
+                <w:rFonts w:cs="Times New Roman"/>
+                <w:szCs w:val="24"/>
+                <w:lang w:val="en-US"/>
+              </w:rPr>
+              <w:lastRenderedPageBreak/>
+              <w:t>Обр_Комп_9</w:t>
+            </w:r>
+          </w:p>
+        </w:tc>
+        <w:tc>
+          <w:tcPr>
+            <w:tcW w:w="2027" w:type="dxa"/>
+          </w:tcPr>
+          <w:p>
+            <w:pPr>
+              <w:tabs>
+                <w:tab w:val="left" w:pos="9360"/>
+              </w:tabs>
+              <w:spacing w:line="360" w:lineRule="auto"/>
+              <w:rPr>
+                <w:rFonts w:cs="Times New Roman"/>
+                <w:szCs w:val="24"/>
+              </w:rPr>
+            </w:pPr>
+            <w:r>
+              <w:rPr>
+                <w:rFonts w:cs="Times New Roman"/>
+                <w:szCs w:val="24"/>
+              </w:rPr>
+              <w:t>9. Подписание документов менеджером склада и бухгалтером</w:t>
+            </w:r>
+          </w:p>
+        </w:tc>
+        <w:tc>
+          <w:tcPr>
+            <w:tcW w:w="1421" w:type="dxa"/>
+          </w:tcPr>
+          <w:p>
+            <w:pPr>
+              <w:tabs>
+                <w:tab w:val="left" w:pos="9360"/>
+              </w:tabs>
+              <w:spacing w:line="360" w:lineRule="auto"/>
+              <w:rPr>
+                <w:rFonts w:cs="Times New Roman"/>
+                <w:szCs w:val="24"/>
+              </w:rPr>
+            </w:pPr>
+            <w:r>
+              <w:rPr>
+                <w:rFonts w:cs="Times New Roman"/>
+                <w:szCs w:val="24"/>
+              </w:rPr>
+              <w:t>Менеджер склада</w:t>
+            </w:r>
+          </w:p>
+        </w:tc>
+        <w:tc>
+          <w:tcPr>
+            <w:tcW w:w="1559" w:type="dxa"/>
+          </w:tcPr>
+          <w:p>
+            <w:pPr>
+              <w:tabs>
+                <w:tab w:val="left" w:pos="9360"/>
+              </w:tabs>
+              <w:spacing w:line="360" w:lineRule="auto"/>
+              <w:rPr>
+                <w:rFonts w:cs="Times New Roman"/>
+                <w:szCs w:val="24"/>
+              </w:rPr>
+            </w:pPr>
+            <w:r>
+              <w:rPr>
+                <w:rFonts w:cs="Times New Roman"/>
+                <w:szCs w:val="24"/>
+              </w:rPr>
+              <w:t>Ежедневно</w:t>
+            </w:r>
+          </w:p>
+        </w:tc>
+        <w:tc>
+          <w:tcPr>
+            <w:tcW w:w="1701" w:type="dxa"/>
+          </w:tcPr>
+          <w:p>
+            <w:pPr>
+              <w:tabs>
+                <w:tab w:val="left" w:pos="9360"/>
+              </w:tabs>
+              <w:spacing w:line="360" w:lineRule="auto"/>
+              <w:rPr>
+                <w:rFonts w:cs="Times New Roman"/>
+                <w:szCs w:val="24"/>
+              </w:rPr>
+            </w:pPr>
+            <w:r>
+              <w:rPr>
+                <w:rFonts w:cs="Times New Roman"/>
+                <w:szCs w:val="24"/>
+              </w:rPr>
+              <w:t xml:space="preserve">Накладная, </w:t>
+            </w:r>
+            <w:r>
+              <w:rPr>
+                <w:rFonts w:cs="Times New Roman"/>
+                <w:szCs w:val="24"/>
+              </w:rPr>
+              <w:t>счёт на оплату</w:t>
+            </w:r>
+          </w:p>
+        </w:tc>
+        <w:tc>
+          <w:tcPr>
+            <w:tcW w:w="1701" w:type="dxa"/>
+          </w:tcPr>
+          <w:p>
+            <w:pPr>
+              <w:tabs>
+                <w:tab w:val="left" w:pos="9360"/>
+              </w:tabs>
+              <w:spacing w:line="360" w:lineRule="auto"/>
+              <w:rPr>
+                <w:rFonts w:cs="Times New Roman"/>
+                <w:szCs w:val="24"/>
+              </w:rPr>
+            </w:pPr>
+            <w:r>
+              <w:rPr>
+                <w:rFonts w:cs="Times New Roman"/>
+                <w:szCs w:val="24"/>
+              </w:rPr>
+              <w:t>Накладная</w:t>
+            </w:r>
+          </w:p>
+        </w:tc>
+        <w:tc>
+          <w:tcPr>
+            <w:tcW w:w="1560" w:type="dxa"/>
+          </w:tcPr>
+          <w:p>
+            <w:pPr>
+              <w:tabs>
+                <w:tab w:val="left" w:pos="9360"/>
+              </w:tabs>
+              <w:spacing w:line="360" w:lineRule="auto"/>
+              <w:rPr>
+                <w:rFonts w:cs="Times New Roman"/>
+                <w:szCs w:val="24"/>
+              </w:rPr>
+            </w:pPr>
+            <w:r>
+              <w:rPr>
+                <w:rFonts w:cs="Times New Roman"/>
+                <w:szCs w:val="24"/>
+              </w:rPr>
+              <w:t>Нет</w:t>
+            </w:r>
+          </w:p>
+        </w:tc>
+      </w:tr>
+      <w:tr>
+        <w:tc>
+          <w:tcPr>
+            <w:tcW w:w="1656" w:type="dxa"/>
+          </w:tcPr>
+          <w:p>
+            <w:pPr>
+              <w:tabs>
+                <w:tab w:val="left" w:pos="9360"/>
+              </w:tabs>
+              <w:spacing w:line="360" w:lineRule="auto"/>
+              <w:rPr>
+                <w:rFonts w:cs="Times New Roman"/>
+                <w:szCs w:val="24"/>
+                <w:lang w:val="en-US"/>
+              </w:rPr>
+            </w:pPr>
+            <w:r>
+              <w:rPr>
+                <w:rFonts w:cs="Times New Roman"/>
+                <w:szCs w:val="24"/>
+                <w:lang w:val="en-US"/>
+              </w:rPr>
+              <w:t>Обр_Комп_10</w:t>
+            </w:r>
+          </w:p>
+        </w:tc>
+        <w:tc>
+          <w:tcPr>
+            <w:tcW w:w="2027" w:type="dxa"/>
+          </w:tcPr>
+          <w:p>
+            <w:pPr>
+              <w:tabs>
+                <w:tab w:val="left" w:pos="9360"/>
+              </w:tabs>
+              <w:spacing w:line="360" w:lineRule="auto"/>
+              <w:rPr>
+                <w:rFonts w:cs="Times New Roman"/>
+                <w:szCs w:val="24"/>
+              </w:rPr>
+            </w:pPr>
+            <w:r>
+              <w:rPr>
+                <w:rFonts w:cs="Times New Roman"/>
+                <w:szCs w:val="24"/>
+              </w:rPr>
+              <w:t>9б. Подпись директора (крупные заказы / юр. лица)</w:t>
+            </w:r>
+          </w:p>
+        </w:tc>
+        <w:tc>
+          <w:tcPr>
+            <w:tcW w:w="1421" w:type="dxa"/>
+          </w:tcPr>
+          <w:p>
+            <w:pPr>
+              <w:tabs>
+                <w:tab w:val="left" w:pos="9360"/>
+              </w:tabs>
+              <w:spacing w:line="360" w:lineRule="auto"/>
+              <w:rPr>
+                <w:rFonts w:cs="Times New Roman"/>
+                <w:szCs w:val="24"/>
+              </w:rPr>
+            </w:pPr>
+            <w:r>
+              <w:rPr>
+                <w:rFonts w:cs="Times New Roman"/>
+                <w:szCs w:val="24"/>
+              </w:rPr>
+              <w:t>Менеджер склада, Директор</w:t>
+            </w:r>
+          </w:p>
+        </w:tc>
+        <w:tc>
+          <w:tcPr>
+            <w:tcW w:w="1559" w:type="dxa"/>
+          </w:tcPr>
+          <w:p>
+            <w:pPr>
+              <w:tabs>
+                <w:tab w:val="left" w:pos="9360"/>
+              </w:tabs>
+              <w:spacing w:line="360" w:lineRule="auto"/>
+              <w:rPr>
+                <w:rFonts w:cs="Times New Roman"/>
+                <w:szCs w:val="24"/>
+              </w:rPr>
+            </w:pPr>
+            <w:r>
+              <w:rPr>
+                <w:rFonts w:cs="Times New Roman"/>
+                <w:szCs w:val="24"/>
+              </w:rPr>
+              <w:t>По мере необходимости</w:t>
+            </w:r>
+          </w:p>
+        </w:tc>
+        <w:tc>
+          <w:tcPr>
+            <w:tcW w:w="1701" w:type="dxa"/>
+          </w:tcPr>
+          <w:p>
+            <w:pPr>
+              <w:tabs>
+                <w:tab w:val="left" w:pos="9360"/>
+              </w:tabs>
+              <w:spacing w:line="360" w:lineRule="auto"/>
+              <w:rPr>
+                <w:rFonts w:cs="Times New Roman"/>
+                <w:szCs w:val="24"/>
+              </w:rPr>
+            </w:pPr>
+            <w:r>
+              <w:rPr>
+                <w:rFonts w:cs="Times New Roman"/>
+                <w:szCs w:val="24"/>
+              </w:rPr>
+              <w:t>Накладная</w:t>
+            </w:r>
+          </w:p>
+        </w:tc>
+        <w:tc>
+          <w:tcPr>
+            <w:tcW w:w="1701" w:type="dxa"/>
+          </w:tcPr>
+          <w:p>
+            <w:pPr>
+              <w:tabs>
+                <w:tab w:val="left" w:pos="9360"/>
+              </w:tabs>
+              <w:spacing w:line="360" w:lineRule="auto"/>
+              <w:rPr>
+                <w:rFonts w:cs="Times New Roman"/>
+                <w:szCs w:val="24"/>
+              </w:rPr>
+            </w:pPr>
+            <w:r>
+              <w:rPr>
+                <w:rFonts w:cs="Times New Roman"/>
+                <w:szCs w:val="24"/>
+              </w:rPr>
+              <w:t>Накладная</w:t>
+            </w:r>
+          </w:p>
+        </w:tc>
+        <w:tc>
+          <w:tcPr>
+            <w:tcW w:w="1560" w:type="dxa"/>
+          </w:tcPr>
+          <w:p>
+            <w:pPr>
+              <w:tabs>
+                <w:tab w:val="left" w:pos="9360"/>
+              </w:tabs>
+              <w:spacing w:line="360" w:lineRule="auto"/>
+              <w:rPr>
+                <w:rFonts w:cs="Times New Roman"/>
+                <w:szCs w:val="24"/>
+              </w:rPr>
+            </w:pPr>
+            <w:r>
+              <w:rPr>
+                <w:rFonts w:cs="Times New Roman"/>
+                <w:szCs w:val="24"/>
+              </w:rPr>
+              <w:t>Нет</w:t>
+            </w:r>
+          </w:p>
+        </w:tc>
+      </w:tr>
+      <w:tr>
+        <w:tc>
+          <w:tcPr>
+            <w:tcW w:w="1656" w:type="dxa"/>
+          </w:tcPr>
+          <w:p>
+            <w:pPr>
+              <w:tabs>
+                <w:tab w:val="left" w:pos="9360"/>
+              </w:tabs>
+              <w:spacing w:line="360" w:lineRule="auto"/>
+              <w:rPr>
+                <w:rFonts w:cs="Times New Roman"/>
+                <w:szCs w:val="24"/>
+              </w:rPr>
+            </w:pPr>
+            <w:r>
+              <w:rPr>
+                <w:rFonts w:cs="Times New Roman"/>
+                <w:szCs w:val="24"/>
+                <w:lang w:val="en-US"/>
+              </w:rPr>
+              <w:t>Обр_Комп_1</w:t>
+            </w:r>
+            <w:r>
+              <w:rPr>
+                <w:rFonts w:cs="Times New Roman"/>
+                <w:szCs w:val="24"/>
+              </w:rPr>
+              <w:t>1</w:t>
+            </w:r>
+          </w:p>
+        </w:tc>
+        <w:tc>
+          <w:tcPr>
+            <w:tcW w:w="2027" w:type="dxa"/>
+          </w:tcPr>
+          <w:p>
+            <w:pPr>
+              <w:tabs>
+                <w:tab w:val="left" w:pos="9360"/>
+              </w:tabs>
+              <w:spacing w:line="360" w:lineRule="auto"/>
+              <w:rPr>
+                <w:rFonts w:cs="Times New Roman"/>
+                <w:szCs w:val="24"/>
+                <w:lang w:val="en-US"/>
+              </w:rPr>
+            </w:pPr>
+            <w:r>
+              <w:rPr>
+                <w:rFonts w:cs="Times New Roman"/>
+                <w:szCs w:val="24"/>
+                <w:lang w:val="en-US"/>
+              </w:rPr>
+              <w:t xml:space="preserve">10. </w:t>
+            </w:r>
+            <w:proofErr w:type="spellStart"/>
+            <w:r>
+              <w:rPr>
+                <w:rFonts w:cs="Times New Roman"/>
+                <w:szCs w:val="24"/>
+                <w:lang w:val="en-US"/>
+              </w:rPr>
+              <w:t>Передача</w:t>
+            </w:r>
+            <w:proofErr w:type="spellEnd"/>
+            <w:r>
+              <w:rPr>
+                <w:rFonts w:cs="Times New Roman"/>
+                <w:szCs w:val="24"/>
+                <w:lang w:val="en-US"/>
+              </w:rPr>
+              <w:t xml:space="preserve"> </w:t>
+            </w:r>
+            <w:proofErr w:type="spellStart"/>
+            <w:r>
+              <w:rPr>
+                <w:rFonts w:cs="Times New Roman"/>
+                <w:szCs w:val="24"/>
+                <w:lang w:val="en-US"/>
+              </w:rPr>
+              <w:t>документов</w:t>
+            </w:r>
+            <w:proofErr w:type="spellEnd"/>
+            <w:r>
+              <w:rPr>
+                <w:rFonts w:cs="Times New Roman"/>
+                <w:szCs w:val="24"/>
+                <w:lang w:val="en-US"/>
+              </w:rPr>
+              <w:t xml:space="preserve"> </w:t>
+            </w:r>
+            <w:proofErr w:type="spellStart"/>
+            <w:r>
+              <w:rPr>
+                <w:rFonts w:cs="Times New Roman"/>
+                <w:szCs w:val="24"/>
+                <w:lang w:val="en-US"/>
+              </w:rPr>
+              <w:t>сотруднику</w:t>
+            </w:r>
+            <w:proofErr w:type="spellEnd"/>
+            <w:r>
+              <w:rPr>
+                <w:rFonts w:cs="Times New Roman"/>
+                <w:szCs w:val="24"/>
+                <w:lang w:val="en-US"/>
+              </w:rPr>
+              <w:t xml:space="preserve"> </w:t>
+            </w:r>
+            <w:proofErr w:type="spellStart"/>
+            <w:r>
+              <w:rPr>
+                <w:rFonts w:cs="Times New Roman"/>
+                <w:szCs w:val="24"/>
+                <w:lang w:val="en-US"/>
+              </w:rPr>
+              <w:t>склада</w:t>
+            </w:r>
+            <w:proofErr w:type="spellEnd"/>
+          </w:p>
+        </w:tc>
+        <w:tc>
+          <w:tcPr>
+            <w:tcW w:w="1421" w:type="dxa"/>
+          </w:tcPr>
+          <w:p>
+            <w:pPr>
+              <w:tabs>
+                <w:tab w:val="left" w:pos="9360"/>
+              </w:tabs>
+              <w:spacing w:line="360" w:lineRule="auto"/>
+              <w:rPr>
+                <w:rFonts w:cs="Times New Roman"/>
+                <w:szCs w:val="24"/>
+                <w:lang w:val="en-US"/>
+              </w:rPr>
+            </w:pPr>
+            <w:proofErr w:type="spellStart"/>
+            <w:r>
+              <w:rPr>
+                <w:rFonts w:cs="Times New Roman"/>
+                <w:szCs w:val="24"/>
+                <w:lang w:val="en-US"/>
+              </w:rPr>
+              <w:t>Менеджер</w:t>
+            </w:r>
+            <w:proofErr w:type="spellEnd"/>
+            <w:r>
+              <w:rPr>
+                <w:rFonts w:cs="Times New Roman"/>
+                <w:szCs w:val="24"/>
+                <w:lang w:val="en-US"/>
+              </w:rPr>
+              <w:t xml:space="preserve"> </w:t>
+            </w:r>
+            <w:proofErr w:type="spellStart"/>
+            <w:r>
+              <w:rPr>
+                <w:rFonts w:cs="Times New Roman"/>
+                <w:szCs w:val="24"/>
+                <w:lang w:val="en-US"/>
+              </w:rPr>
+              <w:t>склада</w:t>
+            </w:r>
+            <w:proofErr w:type="spellEnd"/>
+          </w:p>
+        </w:tc>
+        <w:tc>
+          <w:tcPr>
+            <w:tcW w:w="1559" w:type="dxa"/>
+          </w:tcPr>
+          <w:p>
+            <w:pPr>
+              <w:tabs>
+                <w:tab w:val="left" w:pos="9360"/>
+              </w:tabs>
+              <w:spacing w:line="360" w:lineRule="auto"/>
+              <w:rPr>
+                <w:rFonts w:cs="Times New Roman"/>
+                <w:szCs w:val="24"/>
+                <w:lang w:val="en-US"/>
+              </w:rPr>
+            </w:pPr>
+            <w:proofErr w:type="spellStart"/>
+            <w:r>
+              <w:rPr>
+                <w:rFonts w:cs="Times New Roman"/>
+                <w:szCs w:val="24"/>
+                <w:lang w:val="en-US"/>
+              </w:rPr>
+              <w:t>Ежедневно</w:t>
+            </w:r>
+            <w:proofErr w:type="spellEnd"/>
+          </w:p>
+        </w:tc>
+        <w:tc>
+          <w:tcPr>
+            <w:tcW w:w="1701" w:type="dxa"/>
+          </w:tcPr>
+          <w:p>
+            <w:pPr>
+              <w:tabs>
+                <w:tab w:val="left" w:pos="9360"/>
+              </w:tabs>
+              <w:spacing w:line="360" w:lineRule="auto"/>
+              <w:rPr>
+                <w:rFonts w:cs="Times New Roman"/>
+                <w:szCs w:val="24"/>
+                <w:lang w:val="en-US"/>
+              </w:rPr>
+            </w:pPr>
+            <w:proofErr w:type="spellStart"/>
+            <w:r>
+              <w:rPr>
+                <w:rFonts w:cs="Times New Roman"/>
+                <w:szCs w:val="24"/>
+                <w:lang w:val="en-US"/>
+              </w:rPr>
+              <w:t>Накладная</w:t>
+            </w:r>
+            <w:proofErr w:type="spellEnd"/>
+          </w:p>
+        </w:tc>
+        <w:tc>
+          <w:tcPr>
+            <w:tcW w:w="1701" w:type="dxa"/>
+          </w:tcPr>
+          <w:p>
+            <w:pPr>
+              <w:tabs>
+                <w:tab w:val="left" w:pos="9360"/>
+              </w:tabs>
+              <w:spacing w:line="360" w:lineRule="auto"/>
+              <w:rPr>
+                <w:rFonts w:cs="Times New Roman"/>
+                <w:szCs w:val="24"/>
+                <w:lang w:val="en-US"/>
+              </w:rPr>
+            </w:pPr>
+          </w:p>
+        </w:tc>
+        <w:tc>
+          <w:tcPr>
+            <w:tcW w:w="1560" w:type="dxa"/>
+          </w:tcPr>
+          <w:p>
+            <w:pPr>
+              <w:tabs>
+                <w:tab w:val="left" w:pos="9360"/>
+              </w:tabs>
+              <w:spacing w:line="360" w:lineRule="auto"/>
+              <w:rPr>
+                <w:rFonts w:cs="Times New Roman"/>
+                <w:szCs w:val="24"/>
+                <w:lang w:val="en-US"/>
+              </w:rPr>
+            </w:pPr>
+            <w:proofErr w:type="spellStart"/>
+            <w:r>
+              <w:rPr>
+                <w:rFonts w:cs="Times New Roman"/>
+                <w:szCs w:val="24"/>
+                <w:lang w:val="en-US"/>
+              </w:rPr>
+              <w:t>Нет</w:t>
+            </w:r>
+            <w:proofErr w:type="spellEnd"/>
+          </w:p>
+        </w:tc>
+      </w:tr>
+      <w:tr>
+        <w:tc>
+          <w:tcPr>
+            <w:tcW w:w="1656" w:type="dxa"/>
+          </w:tcPr>
+          <w:p>
+            <w:pPr>
+              <w:tabs>
+                <w:tab w:val="left" w:pos="9360"/>
+              </w:tabs>
+              <w:spacing w:line="360" w:lineRule="auto"/>
+              <w:rPr>
+                <w:rFonts w:cs="Times New Roman"/>
+                <w:szCs w:val="24"/>
+              </w:rPr>
+            </w:pPr>
+            <w:r>
+              <w:rPr>
+                <w:rFonts w:cs="Times New Roman"/>
+                <w:szCs w:val="24"/>
+                <w:lang w:val="en-US"/>
+              </w:rPr>
+              <w:t>Обр_Комп_1</w:t>
+            </w:r>
+            <w:r>
+              <w:rPr>
+                <w:rFonts w:cs="Times New Roman"/>
+                <w:szCs w:val="24"/>
+              </w:rPr>
+              <w:t>2</w:t>
+            </w:r>
+          </w:p>
+        </w:tc>
+        <w:tc>
+          <w:tcPr>
+            <w:tcW w:w="2027" w:type="dxa"/>
+          </w:tcPr>
+          <w:p>
+            <w:pPr>
+              <w:tabs>
+                <w:tab w:val="left" w:pos="9360"/>
+              </w:tabs>
+              <w:spacing w:line="360" w:lineRule="auto"/>
+              <w:rPr>
+                <w:rFonts w:cs="Times New Roman"/>
+                <w:szCs w:val="24"/>
+                <w:lang w:val="en-US"/>
+              </w:rPr>
+            </w:pPr>
+            <w:r>
+              <w:rPr>
+                <w:rFonts w:cs="Times New Roman"/>
+                <w:szCs w:val="24"/>
+                <w:lang w:val="en-US"/>
+              </w:rPr>
+              <w:t xml:space="preserve">10б. </w:t>
+            </w:r>
+            <w:proofErr w:type="spellStart"/>
+            <w:r>
+              <w:rPr>
+                <w:rFonts w:cs="Times New Roman"/>
+                <w:szCs w:val="24"/>
+                <w:lang w:val="en-US"/>
+              </w:rPr>
+              <w:t>Отгрузка</w:t>
+            </w:r>
+            <w:proofErr w:type="spellEnd"/>
+            <w:r>
+              <w:rPr>
+                <w:rFonts w:cs="Times New Roman"/>
+                <w:szCs w:val="24"/>
+                <w:lang w:val="en-US"/>
+              </w:rPr>
+              <w:t xml:space="preserve"> </w:t>
+            </w:r>
+            <w:proofErr w:type="spellStart"/>
+            <w:r>
+              <w:rPr>
+                <w:rFonts w:cs="Times New Roman"/>
+                <w:szCs w:val="24"/>
+                <w:lang w:val="en-US"/>
+              </w:rPr>
+              <w:t>заказа</w:t>
+            </w:r>
+            <w:proofErr w:type="spellEnd"/>
+            <w:r>
+              <w:rPr>
+                <w:rFonts w:cs="Times New Roman"/>
+                <w:szCs w:val="24"/>
+                <w:lang w:val="en-US"/>
+              </w:rPr>
+              <w:t xml:space="preserve"> </w:t>
+            </w:r>
+            <w:proofErr w:type="spellStart"/>
+            <w:r>
+              <w:rPr>
+                <w:rFonts w:cs="Times New Roman"/>
+                <w:szCs w:val="24"/>
+                <w:lang w:val="en-US"/>
+              </w:rPr>
+              <w:t>покупателю</w:t>
+            </w:r>
+            <w:proofErr w:type="spellEnd"/>
+          </w:p>
+        </w:tc>
+        <w:tc>
+          <w:tcPr>
+            <w:tcW w:w="1421" w:type="dxa"/>
+          </w:tcPr>
+          <w:p>
+            <w:pPr>
+              <w:tabs>
+                <w:tab w:val="left" w:pos="9360"/>
+              </w:tabs>
+              <w:spacing w:line="360" w:lineRule="auto"/>
+              <w:rPr>
+                <w:rFonts w:cs="Times New Roman"/>
+                <w:szCs w:val="24"/>
+                <w:lang w:val="en-US"/>
+              </w:rPr>
+            </w:pPr>
+            <w:proofErr w:type="spellStart"/>
+            <w:r>
+              <w:rPr>
+                <w:rFonts w:cs="Times New Roman"/>
+                <w:szCs w:val="24"/>
+                <w:lang w:val="en-US"/>
+              </w:rPr>
+              <w:t>Сотрудник</w:t>
+            </w:r>
+            <w:proofErr w:type="spellEnd"/>
+            <w:r>
+              <w:rPr>
+                <w:rFonts w:cs="Times New Roman"/>
+                <w:szCs w:val="24"/>
+                <w:lang w:val="en-US"/>
+              </w:rPr>
+              <w:t xml:space="preserve"> </w:t>
+            </w:r>
+            <w:proofErr w:type="spellStart"/>
+            <w:r>
+              <w:rPr>
+                <w:rFonts w:cs="Times New Roman"/>
+                <w:szCs w:val="24"/>
+                <w:lang w:val="en-US"/>
+              </w:rPr>
+              <w:t>склада</w:t>
+            </w:r>
+            <w:proofErr w:type="spellEnd"/>
+          </w:p>
+        </w:tc>
+        <w:tc>
+          <w:tcPr>
+            <w:tcW w:w="1559" w:type="dxa"/>
+          </w:tcPr>
+          <w:p>
+            <w:pPr>
+              <w:tabs>
+                <w:tab w:val="left" w:pos="9360"/>
+              </w:tabs>
+              <w:spacing w:line="360" w:lineRule="auto"/>
+              <w:rPr>
+                <w:rFonts w:cs="Times New Roman"/>
+                <w:szCs w:val="24"/>
+                <w:lang w:val="en-US"/>
+              </w:rPr>
+            </w:pPr>
+            <w:proofErr w:type="spellStart"/>
+            <w:r>
+              <w:rPr>
+                <w:rFonts w:cs="Times New Roman"/>
+                <w:szCs w:val="24"/>
+                <w:lang w:val="en-US"/>
+              </w:rPr>
+              <w:t>Ежедневно</w:t>
+            </w:r>
+            <w:proofErr w:type="spellEnd"/>
+          </w:p>
+        </w:tc>
+        <w:tc>
+          <w:tcPr>
+            <w:tcW w:w="1701" w:type="dxa"/>
+          </w:tcPr>
+          <w:p>
+            <w:pPr>
+              <w:tabs>
+                <w:tab w:val="left" w:pos="9360"/>
+              </w:tabs>
+              <w:spacing w:line="360" w:lineRule="auto"/>
+              <w:rPr>
+                <w:rFonts w:cs="Times New Roman"/>
+                <w:szCs w:val="24"/>
+                <w:lang w:val="en-US"/>
+              </w:rPr>
+            </w:pPr>
+            <w:proofErr w:type="spellStart"/>
+            <w:r>
+              <w:rPr>
+                <w:rFonts w:cs="Times New Roman"/>
+                <w:szCs w:val="24"/>
+                <w:lang w:val="en-US"/>
+              </w:rPr>
+              <w:t>Накладная</w:t>
+            </w:r>
+            <w:proofErr w:type="spellEnd"/>
+          </w:p>
+        </w:tc>
+        <w:tc>
+          <w:tcPr>
+            <w:tcW w:w="1701" w:type="dxa"/>
+          </w:tcPr>
+          <w:p>
+            <w:pPr>
+              <w:tabs>
+                <w:tab w:val="left" w:pos="9360"/>
+              </w:tabs>
+              <w:spacing w:line="360" w:lineRule="auto"/>
+              <w:rPr>
+                <w:rFonts w:cs="Times New Roman"/>
+                <w:szCs w:val="24"/>
+                <w:lang w:val="en-US"/>
+              </w:rPr>
+            </w:pPr>
+          </w:p>
+        </w:tc>
+        <w:tc>
+          <w:tcPr>
+            <w:tcW w:w="1560" w:type="dxa"/>
+          </w:tcPr>
+          <w:p>
+            <w:pPr>
+              <w:tabs>
+                <w:tab w:val="left" w:pos="9360"/>
+              </w:tabs>
+              <w:spacing w:line="360" w:lineRule="auto"/>
+              <w:rPr>
+                <w:rFonts w:cs="Times New Roman"/>
+                <w:szCs w:val="24"/>
+                <w:lang w:val="en-US"/>
+              </w:rPr>
+            </w:pPr>
+            <w:proofErr w:type="spellStart"/>
+            <w:r>
+              <w:rPr>
+                <w:rFonts w:cs="Times New Roman"/>
+                <w:szCs w:val="24"/>
+                <w:lang w:val="en-US"/>
+              </w:rPr>
+              <w:t>Нет</w:t>
+            </w:r>
+            <w:proofErr w:type="spellEnd"/>
+          </w:p>
+        </w:tc>
+      </w:tr>
+    </w:tbl>
+    <w:p>
+      <w:pPr>
+        <w:tabs>
+          <w:tab w:val="left" w:pos="9360"/>
+        </w:tabs>
+        <w:spacing w:line="360" w:lineRule="auto"/>
+        <w:rPr>
+          <w:rFonts w:cs="Times New Roman"/>
+          <w:sz w:val="28"/>
+          <w:szCs w:val="28"/>
+          <w:lang w:val="en-US"/>
+        </w:rPr>
+      </w:pPr>
+      <w:bookmarkStart w:id="19" w:name="_GoBack"/>
+      <w:bookmarkEnd w:id="19"/>
+    </w:p>
+    <w:p>
+      <w:pPr>
         <w:pStyle w:val="2"/>
       </w:pPr>
+      <w:bookmarkStart w:id="20" w:name="_Toc225879099"/>
       <w:r>
         <w:t>Структурный анализ</w:t>
       </w:r>
-      <w:bookmarkEnd w:id="15"/>
+      <w:bookmarkEnd w:id="20"/>
     </w:p>
     <w:p>
       <w:pPr>
@@ -6629,7 +10190,6 @@
                 <w:bCs/>
                 <w:color w:val="FF0000"/>
               </w:rPr>
-              <w:lastRenderedPageBreak/>
               <w:t>Функциональная структура</w:t>
             </w:r>
           </w:p>
@@ -10473,12 +14033,11 @@
     <w:uiPriority w:val="9"/>
     <w:unhideWhenUsed/>
     <w:qFormat/>
-    <w:rsid w:val="005E27CD"/>
+    <w:rsid w:val="00F45C88"/>
     <w:pPr>
       <w:keepNext/>
       <w:keepLines/>
       <w:spacing w:after="0" w:line="360" w:lineRule="auto"/>
-      <w:ind w:firstLine="709"/>
       <w:outlineLvl w:val="2"/>
     </w:pPr>
     <w:rPr>
@@ -10768,7 +14327,7 @@
     <w:basedOn w:val="a0"/>
     <w:link w:val="3"/>
     <w:uiPriority w:val="9"/>
-    <w:rsid w:val="005E27CD"/>
+    <w:rsid w:val="00F45C88"/>
     <w:rPr>
       <w:rFonts w:ascii="Times New Roman" w:eastAsiaTheme="majorEastAsia" w:hAnsi="Times New Roman" w:cstheme="majorBidi"/>
       <w:b/>
@@ -11133,7 +14692,7 @@
 </file>
 
 <file path=customXml/itemProps1.xml><?xml version="1.0" encoding="utf-8"?>
-<ds:datastoreItem xmlns:ds="http://schemas.openxmlformats.org/officeDocument/2006/customXml" ds:itemID="{EF17F78D-0FFB-49DF-9CBC-CF63AC21C938}">
+<ds:datastoreItem xmlns:ds="http://schemas.openxmlformats.org/officeDocument/2006/customXml" ds:itemID="{023B3CD0-21DC-4835-96FA-C52EBD574425}">
   <ds:schemaRefs>
     <ds:schemaRef ds:uri="http://schemas.openxmlformats.org/officeDocument/2006/bibliography"/>
   </ds:schemaRefs>

--- a/Практика 11.01/СологубОтчет.docx
+++ b/Практика 11.01/СологубОтчет.docx
@@ -1,6 +1,6 @@
 
 <file path=word/document.xml><?xml version="1.0" encoding="utf-8"?>
-<w:document xmlns:wpc="http://schemas.microsoft.com/office/word/2010/wordprocessingCanvas" xmlns:cx="http://schemas.microsoft.com/office/drawing/2014/chartex" xmlns:mc="http://schemas.openxmlformats.org/markup-compatibility/2006" xmlns:o="urn:schemas-microsoft-com:office:office" xmlns:r="http://schemas.openxmlformats.org/officeDocument/2006/relationships" xmlns:m="http://schemas.openxmlformats.org/officeDocument/2006/math" xmlns:v="urn:schemas-microsoft-com:vml" xmlns:wp14="http://schemas.microsoft.com/office/word/2010/wordprocessingDrawing" xmlns:wp="http://schemas.openxmlformats.org/drawingml/2006/wordprocessingDrawing" xmlns:w10="urn:schemas-microsoft-com:office:word" xmlns:w="http://schemas.openxmlformats.org/wordprocessingml/2006/main" xmlns:w14="http://schemas.microsoft.com/office/word/2010/wordml" xmlns:w15="http://schemas.microsoft.com/office/word/2012/wordml" xmlns:w16se="http://schemas.microsoft.com/office/word/2015/wordml/symex" xmlns:wpg="http://schemas.microsoft.com/office/word/2010/wordprocessingGroup" xmlns:wpi="http://schemas.microsoft.com/office/word/2010/wordprocessingInk" xmlns:wne="http://schemas.microsoft.com/office/word/2006/wordml" xmlns:wps="http://schemas.microsoft.com/office/word/2010/wordprocessingShape" mc:Ignorable="w14 w15 w16se wp14">
+<w:document xmlns:wpc="http://schemas.microsoft.com/office/word/2010/wordprocessingCanvas" xmlns:cx="http://schemas.microsoft.com/office/drawing/2014/chartex" xmlns:cx1="http://schemas.microsoft.com/office/drawing/2015/9/8/chartex" xmlns:mc="http://schemas.openxmlformats.org/markup-compatibility/2006" xmlns:o="urn:schemas-microsoft-com:office:office" xmlns:r="http://schemas.openxmlformats.org/officeDocument/2006/relationships" xmlns:m="http://schemas.openxmlformats.org/officeDocument/2006/math" xmlns:v="urn:schemas-microsoft-com:vml" xmlns:wp14="http://schemas.microsoft.com/office/word/2010/wordprocessingDrawing" xmlns:wp="http://schemas.openxmlformats.org/drawingml/2006/wordprocessingDrawing" xmlns:w10="urn:schemas-microsoft-com:office:word" xmlns:w="http://schemas.openxmlformats.org/wordprocessingml/2006/main" xmlns:w14="http://schemas.microsoft.com/office/word/2010/wordml" xmlns:w15="http://schemas.microsoft.com/office/word/2012/wordml" xmlns:w16se="http://schemas.microsoft.com/office/word/2015/wordml/symex" xmlns:wpg="http://schemas.microsoft.com/office/word/2010/wordprocessingGroup" xmlns:wpi="http://schemas.microsoft.com/office/word/2010/wordprocessingInk" xmlns:wne="http://schemas.microsoft.com/office/word/2006/wordml" xmlns:wps="http://schemas.microsoft.com/office/word/2010/wordprocessingShape" mc:Ignorable="w14 w15 w16se wp14">
   <w:body>
     <w:sdt>
       <w:sdtPr>
@@ -63,7 +63,7 @@
           <w:r>
             <w:fldChar w:fldCharType="separate"/>
           </w:r>
-          <w:hyperlink w:anchor="_Toc225879086" w:history="1">
+          <w:hyperlink w:anchor="_Toc226012086" w:history="1">
             <w:r>
               <w:rPr>
                 <w:rStyle w:val="a8"/>
@@ -108,7 +108,7 @@
                 <w:noProof/>
                 <w:webHidden/>
               </w:rPr>
-              <w:instrText xml:space="preserve"> PAGEREF _Toc225879086 \h </w:instrText>
+              <w:instrText xml:space="preserve"> PAGEREF _Toc226012086 \h </w:instrText>
             </w:r>
             <w:r>
               <w:rPr>
@@ -153,7 +153,7 @@
               <w14:ligatures w14:val="none"/>
             </w:rPr>
           </w:pPr>
-          <w:hyperlink w:anchor="_Toc225879087" w:history="1">
+          <w:hyperlink w:anchor="_Toc226012087" w:history="1">
             <w:r>
               <w:rPr>
                 <w:rStyle w:val="a8"/>
@@ -192,7 +192,7 @@
               <w:rPr>
                 <w:webHidden/>
               </w:rPr>
-              <w:instrText xml:space="preserve"> PAGEREF _Toc225879087 \h </w:instrText>
+              <w:instrText xml:space="preserve"> PAGEREF _Toc226012087 \h </w:instrText>
             </w:r>
             <w:r>
               <w:rPr>
@@ -234,7 +234,7 @@
               <w14:ligatures w14:val="none"/>
             </w:rPr>
           </w:pPr>
-          <w:hyperlink w:anchor="_Toc225879088" w:history="1">
+          <w:hyperlink w:anchor="_Toc226012088" w:history="1">
             <w:r>
               <w:rPr>
                 <w:rStyle w:val="a8"/>
@@ -261,7 +261,7 @@
                 <w:noProof/>
                 <w:webHidden/>
               </w:rPr>
-              <w:instrText xml:space="preserve"> PAGEREF _Toc225879088 \h </w:instrText>
+              <w:instrText xml:space="preserve"> PAGEREF _Toc226012088 \h </w:instrText>
             </w:r>
             <w:r>
               <w:rPr>
@@ -307,7 +307,7 @@
               <w14:ligatures w14:val="none"/>
             </w:rPr>
           </w:pPr>
-          <w:hyperlink w:anchor="_Toc225879089" w:history="1">
+          <w:hyperlink w:anchor="_Toc226012089" w:history="1">
             <w:r>
               <w:rPr>
                 <w:rStyle w:val="a8"/>
@@ -334,7 +334,7 @@
                 <w:noProof/>
                 <w:webHidden/>
               </w:rPr>
-              <w:instrText xml:space="preserve"> PAGEREF _Toc225879089 \h </w:instrText>
+              <w:instrText xml:space="preserve"> PAGEREF _Toc226012089 \h </w:instrText>
             </w:r>
             <w:r>
               <w:rPr>
@@ -380,7 +380,7 @@
               <w14:ligatures w14:val="none"/>
             </w:rPr>
           </w:pPr>
-          <w:hyperlink w:anchor="_Toc225879090" w:history="1">
+          <w:hyperlink w:anchor="_Toc226012090" w:history="1">
             <w:r>
               <w:rPr>
                 <w:rStyle w:val="a8"/>
@@ -407,7 +407,7 @@
                 <w:noProof/>
                 <w:webHidden/>
               </w:rPr>
-              <w:instrText xml:space="preserve"> PAGEREF _Toc225879090 \h </w:instrText>
+              <w:instrText xml:space="preserve"> PAGEREF _Toc226012090 \h </w:instrText>
             </w:r>
             <w:r>
               <w:rPr>
@@ -453,7 +453,7 @@
               <w14:ligatures w14:val="none"/>
             </w:rPr>
           </w:pPr>
-          <w:hyperlink w:anchor="_Toc225879091" w:history="1">
+          <w:hyperlink w:anchor="_Toc226012091" w:history="1">
             <w:r>
               <w:rPr>
                 <w:rStyle w:val="a8"/>
@@ -480,7 +480,7 @@
                 <w:noProof/>
                 <w:webHidden/>
               </w:rPr>
-              <w:instrText xml:space="preserve"> PAGEREF _Toc225879091 \h </w:instrText>
+              <w:instrText xml:space="preserve"> PAGEREF _Toc226012091 \h </w:instrText>
             </w:r>
             <w:r>
               <w:rPr>
@@ -526,7 +526,7 @@
               <w14:ligatures w14:val="none"/>
             </w:rPr>
           </w:pPr>
-          <w:hyperlink w:anchor="_Toc225879092" w:history="1">
+          <w:hyperlink w:anchor="_Toc226012092" w:history="1">
             <w:r>
               <w:rPr>
                 <w:rStyle w:val="a8"/>
@@ -553,7 +553,7 @@
                 <w:noProof/>
                 <w:webHidden/>
               </w:rPr>
-              <w:instrText xml:space="preserve"> PAGEREF _Toc225879092 \h </w:instrText>
+              <w:instrText xml:space="preserve"> PAGEREF _Toc226012092 \h </w:instrText>
             </w:r>
             <w:r>
               <w:rPr>
@@ -599,7 +599,7 @@
               <w14:ligatures w14:val="none"/>
             </w:rPr>
           </w:pPr>
-          <w:hyperlink w:anchor="_Toc225879093" w:history="1">
+          <w:hyperlink w:anchor="_Toc226012093" w:history="1">
             <w:r>
               <w:rPr>
                 <w:rStyle w:val="a8"/>
@@ -626,7 +626,7 @@
                 <w:noProof/>
                 <w:webHidden/>
               </w:rPr>
-              <w:instrText xml:space="preserve"> PAGEREF _Toc225879093 \h </w:instrText>
+              <w:instrText xml:space="preserve"> PAGEREF _Toc226012093 \h </w:instrText>
             </w:r>
             <w:r>
               <w:rPr>
@@ -660,6 +660,9 @@
         <w:p>
           <w:pPr>
             <w:pStyle w:val="21"/>
+            <w:tabs>
+              <w:tab w:val="left" w:pos="880"/>
+            </w:tabs>
             <w:rPr>
               <w:rFonts w:asciiTheme="minorHAnsi" w:eastAsiaTheme="minorEastAsia" w:hAnsiTheme="minorHAnsi" w:cstheme="minorBidi"/>
               <w:kern w:val="0"/>
@@ -668,7 +671,7 @@
               <w14:ligatures w14:val="none"/>
             </w:rPr>
           </w:pPr>
-          <w:hyperlink w:anchor="_Toc225879094" w:history="1">
+          <w:hyperlink w:anchor="_Toc226012094" w:history="1">
             <w:r>
               <w:rPr>
                 <w:rStyle w:val="a8"/>
@@ -733,7 +736,7 @@
               <w:rPr>
                 <w:webHidden/>
               </w:rPr>
-              <w:instrText xml:space="preserve"> PAGEREF _Toc225879094 \h </w:instrText>
+              <w:instrText xml:space="preserve"> PAGEREF _Toc226012094 \h </w:instrText>
             </w:r>
             <w:r>
               <w:rPr>
@@ -775,7 +778,7 @@
               <w14:ligatures w14:val="none"/>
             </w:rPr>
           </w:pPr>
-          <w:hyperlink w:anchor="_Toc225879095" w:history="1">
+          <w:hyperlink w:anchor="_Toc226012095" w:history="1">
             <w:r>
               <w:rPr>
                 <w:rStyle w:val="a8"/>
@@ -802,7 +805,7 @@
                 <w:noProof/>
                 <w:webHidden/>
               </w:rPr>
-              <w:instrText xml:space="preserve"> PAGEREF _Toc225879095 \h </w:instrText>
+              <w:instrText xml:space="preserve"> PAGEREF _Toc226012095 \h </w:instrText>
             </w:r>
             <w:r>
               <w:rPr>
@@ -848,7 +851,7 @@
               <w14:ligatures w14:val="none"/>
             </w:rPr>
           </w:pPr>
-          <w:hyperlink w:anchor="_Toc225879096" w:history="1">
+          <w:hyperlink w:anchor="_Toc226012096" w:history="1">
             <w:r>
               <w:rPr>
                 <w:rStyle w:val="a8"/>
@@ -875,7 +878,7 @@
                 <w:noProof/>
                 <w:webHidden/>
               </w:rPr>
-              <w:instrText xml:space="preserve"> PAGEREF _Toc225879096 \h </w:instrText>
+              <w:instrText xml:space="preserve"> PAGEREF _Toc226012096 \h </w:instrText>
             </w:r>
             <w:r>
               <w:rPr>
@@ -921,7 +924,7 @@
               <w14:ligatures w14:val="none"/>
             </w:rPr>
           </w:pPr>
-          <w:hyperlink w:anchor="_Toc225879097" w:history="1">
+          <w:hyperlink w:anchor="_Toc226012097" w:history="1">
             <w:r>
               <w:rPr>
                 <w:rStyle w:val="a8"/>
@@ -948,7 +951,7 @@
                 <w:noProof/>
                 <w:webHidden/>
               </w:rPr>
-              <w:instrText xml:space="preserve"> PAGEREF _Toc225879097 \h </w:instrText>
+              <w:instrText xml:space="preserve"> PAGEREF _Toc226012097 \h </w:instrText>
             </w:r>
             <w:r>
               <w:rPr>
@@ -994,7 +997,7 @@
               <w14:ligatures w14:val="none"/>
             </w:rPr>
           </w:pPr>
-          <w:hyperlink w:anchor="_Toc225879098" w:history="1">
+          <w:hyperlink w:anchor="_Toc226012098" w:history="1">
             <w:r>
               <w:rPr>
                 <w:rStyle w:val="a8"/>
@@ -1021,7 +1024,82 @@
                 <w:noProof/>
                 <w:webHidden/>
               </w:rPr>
-              <w:instrText xml:space="preserve"> PAGEREF _Toc225879098 \h </w:instrText>
+              <w:instrText xml:space="preserve"> PAGEREF _Toc226012098 \h </w:instrText>
+            </w:r>
+            <w:r>
+              <w:rPr>
+                <w:noProof/>
+                <w:webHidden/>
+              </w:rPr>
+            </w:r>
+            <w:r>
+              <w:rPr>
+                <w:noProof/>
+                <w:webHidden/>
+              </w:rPr>
+              <w:fldChar w:fldCharType="separate"/>
+            </w:r>
+            <w:r>
+              <w:rPr>
+                <w:noProof/>
+                <w:webHidden/>
+              </w:rPr>
+              <w:t>11</w:t>
+            </w:r>
+            <w:r>
+              <w:rPr>
+                <w:noProof/>
+                <w:webHidden/>
+              </w:rPr>
+              <w:fldChar w:fldCharType="end"/>
+            </w:r>
+          </w:hyperlink>
+        </w:p>
+        <w:p>
+          <w:pPr>
+            <w:pStyle w:val="31"/>
+            <w:tabs>
+              <w:tab w:val="right" w:leader="dot" w:pos="9345"/>
+            </w:tabs>
+            <w:rPr>
+              <w:rFonts w:asciiTheme="minorHAnsi" w:eastAsiaTheme="minorEastAsia" w:hAnsiTheme="minorHAnsi"/>
+              <w:noProof/>
+              <w:kern w:val="0"/>
+              <w:sz w:val="22"/>
+              <w:lang w:eastAsia="ru-RU"/>
+              <w14:ligatures w14:val="none"/>
+            </w:rPr>
+          </w:pPr>
+          <w:hyperlink w:anchor="_Toc226012099" w:history="1">
+            <w:r>
+              <w:rPr>
+                <w:rStyle w:val="a8"/>
+                <w:rFonts w:eastAsia="Arial"/>
+                <w:noProof/>
+                <w:shd w:val="clear" w:color="auto" w:fill="FFFFFF"/>
+              </w:rPr>
+              <w:t>4 Этап. Формирование таблицы операций</w:t>
+            </w:r>
+            <w:r>
+              <w:rPr>
+                <w:noProof/>
+                <w:webHidden/>
+              </w:rPr>
+              <w:tab/>
+            </w:r>
+            <w:r>
+              <w:rPr>
+                <w:noProof/>
+                <w:webHidden/>
+              </w:rPr>
+              <w:fldChar w:fldCharType="begin"/>
+            </w:r>
+            <w:r>
+              <w:rPr>
+                <w:noProof/>
+                <w:webHidden/>
+              </w:rPr>
+              <w:instrText xml:space="preserve"> PAGEREF _Toc226012099 \h </w:instrText>
             </w:r>
             <w:r>
               <w:rPr>
@@ -1066,7 +1144,7 @@
               <w14:ligatures w14:val="none"/>
             </w:rPr>
           </w:pPr>
-          <w:hyperlink w:anchor="_Toc225879099" w:history="1">
+          <w:hyperlink w:anchor="_Toc226012100" w:history="1">
             <w:r>
               <w:rPr>
                 <w:rStyle w:val="a8"/>
@@ -1105,7 +1183,7 @@
               <w:rPr>
                 <w:webHidden/>
               </w:rPr>
-              <w:instrText xml:space="preserve"> PAGEREF _Toc225879099 \h </w:instrText>
+              <w:instrText xml:space="preserve"> PAGEREF _Toc226012100 \h </w:instrText>
             </w:r>
             <w:r>
               <w:rPr>
@@ -1122,7 +1200,7 @@
               <w:rPr>
                 <w:webHidden/>
               </w:rPr>
-              <w:t>11</w:t>
+              <w:t>13</w:t>
             </w:r>
             <w:r>
               <w:rPr>
@@ -1173,7 +1251,7 @@
       <w:pPr>
         <w:pStyle w:val="1"/>
       </w:pPr>
-      <w:bookmarkStart w:id="0" w:name="_Toc225879086"/>
+      <w:bookmarkStart w:id="0" w:name="_Toc226012086"/>
       <w:r>
         <w:lastRenderedPageBreak/>
         <w:t>Проектирование предметной области</w:t>
@@ -1184,7 +1262,7 @@
       <w:pPr>
         <w:pStyle w:val="2"/>
       </w:pPr>
-      <w:bookmarkStart w:id="1" w:name="_Toc225879087"/>
+      <w:bookmarkStart w:id="1" w:name="_Toc226012087"/>
       <w:r>
         <w:t>Этапы выполнения функционального анализа</w:t>
       </w:r>
@@ -1194,7 +1272,7 @@
       <w:pPr>
         <w:pStyle w:val="3"/>
       </w:pPr>
-      <w:bookmarkStart w:id="2" w:name="_Toc225879088"/>
+      <w:bookmarkStart w:id="2" w:name="_Toc226012088"/>
       <w:r>
         <w:t>2.</w:t>
       </w:r>
@@ -1290,7 +1368,7 @@
       <w:pPr>
         <w:pStyle w:val="3"/>
       </w:pPr>
-      <w:bookmarkStart w:id="3" w:name="_Toc225879089"/>
+      <w:bookmarkStart w:id="3" w:name="_Toc226012089"/>
       <w:r>
         <w:t>2.1.2. Моделирование диаграммы вариантов использования</w:t>
       </w:r>
@@ -1404,7 +1482,7 @@
       <w:pPr>
         <w:pStyle w:val="3"/>
       </w:pPr>
-      <w:bookmarkStart w:id="5" w:name="_Toc225879090"/>
+      <w:bookmarkStart w:id="5" w:name="_Toc226012090"/>
       <w:r>
         <w:lastRenderedPageBreak/>
         <w:t>2.1.3. Определение бизнес-процессов и ЦКП</w:t>
@@ -1642,7 +1720,16 @@
           </w:tcPr>
           <w:p>
             <w:r>
+              <w:t xml:space="preserve">Менеджер по работе с клиентами, </w:t>
+            </w:r>
+            <w:r>
               <w:t>Менеджер склада, Сотрудник склада</w:t>
+            </w:r>
+            <w:r>
+              <w:t xml:space="preserve">, </w:t>
+            </w:r>
+            <w:r>
+              <w:t>Директор, Бухгалтер</w:t>
             </w:r>
           </w:p>
         </w:tc>
@@ -4622,7 +4709,7 @@
       <w:pPr>
         <w:pStyle w:val="3"/>
       </w:pPr>
-      <w:bookmarkStart w:id="6" w:name="_Toc225879091"/>
+      <w:bookmarkStart w:id="6" w:name="_Toc226012091"/>
       <w:r>
         <w:lastRenderedPageBreak/>
         <w:t>2.1.4. Графическое представление функции</w:t>
@@ -4645,10 +4732,10 @@
           <w:lang w:eastAsia="ru-RU"/>
         </w:rPr>
         <w:drawing>
-          <wp:inline distT="0" distB="0" distL="0" distR="0" wp14:anchorId="76F64CF4" wp14:editId="61F331DD">
-            <wp:extent cx="5315692" cy="6839905"/>
-            <wp:effectExtent l="0" t="0" r="0" b="0"/>
-            <wp:docPr id="8" name="Рисунок 8"/>
+          <wp:inline distT="0" distB="0" distL="0" distR="0" wp14:anchorId="4965C4FD" wp14:editId="6042F1C1">
+            <wp:extent cx="5391902" cy="7116168"/>
+            <wp:effectExtent l="0" t="0" r="0" b="8890"/>
+            <wp:docPr id="4" name="Рисунок 4"/>
             <wp:cNvGraphicFramePr>
               <a:graphicFrameLocks xmlns:a="http://schemas.openxmlformats.org/drawingml/2006/main" noChangeAspect="1"/>
             </wp:cNvGraphicFramePr>
@@ -4668,7 +4755,7 @@
                   <pic:spPr>
                     <a:xfrm>
                       <a:off x="0" y="0"/>
-                      <a:ext cx="5315692" cy="6839905"/>
+                      <a:ext cx="5391902" cy="7116168"/>
                     </a:xfrm>
                     <a:prstGeom prst="rect">
                       <a:avLst/>
@@ -4739,7 +4826,7 @@
       <w:pPr>
         <w:pStyle w:val="3"/>
       </w:pPr>
-      <w:bookmarkStart w:id="7" w:name="_Toc225879092"/>
+      <w:bookmarkStart w:id="7" w:name="_Toc226012092"/>
       <w:r>
         <w:t>2.1.5. Анализ входной и выходной информации</w:t>
       </w:r>
@@ -4981,14 +5068,14 @@
               <w:rPr>
                 <w:szCs w:val="24"/>
               </w:rPr>
-              <w:t xml:space="preserve">Входящий документ от клиента или отдела продаж с перечнем запрашиваемых товаров, их </w:t>
+              <w:t xml:space="preserve">Входящий документ от клиента или отдела продаж с перечнем запрашиваемых </w:t>
             </w:r>
             <w:r>
               <w:rPr>
                 <w:szCs w:val="24"/>
               </w:rPr>
               <w:lastRenderedPageBreak/>
-              <w:t>количеством и пожеланиями по срокам</w:t>
+              <w:t>товаров, их количеством и пожеланиями по срокам</w:t>
             </w:r>
           </w:p>
         </w:tc>
@@ -5409,16 +5496,11 @@
       <w:pPr>
         <w:pStyle w:val="3"/>
       </w:pPr>
-      <w:bookmarkStart w:id="8" w:name="_Toc225879093"/>
+      <w:bookmarkStart w:id="8" w:name="_Toc226012093"/>
       <w:r>
-        <w:t xml:space="preserve">2.1.6. Составление </w:t>
-      </w:r>
-      <w:proofErr w:type="spellStart"/>
-      <w:r>
-        <w:t>органиограммы</w:t>
+        <w:t>2.1.6. Составление органиограммы</w:t>
       </w:r>
       <w:bookmarkEnd w:id="8"/>
-      <w:proofErr w:type="spellEnd"/>
     </w:p>
     <w:p>
       <w:pPr>
@@ -5515,8 +5597,9 @@
           <w:color w:val="FF0000"/>
         </w:rPr>
       </w:pPr>
-      <w:bookmarkStart w:id="9" w:name="_Toc225879094"/>
+      <w:bookmarkStart w:id="9" w:name="_Toc226012094"/>
       <w:r>
+        <w:lastRenderedPageBreak/>
         <w:t xml:space="preserve">Моделирование </w:t>
       </w:r>
       <w:r>
@@ -5544,7 +5627,7 @@
         <w:pStyle w:val="3"/>
       </w:pPr>
       <w:bookmarkStart w:id="10" w:name="_Toc2771681"/>
-      <w:bookmarkStart w:id="11" w:name="_Toc225879095"/>
+      <w:bookmarkStart w:id="11" w:name="_Toc226012095"/>
       <w:r>
         <w:t>2</w:t>
       </w:r>
@@ -5562,11 +5645,11 @@
         <w:spacing w:after="0"/>
         <w:ind w:firstLine="709"/>
         <w:jc w:val="both"/>
+      </w:pPr>
+      <w:r>
         <w:rPr>
-          <w:sz w:val="22"/>
+          <w:sz w:val="28"/>
         </w:rPr>
-      </w:pPr>
-      <w:r>
         <w:t>На диаграмме прецедентов представлены автоматизируемые бизнес-процессы компании по обработке и комплектации заказов, а также их исполнители.</w:t>
       </w:r>
     </w:p>
@@ -5576,7 +5659,6 @@
           <w:noProof/>
           <w:lang w:eastAsia="ru-RU"/>
         </w:rPr>
-        <w:lastRenderedPageBreak/>
         <w:drawing>
           <wp:inline distT="0" distB="0" distL="0" distR="0" wp14:anchorId="31AD183A" wp14:editId="58872D7B">
             <wp:extent cx="5811061" cy="6220693"/>
@@ -5636,7 +5718,6 @@
         </w:rPr>
         <w:t xml:space="preserve"> «Диаграмма пр</w:t>
       </w:r>
-      <w:proofErr w:type="spellStart"/>
       <w:r>
         <w:t>е</w:t>
       </w:r>
@@ -5645,15 +5726,7 @@
           <w:noProof/>
           <w:lang w:eastAsia="ru-RU"/>
         </w:rPr>
-        <w:t>цедентов</w:t>
-      </w:r>
-      <w:proofErr w:type="spellEnd"/>
-      <w:r>
-        <w:rPr>
-          <w:noProof/>
-          <w:lang w:eastAsia="ru-RU"/>
-        </w:rPr>
-        <w:t>»</w:t>
+        <w:t>цедентов»</w:t>
       </w:r>
     </w:p>
     <w:p>
@@ -5661,7 +5734,7 @@
         <w:pStyle w:val="3"/>
       </w:pPr>
       <w:bookmarkStart w:id="12" w:name="_Toc2771682"/>
-      <w:bookmarkStart w:id="13" w:name="_Toc225879096"/>
+      <w:bookmarkStart w:id="13" w:name="_Toc226012096"/>
       <w:r>
         <w:t>1 этап. Определение бизнес-процессов</w:t>
       </w:r>
@@ -5672,8 +5745,14 @@
       <w:pPr>
         <w:spacing w:after="0"/>
         <w:ind w:firstLine="709"/>
+        <w:rPr>
+          <w:sz w:val="28"/>
+        </w:rPr>
       </w:pPr>
       <w:r>
+        <w:rPr>
+          <w:sz w:val="28"/>
+        </w:rPr>
         <w:t>Для того чтобы выделить бизнес-процессы, необходимо выделить действия, которые совершает компания. В рассматриваемом случае компания принимает товары от поставщиков, оформляет заказы покупателей, обрабатывает и комплектует заказы, отгружает товары и подтверждает получение заказа. Таблица бизнес-процессов представлена ниже.</w:t>
       </w:r>
     </w:p>
@@ -5690,6 +5769,7 @@
         <w:rPr>
           <w:sz w:val="22"/>
         </w:rPr>
+        <w:lastRenderedPageBreak/>
         <w:t>Таблица №5</w:t>
       </w:r>
       <w:r>
@@ -5949,40 +6029,12 @@
       </w:tr>
     </w:tbl>
     <w:p>
+      <w:pPr>
+        <w:pStyle w:val="3"/>
+        <w:jc w:val="center"/>
+      </w:pPr>
       <w:bookmarkStart w:id="14" w:name="_Toc2771683"/>
-      <w:r>
-        <w:rPr>
-          <w:rFonts w:eastAsia="Times New Roman" w:cs="Times New Roman"/>
-          <w:iCs/>
-          <w:sz w:val="22"/>
-        </w:rPr>
-        <w:lastRenderedPageBreak/>
-        <w:t xml:space="preserve">Примечание. В целях упрощения задачи в дальнейшем рассматривается бизнес-процесс «Обработка и комплектация заказа», который включает операции подтверждения заказа, комплектации товаров, упаковки и оформления документации. Присвоим ему номер </w:t>
-      </w:r>
-      <w:proofErr w:type="spellStart"/>
-      <w:r>
-        <w:rPr>
-          <w:rFonts w:eastAsia="Times New Roman" w:cs="Times New Roman"/>
-          <w:iCs/>
-          <w:sz w:val="22"/>
-        </w:rPr>
-        <w:t>Обр_Зак</w:t>
-      </w:r>
-      <w:proofErr w:type="spellEnd"/>
-      <w:r>
-        <w:rPr>
-          <w:rFonts w:eastAsia="Times New Roman" w:cs="Times New Roman"/>
-          <w:iCs/>
-          <w:sz w:val="22"/>
-        </w:rPr>
-        <w:t>.</w:t>
-      </w:r>
-    </w:p>
-    <w:p>
-      <w:pPr>
-        <w:pStyle w:val="3"/>
-      </w:pPr>
-      <w:bookmarkStart w:id="15" w:name="_Toc225879097"/>
+      <w:bookmarkStart w:id="15" w:name="_Toc226012097"/>
       <w:r>
         <w:t xml:space="preserve">2 этап. Словесный алгоритм (Общее описание </w:t>
       </w:r>
@@ -6022,6 +6074,7 @@
         <w:rPr>
           <w:rFonts w:eastAsia="Times New Roman" w:cs="Times New Roman"/>
           <w:kern w:val="0"/>
+          <w:sz w:val="28"/>
           <w:szCs w:val="24"/>
           <w:lang w:eastAsia="ru-RU"/>
           <w14:ligatures w14:val="none"/>
@@ -6031,6 +6084,7 @@
         <w:rPr>
           <w:rFonts w:eastAsia="Times New Roman" w:cs="Times New Roman"/>
           <w:kern w:val="0"/>
+          <w:sz w:val="28"/>
           <w:szCs w:val="24"/>
           <w:lang w:eastAsia="ru-RU"/>
           <w14:ligatures w14:val="none"/>
@@ -6050,6 +6104,7 @@
         <w:rPr>
           <w:rFonts w:eastAsia="Times New Roman" w:cs="Times New Roman"/>
           <w:kern w:val="0"/>
+          <w:sz w:val="28"/>
           <w:szCs w:val="24"/>
           <w:lang w:eastAsia="ru-RU"/>
           <w14:ligatures w14:val="none"/>
@@ -6059,6 +6114,7 @@
         <w:rPr>
           <w:rFonts w:eastAsia="Times New Roman" w:cs="Times New Roman"/>
           <w:kern w:val="0"/>
+          <w:sz w:val="28"/>
           <w:szCs w:val="24"/>
           <w:lang w:eastAsia="ru-RU"/>
           <w14:ligatures w14:val="none"/>
@@ -6070,6 +6126,7 @@
           <w:rFonts w:eastAsia="Times New Roman" w:cs="Times New Roman"/>
           <w:bCs/>
           <w:kern w:val="0"/>
+          <w:sz w:val="28"/>
           <w:szCs w:val="24"/>
           <w:lang w:eastAsia="ru-RU"/>
           <w14:ligatures w14:val="none"/>
@@ -6080,6 +6137,7 @@
         <w:rPr>
           <w:rFonts w:eastAsia="Times New Roman" w:cs="Times New Roman"/>
           <w:kern w:val="0"/>
+          <w:sz w:val="28"/>
           <w:szCs w:val="24"/>
           <w:lang w:eastAsia="ru-RU"/>
           <w14:ligatures w14:val="none"/>
@@ -6099,6 +6157,7 @@
         <w:rPr>
           <w:rFonts w:eastAsia="Times New Roman" w:cs="Times New Roman"/>
           <w:kern w:val="0"/>
+          <w:sz w:val="28"/>
           <w:szCs w:val="24"/>
           <w:lang w:eastAsia="ru-RU"/>
           <w14:ligatures w14:val="none"/>
@@ -6108,6 +6167,7 @@
         <w:rPr>
           <w:rFonts w:eastAsia="Times New Roman" w:cs="Times New Roman"/>
           <w:kern w:val="0"/>
+          <w:sz w:val="28"/>
           <w:szCs w:val="24"/>
           <w:lang w:eastAsia="ru-RU"/>
           <w14:ligatures w14:val="none"/>
@@ -6119,6 +6179,7 @@
           <w:rFonts w:eastAsia="Times New Roman" w:cs="Times New Roman"/>
           <w:bCs/>
           <w:kern w:val="0"/>
+          <w:sz w:val="28"/>
           <w:szCs w:val="24"/>
           <w:lang w:eastAsia="ru-RU"/>
           <w14:ligatures w14:val="none"/>
@@ -6129,6 +6190,7 @@
         <w:rPr>
           <w:rFonts w:eastAsia="Times New Roman" w:cs="Times New Roman"/>
           <w:kern w:val="0"/>
+          <w:sz w:val="28"/>
           <w:szCs w:val="24"/>
           <w:lang w:eastAsia="ru-RU"/>
           <w14:ligatures w14:val="none"/>
@@ -6148,6 +6210,7 @@
         <w:rPr>
           <w:rFonts w:eastAsia="Times New Roman" w:cs="Times New Roman"/>
           <w:kern w:val="0"/>
+          <w:sz w:val="28"/>
           <w:szCs w:val="24"/>
           <w:lang w:eastAsia="ru-RU"/>
           <w14:ligatures w14:val="none"/>
@@ -6157,6 +6220,7 @@
         <w:rPr>
           <w:rFonts w:eastAsia="Times New Roman" w:cs="Times New Roman"/>
           <w:kern w:val="0"/>
+          <w:sz w:val="28"/>
           <w:szCs w:val="24"/>
           <w:lang w:eastAsia="ru-RU"/>
           <w14:ligatures w14:val="none"/>
@@ -6168,6 +6232,7 @@
           <w:rFonts w:eastAsia="Times New Roman" w:cs="Times New Roman"/>
           <w:bCs/>
           <w:kern w:val="0"/>
+          <w:sz w:val="28"/>
           <w:szCs w:val="24"/>
           <w:lang w:eastAsia="ru-RU"/>
           <w14:ligatures w14:val="none"/>
@@ -6178,6 +6243,7 @@
         <w:rPr>
           <w:rFonts w:eastAsia="Times New Roman" w:cs="Times New Roman"/>
           <w:kern w:val="0"/>
+          <w:sz w:val="28"/>
           <w:szCs w:val="24"/>
           <w:lang w:eastAsia="ru-RU"/>
           <w14:ligatures w14:val="none"/>
@@ -6197,6 +6263,7 @@
         <w:rPr>
           <w:rFonts w:eastAsia="Times New Roman" w:cs="Times New Roman"/>
           <w:kern w:val="0"/>
+          <w:sz w:val="28"/>
           <w:szCs w:val="24"/>
           <w:lang w:eastAsia="ru-RU"/>
           <w14:ligatures w14:val="none"/>
@@ -6206,6 +6273,7 @@
         <w:rPr>
           <w:rFonts w:eastAsia="Times New Roman" w:cs="Times New Roman"/>
           <w:kern w:val="0"/>
+          <w:sz w:val="28"/>
           <w:szCs w:val="24"/>
           <w:lang w:eastAsia="ru-RU"/>
           <w14:ligatures w14:val="none"/>
@@ -6217,6 +6285,7 @@
           <w:rFonts w:eastAsia="Times New Roman" w:cs="Times New Roman"/>
           <w:bCs/>
           <w:kern w:val="0"/>
+          <w:sz w:val="28"/>
           <w:szCs w:val="24"/>
           <w:lang w:eastAsia="ru-RU"/>
           <w14:ligatures w14:val="none"/>
@@ -6227,6 +6296,7 @@
         <w:rPr>
           <w:rFonts w:eastAsia="Times New Roman" w:cs="Times New Roman"/>
           <w:kern w:val="0"/>
+          <w:sz w:val="28"/>
           <w:szCs w:val="24"/>
           <w:lang w:eastAsia="ru-RU"/>
           <w14:ligatures w14:val="none"/>
@@ -6246,6 +6316,7 @@
         <w:rPr>
           <w:rFonts w:eastAsia="Times New Roman" w:cs="Times New Roman"/>
           <w:kern w:val="0"/>
+          <w:sz w:val="28"/>
           <w:szCs w:val="24"/>
           <w:lang w:eastAsia="ru-RU"/>
           <w14:ligatures w14:val="none"/>
@@ -6255,6 +6326,7 @@
         <w:rPr>
           <w:rFonts w:eastAsia="Times New Roman" w:cs="Times New Roman"/>
           <w:kern w:val="0"/>
+          <w:sz w:val="28"/>
           <w:szCs w:val="24"/>
           <w:lang w:eastAsia="ru-RU"/>
           <w14:ligatures w14:val="none"/>
@@ -6266,6 +6338,7 @@
           <w:rFonts w:eastAsia="Times New Roman" w:cs="Times New Roman"/>
           <w:bCs/>
           <w:kern w:val="0"/>
+          <w:sz w:val="28"/>
           <w:szCs w:val="24"/>
           <w:lang w:eastAsia="ru-RU"/>
           <w14:ligatures w14:val="none"/>
@@ -6276,6 +6349,7 @@
         <w:rPr>
           <w:rFonts w:eastAsia="Times New Roman" w:cs="Times New Roman"/>
           <w:kern w:val="0"/>
+          <w:sz w:val="28"/>
           <w:szCs w:val="24"/>
           <w:lang w:eastAsia="ru-RU"/>
           <w14:ligatures w14:val="none"/>
@@ -6295,6 +6369,7 @@
         <w:rPr>
           <w:rFonts w:eastAsia="Times New Roman" w:cs="Times New Roman"/>
           <w:kern w:val="0"/>
+          <w:sz w:val="28"/>
           <w:szCs w:val="24"/>
           <w:lang w:eastAsia="ru-RU"/>
           <w14:ligatures w14:val="none"/>
@@ -6304,6 +6379,7 @@
         <w:rPr>
           <w:rFonts w:eastAsia="Times New Roman" w:cs="Times New Roman"/>
           <w:kern w:val="0"/>
+          <w:sz w:val="28"/>
           <w:szCs w:val="24"/>
           <w:lang w:eastAsia="ru-RU"/>
           <w14:ligatures w14:val="none"/>
@@ -6315,6 +6391,7 @@
           <w:rFonts w:eastAsia="Times New Roman" w:cs="Times New Roman"/>
           <w:bCs/>
           <w:kern w:val="0"/>
+          <w:sz w:val="28"/>
           <w:szCs w:val="24"/>
           <w:lang w:eastAsia="ru-RU"/>
           <w14:ligatures w14:val="none"/>
@@ -6325,6 +6402,7 @@
         <w:rPr>
           <w:rFonts w:eastAsia="Times New Roman" w:cs="Times New Roman"/>
           <w:kern w:val="0"/>
+          <w:sz w:val="28"/>
           <w:szCs w:val="24"/>
           <w:lang w:eastAsia="ru-RU"/>
           <w14:ligatures w14:val="none"/>
@@ -6344,6 +6422,7 @@
         <w:rPr>
           <w:rFonts w:eastAsia="Times New Roman" w:cs="Times New Roman"/>
           <w:kern w:val="0"/>
+          <w:sz w:val="28"/>
           <w:szCs w:val="24"/>
           <w:lang w:eastAsia="ru-RU"/>
           <w14:ligatures w14:val="none"/>
@@ -6353,6 +6432,7 @@
         <w:rPr>
           <w:rFonts w:eastAsia="Times New Roman" w:cs="Times New Roman"/>
           <w:kern w:val="0"/>
+          <w:sz w:val="28"/>
           <w:szCs w:val="24"/>
           <w:lang w:eastAsia="ru-RU"/>
           <w14:ligatures w14:val="none"/>
@@ -6364,6 +6444,7 @@
           <w:rFonts w:eastAsia="Times New Roman" w:cs="Times New Roman"/>
           <w:bCs/>
           <w:kern w:val="0"/>
+          <w:sz w:val="28"/>
           <w:szCs w:val="24"/>
           <w:lang w:eastAsia="ru-RU"/>
           <w14:ligatures w14:val="none"/>
@@ -6374,6 +6455,7 @@
         <w:rPr>
           <w:rFonts w:eastAsia="Times New Roman" w:cs="Times New Roman"/>
           <w:kern w:val="0"/>
+          <w:sz w:val="28"/>
           <w:szCs w:val="24"/>
           <w:lang w:eastAsia="ru-RU"/>
           <w14:ligatures w14:val="none"/>
@@ -6393,6 +6475,7 @@
         <w:rPr>
           <w:rFonts w:eastAsia="Times New Roman" w:cs="Times New Roman"/>
           <w:kern w:val="0"/>
+          <w:sz w:val="28"/>
           <w:szCs w:val="24"/>
           <w:lang w:eastAsia="ru-RU"/>
           <w14:ligatures w14:val="none"/>
@@ -6402,10 +6485,12 @@
         <w:rPr>
           <w:rFonts w:eastAsia="Times New Roman" w:cs="Times New Roman"/>
           <w:kern w:val="0"/>
+          <w:sz w:val="28"/>
           <w:szCs w:val="24"/>
           <w:lang w:eastAsia="ru-RU"/>
           <w14:ligatures w14:val="none"/>
         </w:rPr>
+        <w:lastRenderedPageBreak/>
         <w:t xml:space="preserve">Бухгалтер </w:t>
       </w:r>
       <w:r>
@@ -6413,6 +6498,7 @@
           <w:rFonts w:eastAsia="Times New Roman" w:cs="Times New Roman"/>
           <w:bCs/>
           <w:kern w:val="0"/>
+          <w:sz w:val="28"/>
           <w:szCs w:val="24"/>
           <w:lang w:eastAsia="ru-RU"/>
           <w14:ligatures w14:val="none"/>
@@ -6423,6 +6509,7 @@
         <w:rPr>
           <w:rFonts w:eastAsia="Times New Roman" w:cs="Times New Roman"/>
           <w:kern w:val="0"/>
+          <w:sz w:val="28"/>
           <w:szCs w:val="24"/>
           <w:lang w:eastAsia="ru-RU"/>
           <w14:ligatures w14:val="none"/>
@@ -6442,6 +6529,7 @@
         <w:rPr>
           <w:rFonts w:eastAsia="Times New Roman" w:cs="Times New Roman"/>
           <w:kern w:val="0"/>
+          <w:sz w:val="28"/>
           <w:szCs w:val="24"/>
           <w:lang w:eastAsia="ru-RU"/>
           <w14:ligatures w14:val="none"/>
@@ -6451,6 +6539,7 @@
         <w:rPr>
           <w:rFonts w:eastAsia="Times New Roman" w:cs="Times New Roman"/>
           <w:kern w:val="0"/>
+          <w:sz w:val="28"/>
           <w:szCs w:val="24"/>
           <w:lang w:eastAsia="ru-RU"/>
           <w14:ligatures w14:val="none"/>
@@ -6462,6 +6551,7 @@
           <w:rFonts w:eastAsia="Times New Roman" w:cs="Times New Roman"/>
           <w:bCs/>
           <w:kern w:val="0"/>
+          <w:sz w:val="28"/>
           <w:szCs w:val="24"/>
           <w:lang w:eastAsia="ru-RU"/>
           <w14:ligatures w14:val="none"/>
@@ -6472,6 +6562,7 @@
         <w:rPr>
           <w:rFonts w:eastAsia="Times New Roman" w:cs="Times New Roman"/>
           <w:kern w:val="0"/>
+          <w:sz w:val="28"/>
           <w:szCs w:val="24"/>
           <w:lang w:eastAsia="ru-RU"/>
           <w14:ligatures w14:val="none"/>
@@ -6483,6 +6574,7 @@
           <w:rFonts w:eastAsia="Times New Roman" w:cs="Times New Roman"/>
           <w:bCs/>
           <w:kern w:val="0"/>
+          <w:sz w:val="28"/>
           <w:szCs w:val="24"/>
           <w:lang w:eastAsia="ru-RU"/>
           <w14:ligatures w14:val="none"/>
@@ -6493,6 +6585,7 @@
         <w:rPr>
           <w:rFonts w:eastAsia="Times New Roman" w:cs="Times New Roman"/>
           <w:kern w:val="0"/>
+          <w:sz w:val="28"/>
           <w:szCs w:val="24"/>
           <w:lang w:eastAsia="ru-RU"/>
           <w14:ligatures w14:val="none"/>
@@ -6512,6 +6605,7 @@
         <w:rPr>
           <w:rFonts w:eastAsia="Times New Roman" w:cs="Times New Roman"/>
           <w:kern w:val="0"/>
+          <w:sz w:val="28"/>
           <w:szCs w:val="24"/>
           <w:lang w:eastAsia="ru-RU"/>
           <w14:ligatures w14:val="none"/>
@@ -6521,6 +6615,7 @@
         <w:rPr>
           <w:rFonts w:eastAsia="Times New Roman" w:cs="Times New Roman"/>
           <w:kern w:val="0"/>
+          <w:sz w:val="28"/>
           <w:szCs w:val="24"/>
           <w:lang w:eastAsia="ru-RU"/>
           <w14:ligatures w14:val="none"/>
@@ -6532,6 +6627,7 @@
           <w:rFonts w:eastAsia="Times New Roman" w:cs="Times New Roman"/>
           <w:bCs/>
           <w:kern w:val="0"/>
+          <w:sz w:val="28"/>
           <w:szCs w:val="24"/>
           <w:lang w:eastAsia="ru-RU"/>
           <w14:ligatures w14:val="none"/>
@@ -6542,6 +6638,7 @@
         <w:rPr>
           <w:rFonts w:eastAsia="Times New Roman" w:cs="Times New Roman"/>
           <w:kern w:val="0"/>
+          <w:sz w:val="28"/>
           <w:szCs w:val="24"/>
           <w:lang w:eastAsia="ru-RU"/>
           <w14:ligatures w14:val="none"/>
@@ -6554,7 +6651,7 @@
         <w:pStyle w:val="3"/>
       </w:pPr>
       <w:bookmarkStart w:id="16" w:name="_Toc2771684"/>
-      <w:bookmarkStart w:id="17" w:name="_Toc225879098"/>
+      <w:bookmarkStart w:id="17" w:name="_Toc226012098"/>
       <w:r>
         <w:lastRenderedPageBreak/>
         <w:t>3 Этап. Построение диаграммы действий</w:t>
@@ -6584,7 +6681,7 @@
             <v:path o:extrusionok="f" gradientshapeok="t" o:connecttype="rect"/>
             <o:lock v:ext="edit" aspectratio="t"/>
           </v:shapetype>
-          <v:shape id="_x0000_i1025" type="#_x0000_t75" style="width:467.7pt;height:580.05pt">
+          <v:shape id="_x0000_i1025" type="#_x0000_t75" style="width:468pt;height:580.2pt">
             <v:imagedata r:id="rId15" o:title="Диаграмма действий"/>
           </v:shape>
         </w:pict>
@@ -6642,6 +6739,7 @@
         </w:rPr>
       </w:pPr>
       <w:bookmarkStart w:id="18" w:name="_Toc2771685"/>
+      <w:bookmarkStart w:id="19" w:name="_Toc226012099"/>
       <w:r>
         <w:rPr>
           <w:rFonts w:eastAsia="Arial"/>
@@ -6650,18 +6748,20 @@
         <w:t>4 Этап. Формирование таблицы операций</w:t>
       </w:r>
       <w:bookmarkEnd w:id="18"/>
+      <w:bookmarkEnd w:id="19"/>
     </w:p>
     <w:p>
       <w:pPr>
         <w:ind w:firstLine="709"/>
         <w:jc w:val="both"/>
         <w:rPr>
-          <w:sz w:val="28"/>
+          <w:sz w:val="32"/>
         </w:rPr>
       </w:pPr>
       <w:r>
         <w:rPr>
           <w:rFonts w:eastAsia="Times New Roman" w:cs="Times New Roman"/>
+          <w:sz w:val="28"/>
         </w:rPr>
         <w:t>Все операции, участвующие в процессе «Обработка и комплектация заказа», отражены в Таблице описания операций:</w:t>
       </w:r>
@@ -6696,7 +6796,14 @@
           <w:rFonts w:cs="Times New Roman"/>
           <w:szCs w:val="24"/>
         </w:rPr>
-        <w:t xml:space="preserve">Таблица №2 «Таблица описания операций </w:t>
+        <w:t>Таблица №6</w:t>
+      </w:r>
+      <w:r>
+        <w:rPr>
+          <w:rFonts w:cs="Times New Roman"/>
+          <w:szCs w:val="24"/>
+        </w:rPr>
+        <w:t xml:space="preserve"> «Таблица описания операций </w:t>
       </w:r>
     </w:p>
     <w:p>
@@ -6752,7 +6859,6 @@
                 <w:szCs w:val="24"/>
               </w:rPr>
             </w:pPr>
-            <w:proofErr w:type="gramStart"/>
             <w:r>
               <w:rPr>
                 <w:rFonts w:eastAsia="Times New Roman" w:cs="Times New Roman"/>
@@ -6762,9 +6868,21 @@
                 <w:szCs w:val="24"/>
                 <w:shd w:val="clear" w:color="auto" w:fill="FFFFFF"/>
               </w:rPr>
-              <w:t>Диаграмма  и</w:t>
-            </w:r>
-            <w:proofErr w:type="gramEnd"/>
+              <w:t>Диаграмма  и номер операции на</w:t>
+            </w:r>
+          </w:p>
+          <w:p>
+            <w:pPr>
+              <w:tabs>
+                <w:tab w:val="left" w:pos="9360"/>
+              </w:tabs>
+              <w:spacing w:line="360" w:lineRule="auto"/>
+              <w:jc w:val="center"/>
+              <w:rPr>
+                <w:rFonts w:cs="Times New Roman"/>
+                <w:szCs w:val="24"/>
+              </w:rPr>
+            </w:pPr>
             <w:r>
               <w:rPr>
                 <w:rFonts w:eastAsia="Times New Roman" w:cs="Times New Roman"/>
@@ -6774,9 +6892,15 @@
                 <w:szCs w:val="24"/>
                 <w:shd w:val="clear" w:color="auto" w:fill="FFFFFF"/>
               </w:rPr>
-              <w:t xml:space="preserve"> номер операции на</w:t>
-            </w:r>
-          </w:p>
+              <w:t>диаграмме</w:t>
+            </w:r>
+          </w:p>
+        </w:tc>
+        <w:tc>
+          <w:tcPr>
+            <w:tcW w:w="2027" w:type="dxa"/>
+            <w:vAlign w:val="center"/>
+          </w:tcPr>
           <w:p>
             <w:pPr>
               <w:tabs>
@@ -6787,6 +6911,7 @@
               <w:rPr>
                 <w:rFonts w:cs="Times New Roman"/>
                 <w:szCs w:val="24"/>
+                <w:lang w:val="en-US"/>
               </w:rPr>
             </w:pPr>
             <w:r>
@@ -6798,13 +6923,13 @@
                 <w:szCs w:val="24"/>
                 <w:shd w:val="clear" w:color="auto" w:fill="FFFFFF"/>
               </w:rPr>
-              <w:t>диаграмме</w:t>
-            </w:r>
-          </w:p>
-        </w:tc>
-        <w:tc>
-          <w:tcPr>
-            <w:tcW w:w="2027" w:type="dxa"/>
+              <w:t>Операция</w:t>
+            </w:r>
+          </w:p>
+        </w:tc>
+        <w:tc>
+          <w:tcPr>
+            <w:tcW w:w="1421" w:type="dxa"/>
             <w:vAlign w:val="center"/>
           </w:tcPr>
           <w:p>
@@ -6817,6 +6942,32 @@
               <w:rPr>
                 <w:rFonts w:cs="Times New Roman"/>
                 <w:szCs w:val="24"/>
+              </w:rPr>
+            </w:pPr>
+            <w:r>
+              <w:rPr>
+                <w:rFonts w:cs="Times New Roman"/>
+                <w:szCs w:val="24"/>
+              </w:rPr>
+              <w:t>Исполнитель</w:t>
+            </w:r>
+          </w:p>
+        </w:tc>
+        <w:tc>
+          <w:tcPr>
+            <w:tcW w:w="1559" w:type="dxa"/>
+            <w:vAlign w:val="center"/>
+          </w:tcPr>
+          <w:p>
+            <w:pPr>
+              <w:tabs>
+                <w:tab w:val="left" w:pos="9360"/>
+              </w:tabs>
+              <w:spacing w:line="360" w:lineRule="auto"/>
+              <w:jc w:val="center"/>
+              <w:rPr>
+                <w:rFonts w:cs="Times New Roman"/>
+                <w:szCs w:val="24"/>
                 <w:lang w:val="en-US"/>
               </w:rPr>
             </w:pPr>
@@ -6829,15 +6980,81 @@
                 <w:szCs w:val="24"/>
                 <w:shd w:val="clear" w:color="auto" w:fill="FFFFFF"/>
               </w:rPr>
-              <w:t>Операция</w:t>
-            </w:r>
-          </w:p>
-        </w:tc>
-        <w:tc>
-          <w:tcPr>
-            <w:tcW w:w="1421" w:type="dxa"/>
+              <w:t>Как часто</w:t>
+            </w:r>
+          </w:p>
+        </w:tc>
+        <w:tc>
+          <w:tcPr>
+            <w:tcW w:w="1701" w:type="dxa"/>
             <w:vAlign w:val="center"/>
           </w:tcPr>
+          <w:p>
+            <w:pPr>
+              <w:widowControl w:val="0"/>
+              <w:jc w:val="center"/>
+              <w:rPr>
+                <w:rFonts w:eastAsia="Times New Roman" w:cs="Times New Roman"/>
+                <w:spacing w:val="5"/>
+                <w:szCs w:val="24"/>
+              </w:rPr>
+            </w:pPr>
+            <w:r>
+              <w:rPr>
+                <w:rFonts w:eastAsia="Times New Roman" w:cs="Times New Roman"/>
+                <w:bCs/>
+                <w:color w:val="000000"/>
+                <w:spacing w:val="5"/>
+                <w:szCs w:val="24"/>
+                <w:shd w:val="clear" w:color="auto" w:fill="FFFFFF"/>
+              </w:rPr>
+              <w:t>Входящие</w:t>
+            </w:r>
+          </w:p>
+          <w:p>
+            <w:pPr>
+              <w:widowControl w:val="0"/>
+              <w:jc w:val="center"/>
+              <w:rPr>
+                <w:rFonts w:eastAsia="Times New Roman" w:cs="Times New Roman"/>
+                <w:spacing w:val="5"/>
+                <w:szCs w:val="24"/>
+              </w:rPr>
+            </w:pPr>
+            <w:r>
+              <w:rPr>
+                <w:rFonts w:eastAsia="Times New Roman" w:cs="Times New Roman"/>
+                <w:bCs/>
+                <w:color w:val="000000"/>
+                <w:spacing w:val="5"/>
+                <w:szCs w:val="24"/>
+                <w:shd w:val="clear" w:color="auto" w:fill="FFFFFF"/>
+              </w:rPr>
+              <w:t>документы</w:t>
+            </w:r>
+          </w:p>
+          <w:p>
+            <w:pPr>
+              <w:widowControl w:val="0"/>
+              <w:jc w:val="center"/>
+              <w:rPr>
+                <w:rFonts w:eastAsia="Times New Roman" w:cs="Times New Roman"/>
+                <w:spacing w:val="5"/>
+                <w:szCs w:val="24"/>
+              </w:rPr>
+            </w:pPr>
+            <w:r>
+              <w:rPr>
+                <w:rFonts w:eastAsia="Times New Roman" w:cs="Times New Roman"/>
+                <w:bCs/>
+                <w:color w:val="000000"/>
+                <w:spacing w:val="5"/>
+                <w:szCs w:val="24"/>
+                <w:shd w:val="clear" w:color="auto" w:fill="FFFFFF"/>
+              </w:rPr>
+              <w:t>(документы-</w:t>
+            </w:r>
+          </w:p>
           <w:p>
             <w:pPr>
               <w:tabs>
@@ -6848,22 +7065,106 @@
               <w:rPr>
                 <w:rFonts w:cs="Times New Roman"/>
                 <w:szCs w:val="24"/>
-              </w:rPr>
-            </w:pPr>
-            <w:r>
-              <w:rPr>
-                <w:rFonts w:cs="Times New Roman"/>
-                <w:szCs w:val="24"/>
-              </w:rPr>
-              <w:t>Исполнитель</w:t>
-            </w:r>
-          </w:p>
-        </w:tc>
-        <w:tc>
-          <w:tcPr>
-            <w:tcW w:w="1559" w:type="dxa"/>
+                <w:lang w:val="en-US"/>
+              </w:rPr>
+            </w:pPr>
+            <w:r>
+              <w:rPr>
+                <w:rFonts w:eastAsia="Times New Roman" w:cs="Times New Roman"/>
+                <w:bCs/>
+                <w:color w:val="000000"/>
+                <w:spacing w:val="5"/>
+                <w:szCs w:val="24"/>
+                <w:shd w:val="clear" w:color="auto" w:fill="FFFFFF"/>
+              </w:rPr>
+              <w:t>основания)</w:t>
+            </w:r>
+          </w:p>
+        </w:tc>
+        <w:tc>
+          <w:tcPr>
+            <w:tcW w:w="1701" w:type="dxa"/>
             <w:vAlign w:val="center"/>
           </w:tcPr>
+          <w:p>
+            <w:pPr>
+              <w:widowControl w:val="0"/>
+              <w:jc w:val="center"/>
+              <w:rPr>
+                <w:rFonts w:eastAsia="Times New Roman" w:cs="Times New Roman"/>
+                <w:spacing w:val="5"/>
+                <w:szCs w:val="24"/>
+              </w:rPr>
+            </w:pPr>
+            <w:r>
+              <w:rPr>
+                <w:rFonts w:eastAsia="Times New Roman" w:cs="Times New Roman"/>
+                <w:bCs/>
+                <w:color w:val="000000"/>
+                <w:spacing w:val="5"/>
+                <w:szCs w:val="24"/>
+                <w:shd w:val="clear" w:color="auto" w:fill="FFFFFF"/>
+              </w:rPr>
+              <w:t>Исходящий</w:t>
+            </w:r>
+          </w:p>
+          <w:p>
+            <w:pPr>
+              <w:widowControl w:val="0"/>
+              <w:ind w:left="140"/>
+              <w:jc w:val="center"/>
+              <w:rPr>
+                <w:rFonts w:eastAsia="Times New Roman" w:cs="Times New Roman"/>
+                <w:spacing w:val="5"/>
+                <w:szCs w:val="24"/>
+              </w:rPr>
+            </w:pPr>
+            <w:r>
+              <w:rPr>
+                <w:rFonts w:eastAsia="Times New Roman" w:cs="Times New Roman"/>
+                <w:bCs/>
+                <w:color w:val="000000"/>
+                <w:spacing w:val="5"/>
+                <w:szCs w:val="24"/>
+                <w:shd w:val="clear" w:color="auto" w:fill="FFFFFF"/>
+              </w:rPr>
+              <w:t>документ</w:t>
+            </w:r>
+          </w:p>
+          <w:p>
+            <w:pPr>
+              <w:widowControl w:val="0"/>
+              <w:jc w:val="center"/>
+              <w:rPr>
+                <w:rFonts w:eastAsia="Times New Roman" w:cs="Times New Roman"/>
+                <w:spacing w:val="5"/>
+                <w:szCs w:val="24"/>
+              </w:rPr>
+            </w:pPr>
+            <w:r>
+              <w:rPr>
+                <w:rFonts w:eastAsia="Times New Roman" w:cs="Times New Roman"/>
+                <w:bCs/>
+                <w:color w:val="000000"/>
+                <w:spacing w:val="5"/>
+                <w:szCs w:val="24"/>
+                <w:shd w:val="clear" w:color="auto" w:fill="FFFFFF"/>
+              </w:rPr>
+              <w:t>(составляе</w:t>
+            </w:r>
+            <w:r>
+              <w:rPr>
+                <w:rFonts w:eastAsia="Times New Roman" w:cs="Times New Roman"/>
+                <w:bCs/>
+                <w:color w:val="000000"/>
+                <w:spacing w:val="5"/>
+                <w:szCs w:val="24"/>
+                <w:shd w:val="clear" w:color="auto" w:fill="FFFFFF"/>
+              </w:rPr>
+              <w:softHyphen/>
+              <w:t>мый</w:t>
+            </w:r>
+          </w:p>
           <w:p>
             <w:pPr>
               <w:tabs>
@@ -6886,18 +7187,19 @@
                 <w:szCs w:val="24"/>
                 <w:shd w:val="clear" w:color="auto" w:fill="FFFFFF"/>
               </w:rPr>
-              <w:t>Как часто</w:t>
-            </w:r>
-          </w:p>
-        </w:tc>
-        <w:tc>
-          <w:tcPr>
-            <w:tcW w:w="1701" w:type="dxa"/>
+              <w:t>документ)</w:t>
+            </w:r>
+          </w:p>
+        </w:tc>
+        <w:tc>
+          <w:tcPr>
+            <w:tcW w:w="1560" w:type="dxa"/>
             <w:vAlign w:val="center"/>
           </w:tcPr>
           <w:p>
             <w:pPr>
               <w:widowControl w:val="0"/>
+              <w:ind w:left="-17" w:firstLine="17"/>
               <w:jc w:val="center"/>
               <w:rPr>
                 <w:rFonts w:eastAsia="Times New Roman" w:cs="Times New Roman"/>
@@ -6914,7 +7216,7 @@
                 <w:szCs w:val="24"/>
                 <w:shd w:val="clear" w:color="auto" w:fill="FFFFFF"/>
               </w:rPr>
-              <w:t>Входящие</w:t>
+              <w:t>Проводка</w:t>
             </w:r>
           </w:p>
           <w:p>
@@ -6936,7 +7238,7 @@
                 <w:szCs w:val="24"/>
                 <w:shd w:val="clear" w:color="auto" w:fill="FFFFFF"/>
               </w:rPr>
-              <w:t>документы</w:t>
+              <w:t>(дебет,</w:t>
             </w:r>
           </w:p>
           <w:p>
@@ -6958,7 +7260,30 @@
                 <w:szCs w:val="24"/>
                 <w:shd w:val="clear" w:color="auto" w:fill="FFFFFF"/>
               </w:rPr>
-              <w:t>(документы-</w:t>
+              <w:t>кредит,</w:t>
+            </w:r>
+          </w:p>
+          <w:p>
+            <w:pPr>
+              <w:widowControl w:val="0"/>
+              <w:ind w:left="140"/>
+              <w:jc w:val="center"/>
+              <w:rPr>
+                <w:rFonts w:eastAsia="Times New Roman" w:cs="Times New Roman"/>
+                <w:spacing w:val="5"/>
+                <w:szCs w:val="24"/>
+              </w:rPr>
+            </w:pPr>
+            <w:r>
+              <w:rPr>
+                <w:rFonts w:eastAsia="Times New Roman" w:cs="Times New Roman"/>
+                <w:bCs/>
+                <w:color w:val="000000"/>
+                <w:spacing w:val="5"/>
+                <w:szCs w:val="24"/>
+                <w:shd w:val="clear" w:color="auto" w:fill="FFFFFF"/>
+              </w:rPr>
+              <w:t>сумма,</w:t>
             </w:r>
           </w:p>
           <w:p>
@@ -6971,7 +7296,6 @@
               <w:rPr>
                 <w:rFonts w:cs="Times New Roman"/>
                 <w:szCs w:val="24"/>
-                <w:lang w:val="en-US"/>
               </w:rPr>
             </w:pPr>
             <w:r>
@@ -6983,94 +7307,16 @@
                 <w:szCs w:val="24"/>
                 <w:shd w:val="clear" w:color="auto" w:fill="FFFFFF"/>
               </w:rPr>
-              <w:t>основания)</w:t>
-            </w:r>
-          </w:p>
-        </w:tc>
-        <w:tc>
-          <w:tcPr>
-            <w:tcW w:w="1701" w:type="dxa"/>
-            <w:vAlign w:val="center"/>
-          </w:tcPr>
-          <w:p>
-            <w:pPr>
-              <w:widowControl w:val="0"/>
-              <w:jc w:val="center"/>
-              <w:rPr>
-                <w:rFonts w:eastAsia="Times New Roman" w:cs="Times New Roman"/>
-                <w:spacing w:val="5"/>
-                <w:szCs w:val="24"/>
-              </w:rPr>
-            </w:pPr>
-            <w:r>
-              <w:rPr>
-                <w:rFonts w:eastAsia="Times New Roman" w:cs="Times New Roman"/>
-                <w:bCs/>
-                <w:color w:val="000000"/>
-                <w:spacing w:val="5"/>
-                <w:szCs w:val="24"/>
-                <w:shd w:val="clear" w:color="auto" w:fill="FFFFFF"/>
-              </w:rPr>
-              <w:t>Исходящий</w:t>
-            </w:r>
-          </w:p>
-          <w:p>
-            <w:pPr>
-              <w:widowControl w:val="0"/>
-              <w:ind w:left="140"/>
-              <w:jc w:val="center"/>
-              <w:rPr>
-                <w:rFonts w:eastAsia="Times New Roman" w:cs="Times New Roman"/>
-                <w:spacing w:val="5"/>
-                <w:szCs w:val="24"/>
-              </w:rPr>
-            </w:pPr>
-            <w:r>
-              <w:rPr>
-                <w:rFonts w:eastAsia="Times New Roman" w:cs="Times New Roman"/>
-                <w:bCs/>
-                <w:color w:val="000000"/>
-                <w:spacing w:val="5"/>
-                <w:szCs w:val="24"/>
-                <w:shd w:val="clear" w:color="auto" w:fill="FFFFFF"/>
-              </w:rPr>
-              <w:t>документ</w:t>
-            </w:r>
-          </w:p>
-          <w:p>
-            <w:pPr>
-              <w:widowControl w:val="0"/>
-              <w:jc w:val="center"/>
-              <w:rPr>
-                <w:rFonts w:eastAsia="Times New Roman" w:cs="Times New Roman"/>
-                <w:spacing w:val="5"/>
-                <w:szCs w:val="24"/>
-              </w:rPr>
-            </w:pPr>
-            <w:r>
-              <w:rPr>
-                <w:rFonts w:eastAsia="Times New Roman" w:cs="Times New Roman"/>
-                <w:bCs/>
-                <w:color w:val="000000"/>
-                <w:spacing w:val="5"/>
-                <w:szCs w:val="24"/>
-                <w:shd w:val="clear" w:color="auto" w:fill="FFFFFF"/>
-              </w:rPr>
-              <w:t>(составляе</w:t>
-            </w:r>
-            <w:r>
-              <w:rPr>
-                <w:rFonts w:eastAsia="Times New Roman" w:cs="Times New Roman"/>
-                <w:bCs/>
-                <w:color w:val="000000"/>
-                <w:spacing w:val="5"/>
-                <w:szCs w:val="24"/>
-                <w:shd w:val="clear" w:color="auto" w:fill="FFFFFF"/>
-              </w:rPr>
-              <w:softHyphen/>
-              <w:t>мый</w:t>
-            </w:r>
-          </w:p>
+              <w:t>аналитика)</w:t>
+            </w:r>
+          </w:p>
+        </w:tc>
+      </w:tr>
+      <w:tr>
+        <w:tc>
+          <w:tcPr>
+            <w:tcW w:w="1656" w:type="dxa"/>
+          </w:tcPr>
           <w:p>
             <w:pPr>
               <w:tabs>
@@ -7081,117 +7327,21 @@
               <w:rPr>
                 <w:rFonts w:cs="Times New Roman"/>
                 <w:szCs w:val="24"/>
-                <w:lang w:val="en-US"/>
-              </w:rPr>
-            </w:pPr>
-            <w:r>
-              <w:rPr>
-                <w:rFonts w:eastAsia="Times New Roman" w:cs="Times New Roman"/>
-                <w:bCs/>
-                <w:color w:val="000000"/>
-                <w:spacing w:val="5"/>
-                <w:szCs w:val="24"/>
-                <w:shd w:val="clear" w:color="auto" w:fill="FFFFFF"/>
-              </w:rPr>
-              <w:t>документ)</w:t>
-            </w:r>
-          </w:p>
-        </w:tc>
-        <w:tc>
-          <w:tcPr>
-            <w:tcW w:w="1560" w:type="dxa"/>
-            <w:vAlign w:val="center"/>
-          </w:tcPr>
-          <w:p>
-            <w:pPr>
-              <w:widowControl w:val="0"/>
-              <w:ind w:left="-17" w:firstLine="17"/>
-              <w:jc w:val="center"/>
-              <w:rPr>
-                <w:rFonts w:eastAsia="Times New Roman" w:cs="Times New Roman"/>
-                <w:spacing w:val="5"/>
-                <w:szCs w:val="24"/>
-              </w:rPr>
-            </w:pPr>
-            <w:r>
-              <w:rPr>
-                <w:rFonts w:eastAsia="Times New Roman" w:cs="Times New Roman"/>
-                <w:bCs/>
-                <w:color w:val="000000"/>
-                <w:spacing w:val="5"/>
-                <w:szCs w:val="24"/>
-                <w:shd w:val="clear" w:color="auto" w:fill="FFFFFF"/>
-              </w:rPr>
-              <w:t>Проводка</w:t>
-            </w:r>
-          </w:p>
-          <w:p>
-            <w:pPr>
-              <w:widowControl w:val="0"/>
-              <w:jc w:val="center"/>
-              <w:rPr>
-                <w:rFonts w:eastAsia="Times New Roman" w:cs="Times New Roman"/>
-                <w:spacing w:val="5"/>
-                <w:szCs w:val="24"/>
-              </w:rPr>
-            </w:pPr>
-            <w:r>
-              <w:rPr>
-                <w:rFonts w:eastAsia="Times New Roman" w:cs="Times New Roman"/>
-                <w:bCs/>
-                <w:color w:val="000000"/>
-                <w:spacing w:val="5"/>
-                <w:szCs w:val="24"/>
-                <w:shd w:val="clear" w:color="auto" w:fill="FFFFFF"/>
-              </w:rPr>
-              <w:t>(дебет,</w:t>
-            </w:r>
-          </w:p>
-          <w:p>
-            <w:pPr>
-              <w:widowControl w:val="0"/>
-              <w:jc w:val="center"/>
-              <w:rPr>
-                <w:rFonts w:eastAsia="Times New Roman" w:cs="Times New Roman"/>
-                <w:spacing w:val="5"/>
-                <w:szCs w:val="24"/>
-              </w:rPr>
-            </w:pPr>
-            <w:r>
-              <w:rPr>
-                <w:rFonts w:eastAsia="Times New Roman" w:cs="Times New Roman"/>
-                <w:bCs/>
-                <w:color w:val="000000"/>
-                <w:spacing w:val="5"/>
-                <w:szCs w:val="24"/>
-                <w:shd w:val="clear" w:color="auto" w:fill="FFFFFF"/>
-              </w:rPr>
-              <w:t>кредит,</w:t>
-            </w:r>
-          </w:p>
-          <w:p>
-            <w:pPr>
-              <w:widowControl w:val="0"/>
-              <w:ind w:left="140"/>
-              <w:jc w:val="center"/>
-              <w:rPr>
-                <w:rFonts w:eastAsia="Times New Roman" w:cs="Times New Roman"/>
-                <w:spacing w:val="5"/>
-                <w:szCs w:val="24"/>
-              </w:rPr>
-            </w:pPr>
-            <w:r>
-              <w:rPr>
-                <w:rFonts w:eastAsia="Times New Roman" w:cs="Times New Roman"/>
-                <w:bCs/>
-                <w:color w:val="000000"/>
-                <w:spacing w:val="5"/>
-                <w:szCs w:val="24"/>
-                <w:shd w:val="clear" w:color="auto" w:fill="FFFFFF"/>
-              </w:rPr>
-              <w:t>сумма,</w:t>
-            </w:r>
-          </w:p>
+              </w:rPr>
+            </w:pPr>
+            <w:r>
+              <w:rPr>
+                <w:rFonts w:cs="Times New Roman"/>
+                <w:szCs w:val="24"/>
+              </w:rPr>
+              <w:t>1</w:t>
+            </w:r>
+          </w:p>
+        </w:tc>
+        <w:tc>
+          <w:tcPr>
+            <w:tcW w:w="2027" w:type="dxa"/>
+          </w:tcPr>
           <w:p>
             <w:pPr>
               <w:tabs>
@@ -7206,22 +7356,16 @@
             </w:pPr>
             <w:r>
               <w:rPr>
-                <w:rFonts w:eastAsia="Times New Roman" w:cs="Times New Roman"/>
-                <w:bCs/>
-                <w:color w:val="000000"/>
-                <w:spacing w:val="5"/>
-                <w:szCs w:val="24"/>
-                <w:shd w:val="clear" w:color="auto" w:fill="FFFFFF"/>
-              </w:rPr>
-              <w:t>аналитика)</w:t>
-            </w:r>
-          </w:p>
-        </w:tc>
-      </w:tr>
-      <w:tr>
-        <w:tc>
-          <w:tcPr>
-            <w:tcW w:w="1656" w:type="dxa"/>
+                <w:rFonts w:cs="Times New Roman"/>
+                <w:szCs w:val="24"/>
+              </w:rPr>
+              <w:t>2</w:t>
+            </w:r>
+          </w:p>
+        </w:tc>
+        <w:tc>
+          <w:tcPr>
+            <w:tcW w:w="1421" w:type="dxa"/>
           </w:tcPr>
           <w:p>
             <w:pPr>
@@ -7240,13 +7384,13 @@
                 <w:rFonts w:cs="Times New Roman"/>
                 <w:szCs w:val="24"/>
               </w:rPr>
-              <w:t>1</w:t>
-            </w:r>
-          </w:p>
-        </w:tc>
-        <w:tc>
-          <w:tcPr>
-            <w:tcW w:w="2027" w:type="dxa"/>
+              <w:t>3</w:t>
+            </w:r>
+          </w:p>
+        </w:tc>
+        <w:tc>
+          <w:tcPr>
+            <w:tcW w:w="1559" w:type="dxa"/>
           </w:tcPr>
           <w:p>
             <w:pPr>
@@ -7265,13 +7409,13 @@
                 <w:rFonts w:cs="Times New Roman"/>
                 <w:szCs w:val="24"/>
               </w:rPr>
-              <w:t>2</w:t>
-            </w:r>
-          </w:p>
-        </w:tc>
-        <w:tc>
-          <w:tcPr>
-            <w:tcW w:w="1421" w:type="dxa"/>
+              <w:t>4</w:t>
+            </w:r>
+          </w:p>
+        </w:tc>
+        <w:tc>
+          <w:tcPr>
+            <w:tcW w:w="1701" w:type="dxa"/>
           </w:tcPr>
           <w:p>
             <w:pPr>
@@ -7290,13 +7434,13 @@
                 <w:rFonts w:cs="Times New Roman"/>
                 <w:szCs w:val="24"/>
               </w:rPr>
-              <w:t>3</w:t>
-            </w:r>
-          </w:p>
-        </w:tc>
-        <w:tc>
-          <w:tcPr>
-            <w:tcW w:w="1559" w:type="dxa"/>
+              <w:t>5</w:t>
+            </w:r>
+          </w:p>
+        </w:tc>
+        <w:tc>
+          <w:tcPr>
+            <w:tcW w:w="1701" w:type="dxa"/>
           </w:tcPr>
           <w:p>
             <w:pPr>
@@ -7315,13 +7459,13 @@
                 <w:rFonts w:cs="Times New Roman"/>
                 <w:szCs w:val="24"/>
               </w:rPr>
-              <w:t>4</w:t>
-            </w:r>
-          </w:p>
-        </w:tc>
-        <w:tc>
-          <w:tcPr>
-            <w:tcW w:w="1701" w:type="dxa"/>
+              <w:t>6</w:t>
+            </w:r>
+          </w:p>
+        </w:tc>
+        <w:tc>
+          <w:tcPr>
+            <w:tcW w:w="1560" w:type="dxa"/>
           </w:tcPr>
           <w:p>
             <w:pPr>
@@ -7340,13 +7484,15 @@
                 <w:rFonts w:cs="Times New Roman"/>
                 <w:szCs w:val="24"/>
               </w:rPr>
-              <w:t>5</w:t>
-            </w:r>
-          </w:p>
-        </w:tc>
-        <w:tc>
-          <w:tcPr>
-            <w:tcW w:w="1701" w:type="dxa"/>
+              <w:t>7</w:t>
+            </w:r>
+          </w:p>
+        </w:tc>
+      </w:tr>
+      <w:tr>
+        <w:tc>
+          <w:tcPr>
+            <w:tcW w:w="1656" w:type="dxa"/>
           </w:tcPr>
           <w:p>
             <w:pPr>
@@ -7354,24 +7500,25 @@
                 <w:tab w:val="left" w:pos="9360"/>
               </w:tabs>
               <w:spacing w:line="360" w:lineRule="auto"/>
-              <w:jc w:val="center"/>
-              <w:rPr>
-                <w:rFonts w:cs="Times New Roman"/>
-                <w:szCs w:val="24"/>
-              </w:rPr>
-            </w:pPr>
-            <w:r>
-              <w:rPr>
-                <w:rFonts w:cs="Times New Roman"/>
-                <w:szCs w:val="24"/>
-              </w:rPr>
-              <w:t>6</w:t>
-            </w:r>
-          </w:p>
-        </w:tc>
-        <w:tc>
-          <w:tcPr>
-            <w:tcW w:w="1560" w:type="dxa"/>
+              <w:rPr>
+                <w:rFonts w:cs="Times New Roman"/>
+                <w:szCs w:val="24"/>
+                <w:lang w:val="en-US"/>
+              </w:rPr>
+            </w:pPr>
+            <w:r>
+              <w:rPr>
+                <w:rFonts w:cs="Times New Roman"/>
+                <w:szCs w:val="24"/>
+                <w:lang w:val="en-US"/>
+              </w:rPr>
+              <w:t>Обр_Комп_1</w:t>
+            </w:r>
+          </w:p>
+        </w:tc>
+        <w:tc>
+          <w:tcPr>
+            <w:tcW w:w="2027" w:type="dxa"/>
           </w:tcPr>
           <w:p>
             <w:pPr>
@@ -7379,26 +7526,25 @@
                 <w:tab w:val="left" w:pos="9360"/>
               </w:tabs>
               <w:spacing w:line="360" w:lineRule="auto"/>
-              <w:jc w:val="center"/>
-              <w:rPr>
-                <w:rFonts w:cs="Times New Roman"/>
-                <w:szCs w:val="24"/>
-              </w:rPr>
-            </w:pPr>
-            <w:r>
-              <w:rPr>
-                <w:rFonts w:cs="Times New Roman"/>
-                <w:szCs w:val="24"/>
-              </w:rPr>
-              <w:t>7</w:t>
-            </w:r>
-          </w:p>
-        </w:tc>
-      </w:tr>
-      <w:tr>
-        <w:tc>
-          <w:tcPr>
-            <w:tcW w:w="1656" w:type="dxa"/>
+              <w:rPr>
+                <w:rFonts w:cs="Times New Roman"/>
+                <w:szCs w:val="24"/>
+                <w:lang w:val="en-US"/>
+              </w:rPr>
+            </w:pPr>
+            <w:r>
+              <w:rPr>
+                <w:rFonts w:cs="Times New Roman"/>
+                <w:szCs w:val="24"/>
+                <w:lang w:val="en-US"/>
+              </w:rPr>
+              <w:t>1. Получение заказа клиента</w:t>
+            </w:r>
+          </w:p>
+        </w:tc>
+        <w:tc>
+          <w:tcPr>
+            <w:tcW w:w="1421" w:type="dxa"/>
           </w:tcPr>
           <w:p>
             <w:pPr>
@@ -7409,22 +7555,20 @@
               <w:rPr>
                 <w:rFonts w:cs="Times New Roman"/>
                 <w:szCs w:val="24"/>
-                <w:lang w:val="en-US"/>
-              </w:rPr>
-            </w:pPr>
-            <w:r>
-              <w:rPr>
-                <w:rFonts w:cs="Times New Roman"/>
-                <w:szCs w:val="24"/>
-                <w:lang w:val="en-US"/>
-              </w:rPr>
-              <w:t>Обр_Комп_1</w:t>
-            </w:r>
-          </w:p>
-        </w:tc>
-        <w:tc>
-          <w:tcPr>
-            <w:tcW w:w="2027" w:type="dxa"/>
+              </w:rPr>
+            </w:pPr>
+            <w:r>
+              <w:rPr>
+                <w:rFonts w:cs="Times New Roman"/>
+                <w:szCs w:val="24"/>
+              </w:rPr>
+              <w:t>Менеджер по работе с клиентами</w:t>
+            </w:r>
+          </w:p>
+        </w:tc>
+        <w:tc>
+          <w:tcPr>
+            <w:tcW w:w="1559" w:type="dxa"/>
           </w:tcPr>
           <w:p>
             <w:pPr>
@@ -7435,68 +7579,20 @@
               <w:rPr>
                 <w:rFonts w:cs="Times New Roman"/>
                 <w:szCs w:val="24"/>
-                <w:lang w:val="en-US"/>
-              </w:rPr>
-            </w:pPr>
-            <w:r>
-              <w:rPr>
-                <w:rFonts w:cs="Times New Roman"/>
-                <w:szCs w:val="24"/>
-                <w:lang w:val="en-US"/>
-              </w:rPr>
-              <w:t xml:space="preserve">1. </w:t>
-            </w:r>
-            <w:proofErr w:type="spellStart"/>
-            <w:r>
-              <w:rPr>
-                <w:rFonts w:cs="Times New Roman"/>
-                <w:szCs w:val="24"/>
-                <w:lang w:val="en-US"/>
-              </w:rPr>
-              <w:t>Получение</w:t>
-            </w:r>
-            <w:proofErr w:type="spellEnd"/>
-            <w:r>
-              <w:rPr>
-                <w:rFonts w:cs="Times New Roman"/>
-                <w:szCs w:val="24"/>
-                <w:lang w:val="en-US"/>
-              </w:rPr>
-              <w:t xml:space="preserve"> </w:t>
-            </w:r>
-            <w:proofErr w:type="spellStart"/>
-            <w:r>
-              <w:rPr>
-                <w:rFonts w:cs="Times New Roman"/>
-                <w:szCs w:val="24"/>
-                <w:lang w:val="en-US"/>
-              </w:rPr>
-              <w:t>заказа</w:t>
-            </w:r>
-            <w:proofErr w:type="spellEnd"/>
-            <w:r>
-              <w:rPr>
-                <w:rFonts w:cs="Times New Roman"/>
-                <w:szCs w:val="24"/>
-                <w:lang w:val="en-US"/>
-              </w:rPr>
-              <w:t xml:space="preserve"> </w:t>
-            </w:r>
-            <w:proofErr w:type="spellStart"/>
-            <w:r>
-              <w:rPr>
-                <w:rFonts w:cs="Times New Roman"/>
-                <w:szCs w:val="24"/>
-                <w:lang w:val="en-US"/>
-              </w:rPr>
-              <w:t>клиента</w:t>
-            </w:r>
-            <w:proofErr w:type="spellEnd"/>
-          </w:p>
-        </w:tc>
-        <w:tc>
-          <w:tcPr>
-            <w:tcW w:w="1421" w:type="dxa"/>
+              </w:rPr>
+            </w:pPr>
+            <w:r>
+              <w:rPr>
+                <w:rFonts w:cs="Times New Roman"/>
+                <w:szCs w:val="24"/>
+              </w:rPr>
+              <w:t>Ежедневно</w:t>
+            </w:r>
+          </w:p>
+        </w:tc>
+        <w:tc>
+          <w:tcPr>
+            <w:tcW w:w="1701" w:type="dxa"/>
           </w:tcPr>
           <w:p>
             <w:pPr>
@@ -7514,13 +7610,13 @@
                 <w:rFonts w:cs="Times New Roman"/>
                 <w:szCs w:val="24"/>
               </w:rPr>
-              <w:t>Менеджер по работе с клиентами</w:t>
-            </w:r>
-          </w:p>
-        </w:tc>
-        <w:tc>
-          <w:tcPr>
-            <w:tcW w:w="1559" w:type="dxa"/>
+              <w:t>Нет</w:t>
+            </w:r>
+          </w:p>
+        </w:tc>
+        <w:tc>
+          <w:tcPr>
+            <w:tcW w:w="1701" w:type="dxa"/>
           </w:tcPr>
           <w:p>
             <w:pPr>
@@ -7538,13 +7634,13 @@
                 <w:rFonts w:cs="Times New Roman"/>
                 <w:szCs w:val="24"/>
               </w:rPr>
-              <w:t>Ежедневно</w:t>
-            </w:r>
-          </w:p>
-        </w:tc>
-        <w:tc>
-          <w:tcPr>
-            <w:tcW w:w="1701" w:type="dxa"/>
+              <w:t>Заказ клиента</w:t>
+            </w:r>
+          </w:p>
+        </w:tc>
+        <w:tc>
+          <w:tcPr>
+            <w:tcW w:w="1560" w:type="dxa"/>
           </w:tcPr>
           <w:p>
             <w:pPr>
@@ -7566,9 +7662,11 @@
             </w:r>
           </w:p>
         </w:tc>
-        <w:tc>
-          <w:tcPr>
-            <w:tcW w:w="1701" w:type="dxa"/>
+      </w:tr>
+      <w:tr>
+        <w:tc>
+          <w:tcPr>
+            <w:tcW w:w="1656" w:type="dxa"/>
           </w:tcPr>
           <w:p>
             <w:pPr>
@@ -7579,20 +7677,22 @@
               <w:rPr>
                 <w:rFonts w:cs="Times New Roman"/>
                 <w:szCs w:val="24"/>
-              </w:rPr>
-            </w:pPr>
-            <w:r>
-              <w:rPr>
-                <w:rFonts w:cs="Times New Roman"/>
-                <w:szCs w:val="24"/>
-              </w:rPr>
-              <w:t>Заказ клиента</w:t>
-            </w:r>
-          </w:p>
-        </w:tc>
-        <w:tc>
-          <w:tcPr>
-            <w:tcW w:w="1560" w:type="dxa"/>
+                <w:lang w:val="en-US"/>
+              </w:rPr>
+            </w:pPr>
+            <w:r>
+              <w:rPr>
+                <w:rFonts w:cs="Times New Roman"/>
+                <w:szCs w:val="24"/>
+                <w:lang w:val="en-US"/>
+              </w:rPr>
+              <w:t>Обр_Комп_2</w:t>
+            </w:r>
+          </w:p>
+        </w:tc>
+        <w:tc>
+          <w:tcPr>
+            <w:tcW w:w="2027" w:type="dxa"/>
           </w:tcPr>
           <w:p>
             <w:pPr>
@@ -7610,15 +7710,13 @@
                 <w:rFonts w:cs="Times New Roman"/>
                 <w:szCs w:val="24"/>
               </w:rPr>
-              <w:t>Нет</w:t>
-            </w:r>
-          </w:p>
-        </w:tc>
-      </w:tr>
-      <w:tr>
-        <w:tc>
-          <w:tcPr>
-            <w:tcW w:w="1656" w:type="dxa"/>
+              <w:t>2. Запрос данных об остатках на складе</w:t>
+            </w:r>
+          </w:p>
+        </w:tc>
+        <w:tc>
+          <w:tcPr>
+            <w:tcW w:w="1421" w:type="dxa"/>
           </w:tcPr>
           <w:p>
             <w:pPr>
@@ -7629,22 +7727,20 @@
               <w:rPr>
                 <w:rFonts w:cs="Times New Roman"/>
                 <w:szCs w:val="24"/>
-                <w:lang w:val="en-US"/>
-              </w:rPr>
-            </w:pPr>
-            <w:r>
-              <w:rPr>
-                <w:rFonts w:cs="Times New Roman"/>
-                <w:szCs w:val="24"/>
-                <w:lang w:val="en-US"/>
-              </w:rPr>
-              <w:t>Обр_Комп_2</w:t>
-            </w:r>
-          </w:p>
-        </w:tc>
-        <w:tc>
-          <w:tcPr>
-            <w:tcW w:w="2027" w:type="dxa"/>
+              </w:rPr>
+            </w:pPr>
+            <w:r>
+              <w:rPr>
+                <w:rFonts w:cs="Times New Roman"/>
+                <w:szCs w:val="24"/>
+              </w:rPr>
+              <w:t>Менеджер по работе с клиентами</w:t>
+            </w:r>
+          </w:p>
+        </w:tc>
+        <w:tc>
+          <w:tcPr>
+            <w:tcW w:w="1559" w:type="dxa"/>
           </w:tcPr>
           <w:p>
             <w:pPr>
@@ -7662,13 +7758,13 @@
                 <w:rFonts w:cs="Times New Roman"/>
                 <w:szCs w:val="24"/>
               </w:rPr>
-              <w:t>2. Запрос данных об остатках на складе</w:t>
-            </w:r>
-          </w:p>
-        </w:tc>
-        <w:tc>
-          <w:tcPr>
-            <w:tcW w:w="1421" w:type="dxa"/>
+              <w:t>По мере необходимости</w:t>
+            </w:r>
+          </w:p>
+        </w:tc>
+        <w:tc>
+          <w:tcPr>
+            <w:tcW w:w="1701" w:type="dxa"/>
           </w:tcPr>
           <w:p>
             <w:pPr>
@@ -7686,13 +7782,13 @@
                 <w:rFonts w:cs="Times New Roman"/>
                 <w:szCs w:val="24"/>
               </w:rPr>
-              <w:t>Менеджер по работе с клиентами</w:t>
-            </w:r>
-          </w:p>
-        </w:tc>
-        <w:tc>
-          <w:tcPr>
-            <w:tcW w:w="1559" w:type="dxa"/>
+              <w:t>Заказ клиента</w:t>
+            </w:r>
+          </w:p>
+        </w:tc>
+        <w:tc>
+          <w:tcPr>
+            <w:tcW w:w="1701" w:type="dxa"/>
           </w:tcPr>
           <w:p>
             <w:pPr>
@@ -7710,13 +7806,13 @@
                 <w:rFonts w:cs="Times New Roman"/>
                 <w:szCs w:val="24"/>
               </w:rPr>
-              <w:t>По мере необходимости</w:t>
-            </w:r>
-          </w:p>
-        </w:tc>
-        <w:tc>
-          <w:tcPr>
-            <w:tcW w:w="1701" w:type="dxa"/>
+              <w:t>Данные об остатках</w:t>
+            </w:r>
+          </w:p>
+        </w:tc>
+        <w:tc>
+          <w:tcPr>
+            <w:tcW w:w="1560" w:type="dxa"/>
           </w:tcPr>
           <w:p>
             <w:pPr>
@@ -7734,13 +7830,15 @@
                 <w:rFonts w:cs="Times New Roman"/>
                 <w:szCs w:val="24"/>
               </w:rPr>
-              <w:t>Заказ клиента</w:t>
-            </w:r>
-          </w:p>
-        </w:tc>
-        <w:tc>
-          <w:tcPr>
-            <w:tcW w:w="1701" w:type="dxa"/>
+              <w:t>Нет</w:t>
+            </w:r>
+          </w:p>
+        </w:tc>
+      </w:tr>
+      <w:tr>
+        <w:tc>
+          <w:tcPr>
+            <w:tcW w:w="1656" w:type="dxa"/>
           </w:tcPr>
           <w:p>
             <w:pPr>
@@ -7751,20 +7849,22 @@
               <w:rPr>
                 <w:rFonts w:cs="Times New Roman"/>
                 <w:szCs w:val="24"/>
-              </w:rPr>
-            </w:pPr>
-            <w:r>
-              <w:rPr>
-                <w:rFonts w:cs="Times New Roman"/>
-                <w:szCs w:val="24"/>
-              </w:rPr>
-              <w:t>Данные об остатках</w:t>
-            </w:r>
-          </w:p>
-        </w:tc>
-        <w:tc>
-          <w:tcPr>
-            <w:tcW w:w="1560" w:type="dxa"/>
+                <w:lang w:val="en-US"/>
+              </w:rPr>
+            </w:pPr>
+            <w:r>
+              <w:rPr>
+                <w:rFonts w:cs="Times New Roman"/>
+                <w:szCs w:val="24"/>
+                <w:lang w:val="en-US"/>
+              </w:rPr>
+              <w:t>Обр_Комп_3</w:t>
+            </w:r>
+          </w:p>
+        </w:tc>
+        <w:tc>
+          <w:tcPr>
+            <w:tcW w:w="2027" w:type="dxa"/>
           </w:tcPr>
           <w:p>
             <w:pPr>
@@ -7782,15 +7882,13 @@
                 <w:rFonts w:cs="Times New Roman"/>
                 <w:szCs w:val="24"/>
               </w:rPr>
-              <w:t>Нет</w:t>
-            </w:r>
-          </w:p>
-        </w:tc>
-      </w:tr>
-      <w:tr>
-        <w:tc>
-          <w:tcPr>
-            <w:tcW w:w="1656" w:type="dxa"/>
+              <w:t>3. Согласование сроков и условий заказа</w:t>
+            </w:r>
+          </w:p>
+        </w:tc>
+        <w:tc>
+          <w:tcPr>
+            <w:tcW w:w="1421" w:type="dxa"/>
           </w:tcPr>
           <w:p>
             <w:pPr>
@@ -7801,22 +7899,20 @@
               <w:rPr>
                 <w:rFonts w:cs="Times New Roman"/>
                 <w:szCs w:val="24"/>
-                <w:lang w:val="en-US"/>
-              </w:rPr>
-            </w:pPr>
-            <w:r>
-              <w:rPr>
-                <w:rFonts w:cs="Times New Roman"/>
-                <w:szCs w:val="24"/>
-                <w:lang w:val="en-US"/>
-              </w:rPr>
-              <w:t>Обр_Комп_3</w:t>
-            </w:r>
-          </w:p>
-        </w:tc>
-        <w:tc>
-          <w:tcPr>
-            <w:tcW w:w="2027" w:type="dxa"/>
+              </w:rPr>
+            </w:pPr>
+            <w:r>
+              <w:rPr>
+                <w:rFonts w:cs="Times New Roman"/>
+                <w:szCs w:val="24"/>
+              </w:rPr>
+              <w:t>Менеджер по работе с клиентами</w:t>
+            </w:r>
+          </w:p>
+        </w:tc>
+        <w:tc>
+          <w:tcPr>
+            <w:tcW w:w="1559" w:type="dxa"/>
           </w:tcPr>
           <w:p>
             <w:pPr>
@@ -7834,13 +7930,13 @@
                 <w:rFonts w:cs="Times New Roman"/>
                 <w:szCs w:val="24"/>
               </w:rPr>
-              <w:t>3. Согласование сроков и условий заказа</w:t>
-            </w:r>
-          </w:p>
-        </w:tc>
-        <w:tc>
-          <w:tcPr>
-            <w:tcW w:w="1421" w:type="dxa"/>
+              <w:t>Ежедневно</w:t>
+            </w:r>
+          </w:p>
+        </w:tc>
+        <w:tc>
+          <w:tcPr>
+            <w:tcW w:w="1701" w:type="dxa"/>
           </w:tcPr>
           <w:p>
             <w:pPr>
@@ -7858,13 +7954,13 @@
                 <w:rFonts w:cs="Times New Roman"/>
                 <w:szCs w:val="24"/>
               </w:rPr>
-              <w:t>Менеджер по работе с клиентами</w:t>
-            </w:r>
-          </w:p>
-        </w:tc>
-        <w:tc>
-          <w:tcPr>
-            <w:tcW w:w="1559" w:type="dxa"/>
+              <w:t>Заказ клиента, данные об остатках</w:t>
+            </w:r>
+          </w:p>
+        </w:tc>
+        <w:tc>
+          <w:tcPr>
+            <w:tcW w:w="1701" w:type="dxa"/>
           </w:tcPr>
           <w:p>
             <w:pPr>
@@ -7882,13 +7978,13 @@
                 <w:rFonts w:cs="Times New Roman"/>
                 <w:szCs w:val="24"/>
               </w:rPr>
-              <w:t>Ежедневно</w:t>
-            </w:r>
-          </w:p>
-        </w:tc>
-        <w:tc>
-          <w:tcPr>
-            <w:tcW w:w="1701" w:type="dxa"/>
+              <w:t>Подтверждение заказа</w:t>
+            </w:r>
+          </w:p>
+        </w:tc>
+        <w:tc>
+          <w:tcPr>
+            <w:tcW w:w="1560" w:type="dxa"/>
           </w:tcPr>
           <w:p>
             <w:pPr>
@@ -7906,13 +8002,15 @@
                 <w:rFonts w:cs="Times New Roman"/>
                 <w:szCs w:val="24"/>
               </w:rPr>
-              <w:t>Заказ клиента, данные об остатках</w:t>
-            </w:r>
-          </w:p>
-        </w:tc>
-        <w:tc>
-          <w:tcPr>
-            <w:tcW w:w="1701" w:type="dxa"/>
+              <w:t>Нет</w:t>
+            </w:r>
+          </w:p>
+        </w:tc>
+      </w:tr>
+      <w:tr>
+        <w:tc>
+          <w:tcPr>
+            <w:tcW w:w="1656" w:type="dxa"/>
           </w:tcPr>
           <w:p>
             <w:pPr>
@@ -7923,20 +8021,22 @@
               <w:rPr>
                 <w:rFonts w:cs="Times New Roman"/>
                 <w:szCs w:val="24"/>
-              </w:rPr>
-            </w:pPr>
-            <w:r>
-              <w:rPr>
-                <w:rFonts w:cs="Times New Roman"/>
-                <w:szCs w:val="24"/>
-              </w:rPr>
-              <w:t>Подтверждение заказа</w:t>
-            </w:r>
-          </w:p>
-        </w:tc>
-        <w:tc>
-          <w:tcPr>
-            <w:tcW w:w="1560" w:type="dxa"/>
+                <w:lang w:val="en-US"/>
+              </w:rPr>
+            </w:pPr>
+            <w:r>
+              <w:rPr>
+                <w:rFonts w:cs="Times New Roman"/>
+                <w:szCs w:val="24"/>
+                <w:lang w:val="en-US"/>
+              </w:rPr>
+              <w:t>Обр_Комп_4</w:t>
+            </w:r>
+          </w:p>
+        </w:tc>
+        <w:tc>
+          <w:tcPr>
+            <w:tcW w:w="2027" w:type="dxa"/>
           </w:tcPr>
           <w:p>
             <w:pPr>
@@ -7947,22 +8047,22 @@
               <w:rPr>
                 <w:rFonts w:cs="Times New Roman"/>
                 <w:szCs w:val="24"/>
-              </w:rPr>
-            </w:pPr>
-            <w:r>
-              <w:rPr>
-                <w:rFonts w:cs="Times New Roman"/>
-                <w:szCs w:val="24"/>
-              </w:rPr>
-              <w:t>Нет</w:t>
-            </w:r>
-          </w:p>
-        </w:tc>
-      </w:tr>
-      <w:tr>
-        <w:tc>
-          <w:tcPr>
-            <w:tcW w:w="1656" w:type="dxa"/>
+                <w:lang w:val="en-US"/>
+              </w:rPr>
+            </w:pPr>
+            <w:r>
+              <w:rPr>
+                <w:rFonts w:cs="Times New Roman"/>
+                <w:szCs w:val="24"/>
+                <w:lang w:val="en-US"/>
+              </w:rPr>
+              <w:t>4. Формирование листа комплектации</w:t>
+            </w:r>
+          </w:p>
+        </w:tc>
+        <w:tc>
+          <w:tcPr>
+            <w:tcW w:w="1421" w:type="dxa"/>
           </w:tcPr>
           <w:p>
             <w:pPr>
@@ -7982,13 +8082,13 @@
                 <w:szCs w:val="24"/>
                 <w:lang w:val="en-US"/>
               </w:rPr>
-              <w:t>Обр_Комп_4</w:t>
-            </w:r>
-          </w:p>
-        </w:tc>
-        <w:tc>
-          <w:tcPr>
-            <w:tcW w:w="2027" w:type="dxa"/>
+              <w:t>Менеджер склада</w:t>
+            </w:r>
+          </w:p>
+        </w:tc>
+        <w:tc>
+          <w:tcPr>
+            <w:tcW w:w="1559" w:type="dxa"/>
           </w:tcPr>
           <w:p>
             <w:pPr>
@@ -8008,59 +8108,13 @@
                 <w:szCs w:val="24"/>
                 <w:lang w:val="en-US"/>
               </w:rPr>
-              <w:t xml:space="preserve">4. </w:t>
-            </w:r>
-            <w:proofErr w:type="spellStart"/>
-            <w:r>
-              <w:rPr>
-                <w:rFonts w:cs="Times New Roman"/>
-                <w:szCs w:val="24"/>
-                <w:lang w:val="en-US"/>
-              </w:rPr>
-              <w:t>Формирование</w:t>
-            </w:r>
-            <w:proofErr w:type="spellEnd"/>
-            <w:r>
-              <w:rPr>
-                <w:rFonts w:cs="Times New Roman"/>
-                <w:szCs w:val="24"/>
-                <w:lang w:val="en-US"/>
-              </w:rPr>
-              <w:t xml:space="preserve"> </w:t>
-            </w:r>
-            <w:proofErr w:type="spellStart"/>
-            <w:r>
-              <w:rPr>
-                <w:rFonts w:cs="Times New Roman"/>
-                <w:szCs w:val="24"/>
-                <w:lang w:val="en-US"/>
-              </w:rPr>
-              <w:t>листа</w:t>
-            </w:r>
-            <w:proofErr w:type="spellEnd"/>
-            <w:r>
-              <w:rPr>
-                <w:rFonts w:cs="Times New Roman"/>
-                <w:szCs w:val="24"/>
-                <w:lang w:val="en-US"/>
-              </w:rPr>
-              <w:t xml:space="preserve"> </w:t>
-            </w:r>
-            <w:proofErr w:type="spellStart"/>
-            <w:r>
-              <w:rPr>
-                <w:rFonts w:cs="Times New Roman"/>
-                <w:szCs w:val="24"/>
-                <w:lang w:val="en-US"/>
-              </w:rPr>
-              <w:t>комплектации</w:t>
-            </w:r>
-            <w:proofErr w:type="spellEnd"/>
-          </w:p>
-        </w:tc>
-        <w:tc>
-          <w:tcPr>
-            <w:tcW w:w="1421" w:type="dxa"/>
+              <w:t>Ежедневно</w:t>
+            </w:r>
+          </w:p>
+        </w:tc>
+        <w:tc>
+          <w:tcPr>
+            <w:tcW w:w="1701" w:type="dxa"/>
           </w:tcPr>
           <w:p>
             <w:pPr>
@@ -8074,39 +8128,19 @@
                 <w:lang w:val="en-US"/>
               </w:rPr>
             </w:pPr>
-            <w:proofErr w:type="spellStart"/>
             <w:r>
               <w:rPr>
                 <w:rFonts w:cs="Times New Roman"/>
                 <w:szCs w:val="24"/>
                 <w:lang w:val="en-US"/>
               </w:rPr>
-              <w:t>Менеджер</w:t>
-            </w:r>
-            <w:proofErr w:type="spellEnd"/>
-            <w:r>
-              <w:rPr>
-                <w:rFonts w:cs="Times New Roman"/>
-                <w:szCs w:val="24"/>
-                <w:lang w:val="en-US"/>
-              </w:rPr>
-              <w:t xml:space="preserve"> </w:t>
-            </w:r>
-            <w:proofErr w:type="spellStart"/>
-            <w:r>
-              <w:rPr>
-                <w:rFonts w:cs="Times New Roman"/>
-                <w:szCs w:val="24"/>
-                <w:lang w:val="en-US"/>
-              </w:rPr>
-              <w:t>склада</w:t>
-            </w:r>
-            <w:proofErr w:type="spellEnd"/>
-          </w:p>
-        </w:tc>
-        <w:tc>
-          <w:tcPr>
-            <w:tcW w:w="1559" w:type="dxa"/>
+              <w:t>Подтверждение заказа</w:t>
+            </w:r>
+          </w:p>
+        </w:tc>
+        <w:tc>
+          <w:tcPr>
+            <w:tcW w:w="1701" w:type="dxa"/>
           </w:tcPr>
           <w:p>
             <w:pPr>
@@ -8120,21 +8154,19 @@
                 <w:lang w:val="en-US"/>
               </w:rPr>
             </w:pPr>
-            <w:proofErr w:type="spellStart"/>
             <w:r>
               <w:rPr>
                 <w:rFonts w:cs="Times New Roman"/>
                 <w:szCs w:val="24"/>
                 <w:lang w:val="en-US"/>
               </w:rPr>
-              <w:t>Ежедневно</w:t>
-            </w:r>
-            <w:proofErr w:type="spellEnd"/>
-          </w:p>
-        </w:tc>
-        <w:tc>
-          <w:tcPr>
-            <w:tcW w:w="1701" w:type="dxa"/>
+              <w:t>Лист комплектации</w:t>
+            </w:r>
+          </w:p>
+        </w:tc>
+        <w:tc>
+          <w:tcPr>
+            <w:tcW w:w="1560" w:type="dxa"/>
           </w:tcPr>
           <w:p>
             <w:pPr>
@@ -8148,39 +8180,21 @@
                 <w:lang w:val="en-US"/>
               </w:rPr>
             </w:pPr>
-            <w:proofErr w:type="spellStart"/>
             <w:r>
               <w:rPr>
                 <w:rFonts w:cs="Times New Roman"/>
                 <w:szCs w:val="24"/>
                 <w:lang w:val="en-US"/>
               </w:rPr>
-              <w:t>Подтверждение</w:t>
-            </w:r>
-            <w:proofErr w:type="spellEnd"/>
-            <w:r>
-              <w:rPr>
-                <w:rFonts w:cs="Times New Roman"/>
-                <w:szCs w:val="24"/>
-                <w:lang w:val="en-US"/>
-              </w:rPr>
-              <w:t xml:space="preserve"> </w:t>
-            </w:r>
-            <w:proofErr w:type="spellStart"/>
-            <w:r>
-              <w:rPr>
-                <w:rFonts w:cs="Times New Roman"/>
-                <w:szCs w:val="24"/>
-                <w:lang w:val="en-US"/>
-              </w:rPr>
-              <w:t>заказа</w:t>
-            </w:r>
-            <w:proofErr w:type="spellEnd"/>
-          </w:p>
-        </w:tc>
-        <w:tc>
-          <w:tcPr>
-            <w:tcW w:w="1701" w:type="dxa"/>
+              <w:t>Нет</w:t>
+            </w:r>
+          </w:p>
+        </w:tc>
+      </w:tr>
+      <w:tr>
+        <w:tc>
+          <w:tcPr>
+            <w:tcW w:w="1656" w:type="dxa"/>
           </w:tcPr>
           <w:p>
             <w:pPr>
@@ -8194,39 +8208,19 @@
                 <w:lang w:val="en-US"/>
               </w:rPr>
             </w:pPr>
-            <w:proofErr w:type="spellStart"/>
             <w:r>
               <w:rPr>
                 <w:rFonts w:cs="Times New Roman"/>
                 <w:szCs w:val="24"/>
                 <w:lang w:val="en-US"/>
               </w:rPr>
-              <w:t>Лист</w:t>
-            </w:r>
-            <w:proofErr w:type="spellEnd"/>
-            <w:r>
-              <w:rPr>
-                <w:rFonts w:cs="Times New Roman"/>
-                <w:szCs w:val="24"/>
-                <w:lang w:val="en-US"/>
-              </w:rPr>
-              <w:t xml:space="preserve"> </w:t>
-            </w:r>
-            <w:proofErr w:type="spellStart"/>
-            <w:r>
-              <w:rPr>
-                <w:rFonts w:cs="Times New Roman"/>
-                <w:szCs w:val="24"/>
-                <w:lang w:val="en-US"/>
-              </w:rPr>
-              <w:t>комплектации</w:t>
-            </w:r>
-            <w:proofErr w:type="spellEnd"/>
-          </w:p>
-        </w:tc>
-        <w:tc>
-          <w:tcPr>
-            <w:tcW w:w="1560" w:type="dxa"/>
+              <w:t>Обр_Комп_5</w:t>
+            </w:r>
+          </w:p>
+        </w:tc>
+        <w:tc>
+          <w:tcPr>
+            <w:tcW w:w="2027" w:type="dxa"/>
           </w:tcPr>
           <w:p>
             <w:pPr>
@@ -8237,26 +8231,20 @@
               <w:rPr>
                 <w:rFonts w:cs="Times New Roman"/>
                 <w:szCs w:val="24"/>
-                <w:lang w:val="en-US"/>
-              </w:rPr>
-            </w:pPr>
-            <w:proofErr w:type="spellStart"/>
-            <w:r>
-              <w:rPr>
-                <w:rFonts w:cs="Times New Roman"/>
-                <w:szCs w:val="24"/>
-                <w:lang w:val="en-US"/>
-              </w:rPr>
-              <w:t>Нет</w:t>
-            </w:r>
-            <w:proofErr w:type="spellEnd"/>
-          </w:p>
-        </w:tc>
-      </w:tr>
-      <w:tr>
-        <w:tc>
-          <w:tcPr>
-            <w:tcW w:w="1656" w:type="dxa"/>
+              </w:rPr>
+            </w:pPr>
+            <w:r>
+              <w:rPr>
+                <w:rFonts w:cs="Times New Roman"/>
+                <w:szCs w:val="24"/>
+              </w:rPr>
+              <w:t>5. Сбор товаров со складских мест</w:t>
+            </w:r>
+          </w:p>
+        </w:tc>
+        <w:tc>
+          <w:tcPr>
+            <w:tcW w:w="1421" w:type="dxa"/>
           </w:tcPr>
           <w:p>
             <w:pPr>
@@ -8267,22 +8255,20 @@
               <w:rPr>
                 <w:rFonts w:cs="Times New Roman"/>
                 <w:szCs w:val="24"/>
-                <w:lang w:val="en-US"/>
-              </w:rPr>
-            </w:pPr>
-            <w:r>
-              <w:rPr>
-                <w:rFonts w:cs="Times New Roman"/>
-                <w:szCs w:val="24"/>
-                <w:lang w:val="en-US"/>
-              </w:rPr>
-              <w:t>Обр_Комп_5</w:t>
-            </w:r>
-          </w:p>
-        </w:tc>
-        <w:tc>
-          <w:tcPr>
-            <w:tcW w:w="2027" w:type="dxa"/>
+              </w:rPr>
+            </w:pPr>
+            <w:r>
+              <w:rPr>
+                <w:rFonts w:cs="Times New Roman"/>
+                <w:szCs w:val="24"/>
+              </w:rPr>
+              <w:t>Сотрудник склада</w:t>
+            </w:r>
+          </w:p>
+        </w:tc>
+        <w:tc>
+          <w:tcPr>
+            <w:tcW w:w="1559" w:type="dxa"/>
           </w:tcPr>
           <w:p>
             <w:pPr>
@@ -8300,13 +8286,13 @@
                 <w:rFonts w:cs="Times New Roman"/>
                 <w:szCs w:val="24"/>
               </w:rPr>
-              <w:t>5. Сбор товаров со складских мест</w:t>
-            </w:r>
-          </w:p>
-        </w:tc>
-        <w:tc>
-          <w:tcPr>
-            <w:tcW w:w="1421" w:type="dxa"/>
+              <w:t>Ежедневно</w:t>
+            </w:r>
+          </w:p>
+        </w:tc>
+        <w:tc>
+          <w:tcPr>
+            <w:tcW w:w="1701" w:type="dxa"/>
           </w:tcPr>
           <w:p>
             <w:pPr>
@@ -8324,13 +8310,13 @@
                 <w:rFonts w:cs="Times New Roman"/>
                 <w:szCs w:val="24"/>
               </w:rPr>
-              <w:t>Сотрудник склада</w:t>
-            </w:r>
-          </w:p>
-        </w:tc>
-        <w:tc>
-          <w:tcPr>
-            <w:tcW w:w="1559" w:type="dxa"/>
+              <w:t>Лист комплектации</w:t>
+            </w:r>
+          </w:p>
+        </w:tc>
+        <w:tc>
+          <w:tcPr>
+            <w:tcW w:w="1701" w:type="dxa"/>
           </w:tcPr>
           <w:p>
             <w:pPr>
@@ -8348,13 +8334,13 @@
                 <w:rFonts w:cs="Times New Roman"/>
                 <w:szCs w:val="24"/>
               </w:rPr>
-              <w:t>Ежедневно</w:t>
-            </w:r>
-          </w:p>
-        </w:tc>
-        <w:tc>
-          <w:tcPr>
-            <w:tcW w:w="1701" w:type="dxa"/>
+              <w:t>Нет</w:t>
+            </w:r>
+          </w:p>
+        </w:tc>
+        <w:tc>
+          <w:tcPr>
+            <w:tcW w:w="1560" w:type="dxa"/>
           </w:tcPr>
           <w:p>
             <w:pPr>
@@ -8372,13 +8358,15 @@
                 <w:rFonts w:cs="Times New Roman"/>
                 <w:szCs w:val="24"/>
               </w:rPr>
-              <w:t>Лист комплектации</w:t>
-            </w:r>
-          </w:p>
-        </w:tc>
-        <w:tc>
-          <w:tcPr>
-            <w:tcW w:w="1701" w:type="dxa"/>
+              <w:t>Нет</w:t>
+            </w:r>
+          </w:p>
+        </w:tc>
+      </w:tr>
+      <w:tr>
+        <w:tc>
+          <w:tcPr>
+            <w:tcW w:w="1656" w:type="dxa"/>
           </w:tcPr>
           <w:p>
             <w:pPr>
@@ -8389,20 +8377,22 @@
               <w:rPr>
                 <w:rFonts w:cs="Times New Roman"/>
                 <w:szCs w:val="24"/>
-              </w:rPr>
-            </w:pPr>
-            <w:r>
-              <w:rPr>
-                <w:rFonts w:cs="Times New Roman"/>
-                <w:szCs w:val="24"/>
-              </w:rPr>
-              <w:t>Нет</w:t>
-            </w:r>
-          </w:p>
-        </w:tc>
-        <w:tc>
-          <w:tcPr>
-            <w:tcW w:w="1560" w:type="dxa"/>
+                <w:lang w:val="en-US"/>
+              </w:rPr>
+            </w:pPr>
+            <w:r>
+              <w:rPr>
+                <w:rFonts w:cs="Times New Roman"/>
+                <w:szCs w:val="24"/>
+                <w:lang w:val="en-US"/>
+              </w:rPr>
+              <w:t>Обр_Комп_6</w:t>
+            </w:r>
+          </w:p>
+        </w:tc>
+        <w:tc>
+          <w:tcPr>
+            <w:tcW w:w="2027" w:type="dxa"/>
           </w:tcPr>
           <w:p>
             <w:pPr>
@@ -8420,15 +8410,13 @@
                 <w:rFonts w:cs="Times New Roman"/>
                 <w:szCs w:val="24"/>
               </w:rPr>
-              <w:t>Нет</w:t>
-            </w:r>
-          </w:p>
-        </w:tc>
-      </w:tr>
-      <w:tr>
-        <w:tc>
-          <w:tcPr>
-            <w:tcW w:w="1656" w:type="dxa"/>
+              <w:t>6. Проверка качества и количества товаров</w:t>
+            </w:r>
+          </w:p>
+        </w:tc>
+        <w:tc>
+          <w:tcPr>
+            <w:tcW w:w="1421" w:type="dxa"/>
           </w:tcPr>
           <w:p>
             <w:pPr>
@@ -8439,22 +8427,20 @@
               <w:rPr>
                 <w:rFonts w:cs="Times New Roman"/>
                 <w:szCs w:val="24"/>
-                <w:lang w:val="en-US"/>
-              </w:rPr>
-            </w:pPr>
-            <w:r>
-              <w:rPr>
-                <w:rFonts w:cs="Times New Roman"/>
-                <w:szCs w:val="24"/>
-                <w:lang w:val="en-US"/>
-              </w:rPr>
-              <w:t>Обр_Комп_6</w:t>
-            </w:r>
-          </w:p>
-        </w:tc>
-        <w:tc>
-          <w:tcPr>
-            <w:tcW w:w="2027" w:type="dxa"/>
+              </w:rPr>
+            </w:pPr>
+            <w:r>
+              <w:rPr>
+                <w:rFonts w:cs="Times New Roman"/>
+                <w:szCs w:val="24"/>
+              </w:rPr>
+              <w:t>Менеджер склада</w:t>
+            </w:r>
+          </w:p>
+        </w:tc>
+        <w:tc>
+          <w:tcPr>
+            <w:tcW w:w="1559" w:type="dxa"/>
           </w:tcPr>
           <w:p>
             <w:pPr>
@@ -8472,13 +8458,13 @@
                 <w:rFonts w:cs="Times New Roman"/>
                 <w:szCs w:val="24"/>
               </w:rPr>
-              <w:t>6. Проверка качества и количества товаров</w:t>
-            </w:r>
-          </w:p>
-        </w:tc>
-        <w:tc>
-          <w:tcPr>
-            <w:tcW w:w="1421" w:type="dxa"/>
+              <w:t>По мере необходимости</w:t>
+            </w:r>
+          </w:p>
+        </w:tc>
+        <w:tc>
+          <w:tcPr>
+            <w:tcW w:w="1701" w:type="dxa"/>
           </w:tcPr>
           <w:p>
             <w:pPr>
@@ -8496,13 +8482,13 @@
                 <w:rFonts w:cs="Times New Roman"/>
                 <w:szCs w:val="24"/>
               </w:rPr>
-              <w:t>Менеджер склада</w:t>
-            </w:r>
-          </w:p>
-        </w:tc>
-        <w:tc>
-          <w:tcPr>
-            <w:tcW w:w="1559" w:type="dxa"/>
+              <w:t>Лист комплектации</w:t>
+            </w:r>
+          </w:p>
+        </w:tc>
+        <w:tc>
+          <w:tcPr>
+            <w:tcW w:w="1701" w:type="dxa"/>
           </w:tcPr>
           <w:p>
             <w:pPr>
@@ -8520,13 +8506,13 @@
                 <w:rFonts w:cs="Times New Roman"/>
                 <w:szCs w:val="24"/>
               </w:rPr>
-              <w:t>По мере необходимости</w:t>
-            </w:r>
-          </w:p>
-        </w:tc>
-        <w:tc>
-          <w:tcPr>
-            <w:tcW w:w="1701" w:type="dxa"/>
+              <w:t>Акт проверки качества</w:t>
+            </w:r>
+          </w:p>
+        </w:tc>
+        <w:tc>
+          <w:tcPr>
+            <w:tcW w:w="1560" w:type="dxa"/>
           </w:tcPr>
           <w:p>
             <w:pPr>
@@ -8544,13 +8530,15 @@
                 <w:rFonts w:cs="Times New Roman"/>
                 <w:szCs w:val="24"/>
               </w:rPr>
-              <w:t>Лист комплектации</w:t>
-            </w:r>
-          </w:p>
-        </w:tc>
-        <w:tc>
-          <w:tcPr>
-            <w:tcW w:w="1701" w:type="dxa"/>
+              <w:t>Нет</w:t>
+            </w:r>
+          </w:p>
+        </w:tc>
+      </w:tr>
+      <w:tr>
+        <w:tc>
+          <w:tcPr>
+            <w:tcW w:w="1656" w:type="dxa"/>
           </w:tcPr>
           <w:p>
             <w:pPr>
@@ -8561,20 +8549,22 @@
               <w:rPr>
                 <w:rFonts w:cs="Times New Roman"/>
                 <w:szCs w:val="24"/>
-              </w:rPr>
-            </w:pPr>
-            <w:r>
-              <w:rPr>
-                <w:rFonts w:cs="Times New Roman"/>
-                <w:szCs w:val="24"/>
-              </w:rPr>
-              <w:t>Акт проверки качества</w:t>
-            </w:r>
-          </w:p>
-        </w:tc>
-        <w:tc>
-          <w:tcPr>
-            <w:tcW w:w="1560" w:type="dxa"/>
+                <w:lang w:val="en-US"/>
+              </w:rPr>
+            </w:pPr>
+            <w:r>
+              <w:rPr>
+                <w:rFonts w:cs="Times New Roman"/>
+                <w:szCs w:val="24"/>
+                <w:lang w:val="en-US"/>
+              </w:rPr>
+              <w:t>Обр_Комп_7</w:t>
+            </w:r>
+          </w:p>
+        </w:tc>
+        <w:tc>
+          <w:tcPr>
+            <w:tcW w:w="2027" w:type="dxa"/>
           </w:tcPr>
           <w:p>
             <w:pPr>
@@ -8585,22 +8575,22 @@
               <w:rPr>
                 <w:rFonts w:cs="Times New Roman"/>
                 <w:szCs w:val="24"/>
-              </w:rPr>
-            </w:pPr>
-            <w:r>
-              <w:rPr>
-                <w:rFonts w:cs="Times New Roman"/>
-                <w:szCs w:val="24"/>
-              </w:rPr>
-              <w:t>Нет</w:t>
-            </w:r>
-          </w:p>
-        </w:tc>
-      </w:tr>
-      <w:tr>
-        <w:tc>
-          <w:tcPr>
-            <w:tcW w:w="1656" w:type="dxa"/>
+                <w:lang w:val="en-US"/>
+              </w:rPr>
+            </w:pPr>
+            <w:r>
+              <w:rPr>
+                <w:rFonts w:cs="Times New Roman"/>
+                <w:szCs w:val="24"/>
+                <w:lang w:val="en-US"/>
+              </w:rPr>
+              <w:t>7. Упаковка и маркировка заказа</w:t>
+            </w:r>
+          </w:p>
+        </w:tc>
+        <w:tc>
+          <w:tcPr>
+            <w:tcW w:w="1421" w:type="dxa"/>
           </w:tcPr>
           <w:p>
             <w:pPr>
@@ -8620,13 +8610,13 @@
                 <w:szCs w:val="24"/>
                 <w:lang w:val="en-US"/>
               </w:rPr>
-              <w:t>Обр_Комп_7</w:t>
-            </w:r>
-          </w:p>
-        </w:tc>
-        <w:tc>
-          <w:tcPr>
-            <w:tcW w:w="2027" w:type="dxa"/>
+              <w:t>Сотрудник склада</w:t>
+            </w:r>
+          </w:p>
+        </w:tc>
+        <w:tc>
+          <w:tcPr>
+            <w:tcW w:w="1559" w:type="dxa"/>
           </w:tcPr>
           <w:p>
             <w:pPr>
@@ -8646,59 +8636,13 @@
                 <w:szCs w:val="24"/>
                 <w:lang w:val="en-US"/>
               </w:rPr>
-              <w:t xml:space="preserve">7. </w:t>
-            </w:r>
-            <w:proofErr w:type="spellStart"/>
-            <w:r>
-              <w:rPr>
-                <w:rFonts w:cs="Times New Roman"/>
-                <w:szCs w:val="24"/>
-                <w:lang w:val="en-US"/>
-              </w:rPr>
-              <w:t>Упаковка</w:t>
-            </w:r>
-            <w:proofErr w:type="spellEnd"/>
-            <w:r>
-              <w:rPr>
-                <w:rFonts w:cs="Times New Roman"/>
-                <w:szCs w:val="24"/>
-                <w:lang w:val="en-US"/>
-              </w:rPr>
-              <w:t xml:space="preserve"> и </w:t>
-            </w:r>
-            <w:proofErr w:type="spellStart"/>
-            <w:r>
-              <w:rPr>
-                <w:rFonts w:cs="Times New Roman"/>
-                <w:szCs w:val="24"/>
-                <w:lang w:val="en-US"/>
-              </w:rPr>
-              <w:t>маркировка</w:t>
-            </w:r>
-            <w:proofErr w:type="spellEnd"/>
-            <w:r>
-              <w:rPr>
-                <w:rFonts w:cs="Times New Roman"/>
-                <w:szCs w:val="24"/>
-                <w:lang w:val="en-US"/>
-              </w:rPr>
-              <w:t xml:space="preserve"> </w:t>
-            </w:r>
-            <w:proofErr w:type="spellStart"/>
-            <w:r>
-              <w:rPr>
-                <w:rFonts w:cs="Times New Roman"/>
-                <w:szCs w:val="24"/>
-                <w:lang w:val="en-US"/>
-              </w:rPr>
-              <w:t>заказа</w:t>
-            </w:r>
-            <w:proofErr w:type="spellEnd"/>
-          </w:p>
-        </w:tc>
-        <w:tc>
-          <w:tcPr>
-            <w:tcW w:w="1421" w:type="dxa"/>
+              <w:t>Ежедневно</w:t>
+            </w:r>
+          </w:p>
+        </w:tc>
+        <w:tc>
+          <w:tcPr>
+            <w:tcW w:w="1701" w:type="dxa"/>
           </w:tcPr>
           <w:p>
             <w:pPr>
@@ -8712,39 +8656,19 @@
                 <w:lang w:val="en-US"/>
               </w:rPr>
             </w:pPr>
-            <w:proofErr w:type="spellStart"/>
             <w:r>
               <w:rPr>
                 <w:rFonts w:cs="Times New Roman"/>
                 <w:szCs w:val="24"/>
                 <w:lang w:val="en-US"/>
               </w:rPr>
-              <w:t>Сотрудник</w:t>
-            </w:r>
-            <w:proofErr w:type="spellEnd"/>
-            <w:r>
-              <w:rPr>
-                <w:rFonts w:cs="Times New Roman"/>
-                <w:szCs w:val="24"/>
-                <w:lang w:val="en-US"/>
-              </w:rPr>
-              <w:t xml:space="preserve"> </w:t>
-            </w:r>
-            <w:proofErr w:type="spellStart"/>
-            <w:r>
-              <w:rPr>
-                <w:rFonts w:cs="Times New Roman"/>
-                <w:szCs w:val="24"/>
-                <w:lang w:val="en-US"/>
-              </w:rPr>
-              <w:t>склада</w:t>
-            </w:r>
-            <w:proofErr w:type="spellEnd"/>
-          </w:p>
-        </w:tc>
-        <w:tc>
-          <w:tcPr>
-            <w:tcW w:w="1559" w:type="dxa"/>
+              <w:t>Акт проверки качества</w:t>
+            </w:r>
+          </w:p>
+        </w:tc>
+        <w:tc>
+          <w:tcPr>
+            <w:tcW w:w="1701" w:type="dxa"/>
           </w:tcPr>
           <w:p>
             <w:pPr>
@@ -8758,21 +8682,19 @@
                 <w:lang w:val="en-US"/>
               </w:rPr>
             </w:pPr>
-            <w:proofErr w:type="spellStart"/>
             <w:r>
               <w:rPr>
                 <w:rFonts w:cs="Times New Roman"/>
                 <w:szCs w:val="24"/>
                 <w:lang w:val="en-US"/>
               </w:rPr>
-              <w:t>Ежедневно</w:t>
-            </w:r>
-            <w:proofErr w:type="spellEnd"/>
-          </w:p>
-        </w:tc>
-        <w:tc>
-          <w:tcPr>
-            <w:tcW w:w="1701" w:type="dxa"/>
+              <w:t>Этикетка</w:t>
+            </w:r>
+          </w:p>
+        </w:tc>
+        <w:tc>
+          <w:tcPr>
+            <w:tcW w:w="1560" w:type="dxa"/>
           </w:tcPr>
           <w:p>
             <w:pPr>
@@ -8786,57 +8708,21 @@
                 <w:lang w:val="en-US"/>
               </w:rPr>
             </w:pPr>
-            <w:proofErr w:type="spellStart"/>
             <w:r>
               <w:rPr>
                 <w:rFonts w:cs="Times New Roman"/>
                 <w:szCs w:val="24"/>
                 <w:lang w:val="en-US"/>
               </w:rPr>
-              <w:t>Акт</w:t>
-            </w:r>
-            <w:proofErr w:type="spellEnd"/>
-            <w:r>
-              <w:rPr>
-                <w:rFonts w:cs="Times New Roman"/>
-                <w:szCs w:val="24"/>
-                <w:lang w:val="en-US"/>
-              </w:rPr>
-              <w:t xml:space="preserve"> </w:t>
-            </w:r>
-            <w:proofErr w:type="spellStart"/>
-            <w:r>
-              <w:rPr>
-                <w:rFonts w:cs="Times New Roman"/>
-                <w:szCs w:val="24"/>
-                <w:lang w:val="en-US"/>
-              </w:rPr>
-              <w:t>проверки</w:t>
-            </w:r>
-            <w:proofErr w:type="spellEnd"/>
-            <w:r>
-              <w:rPr>
-                <w:rFonts w:cs="Times New Roman"/>
-                <w:szCs w:val="24"/>
-                <w:lang w:val="en-US"/>
-              </w:rPr>
-              <w:t xml:space="preserve"> </w:t>
-            </w:r>
-            <w:proofErr w:type="spellStart"/>
-            <w:r>
-              <w:rPr>
-                <w:rFonts w:cs="Times New Roman"/>
-                <w:szCs w:val="24"/>
-                <w:lang w:val="en-US"/>
-              </w:rPr>
-              <w:t>качества</w:t>
-            </w:r>
-            <w:proofErr w:type="spellEnd"/>
-          </w:p>
-        </w:tc>
-        <w:tc>
-          <w:tcPr>
-            <w:tcW w:w="1701" w:type="dxa"/>
+              <w:t>Нет</w:t>
+            </w:r>
+          </w:p>
+        </w:tc>
+      </w:tr>
+      <w:tr>
+        <w:tc>
+          <w:tcPr>
+            <w:tcW w:w="1656" w:type="dxa"/>
           </w:tcPr>
           <w:p>
             <w:pPr>
@@ -8850,21 +8736,19 @@
                 <w:lang w:val="en-US"/>
               </w:rPr>
             </w:pPr>
-            <w:proofErr w:type="spellStart"/>
             <w:r>
               <w:rPr>
                 <w:rFonts w:cs="Times New Roman"/>
                 <w:szCs w:val="24"/>
                 <w:lang w:val="en-US"/>
               </w:rPr>
-              <w:t>Этикетка</w:t>
-            </w:r>
-            <w:proofErr w:type="spellEnd"/>
-          </w:p>
-        </w:tc>
-        <w:tc>
-          <w:tcPr>
-            <w:tcW w:w="1560" w:type="dxa"/>
+              <w:t>Обр_Комп_8</w:t>
+            </w:r>
+          </w:p>
+        </w:tc>
+        <w:tc>
+          <w:tcPr>
+            <w:tcW w:w="2027" w:type="dxa"/>
           </w:tcPr>
           <w:p>
             <w:pPr>
@@ -8875,26 +8759,20 @@
               <w:rPr>
                 <w:rFonts w:cs="Times New Roman"/>
                 <w:szCs w:val="24"/>
-                <w:lang w:val="en-US"/>
-              </w:rPr>
-            </w:pPr>
-            <w:proofErr w:type="spellStart"/>
-            <w:r>
-              <w:rPr>
-                <w:rFonts w:cs="Times New Roman"/>
-                <w:szCs w:val="24"/>
-                <w:lang w:val="en-US"/>
-              </w:rPr>
-              <w:t>Нет</w:t>
-            </w:r>
-            <w:proofErr w:type="spellEnd"/>
-          </w:p>
-        </w:tc>
-      </w:tr>
-      <w:tr>
-        <w:tc>
-          <w:tcPr>
-            <w:tcW w:w="1656" w:type="dxa"/>
+              </w:rPr>
+            </w:pPr>
+            <w:r>
+              <w:rPr>
+                <w:rFonts w:cs="Times New Roman"/>
+                <w:szCs w:val="24"/>
+              </w:rPr>
+              <w:t>8. Оформление накладной, счёта, товарного чека</w:t>
+            </w:r>
+          </w:p>
+        </w:tc>
+        <w:tc>
+          <w:tcPr>
+            <w:tcW w:w="1421" w:type="dxa"/>
           </w:tcPr>
           <w:p>
             <w:pPr>
@@ -8905,22 +8783,20 @@
               <w:rPr>
                 <w:rFonts w:cs="Times New Roman"/>
                 <w:szCs w:val="24"/>
-                <w:lang w:val="en-US"/>
-              </w:rPr>
-            </w:pPr>
-            <w:r>
-              <w:rPr>
-                <w:rFonts w:cs="Times New Roman"/>
-                <w:szCs w:val="24"/>
-                <w:lang w:val="en-US"/>
-              </w:rPr>
-              <w:t>Обр_Комп_8</w:t>
-            </w:r>
-          </w:p>
-        </w:tc>
-        <w:tc>
-          <w:tcPr>
-            <w:tcW w:w="2027" w:type="dxa"/>
+              </w:rPr>
+            </w:pPr>
+            <w:r>
+              <w:rPr>
+                <w:rFonts w:cs="Times New Roman"/>
+                <w:szCs w:val="24"/>
+              </w:rPr>
+              <w:t>Бухгалтер</w:t>
+            </w:r>
+          </w:p>
+        </w:tc>
+        <w:tc>
+          <w:tcPr>
+            <w:tcW w:w="1559" w:type="dxa"/>
           </w:tcPr>
           <w:p>
             <w:pPr>
@@ -8938,13 +8814,13 @@
                 <w:rFonts w:cs="Times New Roman"/>
                 <w:szCs w:val="24"/>
               </w:rPr>
-              <w:t>8. Оформление накладной, счёта, товарного чека</w:t>
-            </w:r>
-          </w:p>
-        </w:tc>
-        <w:tc>
-          <w:tcPr>
-            <w:tcW w:w="1421" w:type="dxa"/>
+              <w:t>Ежедневно</w:t>
+            </w:r>
+          </w:p>
+        </w:tc>
+        <w:tc>
+          <w:tcPr>
+            <w:tcW w:w="1701" w:type="dxa"/>
           </w:tcPr>
           <w:p>
             <w:pPr>
@@ -8962,13 +8838,13 @@
                 <w:rFonts w:cs="Times New Roman"/>
                 <w:szCs w:val="24"/>
               </w:rPr>
-              <w:t>Бухгалтер</w:t>
-            </w:r>
-          </w:p>
-        </w:tc>
-        <w:tc>
-          <w:tcPr>
-            <w:tcW w:w="1559" w:type="dxa"/>
+              <w:t>Этикетка</w:t>
+            </w:r>
+          </w:p>
+        </w:tc>
+        <w:tc>
+          <w:tcPr>
+            <w:tcW w:w="1701" w:type="dxa"/>
           </w:tcPr>
           <w:p>
             <w:pPr>
@@ -8986,13 +8862,20 @@
                 <w:rFonts w:cs="Times New Roman"/>
                 <w:szCs w:val="24"/>
               </w:rPr>
-              <w:t>Ежедневно</w:t>
-            </w:r>
-          </w:p>
-        </w:tc>
-        <w:tc>
-          <w:tcPr>
-            <w:tcW w:w="1701" w:type="dxa"/>
+              <w:t xml:space="preserve">Накладная, </w:t>
+            </w:r>
+            <w:r>
+              <w:rPr>
+                <w:rFonts w:cs="Times New Roman"/>
+                <w:szCs w:val="24"/>
+              </w:rPr>
+              <w:t>счёт на оплату, товарный чек</w:t>
+            </w:r>
+          </w:p>
+        </w:tc>
+        <w:tc>
+          <w:tcPr>
+            <w:tcW w:w="1560" w:type="dxa"/>
           </w:tcPr>
           <w:p>
             <w:pPr>
@@ -9010,13 +8893,15 @@
                 <w:rFonts w:cs="Times New Roman"/>
                 <w:szCs w:val="24"/>
               </w:rPr>
-              <w:t>Этикетка</w:t>
-            </w:r>
-          </w:p>
-        </w:tc>
-        <w:tc>
-          <w:tcPr>
-            <w:tcW w:w="1701" w:type="dxa"/>
+              <w:t>Нет</w:t>
+            </w:r>
+          </w:p>
+        </w:tc>
+      </w:tr>
+      <w:tr>
+        <w:tc>
+          <w:tcPr>
+            <w:tcW w:w="1656" w:type="dxa"/>
           </w:tcPr>
           <w:p>
             <w:pPr>
@@ -9027,27 +8912,23 @@
               <w:rPr>
                 <w:rFonts w:cs="Times New Roman"/>
                 <w:szCs w:val="24"/>
-              </w:rPr>
-            </w:pPr>
-            <w:r>
-              <w:rPr>
-                <w:rFonts w:cs="Times New Roman"/>
-                <w:szCs w:val="24"/>
-              </w:rPr>
-              <w:t xml:space="preserve">Накладная, </w:t>
-            </w:r>
-            <w:r>
-              <w:rPr>
-                <w:rFonts w:cs="Times New Roman"/>
-                <w:szCs w:val="24"/>
-              </w:rPr>
-              <w:t>счёт на оплату, товарный чек</w:t>
-            </w:r>
-          </w:p>
-        </w:tc>
-        <w:tc>
-          <w:tcPr>
-            <w:tcW w:w="1560" w:type="dxa"/>
+                <w:lang w:val="en-US"/>
+              </w:rPr>
+            </w:pPr>
+            <w:r>
+              <w:rPr>
+                <w:rFonts w:cs="Times New Roman"/>
+                <w:szCs w:val="24"/>
+                <w:lang w:val="en-US"/>
+              </w:rPr>
+              <w:lastRenderedPageBreak/>
+              <w:t>Обр_Комп_9</w:t>
+            </w:r>
+          </w:p>
+        </w:tc>
+        <w:tc>
+          <w:tcPr>
+            <w:tcW w:w="2027" w:type="dxa"/>
           </w:tcPr>
           <w:p>
             <w:pPr>
@@ -9065,15 +8946,13 @@
                 <w:rFonts w:cs="Times New Roman"/>
                 <w:szCs w:val="24"/>
               </w:rPr>
-              <w:t>Нет</w:t>
-            </w:r>
-          </w:p>
-        </w:tc>
-      </w:tr>
-      <w:tr>
-        <w:tc>
-          <w:tcPr>
-            <w:tcW w:w="1656" w:type="dxa"/>
+              <w:t>9. Подписание документов менеджером склада и бухгалтером</w:t>
+            </w:r>
+          </w:p>
+        </w:tc>
+        <w:tc>
+          <w:tcPr>
+            <w:tcW w:w="1421" w:type="dxa"/>
           </w:tcPr>
           <w:p>
             <w:pPr>
@@ -9084,23 +8963,20 @@
               <w:rPr>
                 <w:rFonts w:cs="Times New Roman"/>
                 <w:szCs w:val="24"/>
-                <w:lang w:val="en-US"/>
-              </w:rPr>
-            </w:pPr>
-            <w:r>
-              <w:rPr>
-                <w:rFonts w:cs="Times New Roman"/>
-                <w:szCs w:val="24"/>
-                <w:lang w:val="en-US"/>
-              </w:rPr>
-              <w:lastRenderedPageBreak/>
-              <w:t>Обр_Комп_9</w:t>
-            </w:r>
-          </w:p>
-        </w:tc>
-        <w:tc>
-          <w:tcPr>
-            <w:tcW w:w="2027" w:type="dxa"/>
+              </w:rPr>
+            </w:pPr>
+            <w:r>
+              <w:rPr>
+                <w:rFonts w:cs="Times New Roman"/>
+                <w:szCs w:val="24"/>
+              </w:rPr>
+              <w:t>Менеджер склада</w:t>
+            </w:r>
+          </w:p>
+        </w:tc>
+        <w:tc>
+          <w:tcPr>
+            <w:tcW w:w="1559" w:type="dxa"/>
           </w:tcPr>
           <w:p>
             <w:pPr>
@@ -9118,13 +8994,13 @@
                 <w:rFonts w:cs="Times New Roman"/>
                 <w:szCs w:val="24"/>
               </w:rPr>
-              <w:t>9. Подписание документов менеджером склада и бухгалтером</w:t>
-            </w:r>
-          </w:p>
-        </w:tc>
-        <w:tc>
-          <w:tcPr>
-            <w:tcW w:w="1421" w:type="dxa"/>
+              <w:t>Ежедневно</w:t>
+            </w:r>
+          </w:p>
+        </w:tc>
+        <w:tc>
+          <w:tcPr>
+            <w:tcW w:w="1701" w:type="dxa"/>
           </w:tcPr>
           <w:p>
             <w:pPr>
@@ -9142,13 +9018,20 @@
                 <w:rFonts w:cs="Times New Roman"/>
                 <w:szCs w:val="24"/>
               </w:rPr>
-              <w:t>Менеджер склада</w:t>
-            </w:r>
-          </w:p>
-        </w:tc>
-        <w:tc>
-          <w:tcPr>
-            <w:tcW w:w="1559" w:type="dxa"/>
+              <w:t xml:space="preserve">Накладная, </w:t>
+            </w:r>
+            <w:r>
+              <w:rPr>
+                <w:rFonts w:cs="Times New Roman"/>
+                <w:szCs w:val="24"/>
+              </w:rPr>
+              <w:t>счёт на оплату</w:t>
+            </w:r>
+          </w:p>
+        </w:tc>
+        <w:tc>
+          <w:tcPr>
+            <w:tcW w:w="1701" w:type="dxa"/>
           </w:tcPr>
           <w:p>
             <w:pPr>
@@ -9166,13 +9049,13 @@
                 <w:rFonts w:cs="Times New Roman"/>
                 <w:szCs w:val="24"/>
               </w:rPr>
-              <w:t>Ежедневно</w:t>
-            </w:r>
-          </w:p>
-        </w:tc>
-        <w:tc>
-          <w:tcPr>
-            <w:tcW w:w="1701" w:type="dxa"/>
+              <w:t>Накладная</w:t>
+            </w:r>
+          </w:p>
+        </w:tc>
+        <w:tc>
+          <w:tcPr>
+            <w:tcW w:w="1560" w:type="dxa"/>
           </w:tcPr>
           <w:p>
             <w:pPr>
@@ -9190,20 +9073,15 @@
                 <w:rFonts w:cs="Times New Roman"/>
                 <w:szCs w:val="24"/>
               </w:rPr>
-              <w:t xml:space="preserve">Накладная, </w:t>
-            </w:r>
-            <w:r>
-              <w:rPr>
-                <w:rFonts w:cs="Times New Roman"/>
-                <w:szCs w:val="24"/>
-              </w:rPr>
-              <w:t>счёт на оплату</w:t>
-            </w:r>
-          </w:p>
-        </w:tc>
-        <w:tc>
-          <w:tcPr>
-            <w:tcW w:w="1701" w:type="dxa"/>
+              <w:t>Нет</w:t>
+            </w:r>
+          </w:p>
+        </w:tc>
+      </w:tr>
+      <w:tr>
+        <w:tc>
+          <w:tcPr>
+            <w:tcW w:w="1656" w:type="dxa"/>
           </w:tcPr>
           <w:p>
             <w:pPr>
@@ -9214,20 +9092,22 @@
               <w:rPr>
                 <w:rFonts w:cs="Times New Roman"/>
                 <w:szCs w:val="24"/>
-              </w:rPr>
-            </w:pPr>
-            <w:r>
-              <w:rPr>
-                <w:rFonts w:cs="Times New Roman"/>
-                <w:szCs w:val="24"/>
-              </w:rPr>
-              <w:t>Накладная</w:t>
-            </w:r>
-          </w:p>
-        </w:tc>
-        <w:tc>
-          <w:tcPr>
-            <w:tcW w:w="1560" w:type="dxa"/>
+                <w:lang w:val="en-US"/>
+              </w:rPr>
+            </w:pPr>
+            <w:r>
+              <w:rPr>
+                <w:rFonts w:cs="Times New Roman"/>
+                <w:szCs w:val="24"/>
+                <w:lang w:val="en-US"/>
+              </w:rPr>
+              <w:t>Обр_Комп_10</w:t>
+            </w:r>
+          </w:p>
+        </w:tc>
+        <w:tc>
+          <w:tcPr>
+            <w:tcW w:w="2027" w:type="dxa"/>
           </w:tcPr>
           <w:p>
             <w:pPr>
@@ -9245,15 +9125,13 @@
                 <w:rFonts w:cs="Times New Roman"/>
                 <w:szCs w:val="24"/>
               </w:rPr>
-              <w:t>Нет</w:t>
-            </w:r>
-          </w:p>
-        </w:tc>
-      </w:tr>
-      <w:tr>
-        <w:tc>
-          <w:tcPr>
-            <w:tcW w:w="1656" w:type="dxa"/>
+              <w:t>9б. Подпись директора (крупные заказы / юр. лица)</w:t>
+            </w:r>
+          </w:p>
+        </w:tc>
+        <w:tc>
+          <w:tcPr>
+            <w:tcW w:w="1421" w:type="dxa"/>
           </w:tcPr>
           <w:p>
             <w:pPr>
@@ -9264,22 +9142,20 @@
               <w:rPr>
                 <w:rFonts w:cs="Times New Roman"/>
                 <w:szCs w:val="24"/>
-                <w:lang w:val="en-US"/>
-              </w:rPr>
-            </w:pPr>
-            <w:r>
-              <w:rPr>
-                <w:rFonts w:cs="Times New Roman"/>
-                <w:szCs w:val="24"/>
-                <w:lang w:val="en-US"/>
-              </w:rPr>
-              <w:t>Обр_Комп_10</w:t>
-            </w:r>
-          </w:p>
-        </w:tc>
-        <w:tc>
-          <w:tcPr>
-            <w:tcW w:w="2027" w:type="dxa"/>
+              </w:rPr>
+            </w:pPr>
+            <w:r>
+              <w:rPr>
+                <w:rFonts w:cs="Times New Roman"/>
+                <w:szCs w:val="24"/>
+              </w:rPr>
+              <w:t>Менеджер склада, Директор</w:t>
+            </w:r>
+          </w:p>
+        </w:tc>
+        <w:tc>
+          <w:tcPr>
+            <w:tcW w:w="1559" w:type="dxa"/>
           </w:tcPr>
           <w:p>
             <w:pPr>
@@ -9297,13 +9173,13 @@
                 <w:rFonts w:cs="Times New Roman"/>
                 <w:szCs w:val="24"/>
               </w:rPr>
-              <w:t>9б. Подпись директора (крупные заказы / юр. лица)</w:t>
-            </w:r>
-          </w:p>
-        </w:tc>
-        <w:tc>
-          <w:tcPr>
-            <w:tcW w:w="1421" w:type="dxa"/>
+              <w:t>По мере необходимости</w:t>
+            </w:r>
+          </w:p>
+        </w:tc>
+        <w:tc>
+          <w:tcPr>
+            <w:tcW w:w="1701" w:type="dxa"/>
           </w:tcPr>
           <w:p>
             <w:pPr>
@@ -9321,13 +9197,13 @@
                 <w:rFonts w:cs="Times New Roman"/>
                 <w:szCs w:val="24"/>
               </w:rPr>
-              <w:t>Менеджер склада, Директор</w:t>
-            </w:r>
-          </w:p>
-        </w:tc>
-        <w:tc>
-          <w:tcPr>
-            <w:tcW w:w="1559" w:type="dxa"/>
+              <w:t>Накладная</w:t>
+            </w:r>
+          </w:p>
+        </w:tc>
+        <w:tc>
+          <w:tcPr>
+            <w:tcW w:w="1701" w:type="dxa"/>
           </w:tcPr>
           <w:p>
             <w:pPr>
@@ -9345,13 +9221,13 @@
                 <w:rFonts w:cs="Times New Roman"/>
                 <w:szCs w:val="24"/>
               </w:rPr>
-              <w:t>По мере необходимости</w:t>
-            </w:r>
-          </w:p>
-        </w:tc>
-        <w:tc>
-          <w:tcPr>
-            <w:tcW w:w="1701" w:type="dxa"/>
+              <w:t>Накладная</w:t>
+            </w:r>
+          </w:p>
+        </w:tc>
+        <w:tc>
+          <w:tcPr>
+            <w:tcW w:w="1560" w:type="dxa"/>
           </w:tcPr>
           <w:p>
             <w:pPr>
@@ -9369,13 +9245,15 @@
                 <w:rFonts w:cs="Times New Roman"/>
                 <w:szCs w:val="24"/>
               </w:rPr>
-              <w:t>Накладная</w:t>
-            </w:r>
-          </w:p>
-        </w:tc>
-        <w:tc>
-          <w:tcPr>
-            <w:tcW w:w="1701" w:type="dxa"/>
+              <w:t>Нет</w:t>
+            </w:r>
+          </w:p>
+        </w:tc>
+      </w:tr>
+      <w:tr>
+        <w:tc>
+          <w:tcPr>
+            <w:tcW w:w="1656" w:type="dxa"/>
           </w:tcPr>
           <w:p>
             <w:pPr>
@@ -9392,14 +9270,22 @@
               <w:rPr>
                 <w:rFonts w:cs="Times New Roman"/>
                 <w:szCs w:val="24"/>
-              </w:rPr>
-              <w:t>Накладная</w:t>
-            </w:r>
-          </w:p>
-        </w:tc>
-        <w:tc>
-          <w:tcPr>
-            <w:tcW w:w="1560" w:type="dxa"/>
+                <w:lang w:val="en-US"/>
+              </w:rPr>
+              <w:t>Обр_Комп_1</w:t>
+            </w:r>
+            <w:r>
+              <w:rPr>
+                <w:rFonts w:cs="Times New Roman"/>
+                <w:szCs w:val="24"/>
+              </w:rPr>
+              <w:t>1</w:t>
+            </w:r>
+          </w:p>
+        </w:tc>
+        <w:tc>
+          <w:tcPr>
+            <w:tcW w:w="2027" w:type="dxa"/>
           </w:tcPr>
           <w:p>
             <w:pPr>
@@ -9410,22 +9296,22 @@
               <w:rPr>
                 <w:rFonts w:cs="Times New Roman"/>
                 <w:szCs w:val="24"/>
-              </w:rPr>
-            </w:pPr>
-            <w:r>
-              <w:rPr>
-                <w:rFonts w:cs="Times New Roman"/>
-                <w:szCs w:val="24"/>
-              </w:rPr>
-              <w:t>Нет</w:t>
-            </w:r>
-          </w:p>
-        </w:tc>
-      </w:tr>
-      <w:tr>
-        <w:tc>
-          <w:tcPr>
-            <w:tcW w:w="1656" w:type="dxa"/>
+                <w:lang w:val="en-US"/>
+              </w:rPr>
+            </w:pPr>
+            <w:r>
+              <w:rPr>
+                <w:rFonts w:cs="Times New Roman"/>
+                <w:szCs w:val="24"/>
+                <w:lang w:val="en-US"/>
+              </w:rPr>
+              <w:t>10. Передача документов сотруднику склада</w:t>
+            </w:r>
+          </w:p>
+        </w:tc>
+        <w:tc>
+          <w:tcPr>
+            <w:tcW w:w="1421" w:type="dxa"/>
           </w:tcPr>
           <w:p>
             <w:pPr>
@@ -9436,28 +9322,22 @@
               <w:rPr>
                 <w:rFonts w:cs="Times New Roman"/>
                 <w:szCs w:val="24"/>
-              </w:rPr>
-            </w:pPr>
-            <w:r>
-              <w:rPr>
-                <w:rFonts w:cs="Times New Roman"/>
-                <w:szCs w:val="24"/>
                 <w:lang w:val="en-US"/>
               </w:rPr>
-              <w:t>Обр_Комп_1</w:t>
-            </w:r>
-            <w:r>
-              <w:rPr>
-                <w:rFonts w:cs="Times New Roman"/>
-                <w:szCs w:val="24"/>
-              </w:rPr>
-              <w:t>1</w:t>
-            </w:r>
-          </w:p>
-        </w:tc>
-        <w:tc>
-          <w:tcPr>
-            <w:tcW w:w="2027" w:type="dxa"/>
+            </w:pPr>
+            <w:r>
+              <w:rPr>
+                <w:rFonts w:cs="Times New Roman"/>
+                <w:szCs w:val="24"/>
+                <w:lang w:val="en-US"/>
+              </w:rPr>
+              <w:t>Менеджер склада</w:t>
+            </w:r>
+          </w:p>
+        </w:tc>
+        <w:tc>
+          <w:tcPr>
+            <w:tcW w:w="1559" w:type="dxa"/>
           </w:tcPr>
           <w:p>
             <w:pPr>
@@ -9477,77 +9357,13 @@
                 <w:szCs w:val="24"/>
                 <w:lang w:val="en-US"/>
               </w:rPr>
-              <w:t xml:space="preserve">10. </w:t>
-            </w:r>
-            <w:proofErr w:type="spellStart"/>
-            <w:r>
-              <w:rPr>
-                <w:rFonts w:cs="Times New Roman"/>
-                <w:szCs w:val="24"/>
-                <w:lang w:val="en-US"/>
-              </w:rPr>
-              <w:t>Передача</w:t>
-            </w:r>
-            <w:proofErr w:type="spellEnd"/>
-            <w:r>
-              <w:rPr>
-                <w:rFonts w:cs="Times New Roman"/>
-                <w:szCs w:val="24"/>
-                <w:lang w:val="en-US"/>
-              </w:rPr>
-              <w:t xml:space="preserve"> </w:t>
-            </w:r>
-            <w:proofErr w:type="spellStart"/>
-            <w:r>
-              <w:rPr>
-                <w:rFonts w:cs="Times New Roman"/>
-                <w:szCs w:val="24"/>
-                <w:lang w:val="en-US"/>
-              </w:rPr>
-              <w:t>документов</w:t>
-            </w:r>
-            <w:proofErr w:type="spellEnd"/>
-            <w:r>
-              <w:rPr>
-                <w:rFonts w:cs="Times New Roman"/>
-                <w:szCs w:val="24"/>
-                <w:lang w:val="en-US"/>
-              </w:rPr>
-              <w:t xml:space="preserve"> </w:t>
-            </w:r>
-            <w:proofErr w:type="spellStart"/>
-            <w:r>
-              <w:rPr>
-                <w:rFonts w:cs="Times New Roman"/>
-                <w:szCs w:val="24"/>
-                <w:lang w:val="en-US"/>
-              </w:rPr>
-              <w:t>сотруднику</w:t>
-            </w:r>
-            <w:proofErr w:type="spellEnd"/>
-            <w:r>
-              <w:rPr>
-                <w:rFonts w:cs="Times New Roman"/>
-                <w:szCs w:val="24"/>
-                <w:lang w:val="en-US"/>
-              </w:rPr>
-              <w:t xml:space="preserve"> </w:t>
-            </w:r>
-            <w:proofErr w:type="spellStart"/>
-            <w:r>
-              <w:rPr>
-                <w:rFonts w:cs="Times New Roman"/>
-                <w:szCs w:val="24"/>
-                <w:lang w:val="en-US"/>
-              </w:rPr>
-              <w:t>склада</w:t>
-            </w:r>
-            <w:proofErr w:type="spellEnd"/>
-          </w:p>
-        </w:tc>
-        <w:tc>
-          <w:tcPr>
-            <w:tcW w:w="1421" w:type="dxa"/>
+              <w:t>Ежедневно</w:t>
+            </w:r>
+          </w:p>
+        </w:tc>
+        <w:tc>
+          <w:tcPr>
+            <w:tcW w:w="1701" w:type="dxa"/>
           </w:tcPr>
           <w:p>
             <w:pPr>
@@ -9561,39 +9377,19 @@
                 <w:lang w:val="en-US"/>
               </w:rPr>
             </w:pPr>
-            <w:proofErr w:type="spellStart"/>
             <w:r>
               <w:rPr>
                 <w:rFonts w:cs="Times New Roman"/>
                 <w:szCs w:val="24"/>
                 <w:lang w:val="en-US"/>
               </w:rPr>
-              <w:t>Менеджер</w:t>
-            </w:r>
-            <w:proofErr w:type="spellEnd"/>
-            <w:r>
-              <w:rPr>
-                <w:rFonts w:cs="Times New Roman"/>
-                <w:szCs w:val="24"/>
-                <w:lang w:val="en-US"/>
-              </w:rPr>
-              <w:t xml:space="preserve"> </w:t>
-            </w:r>
-            <w:proofErr w:type="spellStart"/>
-            <w:r>
-              <w:rPr>
-                <w:rFonts w:cs="Times New Roman"/>
-                <w:szCs w:val="24"/>
-                <w:lang w:val="en-US"/>
-              </w:rPr>
-              <w:t>склада</w:t>
-            </w:r>
-            <w:proofErr w:type="spellEnd"/>
-          </w:p>
-        </w:tc>
-        <w:tc>
-          <w:tcPr>
-            <w:tcW w:w="1559" w:type="dxa"/>
+              <w:t>Накладная</w:t>
+            </w:r>
+          </w:p>
+        </w:tc>
+        <w:tc>
+          <w:tcPr>
+            <w:tcW w:w="1701" w:type="dxa"/>
           </w:tcPr>
           <w:p>
             <w:pPr>
@@ -9607,21 +9403,19 @@
                 <w:lang w:val="en-US"/>
               </w:rPr>
             </w:pPr>
-            <w:proofErr w:type="spellStart"/>
             <w:r>
               <w:rPr>
                 <w:rFonts w:cs="Times New Roman"/>
                 <w:szCs w:val="24"/>
                 <w:lang w:val="en-US"/>
               </w:rPr>
-              <w:t>Ежедневно</w:t>
-            </w:r>
-            <w:proofErr w:type="spellEnd"/>
-          </w:p>
-        </w:tc>
-        <w:tc>
-          <w:tcPr>
-            <w:tcW w:w="1701" w:type="dxa"/>
+              <w:t>Нет</w:t>
+            </w:r>
+          </w:p>
+        </w:tc>
+        <w:tc>
+          <w:tcPr>
+            <w:tcW w:w="1560" w:type="dxa"/>
           </w:tcPr>
           <w:p>
             <w:pPr>
@@ -9635,21 +9429,21 @@
                 <w:lang w:val="en-US"/>
               </w:rPr>
             </w:pPr>
-            <w:proofErr w:type="spellStart"/>
             <w:r>
               <w:rPr>
                 <w:rFonts w:cs="Times New Roman"/>
                 <w:szCs w:val="24"/>
                 <w:lang w:val="en-US"/>
               </w:rPr>
-              <w:t>Накладная</w:t>
-            </w:r>
-            <w:proofErr w:type="spellEnd"/>
-          </w:p>
-        </w:tc>
-        <w:tc>
-          <w:tcPr>
-            <w:tcW w:w="1701" w:type="dxa"/>
+              <w:t>Нет</w:t>
+            </w:r>
+          </w:p>
+        </w:tc>
+      </w:tr>
+      <w:tr>
+        <w:tc>
+          <w:tcPr>
+            <w:tcW w:w="1656" w:type="dxa"/>
           </w:tcPr>
           <w:p>
             <w:pPr>
@@ -9660,14 +9454,28 @@
               <w:rPr>
                 <w:rFonts w:cs="Times New Roman"/>
                 <w:szCs w:val="24"/>
+              </w:rPr>
+            </w:pPr>
+            <w:r>
+              <w:rPr>
+                <w:rFonts w:cs="Times New Roman"/>
+                <w:szCs w:val="24"/>
                 <w:lang w:val="en-US"/>
               </w:rPr>
-            </w:pPr>
-          </w:p>
-        </w:tc>
-        <w:tc>
-          <w:tcPr>
-            <w:tcW w:w="1560" w:type="dxa"/>
+              <w:t>Обр_Комп_1</w:t>
+            </w:r>
+            <w:r>
+              <w:rPr>
+                <w:rFonts w:cs="Times New Roman"/>
+                <w:szCs w:val="24"/>
+              </w:rPr>
+              <w:t>2</w:t>
+            </w:r>
+          </w:p>
+        </w:tc>
+        <w:tc>
+          <w:tcPr>
+            <w:tcW w:w="2027" w:type="dxa"/>
           </w:tcPr>
           <w:p>
             <w:pPr>
@@ -9681,23 +9489,19 @@
                 <w:lang w:val="en-US"/>
               </w:rPr>
             </w:pPr>
-            <w:proofErr w:type="spellStart"/>
             <w:r>
               <w:rPr>
                 <w:rFonts w:cs="Times New Roman"/>
                 <w:szCs w:val="24"/>
                 <w:lang w:val="en-US"/>
               </w:rPr>
-              <w:t>Нет</w:t>
-            </w:r>
-            <w:proofErr w:type="spellEnd"/>
-          </w:p>
-        </w:tc>
-      </w:tr>
-      <w:tr>
-        <w:tc>
-          <w:tcPr>
-            <w:tcW w:w="1656" w:type="dxa"/>
+              <w:t>10б. Отгрузка заказа покупателю</w:t>
+            </w:r>
+          </w:p>
+        </w:tc>
+        <w:tc>
+          <w:tcPr>
+            <w:tcW w:w="1421" w:type="dxa"/>
           </w:tcPr>
           <w:p>
             <w:pPr>
@@ -9708,28 +9512,22 @@
               <w:rPr>
                 <w:rFonts w:cs="Times New Roman"/>
                 <w:szCs w:val="24"/>
-              </w:rPr>
-            </w:pPr>
-            <w:r>
-              <w:rPr>
-                <w:rFonts w:cs="Times New Roman"/>
-                <w:szCs w:val="24"/>
                 <w:lang w:val="en-US"/>
               </w:rPr>
-              <w:t>Обр_Комп_1</w:t>
-            </w:r>
-            <w:r>
-              <w:rPr>
-                <w:rFonts w:cs="Times New Roman"/>
-                <w:szCs w:val="24"/>
-              </w:rPr>
-              <w:t>2</w:t>
-            </w:r>
-          </w:p>
-        </w:tc>
-        <w:tc>
-          <w:tcPr>
-            <w:tcW w:w="2027" w:type="dxa"/>
+            </w:pPr>
+            <w:r>
+              <w:rPr>
+                <w:rFonts w:cs="Times New Roman"/>
+                <w:szCs w:val="24"/>
+                <w:lang w:val="en-US"/>
+              </w:rPr>
+              <w:t>Сотрудник склада</w:t>
+            </w:r>
+          </w:p>
+        </w:tc>
+        <w:tc>
+          <w:tcPr>
+            <w:tcW w:w="1559" w:type="dxa"/>
           </w:tcPr>
           <w:p>
             <w:pPr>
@@ -9749,59 +9547,13 @@
                 <w:szCs w:val="24"/>
                 <w:lang w:val="en-US"/>
               </w:rPr>
-              <w:t xml:space="preserve">10б. </w:t>
-            </w:r>
-            <w:proofErr w:type="spellStart"/>
-            <w:r>
-              <w:rPr>
-                <w:rFonts w:cs="Times New Roman"/>
-                <w:szCs w:val="24"/>
-                <w:lang w:val="en-US"/>
-              </w:rPr>
-              <w:t>Отгрузка</w:t>
-            </w:r>
-            <w:proofErr w:type="spellEnd"/>
-            <w:r>
-              <w:rPr>
-                <w:rFonts w:cs="Times New Roman"/>
-                <w:szCs w:val="24"/>
-                <w:lang w:val="en-US"/>
-              </w:rPr>
-              <w:t xml:space="preserve"> </w:t>
-            </w:r>
-            <w:proofErr w:type="spellStart"/>
-            <w:r>
-              <w:rPr>
-                <w:rFonts w:cs="Times New Roman"/>
-                <w:szCs w:val="24"/>
-                <w:lang w:val="en-US"/>
-              </w:rPr>
-              <w:t>заказа</w:t>
-            </w:r>
-            <w:proofErr w:type="spellEnd"/>
-            <w:r>
-              <w:rPr>
-                <w:rFonts w:cs="Times New Roman"/>
-                <w:szCs w:val="24"/>
-                <w:lang w:val="en-US"/>
-              </w:rPr>
-              <w:t xml:space="preserve"> </w:t>
-            </w:r>
-            <w:proofErr w:type="spellStart"/>
-            <w:r>
-              <w:rPr>
-                <w:rFonts w:cs="Times New Roman"/>
-                <w:szCs w:val="24"/>
-                <w:lang w:val="en-US"/>
-              </w:rPr>
-              <w:t>покупателю</w:t>
-            </w:r>
-            <w:proofErr w:type="spellEnd"/>
-          </w:p>
-        </w:tc>
-        <w:tc>
-          <w:tcPr>
-            <w:tcW w:w="1421" w:type="dxa"/>
+              <w:t>Ежедневно</w:t>
+            </w:r>
+          </w:p>
+        </w:tc>
+        <w:tc>
+          <w:tcPr>
+            <w:tcW w:w="1701" w:type="dxa"/>
           </w:tcPr>
           <w:p>
             <w:pPr>
@@ -9815,39 +9567,19 @@
                 <w:lang w:val="en-US"/>
               </w:rPr>
             </w:pPr>
-            <w:proofErr w:type="spellStart"/>
             <w:r>
               <w:rPr>
                 <w:rFonts w:cs="Times New Roman"/>
                 <w:szCs w:val="24"/>
                 <w:lang w:val="en-US"/>
               </w:rPr>
-              <w:t>Сотрудник</w:t>
-            </w:r>
-            <w:proofErr w:type="spellEnd"/>
-            <w:r>
-              <w:rPr>
-                <w:rFonts w:cs="Times New Roman"/>
-                <w:szCs w:val="24"/>
-                <w:lang w:val="en-US"/>
-              </w:rPr>
-              <w:t xml:space="preserve"> </w:t>
-            </w:r>
-            <w:proofErr w:type="spellStart"/>
-            <w:r>
-              <w:rPr>
-                <w:rFonts w:cs="Times New Roman"/>
-                <w:szCs w:val="24"/>
-                <w:lang w:val="en-US"/>
-              </w:rPr>
-              <w:t>склада</w:t>
-            </w:r>
-            <w:proofErr w:type="spellEnd"/>
-          </w:p>
-        </w:tc>
-        <w:tc>
-          <w:tcPr>
-            <w:tcW w:w="1559" w:type="dxa"/>
+              <w:t>Накладная</w:t>
+            </w:r>
+          </w:p>
+        </w:tc>
+        <w:tc>
+          <w:tcPr>
+            <w:tcW w:w="1701" w:type="dxa"/>
           </w:tcPr>
           <w:p>
             <w:pPr>
@@ -9861,21 +9593,19 @@
                 <w:lang w:val="en-US"/>
               </w:rPr>
             </w:pPr>
-            <w:proofErr w:type="spellStart"/>
             <w:r>
               <w:rPr>
                 <w:rFonts w:cs="Times New Roman"/>
                 <w:szCs w:val="24"/>
                 <w:lang w:val="en-US"/>
               </w:rPr>
-              <w:t>Ежедневно</w:t>
-            </w:r>
-            <w:proofErr w:type="spellEnd"/>
-          </w:p>
-        </w:tc>
-        <w:tc>
-          <w:tcPr>
-            <w:tcW w:w="1701" w:type="dxa"/>
+              <w:t>Нет</w:t>
+            </w:r>
+          </w:p>
+        </w:tc>
+        <w:tc>
+          <w:tcPr>
+            <w:tcW w:w="1560" w:type="dxa"/>
           </w:tcPr>
           <w:p>
             <w:pPr>
@@ -9889,62 +9619,14 @@
                 <w:lang w:val="en-US"/>
               </w:rPr>
             </w:pPr>
-            <w:proofErr w:type="spellStart"/>
             <w:r>
               <w:rPr>
                 <w:rFonts w:cs="Times New Roman"/>
                 <w:szCs w:val="24"/>
                 <w:lang w:val="en-US"/>
               </w:rPr>
-              <w:t>Накладная</w:t>
-            </w:r>
-            <w:proofErr w:type="spellEnd"/>
-          </w:p>
-        </w:tc>
-        <w:tc>
-          <w:tcPr>
-            <w:tcW w:w="1701" w:type="dxa"/>
-          </w:tcPr>
-          <w:p>
-            <w:pPr>
-              <w:tabs>
-                <w:tab w:val="left" w:pos="9360"/>
-              </w:tabs>
-              <w:spacing w:line="360" w:lineRule="auto"/>
-              <w:rPr>
-                <w:rFonts w:cs="Times New Roman"/>
-                <w:szCs w:val="24"/>
-                <w:lang w:val="en-US"/>
-              </w:rPr>
-            </w:pPr>
-          </w:p>
-        </w:tc>
-        <w:tc>
-          <w:tcPr>
-            <w:tcW w:w="1560" w:type="dxa"/>
-          </w:tcPr>
-          <w:p>
-            <w:pPr>
-              <w:tabs>
-                <w:tab w:val="left" w:pos="9360"/>
-              </w:tabs>
-              <w:spacing w:line="360" w:lineRule="auto"/>
-              <w:rPr>
-                <w:rFonts w:cs="Times New Roman"/>
-                <w:szCs w:val="24"/>
-                <w:lang w:val="en-US"/>
-              </w:rPr>
-            </w:pPr>
-            <w:proofErr w:type="spellStart"/>
-            <w:r>
-              <w:rPr>
-                <w:rFonts w:cs="Times New Roman"/>
-                <w:szCs w:val="24"/>
-                <w:lang w:val="en-US"/>
-              </w:rPr>
               <w:t>Нет</w:t>
             </w:r>
-            <w:proofErr w:type="spellEnd"/>
           </w:p>
         </w:tc>
       </w:tr>
@@ -9962,14 +9644,12 @@
           <w:lang w:val="en-US"/>
         </w:rPr>
       </w:pPr>
-      <w:bookmarkStart w:id="19" w:name="_GoBack"/>
-      <w:bookmarkEnd w:id="19"/>
     </w:p>
     <w:p>
       <w:pPr>
         <w:pStyle w:val="2"/>
       </w:pPr>
-      <w:bookmarkStart w:id="20" w:name="_Toc225879099"/>
+      <w:bookmarkStart w:id="20" w:name="_Toc226012100"/>
       <w:r>
         <w:t>Структурный анализ</w:t>
       </w:r>
@@ -9980,27 +9660,29 @@
         <w:spacing w:after="0" w:line="276" w:lineRule="auto"/>
         <w:jc w:val="right"/>
         <w:rPr>
-          <w:color w:val="FF0000"/>
           <w:szCs w:val="24"/>
         </w:rPr>
       </w:pPr>
       <w:r>
         <w:rPr>
-          <w:color w:val="FF0000"/>
           <w:szCs w:val="24"/>
         </w:rPr>
-        <w:t>Таблица №5 «</w:t>
+        <w:t>Таблица №7</w:t>
       </w:r>
       <w:r>
         <w:rPr>
-          <w:color w:val="FF0000"/>
+          <w:szCs w:val="24"/>
+        </w:rPr>
+        <w:t xml:space="preserve"> «</w:t>
+      </w:r>
+      <w:r>
+        <w:rPr>
           <w:szCs w:val="24"/>
         </w:rPr>
         <w:t>Структурный анализ по 5 направлениям на 3 уровнях</w:t>
       </w:r>
       <w:r>
         <w:rPr>
-          <w:color w:val="FF0000"/>
           <w:szCs w:val="24"/>
         </w:rPr>
         <w:t>»</w:t>
@@ -10031,13 +9713,11 @@
               <w:jc w:val="center"/>
               <w:rPr>
                 <w:b/>
-                <w:color w:val="FF0000"/>
               </w:rPr>
             </w:pPr>
             <w:r>
               <w:rPr>
                 <w:b/>
-                <w:color w:val="FF0000"/>
               </w:rPr>
               <w:t>Внешний уровень</w:t>
             </w:r>
@@ -10056,13 +9736,11 @@
               <w:jc w:val="center"/>
               <w:rPr>
                 <w:b/>
-                <w:color w:val="FF0000"/>
               </w:rPr>
             </w:pPr>
             <w:r>
               <w:rPr>
                 <w:b/>
-                <w:color w:val="FF0000"/>
               </w:rPr>
               <w:t>Концептуальный уровень</w:t>
             </w:r>
@@ -10081,13 +9759,11 @@
               <w:jc w:val="center"/>
               <w:rPr>
                 <w:b/>
-                <w:color w:val="FF0000"/>
               </w:rPr>
             </w:pPr>
             <w:r>
               <w:rPr>
                 <w:b/>
-                <w:color w:val="FF0000"/>
               </w:rPr>
               <w:t>Внутренний уровень</w:t>
             </w:r>
@@ -10107,14 +9783,12 @@
               <w:rPr>
                 <w:b/>
                 <w:bCs/>
-                <w:color w:val="FF0000"/>
               </w:rPr>
             </w:pPr>
             <w:r>
               <w:rPr>
                 <w:b/>
                 <w:bCs/>
-                <w:color w:val="FF0000"/>
               </w:rPr>
               <w:t>Объектная структура</w:t>
             </w:r>
@@ -10129,11 +9803,30 @@
           </w:tcPr>
           <w:p>
             <w:pPr>
-              <w:jc w:val="center"/>
-              <w:rPr>
-                <w:color w:val="FF0000"/>
-              </w:rPr>
-            </w:pPr>
+              <w:rPr>
+                <w:rFonts w:cs="Times New Roman"/>
+                <w:color w:val="141413"/>
+                <w:szCs w:val="18"/>
+              </w:rPr>
+            </w:pPr>
+            <w:r>
+              <w:rPr>
+                <w:rFonts w:cs="Times New Roman"/>
+                <w:color w:val="141413"/>
+                <w:szCs w:val="18"/>
+              </w:rPr>
+              <w:t xml:space="preserve">товары на складе, упаковочные материалы, готовые скомплектованные заказы. </w:t>
+            </w:r>
+          </w:p>
+          <w:p>
+            <w:r>
+              <w:rPr>
+                <w:rFonts w:cs="Times New Roman"/>
+                <w:color w:val="141413"/>
+                <w:szCs w:val="18"/>
+              </w:rPr>
+              <w:t>Заказ клиента, лист комплектации, акт проверки качества, накладная, счёт на оплату, товарный чек</w:t>
+            </w:r>
           </w:p>
         </w:tc>
         <w:tc>
@@ -10143,11 +9836,36 @@
           </w:tcPr>
           <w:p>
             <w:pPr>
-              <w:jc w:val="center"/>
-              <w:rPr>
-                <w:color w:val="FF0000"/>
-              </w:rPr>
-            </w:pPr>
+              <w:rPr>
+                <w:rFonts w:cs="Times New Roman"/>
+              </w:rPr>
+            </w:pPr>
+            <w:r>
+              <w:rPr>
+                <w:rFonts w:cs="Times New Roman"/>
+                <w:color w:val="141413"/>
+                <w:szCs w:val="18"/>
+              </w:rPr>
+              <w:t>Заказ (№, дата, статус, покупатель)</w:t>
+            </w:r>
+            <w:r>
+              <w:rPr>
+                <w:rFonts w:cs="Times New Roman"/>
+                <w:color w:val="141413"/>
+                <w:szCs w:val="18"/>
+              </w:rPr>
+              <w:br/>
+              <w:t>Товар (артикул, наименование, ед. изм., ячейка хранения)</w:t>
+            </w:r>
+            <w:r>
+              <w:rPr>
+                <w:rFonts w:cs="Times New Roman"/>
+                <w:color w:val="141413"/>
+                <w:szCs w:val="18"/>
+              </w:rPr>
+              <w:br/>
+              <w:t>Документ (тип, дата, исполнитель, подпись).</w:t>
+            </w:r>
           </w:p>
         </w:tc>
         <w:tc>
@@ -10157,11 +9875,73 @@
           </w:tcPr>
           <w:p>
             <w:pPr>
-              <w:jc w:val="center"/>
-              <w:rPr>
-                <w:color w:val="FF0000"/>
-              </w:rPr>
-            </w:pPr>
+              <w:rPr>
+                <w:rFonts w:cs="Times New Roman"/>
+                <w:color w:val="141413"/>
+                <w:szCs w:val="18"/>
+              </w:rPr>
+            </w:pPr>
+            <w:r>
+              <w:rPr>
+                <w:rFonts w:cs="Times New Roman"/>
+                <w:color w:val="141413"/>
+                <w:szCs w:val="18"/>
+              </w:rPr>
+              <w:t>Таблицы БД «Товары», «</w:t>
+            </w:r>
+            <w:r>
+              <w:rPr>
+                <w:rFonts w:cs="Times New Roman"/>
+                <w:color w:val="141413"/>
+                <w:szCs w:val="18"/>
+              </w:rPr>
+              <w:t>Заказы», «Документы», «Остатки»</w:t>
+            </w:r>
+            <w:r>
+              <w:rPr>
+                <w:rFonts w:cs="Times New Roman"/>
+                <w:color w:val="141413"/>
+                <w:szCs w:val="18"/>
+              </w:rPr>
+              <w:t xml:space="preserve"> </w:t>
+            </w:r>
+          </w:p>
+          <w:p>
+            <w:pPr>
+              <w:rPr>
+                <w:rFonts w:cs="Times New Roman"/>
+                <w:color w:val="141413"/>
+                <w:szCs w:val="18"/>
+              </w:rPr>
+            </w:pPr>
+            <w:r>
+              <w:rPr>
+                <w:rFonts w:cs="Times New Roman"/>
+                <w:color w:val="141413"/>
+                <w:szCs w:val="18"/>
+              </w:rPr>
+              <w:t xml:space="preserve">входящие файлы: </w:t>
+            </w:r>
+            <w:r>
+              <w:rPr>
+                <w:rFonts w:cs="Times New Roman"/>
+                <w:color w:val="141413"/>
+                <w:szCs w:val="18"/>
+              </w:rPr>
+              <w:t>заказы клиента, лист комплектации</w:t>
+            </w:r>
+          </w:p>
+          <w:p>
+            <w:r>
+              <w:rPr>
+                <w:rFonts w:cs="Times New Roman"/>
+                <w:color w:val="141413"/>
+                <w:szCs w:val="18"/>
+              </w:rPr>
+              <w:t>выходящие: накладные, счет на оплату, этикетка, чек</w:t>
+            </w:r>
+            <w:bookmarkStart w:id="21" w:name="_GoBack"/>
+            <w:bookmarkEnd w:id="21"/>
           </w:p>
         </w:tc>
       </w:tr>
@@ -10181,14 +9961,12 @@
               <w:rPr>
                 <w:b/>
                 <w:bCs/>
-                <w:color w:val="FF0000"/>
               </w:rPr>
             </w:pPr>
             <w:r>
               <w:rPr>
                 <w:b/>
                 <w:bCs/>
-                <w:color w:val="FF0000"/>
               </w:rPr>
               <w:t>Функциональная структура</w:t>
             </w:r>
@@ -10206,11 +9984,57 @@
           </w:tcPr>
           <w:p>
             <w:pPr>
-              <w:jc w:val="center"/>
-              <w:rPr>
-                <w:color w:val="FF0000"/>
-              </w:rPr>
-            </w:pPr>
+              <w:rPr>
+                <w:rFonts w:cs="Times New Roman"/>
+                <w:color w:val="141413"/>
+                <w:szCs w:val="18"/>
+              </w:rPr>
+            </w:pPr>
+            <w:r>
+              <w:rPr>
+                <w:rFonts w:cs="Times New Roman"/>
+                <w:color w:val="141413"/>
+                <w:szCs w:val="18"/>
+              </w:rPr>
+              <w:t>Приёмка товаров.</w:t>
+            </w:r>
+            <w:r>
+              <w:rPr>
+                <w:rFonts w:cs="Times New Roman"/>
+                <w:color w:val="141413"/>
+                <w:szCs w:val="18"/>
+              </w:rPr>
+              <w:br/>
+              <w:t>Оформление заказа.</w:t>
+            </w:r>
+          </w:p>
+          <w:p>
+            <w:r>
+              <w:rPr>
+                <w:rFonts w:cs="Times New Roman"/>
+                <w:color w:val="141413"/>
+                <w:szCs w:val="18"/>
+              </w:rPr>
+              <w:t>Обработка и комплектация.</w:t>
+            </w:r>
+            <w:r>
+              <w:rPr>
+                <w:rFonts w:cs="Times New Roman"/>
+                <w:color w:val="141413"/>
+                <w:szCs w:val="18"/>
+              </w:rPr>
+              <w:br/>
+              <w:t>Отгрузка заказа.</w:t>
+            </w:r>
+            <w:r>
+              <w:rPr>
+                <w:rFonts w:cs="Times New Roman"/>
+                <w:color w:val="141413"/>
+                <w:szCs w:val="18"/>
+              </w:rPr>
+              <w:br/>
+              <w:t>Подтверждение получения.</w:t>
+            </w:r>
           </w:p>
         </w:tc>
         <w:tc>
@@ -10223,11 +10047,63 @@
           </w:tcPr>
           <w:p>
             <w:pPr>
-              <w:jc w:val="center"/>
-              <w:rPr>
-                <w:color w:val="FF0000"/>
-              </w:rPr>
-            </w:pPr>
+              <w:rPr>
+                <w:rFonts w:cs="Times New Roman"/>
+              </w:rPr>
+            </w:pPr>
+            <w:r>
+              <w:rPr>
+                <w:rFonts w:cs="Times New Roman"/>
+                <w:color w:val="141413"/>
+                <w:szCs w:val="18"/>
+              </w:rPr>
+              <w:t>Согласование условий заказа</w:t>
+            </w:r>
+            <w:r>
+              <w:rPr>
+                <w:rFonts w:cs="Times New Roman"/>
+                <w:color w:val="141413"/>
+                <w:szCs w:val="18"/>
+              </w:rPr>
+              <w:br/>
+              <w:t>Формирование листа комплектации</w:t>
+            </w:r>
+            <w:r>
+              <w:rPr>
+                <w:rFonts w:cs="Times New Roman"/>
+                <w:color w:val="141413"/>
+                <w:szCs w:val="18"/>
+              </w:rPr>
+              <w:br/>
+              <w:t>Сбор товаров со складских мест</w:t>
+            </w:r>
+            <w:r>
+              <w:rPr>
+                <w:rFonts w:cs="Times New Roman"/>
+                <w:color w:val="141413"/>
+                <w:szCs w:val="18"/>
+              </w:rPr>
+              <w:br/>
+              <w:t>Проверка качества и количества</w:t>
+            </w:r>
+            <w:r>
+              <w:rPr>
+                <w:rFonts w:cs="Times New Roman"/>
+                <w:color w:val="141413"/>
+                <w:szCs w:val="18"/>
+              </w:rPr>
+              <w:br/>
+              <w:t>Упаковка и маркировка</w:t>
+            </w:r>
+            <w:r>
+              <w:rPr>
+                <w:rFonts w:cs="Times New Roman"/>
+                <w:color w:val="141413"/>
+                <w:szCs w:val="18"/>
+              </w:rPr>
+              <w:br/>
+              <w:t>Оформление документации</w:t>
+            </w:r>
           </w:p>
         </w:tc>
         <w:tc>
@@ -10240,11 +10116,45 @@
           </w:tcPr>
           <w:p>
             <w:pPr>
-              <w:jc w:val="center"/>
-              <w:rPr>
-                <w:color w:val="FF0000"/>
-              </w:rPr>
-            </w:pPr>
+              <w:rPr>
+                <w:rFonts w:cs="Times New Roman"/>
+              </w:rPr>
+            </w:pPr>
+            <w:r>
+              <w:rPr>
+                <w:rFonts w:cs="Times New Roman"/>
+                <w:color w:val="141413"/>
+                <w:szCs w:val="18"/>
+              </w:rPr>
+              <w:t>Модуль приёма и регистрации заказов</w:t>
+            </w:r>
+            <w:r>
+              <w:rPr>
+                <w:rFonts w:cs="Times New Roman"/>
+                <w:color w:val="141413"/>
+                <w:szCs w:val="18"/>
+              </w:rPr>
+              <w:br/>
+              <w:t>Модуль управления складскими операциями</w:t>
+            </w:r>
+            <w:r>
+              <w:rPr>
+                <w:rFonts w:cs="Times New Roman"/>
+                <w:color w:val="141413"/>
+                <w:szCs w:val="18"/>
+              </w:rPr>
+              <w:br/>
+              <w:t>Модуль оформления документов</w:t>
+            </w:r>
+            <w:r>
+              <w:rPr>
+                <w:rFonts w:cs="Times New Roman"/>
+                <w:color w:val="141413"/>
+                <w:szCs w:val="18"/>
+              </w:rPr>
+              <w:br/>
+              <w:t>Модуль формирования отчётности</w:t>
+            </w:r>
           </w:p>
         </w:tc>
       </w:tr>
@@ -10261,14 +10171,12 @@
               <w:rPr>
                 <w:b/>
                 <w:bCs/>
-                <w:color w:val="FF0000"/>
               </w:rPr>
             </w:pPr>
             <w:r>
               <w:rPr>
                 <w:b/>
                 <w:bCs/>
-                <w:color w:val="FF0000"/>
               </w:rPr>
               <w:t>Структура управления</w:t>
             </w:r>
@@ -10283,11 +10191,28 @@
           </w:tcPr>
           <w:p>
             <w:pPr>
-              <w:jc w:val="center"/>
-              <w:rPr>
-                <w:color w:val="FF0000"/>
-              </w:rPr>
-            </w:pPr>
+              <w:rPr>
+                <w:rFonts w:cs="Times New Roman"/>
+              </w:rPr>
+            </w:pPr>
+            <w:r>
+              <w:rPr>
+                <w:rFonts w:cs="Times New Roman"/>
+                <w:color w:val="141413"/>
+                <w:szCs w:val="18"/>
+              </w:rPr>
+              <w:lastRenderedPageBreak/>
+              <w:t>Внешние события: поступление заказа от клиента, поставка товара по контракту, оплата счёта покупателем.</w:t>
+            </w:r>
+            <w:r>
+              <w:rPr>
+                <w:rFonts w:cs="Times New Roman"/>
+                <w:color w:val="141413"/>
+                <w:szCs w:val="18"/>
+              </w:rPr>
+              <w:br/>
+              <w:t>Целевые установки: своевременная отгрузка заказов, поддержание уровня товарных запасов, соблюдение уровня качества при комплектации</w:t>
+            </w:r>
           </w:p>
         </w:tc>
         <w:tc>
@@ -10296,12 +10221,19 @@
             <w:vAlign w:val="center"/>
           </w:tcPr>
           <w:p>
-            <w:pPr>
-              <w:jc w:val="center"/>
-              <w:rPr>
-                <w:color w:val="FF0000"/>
-              </w:rPr>
-            </w:pPr>
+            <w:r>
+              <w:t>Подтверждение заказа только при наличии товара</w:t>
+            </w:r>
+          </w:p>
+          <w:p>
+            <w:r>
+              <w:t>Подпись директора обязательна при крупных заказах или для юридических лиц</w:t>
+            </w:r>
+          </w:p>
+          <w:p>
+            <w:r>
+              <w:t>Накладная оформляется в 2 экземплярах</w:t>
+            </w:r>
           </w:p>
         </w:tc>
         <w:tc>
@@ -10310,12 +10242,19 @@
             <w:vAlign w:val="center"/>
           </w:tcPr>
           <w:p>
-            <w:pPr>
-              <w:jc w:val="center"/>
-              <w:rPr>
-                <w:color w:val="FF0000"/>
-              </w:rPr>
-            </w:pPr>
+            <w:r>
+              <w:t>Автоматическая проверка остатков при создании заказа</w:t>
+            </w:r>
+          </w:p>
+          <w:p>
+            <w:r>
+              <w:t>Блокировка отгрузки без подписанной накладной</w:t>
+            </w:r>
+          </w:p>
+          <w:p>
+            <w:r>
+              <w:t>Уведомление менеджера при критическом уровне запасов</w:t>
+            </w:r>
           </w:p>
         </w:tc>
       </w:tr>
@@ -10332,14 +10271,12 @@
               <w:rPr>
                 <w:b/>
                 <w:bCs/>
-                <w:color w:val="FF0000"/>
               </w:rPr>
             </w:pPr>
             <w:r>
               <w:rPr>
                 <w:b/>
                 <w:bCs/>
-                <w:color w:val="FF0000"/>
               </w:rPr>
               <w:t>Организационная структура</w:t>
             </w:r>
@@ -10353,12 +10290,33 @@
             <w:vAlign w:val="center"/>
           </w:tcPr>
           <w:p>
-            <w:pPr>
-              <w:jc w:val="center"/>
-              <w:rPr>
-                <w:color w:val="FF0000"/>
-              </w:rPr>
-            </w:pPr>
+            <w:r>
+              <w:t>Директор</w:t>
+            </w:r>
+          </w:p>
+          <w:p>
+            <w:r>
+              <w:t xml:space="preserve"> ├</w:t>
+            </w:r>
+            <w:r>
+              <w:t xml:space="preserve"> Отдел продаж</w:t>
+            </w:r>
+          </w:p>
+          <w:p>
+            <w:r>
+              <w:t xml:space="preserve"> ├</w:t>
+            </w:r>
+            <w:r>
+              <w:t xml:space="preserve"> Склад</w:t>
+            </w:r>
+          </w:p>
+          <w:p>
+            <w:r>
+              <w:t xml:space="preserve"> └</w:t>
+            </w:r>
+            <w:r>
+              <w:t xml:space="preserve"> Бухгалтерия.</w:t>
+            </w:r>
           </w:p>
         </w:tc>
         <w:tc>
@@ -10367,12 +10325,29 @@
             <w:vAlign w:val="center"/>
           </w:tcPr>
           <w:p>
-            <w:pPr>
-              <w:jc w:val="center"/>
-              <w:rPr>
-                <w:color w:val="FF0000"/>
-              </w:rPr>
-            </w:pPr>
+            <w:r>
+              <w:t>Директор</w:t>
+            </w:r>
+          </w:p>
+          <w:p>
+            <w:r>
+              <w:t>Менеджер по работе с клиентами</w:t>
+            </w:r>
+          </w:p>
+          <w:p>
+            <w:r>
+              <w:t>Менеджер склада</w:t>
+            </w:r>
+          </w:p>
+          <w:p>
+            <w:r>
+              <w:t>Сотрудник</w:t>
+            </w:r>
+          </w:p>
+          <w:p>
+            <w:r>
+              <w:t>Бухгалтер</w:t>
+            </w:r>
           </w:p>
         </w:tc>
         <w:tc>
@@ -10381,12 +10356,24 @@
             <w:vAlign w:val="center"/>
           </w:tcPr>
           <w:p>
-            <w:pPr>
-              <w:jc w:val="center"/>
-              <w:rPr>
-                <w:color w:val="FF0000"/>
-              </w:rPr>
-            </w:pPr>
+            <w:r>
+              <w:t>Директор: полный доступ, визирование документов</w:t>
+            </w:r>
+          </w:p>
+          <w:p>
+            <w:r>
+              <w:t>Менеджер по клиентам: регистрация заказов</w:t>
+            </w:r>
+          </w:p>
+          <w:p>
+            <w:r>
+              <w:t>Менеджер склада: управление остатками и комплектацией</w:t>
+            </w:r>
+          </w:p>
+          <w:p>
+            <w:r>
+              <w:t>Бухгалтер: оформление и подпись документов</w:t>
+            </w:r>
           </w:p>
         </w:tc>
       </w:tr>
@@ -10402,13 +10389,11 @@
               <w:jc w:val="center"/>
               <w:rPr>
                 <w:b/>
-                <w:color w:val="FF0000"/>
               </w:rPr>
             </w:pPr>
             <w:r>
               <w:rPr>
                 <w:b/>
-                <w:color w:val="FF0000"/>
               </w:rPr>
               <w:t>Техническая структура</w:t>
             </w:r>
@@ -10422,12 +10407,19 @@
             <w:vAlign w:val="center"/>
           </w:tcPr>
           <w:p>
-            <w:pPr>
-              <w:jc w:val="center"/>
-              <w:rPr>
-                <w:color w:val="FF0000"/>
-              </w:rPr>
-            </w:pPr>
+            <w:r>
+              <w:t>Рабочие станции (отдел продаж, бухгалтерия, кабинет директора)</w:t>
+            </w:r>
+          </w:p>
+          <w:p>
+            <w:r>
+              <w:t>Терминалы сбора данных, сканеры штрихкодов (склад)</w:t>
+            </w:r>
+          </w:p>
+          <w:p>
+            <w:r>
+              <w:t>Принтер этикеток и накладных (склад)</w:t>
+            </w:r>
           </w:p>
         </w:tc>
         <w:tc>
@@ -10436,12 +10428,24 @@
             <w:vAlign w:val="center"/>
           </w:tcPr>
           <w:p>
-            <w:pPr>
-              <w:jc w:val="center"/>
-              <w:rPr>
-                <w:color w:val="FF0000"/>
-              </w:rPr>
-            </w:pPr>
+            <w:r>
+              <w:t>Локальная сеть склада</w:t>
+            </w:r>
+          </w:p>
+          <w:p>
+            <w:r>
+              <w:t>Wi-Fi для терминалов сбора данных</w:t>
+            </w:r>
+          </w:p>
+          <w:p>
+            <w:r>
+              <w:t>Обмен электронными документами по e-mail</w:t>
+            </w:r>
+          </w:p>
+          <w:p>
+            <w:r>
+              <w:t>Физическая передача подписанных накладных</w:t>
+            </w:r>
           </w:p>
         </w:tc>
         <w:tc>
@@ -10450,12 +10454,14 @@
             <w:vAlign w:val="center"/>
           </w:tcPr>
           <w:p>
-            <w:pPr>
-              <w:jc w:val="center"/>
-              <w:rPr>
-                <w:color w:val="FF0000"/>
-              </w:rPr>
-            </w:pPr>
+            <w:r>
+              <w:t xml:space="preserve">Сервер БД — центральный узел хранения данных Рабочие станции и ТСД —клиентские узлы </w:t>
+            </w:r>
+          </w:p>
+          <w:p>
+            <w:r>
+              <w:t>Резервное копирование данных на сервере</w:t>
+            </w:r>
           </w:p>
         </w:tc>
       </w:tr>
@@ -10479,7 +10485,7 @@
 </file>
 
 <file path=word/endnotes.xml><?xml version="1.0" encoding="utf-8"?>
-<w:endnotes xmlns:wpc="http://schemas.microsoft.com/office/word/2010/wordprocessingCanvas" xmlns:cx="http://schemas.microsoft.com/office/drawing/2014/chartex" xmlns:mc="http://schemas.openxmlformats.org/markup-compatibility/2006" xmlns:o="urn:schemas-microsoft-com:office:office" xmlns:r="http://schemas.openxmlformats.org/officeDocument/2006/relationships" xmlns:m="http://schemas.openxmlformats.org/officeDocument/2006/math" xmlns:v="urn:schemas-microsoft-com:vml" xmlns:wp14="http://schemas.microsoft.com/office/word/2010/wordprocessingDrawing" xmlns:wp="http://schemas.openxmlformats.org/drawingml/2006/wordprocessingDrawing" xmlns:w10="urn:schemas-microsoft-com:office:word" xmlns:w="http://schemas.openxmlformats.org/wordprocessingml/2006/main" xmlns:w14="http://schemas.microsoft.com/office/word/2010/wordml" xmlns:w15="http://schemas.microsoft.com/office/word/2012/wordml" xmlns:w16se="http://schemas.microsoft.com/office/word/2015/wordml/symex" xmlns:wpg="http://schemas.microsoft.com/office/word/2010/wordprocessingGroup" xmlns:wpi="http://schemas.microsoft.com/office/word/2010/wordprocessingInk" xmlns:wne="http://schemas.microsoft.com/office/word/2006/wordml" xmlns:wps="http://schemas.microsoft.com/office/word/2010/wordprocessingShape" mc:Ignorable="w14 w15 w16se wp14">
+<w:endnotes xmlns:wpc="http://schemas.microsoft.com/office/word/2010/wordprocessingCanvas" xmlns:cx="http://schemas.microsoft.com/office/drawing/2014/chartex" xmlns:cx1="http://schemas.microsoft.com/office/drawing/2015/9/8/chartex" xmlns:mc="http://schemas.openxmlformats.org/markup-compatibility/2006" xmlns:o="urn:schemas-microsoft-com:office:office" xmlns:r="http://schemas.openxmlformats.org/officeDocument/2006/relationships" xmlns:m="http://schemas.openxmlformats.org/officeDocument/2006/math" xmlns:v="urn:schemas-microsoft-com:vml" xmlns:wp14="http://schemas.microsoft.com/office/word/2010/wordprocessingDrawing" xmlns:wp="http://schemas.openxmlformats.org/drawingml/2006/wordprocessingDrawing" xmlns:w10="urn:schemas-microsoft-com:office:word" xmlns:w="http://schemas.openxmlformats.org/wordprocessingml/2006/main" xmlns:w14="http://schemas.microsoft.com/office/word/2010/wordml" xmlns:w15="http://schemas.microsoft.com/office/word/2012/wordml" xmlns:w16se="http://schemas.microsoft.com/office/word/2015/wordml/symex" xmlns:wpg="http://schemas.microsoft.com/office/word/2010/wordprocessingGroup" xmlns:wpi="http://schemas.microsoft.com/office/word/2010/wordprocessingInk" xmlns:wne="http://schemas.microsoft.com/office/word/2006/wordml" xmlns:wps="http://schemas.microsoft.com/office/word/2010/wordprocessingShape" mc:Ignorable="w14 w15 w16se wp14">
   <w:endnote w:type="separator" w:id="-1">
     <w:p>
       <w:pPr>
@@ -10504,7 +10510,7 @@
 </file>
 
 <file path=word/footer1.xml><?xml version="1.0" encoding="utf-8"?>
-<w:ftr xmlns:wpc="http://schemas.microsoft.com/office/word/2010/wordprocessingCanvas" xmlns:cx="http://schemas.microsoft.com/office/drawing/2014/chartex" xmlns:mc="http://schemas.openxmlformats.org/markup-compatibility/2006" xmlns:o="urn:schemas-microsoft-com:office:office" xmlns:r="http://schemas.openxmlformats.org/officeDocument/2006/relationships" xmlns:m="http://schemas.openxmlformats.org/officeDocument/2006/math" xmlns:v="urn:schemas-microsoft-com:vml" xmlns:wp14="http://schemas.microsoft.com/office/word/2010/wordprocessingDrawing" xmlns:wp="http://schemas.openxmlformats.org/drawingml/2006/wordprocessingDrawing" xmlns:w10="urn:schemas-microsoft-com:office:word" xmlns:w="http://schemas.openxmlformats.org/wordprocessingml/2006/main" xmlns:w14="http://schemas.microsoft.com/office/word/2010/wordml" xmlns:w15="http://schemas.microsoft.com/office/word/2012/wordml" xmlns:w16se="http://schemas.microsoft.com/office/word/2015/wordml/symex" xmlns:wpg="http://schemas.microsoft.com/office/word/2010/wordprocessingGroup" xmlns:wpi="http://schemas.microsoft.com/office/word/2010/wordprocessingInk" xmlns:wne="http://schemas.microsoft.com/office/word/2006/wordml" xmlns:wps="http://schemas.microsoft.com/office/word/2010/wordprocessingShape" mc:Ignorable="w14 w15 w16se wp14">
+<w:ftr xmlns:wpc="http://schemas.microsoft.com/office/word/2010/wordprocessingCanvas" xmlns:cx="http://schemas.microsoft.com/office/drawing/2014/chartex" xmlns:cx1="http://schemas.microsoft.com/office/drawing/2015/9/8/chartex" xmlns:mc="http://schemas.openxmlformats.org/markup-compatibility/2006" xmlns:o="urn:schemas-microsoft-com:office:office" xmlns:r="http://schemas.openxmlformats.org/officeDocument/2006/relationships" xmlns:m="http://schemas.openxmlformats.org/officeDocument/2006/math" xmlns:v="urn:schemas-microsoft-com:vml" xmlns:wp14="http://schemas.microsoft.com/office/word/2010/wordprocessingDrawing" xmlns:wp="http://schemas.openxmlformats.org/drawingml/2006/wordprocessingDrawing" xmlns:w10="urn:schemas-microsoft-com:office:word" xmlns:w="http://schemas.openxmlformats.org/wordprocessingml/2006/main" xmlns:w14="http://schemas.microsoft.com/office/word/2010/wordml" xmlns:w15="http://schemas.microsoft.com/office/word/2012/wordml" xmlns:w16se="http://schemas.microsoft.com/office/word/2015/wordml/symex" xmlns:wpg="http://schemas.microsoft.com/office/word/2010/wordprocessingGroup" xmlns:wpi="http://schemas.microsoft.com/office/word/2010/wordprocessingInk" xmlns:wne="http://schemas.microsoft.com/office/word/2006/wordml" xmlns:wps="http://schemas.microsoft.com/office/word/2010/wordprocessingShape" mc:Ignorable="w14 w15 w16se wp14">
   <w:sdt>
     <w:sdtPr>
       <w:id w:val="-1400746665"/>
@@ -10562,7 +10568,7 @@
             <w:sz w:val="28"/>
             <w:szCs w:val="28"/>
           </w:rPr>
-          <w:t>12</w:t>
+          <w:t>15</w:t>
         </w:r>
         <w:r>
           <w:rPr>
@@ -10579,7 +10585,7 @@
 </file>
 
 <file path=word/footnotes.xml><?xml version="1.0" encoding="utf-8"?>
-<w:footnotes xmlns:wpc="http://schemas.microsoft.com/office/word/2010/wordprocessingCanvas" xmlns:cx="http://schemas.microsoft.com/office/drawing/2014/chartex" xmlns:mc="http://schemas.openxmlformats.org/markup-compatibility/2006" xmlns:o="urn:schemas-microsoft-com:office:office" xmlns:r="http://schemas.openxmlformats.org/officeDocument/2006/relationships" xmlns:m="http://schemas.openxmlformats.org/officeDocument/2006/math" xmlns:v="urn:schemas-microsoft-com:vml" xmlns:wp14="http://schemas.microsoft.com/office/word/2010/wordprocessingDrawing" xmlns:wp="http://schemas.openxmlformats.org/drawingml/2006/wordprocessingDrawing" xmlns:w10="urn:schemas-microsoft-com:office:word" xmlns:w="http://schemas.openxmlformats.org/wordprocessingml/2006/main" xmlns:w14="http://schemas.microsoft.com/office/word/2010/wordml" xmlns:w15="http://schemas.microsoft.com/office/word/2012/wordml" xmlns:w16se="http://schemas.microsoft.com/office/word/2015/wordml/symex" xmlns:wpg="http://schemas.microsoft.com/office/word/2010/wordprocessingGroup" xmlns:wpi="http://schemas.microsoft.com/office/word/2010/wordprocessingInk" xmlns:wne="http://schemas.microsoft.com/office/word/2006/wordml" xmlns:wps="http://schemas.microsoft.com/office/word/2010/wordprocessingShape" mc:Ignorable="w14 w15 w16se wp14">
+<w:footnotes xmlns:wpc="http://schemas.microsoft.com/office/word/2010/wordprocessingCanvas" xmlns:cx="http://schemas.microsoft.com/office/drawing/2014/chartex" xmlns:cx1="http://schemas.microsoft.com/office/drawing/2015/9/8/chartex" xmlns:mc="http://schemas.openxmlformats.org/markup-compatibility/2006" xmlns:o="urn:schemas-microsoft-com:office:office" xmlns:r="http://schemas.openxmlformats.org/officeDocument/2006/relationships" xmlns:m="http://schemas.openxmlformats.org/officeDocument/2006/math" xmlns:v="urn:schemas-microsoft-com:vml" xmlns:wp14="http://schemas.microsoft.com/office/word/2010/wordprocessingDrawing" xmlns:wp="http://schemas.openxmlformats.org/drawingml/2006/wordprocessingDrawing" xmlns:w10="urn:schemas-microsoft-com:office:word" xmlns:w="http://schemas.openxmlformats.org/wordprocessingml/2006/main" xmlns:w14="http://schemas.microsoft.com/office/word/2010/wordml" xmlns:w15="http://schemas.microsoft.com/office/word/2012/wordml" xmlns:w16se="http://schemas.microsoft.com/office/word/2015/wordml/symex" xmlns:wpg="http://schemas.microsoft.com/office/word/2010/wordprocessingGroup" xmlns:wpi="http://schemas.microsoft.com/office/word/2010/wordprocessingInk" xmlns:wne="http://schemas.microsoft.com/office/word/2006/wordml" xmlns:wps="http://schemas.microsoft.com/office/word/2010/wordprocessingShape" mc:Ignorable="w14 w15 w16se wp14">
   <w:footnote w:type="separator" w:id="-1">
     <w:p>
       <w:pPr>
@@ -10604,7 +10610,7 @@
 </file>
 
 <file path=word/numbering.xml><?xml version="1.0" encoding="utf-8"?>
-<w:numbering xmlns:wpc="http://schemas.microsoft.com/office/word/2010/wordprocessingCanvas" xmlns:cx="http://schemas.microsoft.com/office/drawing/2014/chartex" xmlns:mc="http://schemas.openxmlformats.org/markup-compatibility/2006" xmlns:o="urn:schemas-microsoft-com:office:office" xmlns:r="http://schemas.openxmlformats.org/officeDocument/2006/relationships" xmlns:m="http://schemas.openxmlformats.org/officeDocument/2006/math" xmlns:v="urn:schemas-microsoft-com:vml" xmlns:wp14="http://schemas.microsoft.com/office/word/2010/wordprocessingDrawing" xmlns:wp="http://schemas.openxmlformats.org/drawingml/2006/wordprocessingDrawing" xmlns:w10="urn:schemas-microsoft-com:office:word" xmlns:w="http://schemas.openxmlformats.org/wordprocessingml/2006/main" xmlns:w14="http://schemas.microsoft.com/office/word/2010/wordml" xmlns:w15="http://schemas.microsoft.com/office/word/2012/wordml" xmlns:w16se="http://schemas.microsoft.com/office/word/2015/wordml/symex" xmlns:wpg="http://schemas.microsoft.com/office/word/2010/wordprocessingGroup" xmlns:wpi="http://schemas.microsoft.com/office/word/2010/wordprocessingInk" xmlns:wne="http://schemas.microsoft.com/office/word/2006/wordml" xmlns:wps="http://schemas.microsoft.com/office/word/2010/wordprocessingShape" mc:Ignorable="w14 w15 w16se wp14">
+<w:numbering xmlns:wpc="http://schemas.microsoft.com/office/word/2010/wordprocessingCanvas" xmlns:cx="http://schemas.microsoft.com/office/drawing/2014/chartex" xmlns:cx1="http://schemas.microsoft.com/office/drawing/2015/9/8/chartex" xmlns:mc="http://schemas.openxmlformats.org/markup-compatibility/2006" xmlns:o="urn:schemas-microsoft-com:office:office" xmlns:r="http://schemas.openxmlformats.org/officeDocument/2006/relationships" xmlns:m="http://schemas.openxmlformats.org/officeDocument/2006/math" xmlns:v="urn:schemas-microsoft-com:vml" xmlns:wp14="http://schemas.microsoft.com/office/word/2010/wordprocessingDrawing" xmlns:wp="http://schemas.openxmlformats.org/drawingml/2006/wordprocessingDrawing" xmlns:w10="urn:schemas-microsoft-com:office:word" xmlns:w="http://schemas.openxmlformats.org/wordprocessingml/2006/main" xmlns:w14="http://schemas.microsoft.com/office/word/2010/wordml" xmlns:w15="http://schemas.microsoft.com/office/word/2012/wordml" xmlns:w16se="http://schemas.microsoft.com/office/word/2015/wordml/symex" xmlns:wpg="http://schemas.microsoft.com/office/word/2010/wordprocessingGroup" xmlns:wpi="http://schemas.microsoft.com/office/word/2010/wordprocessingInk" xmlns:wne="http://schemas.microsoft.com/office/word/2006/wordml" xmlns:wps="http://schemas.microsoft.com/office/word/2010/wordprocessingShape" mc:Ignorable="w14 w15 w16se wp14">
   <w:abstractNum w:abstractNumId="0" w15:restartNumberingAfterBreak="0">
     <w:nsid w:val="00FF54E3"/>
     <w:multiLevelType w:val="multilevel"/>
@@ -14692,7 +14698,7 @@
 </file>
 
 <file path=customXml/itemProps1.xml><?xml version="1.0" encoding="utf-8"?>
-<ds:datastoreItem xmlns:ds="http://schemas.openxmlformats.org/officeDocument/2006/customXml" ds:itemID="{023B3CD0-21DC-4835-96FA-C52EBD574425}">
+<ds:datastoreItem xmlns:ds="http://schemas.openxmlformats.org/officeDocument/2006/customXml" ds:itemID="{FB31430E-7BCC-4A27-ABBB-E9384C70BCBB}">
   <ds:schemaRefs>
     <ds:schemaRef ds:uri="http://schemas.openxmlformats.org/officeDocument/2006/bibliography"/>
   </ds:schemaRefs>
